--- a/CV/Yu_Sugihara_CV.docx
+++ b/CV/Yu_Sugihara_CV.docx
@@ -1,13 +1,13 @@
 
 <file path=word/document.xml><?xml version="1.0" encoding="utf-8"?>
-<w:document xmlns:wpc="http://schemas.microsoft.com/office/word/2010/wordprocessingCanvas" xmlns:cx="http://schemas.microsoft.com/office/drawing/2014/chartex" xmlns:cx1="http://schemas.microsoft.com/office/drawing/2015/9/8/chartex" xmlns:cx2="http://schemas.microsoft.com/office/drawing/2015/10/21/chartex" xmlns:cx3="http://schemas.microsoft.com/office/drawing/2016/5/9/chartex" xmlns:cx4="http://schemas.microsoft.com/office/drawing/2016/5/10/chartex" xmlns:cx5="http://schemas.microsoft.com/office/drawing/2016/5/11/chartex" xmlns:cx6="http://schemas.microsoft.com/office/drawing/2016/5/12/chartex" xmlns:cx7="http://schemas.microsoft.com/office/drawing/2016/5/13/chartex" xmlns:cx8="http://schemas.microsoft.com/office/drawing/2016/5/14/chartex" xmlns:mc="http://schemas.openxmlformats.org/markup-compatibility/2006" xmlns:aink="http://schemas.microsoft.com/office/drawing/2016/ink" xmlns:am3d="http://schemas.microsoft.com/office/drawing/2017/model3d" xmlns:o="urn:schemas-microsoft-com:office:office" xmlns:oel="http://schemas.microsoft.com/office/2019/extlst" xmlns:r="http://schemas.openxmlformats.org/officeDocument/2006/relationships" xmlns:m="http://schemas.openxmlformats.org/officeDocument/2006/math" xmlns:v="urn:schemas-microsoft-com:vml" xmlns:wp14="http://schemas.microsoft.com/office/word/2010/wordprocessingDrawing" xmlns:wp="http://schemas.openxmlformats.org/drawingml/2006/wordprocessingDrawing" xmlns:w10="urn:schemas-microsoft-com:office:word" xmlns:w="http://schemas.openxmlformats.org/wordprocessingml/2006/main" xmlns:w14="http://schemas.microsoft.com/office/word/2010/wordml" xmlns:w15="http://schemas.microsoft.com/office/word/2012/wordml" xmlns:w16cex="http://schemas.microsoft.com/office/word/2018/wordml/cex" xmlns:w16cid="http://schemas.microsoft.com/office/word/2016/wordml/cid" xmlns:w16="http://schemas.microsoft.com/office/word/2018/wordml" xmlns:w16du="http://schemas.microsoft.com/office/word/2023/wordml/word16du" xmlns:w16sdtdh="http://schemas.microsoft.com/office/word/2020/wordml/sdtdatahash" xmlns:w16sdtfl="http://schemas.microsoft.com/office/word/2024/wordml/sdtformatlock" xmlns:w16se="http://schemas.microsoft.com/office/word/2015/wordml/symex" xmlns:wpg="http://schemas.microsoft.com/office/word/2010/wordprocessingGroup" xmlns:wpi="http://schemas.microsoft.com/office/word/2010/wordprocessingInk" xmlns:wne="http://schemas.microsoft.com/office/word/2006/wordml" xmlns:wps="http://schemas.microsoft.com/office/word/2010/wordprocessingShape" mc:Ignorable="w14 w15 w16se w16cid w16 w16cex w16sdtdh w16sdtfl w16du wp14">
+<w:document xmlns:wpc="http://schemas.microsoft.com/office/word/2010/wordprocessingCanvas" xmlns:cx="http://schemas.microsoft.com/office/drawing/2014/chartex" xmlns:cx1="http://schemas.microsoft.com/office/drawing/2015/9/8/chartex" xmlns:cx2="http://schemas.microsoft.com/office/drawing/2015/10/21/chartex" xmlns:cx3="http://schemas.microsoft.com/office/drawing/2016/5/9/chartex" xmlns:cx4="http://schemas.microsoft.com/office/drawing/2016/5/10/chartex" xmlns:cx5="http://schemas.microsoft.com/office/drawing/2016/5/11/chartex" xmlns:cx6="http://schemas.microsoft.com/office/drawing/2016/5/12/chartex" xmlns:cx7="http://schemas.microsoft.com/office/drawing/2016/5/13/chartex" xmlns:cx8="http://schemas.microsoft.com/office/drawing/2016/5/14/chartex" xmlns:mc="http://schemas.openxmlformats.org/markup-compatibility/2006" xmlns:m="http://schemas.openxmlformats.org/officeDocument/2006/math" xmlns:aink="http://schemas.microsoft.com/office/drawing/2016/ink" xmlns:am3d="http://schemas.microsoft.com/office/drawing/2017/model3d" xmlns:oel="http://schemas.microsoft.com/office/2019/extlst" xmlns:r="http://schemas.openxmlformats.org/officeDocument/2006/relationships" xmlns:wp14="http://schemas.microsoft.com/office/word/2010/wordprocessingDrawing" xmlns:wp="http://schemas.openxmlformats.org/drawingml/2006/wordprocessingDrawing" xmlns:wpg="http://schemas.microsoft.com/office/word/2010/wordprocessingGroup" xmlns:wpi="http://schemas.microsoft.com/office/word/2010/wordprocessingInk" xmlns:wps="http://schemas.microsoft.com/office/word/2010/wordprocessingShape" xmlns:o="urn:schemas-microsoft-com:office:office" xmlns:v="urn:schemas-microsoft-com:vml" xmlns:w10="urn:schemas-microsoft-com:office:word" xmlns:w="http://schemas.openxmlformats.org/wordprocessingml/2006/main" xmlns:w14="http://schemas.microsoft.com/office/word/2010/wordml" xmlns:w15="http://schemas.microsoft.com/office/word/2012/wordml" xmlns:w16cex="http://schemas.microsoft.com/office/word/2018/wordml/cex" xmlns:w16cid="http://schemas.microsoft.com/office/word/2016/wordml/cid" xmlns:w16="http://schemas.microsoft.com/office/word/2018/wordml" xmlns:w16sdtdh="http://schemas.microsoft.com/office/word/2020/wordml/sdtdatahash" xmlns:w16sdtfl="http://schemas.microsoft.com/office/word/2024/wordml/sdtformatlock" xmlns:w16se="http://schemas.microsoft.com/office/word/2015/wordml/symex" xmlns:w16du="http://schemas.microsoft.com/office/word/2023/wordml/word16du" xmlns:wne="http://schemas.microsoft.com/office/word/2006/wordml" mc:Ignorable="w14 w15 w16se w16cid w16 w16cex w16sdtdh w16sdtfl w16du wp14">
   <w:body>
     <w:p>
       <w:pPr>
-        <w:spacing w:before="0" w:after="160"/>
+        <w:spacing w:after="160"/>
         <w:jc w:val="center"/>
         <w:rPr>
-          <w:rFonts w:ascii="Aptos" w:hAnsi="Aptos" w:cs="Aptos" w:eastAsia="Aptos"/>
+          <w:rFonts w:eastAsia="Aptos" w:cs="Aptos"/>
           <w:b/>
           <w:bCs/>
           <w:sz w:val="36"/>
@@ -16,7 +16,7 @@
       </w:pPr>
       <w:r>
         <w:rPr>
-          <w:rFonts w:ascii="Aptos Display" w:hAnsi="Aptos Display" w:cs="Aptos Display" w:eastAsia="Aptos Display"/>
+          <w:rFonts w:ascii="Aptos Display" w:eastAsia="Aptos Display" w:hAnsi="Aptos Display" w:cs="Aptos Display"/>
           <w:b/>
           <w:bCs/>
           <w:color w:val="1F2937"/>
@@ -28,22 +28,22 @@
     </w:p>
     <w:p>
       <w:pPr>
-        <w:spacing w:before="0" w:after="0" w:line="200" w:lineRule="exact"/>
+        <w:spacing w:after="0" w:line="200" w:lineRule="exact"/>
         <w:jc w:val="left"/>
         <w:rPr>
-          <w:rFonts w:ascii="Aptos" w:hAnsi="Aptos" w:cs="Aptos" w:eastAsia="Aptos"/>
+          <w:rFonts w:eastAsia="Aptos" w:cs="Aptos"/>
           <w:szCs w:val="21"/>
         </w:rPr>
       </w:pPr>
       <w:r>
         <w:rPr>
-          <w:rFonts w:ascii="Aptos" w:hAnsi="Aptos" w:cs="Aptos" w:eastAsia="Aptos"/>
+          <w:rFonts w:eastAsia="Aptos" w:cs="Aptos"/>
           <w:noProof/>
           <w:color w:val="1F2937"/>
           <w:sz w:val="2"/>
           <w:szCs w:val="2"/>
         </w:rPr>
-        <w:pict w14:anchorId="0BC9F37A">
+        <w:pict w14:anchorId="7ACFD0B5">
           <v:shapetype id="_x0000_t202" coordsize="21600,21600" o:spt="202" path="m,l,21600r21600,l21600,xe">
             <v:stroke joinstyle="miter"/>
             <v:path gradientshapeok="t" o:connecttype="rect"/>
@@ -56,26 +56,22 @@
                     <w:spacing w:line="276" w:lineRule="auto"/>
                     <w:jc w:val="left"/>
                     <w:rPr>
-                      <w:rFonts w:ascii="Aptos" w:hAnsi="Aptos" w:cs="Aptos" w:eastAsia="Aptos"/>
+                      <w:rFonts w:eastAsia="Aptos" w:cs="Aptos"/>
+                      <w:color w:val="374151"/>
                       <w:sz w:val="22"/>
-                      <w:color w:val="374151"/>
                     </w:rPr>
                   </w:pPr>
                   <w:r>
                     <w:rPr>
-                      <w:rFonts w:ascii="Aptos" w:hAnsi="Aptos" w:cs="Aptos" w:eastAsia="Aptos"/>
-                      <w:sz w:val="24"/>
+                      <w:rFonts w:eastAsia="Aptos" w:cs="Aptos"/>
                       <w:color w:val="374151"/>
-                      <w:szCs w:val="24"/>
                     </w:rPr>
                     <w:t>Team Leader</w:t>
                   </w:r>
                   <w:r>
                     <w:rPr>
-                      <w:rFonts w:ascii="Aptos" w:hAnsi="Aptos" w:cs="Aptos" w:eastAsia="Aptos"/>
-                      <w:sz w:val="24"/>
+                      <w:rFonts w:eastAsia="Aptos" w:cs="Aptos"/>
                       <w:color w:val="374151"/>
-                      <w:szCs w:val="24"/>
                     </w:rPr>
                     <w:t>,</w:t>
                   </w:r>
@@ -84,35 +80,29 @@
                   <w:pPr>
                     <w:jc w:val="left"/>
                     <w:rPr>
-                      <w:rFonts w:ascii="Aptos" w:hAnsi="Aptos" w:cs="Aptos" w:eastAsia="Aptos"/>
+                      <w:rFonts w:eastAsia="Aptos" w:cs="Aptos"/>
+                      <w:color w:val="374151"/>
                       <w:sz w:val="22"/>
-                      <w:color w:val="374151"/>
                     </w:rPr>
                   </w:pPr>
                   <w:r>
                     <w:rPr>
-                      <w:rFonts w:ascii="Aptos" w:hAnsi="Aptos" w:cs="Aptos" w:eastAsia="Aptos"/>
-                      <w:sz w:val="24"/>
+                      <w:rFonts w:eastAsia="Aptos" w:cs="Aptos"/>
                       <w:color w:val="374151"/>
-                      <w:szCs w:val="24"/>
                     </w:rPr>
                     <w:t>The Sainsbury Laboratory</w:t>
                   </w:r>
                   <w:r>
                     <w:rPr>
-                      <w:rFonts w:ascii="Aptos" w:hAnsi="Aptos" w:cs="Aptos" w:eastAsia="Aptos"/>
-                      <w:sz w:val="24"/>
+                      <w:rFonts w:eastAsia="Aptos" w:cs="Aptos"/>
                       <w:color w:val="374151"/>
-                      <w:szCs w:val="24"/>
                     </w:rPr>
                     <w:t>,</w:t>
                   </w:r>
                   <w:r>
                     <w:rPr>
-                      <w:rFonts w:ascii="Aptos" w:hAnsi="Aptos" w:cs="Aptos" w:eastAsia="Aptos"/>
-                      <w:sz w:val="24"/>
+                      <w:rFonts w:eastAsia="Aptos" w:cs="Aptos"/>
                       <w:color w:val="374151"/>
-                      <w:szCs w:val="24"/>
                     </w:rPr>
                     <w:t xml:space="preserve"> UK</w:t>
                   </w:r>
@@ -125,22 +115,18 @@
     </w:p>
     <w:p>
       <w:pPr>
-        <w:spacing w:before="0" w:after="0" w:line="200" w:lineRule="exact"/>
+        <w:spacing w:after="0" w:line="200" w:lineRule="exact"/>
         <w:jc w:val="left"/>
         <w:rPr>
-          <w:rFonts w:ascii="Aptos" w:hAnsi="Aptos" w:cs="Aptos" w:eastAsia="Aptos"/>
+          <w:rFonts w:eastAsia="Aptos" w:cs="Aptos"/>
           <w:szCs w:val="21"/>
         </w:rPr>
       </w:pPr>
       <w:r>
         <w:rPr>
-          <w:rFonts w:ascii="Aptos" w:hAnsi="Aptos" w:cs="Aptos" w:eastAsia="Aptos"/>
           <w:noProof/>
-          <w:color w:val="1F2937"/>
-          <w:sz w:val="2"/>
-          <w:szCs w:val="2"/>
-        </w:rPr>
-        <w:pict w14:anchorId="274CA251">
+        </w:rPr>
+        <w:pict w14:anchorId="29AD4D9B">
           <v:shape id="Text Box 1" o:spid="_x0000_s1026" type="#_x0000_t202" style="position:absolute;margin-left:309.45pt;margin-top:.65pt;width:178.3pt;height:28.65pt;z-index:251661312;visibility:visible;mso-wrap-style:square;mso-width-percent:0;mso-height-percent:0;mso-wrap-distance-left:9pt;mso-wrap-distance-top:0;mso-wrap-distance-right:9pt;mso-wrap-distance-bottom:0;mso-position-horizontal:absolute;mso-position-horizontal-relative:text;mso-position-vertical:absolute;mso-position-vertical-relative:text;mso-width-percent:0;mso-height-percent:0;mso-width-relative:margin;mso-height-relative:margin;v-text-anchor:top" o:gfxdata="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" filled="f" stroked="f" strokeweight=".5pt">
             <v:textbox>
               <w:txbxContent>
@@ -148,17 +134,15 @@
                   <w:pPr>
                     <w:jc w:val="right"/>
                     <w:rPr>
-                      <w:rFonts w:ascii="Aptos" w:hAnsi="Aptos" w:cs="Aptos" w:eastAsia="Aptos"/>
+                      <w:rFonts w:eastAsia="Aptos" w:cs="Aptos"/>
+                      <w:color w:val="374151"/>
                       <w:sz w:val="22"/>
-                      <w:color w:val="374151"/>
                     </w:rPr>
                   </w:pPr>
                   <w:r>
                     <w:rPr>
-                      <w:rFonts w:ascii="Aptos" w:hAnsi="Aptos" w:cs="Aptos" w:eastAsia="Aptos"/>
-                      <w:sz w:val="24"/>
+                      <w:rFonts w:eastAsia="Aptos" w:cs="Aptos"/>
                       <w:color w:val="374151"/>
-                      <w:szCs w:val="24"/>
                     </w:rPr>
                     <w:t>yu.sugihara@tsl.ac.uk</w:t>
                   </w:r>
@@ -167,9 +151,9 @@
                   <w:pPr>
                     <w:jc w:val="right"/>
                     <w:rPr>
-                      <w:rFonts w:ascii="Aptos" w:hAnsi="Aptos" w:cs="Aptos" w:eastAsia="Aptos"/>
+                      <w:rFonts w:eastAsia="Aptos" w:cs="Aptos"/>
+                      <w:color w:val="374151"/>
                       <w:sz w:val="22"/>
-                      <w:color w:val="374151"/>
                     </w:rPr>
                   </w:pPr>
                 </w:p>
@@ -181,51 +165,49 @@
     </w:p>
     <w:p>
       <w:pPr>
-        <w:spacing w:before="0" w:after="0" w:line="200" w:lineRule="exact"/>
+        <w:spacing w:after="0" w:line="200" w:lineRule="exact"/>
         <w:jc w:val="left"/>
         <w:rPr>
-          <w:rFonts w:ascii="Aptos" w:hAnsi="Aptos" w:cs="Aptos" w:eastAsia="Aptos"/>
+          <w:rFonts w:eastAsia="Aptos" w:cs="Aptos"/>
           <w:szCs w:val="21"/>
         </w:rPr>
       </w:pPr>
     </w:p>
     <w:p>
       <w:pPr>
-        <w:spacing w:before="0" w:after="0" w:line="200" w:lineRule="exact"/>
+        <w:spacing w:after="0" w:line="200" w:lineRule="exact"/>
         <w:jc w:val="left"/>
         <w:rPr>
-          <w:rFonts w:ascii="Aptos" w:hAnsi="Aptos" w:cs="Aptos" w:eastAsia="Aptos"/>
+          <w:rFonts w:eastAsia="Aptos" w:cs="Aptos"/>
           <w:szCs w:val="21"/>
         </w:rPr>
       </w:pPr>
     </w:p>
     <w:p>
       <w:pPr>
-        <w:spacing w:before="0" w:after="0" w:line="200" w:lineRule="exact"/>
+        <w:spacing w:after="0" w:line="200" w:lineRule="exact"/>
         <w:jc w:val="left"/>
         <w:rPr>
-          <w:rFonts w:ascii="Aptos" w:hAnsi="Aptos" w:cs="Aptos" w:eastAsia="Aptos"/>
+          <w:rFonts w:eastAsia="Aptos" w:cs="Aptos"/>
           <w:szCs w:val="21"/>
         </w:rPr>
       </w:pPr>
     </w:p>
     <w:p>
       <w:pPr>
-        <w:spacing w:before="0" w:after="0" w:line="200" w:lineRule="exact"/>
+        <w:spacing w:after="0" w:line="200" w:lineRule="exact"/>
         <w:jc w:val="left"/>
         <w:rPr>
-          <w:rFonts w:ascii="Aptos" w:hAnsi="Aptos" w:cs="Aptos" w:eastAsia="Aptos"/>
-          <w:sz w:val="24"/>
+          <w:rFonts w:eastAsia="Aptos" w:cs="Aptos"/>
         </w:rPr>
       </w:pPr>
     </w:p>
     <w:p>
       <w:pPr>
-        <w:keepNext w:val="0"/>
         <w:spacing w:before="60" w:after="60"/>
         <w:jc w:val="center"/>
         <w:rPr>
-          <w:rFonts w:ascii="Aptos" w:hAnsi="Aptos" w:cs="Aptos" w:eastAsia="Aptos"/>
+          <w:rFonts w:eastAsia="Aptos" w:cs="Aptos"/>
           <w:b/>
           <w:bCs/>
           <w:sz w:val="28"/>
@@ -234,7 +216,7 @@
       </w:pPr>
       <w:r>
         <w:rPr>
-          <w:rFonts w:ascii="Aptos" w:hAnsi="Aptos" w:cs="Aptos" w:hint="eastAsia" w:eastAsia="Aptos"/>
+          <w:rFonts w:eastAsia="Aptos" w:cs="Aptos" w:hint="eastAsia"/>
           <w:b/>
           <w:bCs/>
           <w:color w:val="1F4E79"/>
@@ -245,7 +227,7 @@
       </w:r>
       <w:r>
         <w:rPr>
-          <w:rFonts w:ascii="Aptos" w:hAnsi="Aptos" w:cs="Aptos" w:eastAsia="Aptos"/>
+          <w:rFonts w:eastAsia="Aptos" w:cs="Aptos"/>
           <w:b/>
           <w:bCs/>
           <w:color w:val="1F4E79"/>
@@ -257,10 +239,10 @@
     </w:p>
     <w:p>
       <w:pPr>
-        <w:spacing w:before="0" w:after="0" w:line="20" w:lineRule="exact"/>
+        <w:spacing w:after="0" w:line="20" w:lineRule="exact"/>
         <w:jc w:val="center"/>
         <w:rPr>
-          <w:rFonts w:ascii="Aptos" w:hAnsi="Aptos" w:cs="Aptos" w:eastAsia="Aptos"/>
+          <w:rFonts w:eastAsia="Aptos" w:cs="Aptos"/>
           <w:b/>
           <w:bCs/>
           <w:sz w:val="32"/>
@@ -270,321 +252,265 @@
     </w:p>
     <w:p>
       <w:pPr>
-        <w:spacing w:after="44" w:line="245" w:lineRule="auto"/>
+        <w:spacing w:after="44"/>
         <w:jc w:val="left"/>
         <w:rPr>
-          <w:rFonts w:ascii="Aptos" w:hAnsi="Aptos" w:cs="Aptos" w:eastAsia="Aptos"/>
-          <w:sz w:val="24"/>
-        </w:rPr>
-      </w:pPr>
-      <w:r>
-        <w:rPr>
-          <w:rFonts w:ascii="Aptos" w:hAnsi="Aptos" w:cs="Aptos" w:hint="eastAsia" w:eastAsia="Aptos"/>
-          <w:color w:val="1F2937"/>
-          <w:sz w:val="24"/>
-          <w:szCs w:val="24"/>
+          <w:rFonts w:eastAsia="Aptos" w:cs="Aptos"/>
+        </w:rPr>
+      </w:pPr>
+      <w:r>
+        <w:rPr>
+          <w:rFonts w:eastAsia="Aptos" w:cs="Aptos" w:hint="eastAsia"/>
+          <w:color w:val="1F2937"/>
         </w:rPr>
         <w:t>2</w:t>
       </w:r>
       <w:r>
         <w:rPr>
-          <w:rFonts w:ascii="Aptos" w:hAnsi="Aptos" w:cs="Aptos" w:eastAsia="Aptos"/>
-          <w:color w:val="1F2937"/>
-          <w:sz w:val="24"/>
-          <w:szCs w:val="24"/>
+          <w:rFonts w:eastAsia="Aptos" w:cs="Aptos"/>
+          <w:color w:val="1F2937"/>
         </w:rPr>
         <w:t>02</w:t>
       </w:r>
       <w:r>
         <w:rPr>
-          <w:rFonts w:ascii="Aptos" w:hAnsi="Aptos" w:cs="Aptos" w:eastAsia="Aptos"/>
-          <w:color w:val="1F2937"/>
-          <w:sz w:val="24"/>
-          <w:szCs w:val="24"/>
+          <w:rFonts w:eastAsia="Aptos" w:cs="Aptos"/>
+          <w:color w:val="1F2937"/>
         </w:rPr>
         <w:t>3</w:t>
       </w:r>
       <w:r>
         <w:rPr>
-          <w:rFonts w:ascii="Aptos" w:hAnsi="Aptos" w:cs="Aptos" w:eastAsia="Aptos"/>
-          <w:color w:val="1F2937"/>
-          <w:sz w:val="24"/>
-          <w:szCs w:val="24"/>
+          <w:rFonts w:eastAsia="Aptos" w:cs="Aptos"/>
+          <w:color w:val="1F2937"/>
         </w:rPr>
         <w:t xml:space="preserve"> </w:t>
       </w:r>
       <w:r>
         <w:rPr>
-          <w:rFonts w:ascii="Aptos" w:hAnsi="Aptos" w:cs="Aptos" w:eastAsia="Aptos"/>
-          <w:color w:val="1F2937"/>
-          <w:sz w:val="24"/>
-          <w:szCs w:val="24"/>
+          <w:rFonts w:eastAsia="Aptos" w:cs="Aptos"/>
+          <w:color w:val="1F2937"/>
         </w:rPr>
         <w:tab/>
       </w:r>
       <w:r>
         <w:rPr>
-          <w:rFonts w:ascii="Aptos" w:hAnsi="Aptos" w:cs="Aptos" w:eastAsia="Aptos"/>
-          <w:color w:val="1F2937"/>
-          <w:sz w:val="24"/>
-          <w:szCs w:val="24"/>
+          <w:rFonts w:eastAsia="Aptos" w:cs="Aptos"/>
+          <w:color w:val="1F2937"/>
         </w:rPr>
         <w:tab/>
       </w:r>
       <w:r>
         <w:rPr>
-          <w:rFonts w:ascii="Aptos" w:hAnsi="Aptos" w:cs="Aptos" w:eastAsia="Aptos"/>
+          <w:rFonts w:eastAsia="Aptos" w:cs="Aptos"/>
           <w:b/>
           <w:bCs/>
           <w:color w:val="1F2937"/>
-          <w:sz w:val="24"/>
-          <w:szCs w:val="24"/>
         </w:rPr>
         <w:t>Ph. D</w:t>
       </w:r>
     </w:p>
     <w:p>
       <w:pPr>
-        <w:spacing w:after="44" w:line="245" w:lineRule="auto"/>
+        <w:spacing w:after="44"/>
         <w:ind w:left="840" w:firstLine="840"/>
         <w:jc w:val="left"/>
         <w:rPr>
-          <w:rFonts w:ascii="Aptos" w:hAnsi="Aptos" w:cs="Aptos" w:eastAsia="Aptos"/>
-          <w:sz w:val="24"/>
-        </w:rPr>
-      </w:pPr>
-      <w:r>
-        <w:rPr>
-          <w:rFonts w:ascii="Aptos" w:hAnsi="Aptos" w:cs="Aptos" w:eastAsia="Aptos"/>
-          <w:color w:val="1F2937"/>
-          <w:sz w:val="24"/>
-          <w:szCs w:val="24"/>
+          <w:rFonts w:eastAsia="Aptos" w:cs="Aptos"/>
+        </w:rPr>
+      </w:pPr>
+      <w:r>
+        <w:rPr>
+          <w:rFonts w:eastAsia="Aptos" w:cs="Aptos"/>
+          <w:color w:val="1F2937"/>
         </w:rPr>
         <w:t>Graduate School of Agriculture, Kyoto University, Japan</w:t>
       </w:r>
     </w:p>
     <w:p>
       <w:pPr>
-        <w:spacing w:after="44" w:line="245" w:lineRule="auto"/>
+        <w:spacing w:after="44"/>
         <w:ind w:left="840" w:firstLine="840"/>
         <w:jc w:val="left"/>
         <w:rPr>
-          <w:rFonts w:ascii="Aptos" w:hAnsi="Aptos" w:cs="Aptos" w:eastAsia="Aptos"/>
-          <w:sz w:val="24"/>
-        </w:rPr>
-      </w:pPr>
-      <w:r>
-        <w:rPr>
-          <w:rFonts w:ascii="Aptos" w:hAnsi="Aptos" w:cs="Aptos" w:hint="eastAsia" w:eastAsia="Aptos"/>
-          <w:color w:val="1F2937"/>
-          <w:sz w:val="24"/>
-          <w:szCs w:val="24"/>
+          <w:rFonts w:eastAsia="Aptos" w:cs="Aptos"/>
+        </w:rPr>
+      </w:pPr>
+      <w:r>
+        <w:rPr>
+          <w:rFonts w:eastAsia="Aptos" w:cs="Aptos" w:hint="eastAsia"/>
+          <w:color w:val="1F2937"/>
         </w:rPr>
         <w:t>A</w:t>
       </w:r>
       <w:r>
         <w:rPr>
-          <w:rFonts w:ascii="Aptos" w:hAnsi="Aptos" w:cs="Aptos" w:eastAsia="Aptos"/>
-          <w:color w:val="1F2937"/>
-          <w:sz w:val="24"/>
-          <w:szCs w:val="24"/>
+          <w:rFonts w:eastAsia="Aptos" w:cs="Aptos"/>
+          <w:color w:val="1F2937"/>
         </w:rPr>
         <w:t>dvisor: Prof. Ryohei Terauchi</w:t>
       </w:r>
     </w:p>
     <w:p>
       <w:pPr>
-        <w:spacing w:after="44" w:line="245" w:lineRule="auto"/>
+        <w:spacing w:after="44"/>
         <w:jc w:val="left"/>
         <w:rPr>
-          <w:rFonts w:ascii="Aptos" w:hAnsi="Aptos" w:cs="Aptos" w:eastAsia="Aptos"/>
-          <w:sz w:val="24"/>
-        </w:rPr>
-      </w:pPr>
-      <w:r>
-        <w:rPr>
-          <w:rFonts w:ascii="Aptos" w:hAnsi="Aptos" w:cs="Aptos" w:hint="eastAsia" w:eastAsia="Aptos"/>
-          <w:color w:val="1F2937"/>
-          <w:sz w:val="24"/>
-          <w:szCs w:val="24"/>
+          <w:rFonts w:eastAsia="Aptos" w:cs="Aptos"/>
+        </w:rPr>
+      </w:pPr>
+      <w:r>
+        <w:rPr>
+          <w:rFonts w:eastAsia="Aptos" w:cs="Aptos" w:hint="eastAsia"/>
+          <w:color w:val="1F2937"/>
         </w:rPr>
         <w:t>2</w:t>
       </w:r>
       <w:r>
         <w:rPr>
-          <w:rFonts w:ascii="Aptos" w:hAnsi="Aptos" w:cs="Aptos" w:eastAsia="Aptos"/>
-          <w:color w:val="1F2937"/>
-          <w:sz w:val="24"/>
-          <w:szCs w:val="24"/>
+          <w:rFonts w:eastAsia="Aptos" w:cs="Aptos"/>
+          <w:color w:val="1F2937"/>
         </w:rPr>
         <w:t xml:space="preserve">020 </w:t>
       </w:r>
       <w:r>
         <w:rPr>
-          <w:rFonts w:ascii="Aptos" w:hAnsi="Aptos" w:cs="Aptos" w:eastAsia="Aptos"/>
-          <w:color w:val="1F2937"/>
-          <w:sz w:val="24"/>
-          <w:szCs w:val="24"/>
+          <w:rFonts w:eastAsia="Aptos" w:cs="Aptos"/>
+          <w:color w:val="1F2937"/>
         </w:rPr>
         <w:tab/>
       </w:r>
       <w:r>
         <w:rPr>
-          <w:rFonts w:ascii="Aptos" w:hAnsi="Aptos" w:cs="Aptos" w:eastAsia="Aptos"/>
-          <w:color w:val="1F2937"/>
-          <w:sz w:val="24"/>
-          <w:szCs w:val="24"/>
+          <w:rFonts w:eastAsia="Aptos" w:cs="Aptos"/>
+          <w:color w:val="1F2937"/>
         </w:rPr>
         <w:tab/>
       </w:r>
       <w:r>
         <w:rPr>
-          <w:rFonts w:ascii="Aptos" w:hAnsi="Aptos" w:cs="Aptos" w:eastAsia="Aptos"/>
+          <w:rFonts w:eastAsia="Aptos" w:cs="Aptos"/>
           <w:b/>
           <w:bCs/>
           <w:color w:val="1F2937"/>
-          <w:sz w:val="24"/>
-          <w:szCs w:val="24"/>
         </w:rPr>
         <w:t>M</w:t>
       </w:r>
       <w:r>
         <w:rPr>
-          <w:rFonts w:ascii="Aptos" w:hAnsi="Aptos" w:cs="Aptos" w:eastAsia="Aptos"/>
+          <w:rFonts w:eastAsia="Aptos" w:cs="Aptos"/>
           <w:b/>
           <w:bCs/>
           <w:color w:val="1F2937"/>
-          <w:sz w:val="24"/>
-          <w:szCs w:val="24"/>
         </w:rPr>
         <w:t>Sc</w:t>
       </w:r>
     </w:p>
     <w:p>
       <w:pPr>
-        <w:spacing w:after="44" w:line="245" w:lineRule="auto"/>
+        <w:spacing w:after="44"/>
         <w:ind w:left="840" w:firstLine="840"/>
         <w:jc w:val="left"/>
         <w:rPr>
-          <w:rFonts w:ascii="Aptos" w:hAnsi="Aptos" w:cs="Aptos" w:eastAsia="Aptos"/>
-          <w:sz w:val="24"/>
-        </w:rPr>
-      </w:pPr>
-      <w:r>
-        <w:rPr>
-          <w:rFonts w:ascii="Aptos" w:hAnsi="Aptos" w:cs="Aptos" w:eastAsia="Aptos"/>
-          <w:color w:val="1F2937"/>
-          <w:sz w:val="24"/>
-          <w:szCs w:val="24"/>
+          <w:rFonts w:eastAsia="Aptos" w:cs="Aptos"/>
+        </w:rPr>
+      </w:pPr>
+      <w:r>
+        <w:rPr>
+          <w:rFonts w:eastAsia="Aptos" w:cs="Aptos"/>
+          <w:color w:val="1F2937"/>
         </w:rPr>
         <w:t>Graduate School of Agriculture, Kyoto University, Japan</w:t>
       </w:r>
     </w:p>
     <w:p>
       <w:pPr>
-        <w:spacing w:after="44" w:line="245" w:lineRule="auto"/>
+        <w:spacing w:after="44"/>
         <w:ind w:left="840" w:firstLine="840"/>
         <w:jc w:val="left"/>
         <w:rPr>
-          <w:rFonts w:ascii="Aptos" w:hAnsi="Aptos" w:cs="Aptos" w:eastAsia="Aptos"/>
-          <w:sz w:val="24"/>
-        </w:rPr>
-      </w:pPr>
-      <w:r>
-        <w:rPr>
-          <w:rFonts w:ascii="Aptos" w:hAnsi="Aptos" w:cs="Aptos" w:hint="eastAsia" w:eastAsia="Aptos"/>
-          <w:color w:val="1F2937"/>
-          <w:sz w:val="24"/>
-          <w:szCs w:val="24"/>
+          <w:rFonts w:eastAsia="Aptos" w:cs="Aptos"/>
+        </w:rPr>
+      </w:pPr>
+      <w:r>
+        <w:rPr>
+          <w:rFonts w:eastAsia="Aptos" w:cs="Aptos" w:hint="eastAsia"/>
+          <w:color w:val="1F2937"/>
         </w:rPr>
         <w:t>A</w:t>
       </w:r>
       <w:r>
         <w:rPr>
-          <w:rFonts w:ascii="Aptos" w:hAnsi="Aptos" w:cs="Aptos" w:eastAsia="Aptos"/>
-          <w:color w:val="1F2937"/>
-          <w:sz w:val="24"/>
-          <w:szCs w:val="24"/>
+          <w:rFonts w:eastAsia="Aptos" w:cs="Aptos"/>
+          <w:color w:val="1F2937"/>
         </w:rPr>
         <w:t>dvisor: Prof. Ryohei Terauchi</w:t>
       </w:r>
     </w:p>
     <w:p>
       <w:pPr>
-        <w:spacing w:after="44" w:line="245" w:lineRule="auto"/>
+        <w:spacing w:after="44"/>
         <w:jc w:val="left"/>
         <w:rPr>
-          <w:rFonts w:ascii="Aptos" w:hAnsi="Aptos" w:cs="Aptos" w:eastAsia="Aptos"/>
-          <w:sz w:val="24"/>
-        </w:rPr>
-      </w:pPr>
-      <w:r>
-        <w:rPr>
-          <w:rFonts w:ascii="Aptos" w:hAnsi="Aptos" w:cs="Aptos" w:hint="eastAsia" w:eastAsia="Aptos"/>
-          <w:color w:val="1F2937"/>
-          <w:sz w:val="24"/>
-          <w:szCs w:val="24"/>
+          <w:rFonts w:eastAsia="Aptos" w:cs="Aptos"/>
+        </w:rPr>
+      </w:pPr>
+      <w:r>
+        <w:rPr>
+          <w:rFonts w:eastAsia="Aptos" w:cs="Aptos" w:hint="eastAsia"/>
+          <w:color w:val="1F2937"/>
         </w:rPr>
         <w:t>2</w:t>
       </w:r>
       <w:r>
         <w:rPr>
-          <w:rFonts w:ascii="Aptos" w:hAnsi="Aptos" w:cs="Aptos" w:eastAsia="Aptos"/>
-          <w:color w:val="1F2937"/>
-          <w:sz w:val="24"/>
-          <w:szCs w:val="24"/>
+          <w:rFonts w:eastAsia="Aptos" w:cs="Aptos"/>
+          <w:color w:val="1F2937"/>
         </w:rPr>
         <w:t xml:space="preserve">018          </w:t>
       </w:r>
       <w:r>
         <w:rPr>
-          <w:rFonts w:ascii="Aptos" w:hAnsi="Aptos" w:cs="Aptos" w:eastAsia="Aptos"/>
+          <w:rFonts w:eastAsia="Aptos" w:cs="Aptos"/>
           <w:b/>
           <w:bCs/>
           <w:color w:val="1F2937"/>
-          <w:sz w:val="24"/>
-          <w:szCs w:val="24"/>
         </w:rPr>
         <w:t>B</w:t>
       </w:r>
       <w:r>
         <w:rPr>
-          <w:rFonts w:ascii="Aptos" w:hAnsi="Aptos" w:cs="Aptos" w:eastAsia="Aptos"/>
+          <w:rFonts w:eastAsia="Aptos" w:cs="Aptos"/>
           <w:b/>
           <w:bCs/>
           <w:color w:val="1F2937"/>
-          <w:sz w:val="24"/>
-          <w:szCs w:val="24"/>
         </w:rPr>
         <w:t>Sc</w:t>
       </w:r>
     </w:p>
     <w:p>
       <w:pPr>
-        <w:spacing w:after="44" w:line="245" w:lineRule="auto"/>
+        <w:spacing w:after="44"/>
         <w:ind w:left="840" w:firstLine="840"/>
         <w:jc w:val="left"/>
         <w:rPr>
-          <w:rFonts w:ascii="Aptos" w:hAnsi="Aptos" w:cs="Aptos" w:eastAsia="Aptos"/>
-          <w:sz w:val="24"/>
-        </w:rPr>
-      </w:pPr>
-      <w:r>
-        <w:rPr>
-          <w:rFonts w:ascii="Aptos" w:hAnsi="Aptos" w:cs="Aptos" w:eastAsia="Aptos"/>
-          <w:color w:val="1F2937"/>
-          <w:sz w:val="24"/>
-          <w:szCs w:val="24"/>
+          <w:rFonts w:eastAsia="Aptos" w:cs="Aptos"/>
+        </w:rPr>
+      </w:pPr>
+      <w:r>
+        <w:rPr>
+          <w:rFonts w:eastAsia="Aptos" w:cs="Aptos"/>
+          <w:color w:val="1F2937"/>
         </w:rPr>
         <w:t>Department of Agriculture, Kyoto University, Japan</w:t>
       </w:r>
     </w:p>
     <w:p>
       <w:pPr>
-        <w:spacing w:after="0" w:before="0" w:line="20" w:lineRule="exact"/>
+        <w:spacing w:after="0" w:line="20" w:lineRule="exact"/>
         <w:jc w:val="left"/>
         <w:rPr>
-          <w:rFonts w:ascii="Aptos" w:hAnsi="Aptos" w:cs="Aptos" w:eastAsia="Aptos"/>
+          <w:rFonts w:eastAsia="Aptos" w:cs="Aptos"/>
           <w:sz w:val="28"/>
           <w:szCs w:val="28"/>
         </w:rPr>
@@ -592,11 +518,10 @@
     </w:p>
     <w:p>
       <w:pPr>
-        <w:keepNext w:val="0"/>
         <w:spacing w:before="60" w:after="60"/>
         <w:jc w:val="center"/>
         <w:rPr>
-          <w:rFonts w:ascii="Aptos" w:hAnsi="Aptos" w:cs="Aptos" w:eastAsia="Aptos"/>
+          <w:rFonts w:eastAsia="Aptos" w:cs="Aptos"/>
           <w:b/>
           <w:bCs/>
           <w:sz w:val="28"/>
@@ -605,7 +530,7 @@
       </w:pPr>
       <w:r>
         <w:rPr>
-          <w:rFonts w:ascii="Aptos" w:hAnsi="Aptos" w:cs="Aptos" w:hint="eastAsia" w:eastAsia="Aptos"/>
+          <w:rFonts w:eastAsia="Aptos" w:cs="Aptos" w:hint="eastAsia"/>
           <w:b/>
           <w:bCs/>
           <w:color w:val="1F4E79"/>
@@ -616,7 +541,7 @@
       </w:r>
       <w:r>
         <w:rPr>
-          <w:rFonts w:ascii="Aptos" w:hAnsi="Aptos" w:cs="Aptos" w:eastAsia="Aptos"/>
+          <w:rFonts w:eastAsia="Aptos" w:cs="Aptos"/>
           <w:b/>
           <w:bCs/>
           <w:color w:val="1F4E79"/>
@@ -628,10 +553,10 @@
     </w:p>
     <w:p>
       <w:pPr>
-        <w:spacing w:after="0" w:before="0" w:line="20" w:lineRule="exact"/>
+        <w:spacing w:after="0" w:line="20" w:lineRule="exact"/>
         <w:jc w:val="center"/>
         <w:rPr>
-          <w:rFonts w:ascii="Aptos" w:hAnsi="Aptos" w:cs="Aptos" w:eastAsia="Aptos"/>
+          <w:rFonts w:eastAsia="Aptos" w:cs="Aptos"/>
           <w:b/>
           <w:bCs/>
           <w:sz w:val="28"/>
@@ -644,70 +569,55 @@
         <w:spacing w:after="160" w:line="250" w:lineRule="auto"/>
         <w:jc w:val="left"/>
         <w:rPr>
-          <w:rFonts w:ascii="Aptos" w:hAnsi="Aptos" w:cs="Aptos" w:eastAsia="Aptos"/>
-          <w:sz w:val="24"/>
-        </w:rPr>
-      </w:pPr>
-      <w:r>
-        <w:rPr>
-          <w:rFonts w:ascii="Aptos" w:hAnsi="Aptos" w:cs="Aptos" w:eastAsia="Aptos"/>
-          <w:color w:val="1F2937"/>
-          <w:sz w:val="24"/>
-          <w:szCs w:val="24"/>
+          <w:rFonts w:eastAsia="Aptos" w:cs="Aptos"/>
+        </w:rPr>
+      </w:pPr>
+      <w:r>
+        <w:rPr>
+          <w:rFonts w:eastAsia="Aptos" w:cs="Aptos"/>
+          <w:color w:val="1F2937"/>
         </w:rPr>
         <w:t>Jan.</w:t>
       </w:r>
       <w:r>
         <w:rPr>
-          <w:rFonts w:ascii="Aptos" w:hAnsi="Aptos" w:cs="Aptos" w:eastAsia="Aptos"/>
-          <w:color w:val="1F2937"/>
-          <w:sz w:val="24"/>
-          <w:szCs w:val="24"/>
+          <w:rFonts w:eastAsia="Aptos" w:cs="Aptos"/>
+          <w:color w:val="1F2937"/>
         </w:rPr>
         <w:t xml:space="preserve"> 202</w:t>
       </w:r>
       <w:r>
         <w:rPr>
-          <w:rFonts w:ascii="Aptos" w:hAnsi="Aptos" w:cs="Aptos" w:eastAsia="Aptos"/>
-          <w:color w:val="1F2937"/>
-          <w:sz w:val="24"/>
-          <w:szCs w:val="24"/>
+          <w:rFonts w:eastAsia="Aptos" w:cs="Aptos"/>
+          <w:color w:val="1F2937"/>
         </w:rPr>
         <w:t>5</w:t>
       </w:r>
       <w:r>
         <w:rPr>
-          <w:rFonts w:ascii="Aptos" w:hAnsi="Aptos" w:cs="Aptos" w:eastAsia="Aptos"/>
-          <w:color w:val="1F2937"/>
-          <w:sz w:val="24"/>
-          <w:szCs w:val="24"/>
+          <w:rFonts w:eastAsia="Aptos" w:cs="Aptos"/>
+          <w:color w:val="1F2937"/>
         </w:rPr>
         <w:t xml:space="preserve"> </w:t>
       </w:r>
       <w:r>
         <w:rPr>
-          <w:rFonts w:ascii="Aptos" w:hAnsi="Aptos" w:cs="Aptos" w:eastAsia="Aptos"/>
-          <w:color w:val="1F2937"/>
-          <w:sz w:val="24"/>
-          <w:szCs w:val="24"/>
+          <w:rFonts w:eastAsia="Aptos" w:cs="Aptos"/>
+          <w:color w:val="1F2937"/>
         </w:rPr>
         <w:t>– present</w:t>
       </w:r>
       <w:r>
         <w:rPr>
-          <w:rFonts w:ascii="Aptos" w:hAnsi="Aptos" w:cs="Aptos" w:eastAsia="Aptos"/>
-          <w:color w:val="1F2937"/>
-          <w:sz w:val="24"/>
-          <w:szCs w:val="24"/>
+          <w:rFonts w:eastAsia="Aptos" w:cs="Aptos"/>
+          <w:color w:val="1F2937"/>
         </w:rPr>
         <w:tab/>
       </w:r>
       <w:r>
         <w:rPr>
-          <w:rFonts w:ascii="Aptos" w:hAnsi="Aptos" w:cs="Aptos" w:eastAsia="Aptos"/>
-          <w:color w:val="1F2937"/>
-          <w:sz w:val="24"/>
-          <w:szCs w:val="24"/>
+          <w:rFonts w:eastAsia="Aptos" w:cs="Aptos"/>
+          <w:color w:val="1F2937"/>
         </w:rPr>
         <w:tab/>
         <w:t>Team Leader at The Sainsbury Laboratory, UK</w:t>
@@ -715,11 +625,10 @@
     </w:p>
     <w:p>
       <w:pPr>
-        <w:spacing w:line="20" w:lineRule="exact" w:after="0" w:before="0"/>
+        <w:spacing w:after="0" w:line="20" w:lineRule="exact"/>
         <w:jc w:val="left"/>
         <w:rPr>
-          <w:rFonts w:ascii="Aptos" w:hAnsi="Aptos" w:cs="Aptos" w:eastAsia="Aptos"/>
-          <w:sz w:val="24"/>
+          <w:rFonts w:eastAsia="Aptos" w:cs="Aptos"/>
         </w:rPr>
       </w:pPr>
     </w:p>
@@ -728,136 +637,108 @@
         <w:spacing w:after="160" w:line="250" w:lineRule="auto"/>
         <w:jc w:val="left"/>
         <w:rPr>
-          <w:rFonts w:ascii="Aptos" w:hAnsi="Aptos" w:cs="Aptos" w:eastAsia="Aptos"/>
-          <w:sz w:val="24"/>
-        </w:rPr>
-      </w:pPr>
-      <w:r>
-        <w:rPr>
-          <w:rFonts w:ascii="Aptos" w:hAnsi="Aptos" w:cs="Aptos" w:eastAsia="Aptos"/>
-          <w:color w:val="1F2937"/>
-          <w:sz w:val="24"/>
-          <w:szCs w:val="24"/>
+          <w:rFonts w:eastAsia="Aptos" w:cs="Aptos"/>
+        </w:rPr>
+      </w:pPr>
+      <w:r>
+        <w:rPr>
+          <w:rFonts w:eastAsia="Aptos" w:cs="Aptos"/>
+          <w:color w:val="1F2937"/>
         </w:rPr>
         <w:t>Apr.</w:t>
       </w:r>
       <w:r>
         <w:rPr>
-          <w:rFonts w:ascii="Aptos" w:hAnsi="Aptos" w:cs="Aptos" w:eastAsia="Aptos"/>
-          <w:color w:val="1F2937"/>
-          <w:sz w:val="24"/>
-          <w:szCs w:val="24"/>
+          <w:rFonts w:eastAsia="Aptos" w:cs="Aptos"/>
+          <w:color w:val="1F2937"/>
         </w:rPr>
         <w:t xml:space="preserve"> 202</w:t>
       </w:r>
       <w:r>
         <w:rPr>
-          <w:rFonts w:ascii="Aptos" w:hAnsi="Aptos" w:cs="Aptos" w:eastAsia="Aptos"/>
-          <w:color w:val="1F2937"/>
-          <w:sz w:val="24"/>
-          <w:szCs w:val="24"/>
+          <w:rFonts w:eastAsia="Aptos" w:cs="Aptos"/>
+          <w:color w:val="1F2937"/>
         </w:rPr>
         <w:t>4</w:t>
       </w:r>
       <w:r>
         <w:rPr>
-          <w:rFonts w:ascii="Aptos" w:hAnsi="Aptos" w:cs="Aptos" w:eastAsia="Aptos"/>
-          <w:color w:val="1F2937"/>
-          <w:sz w:val="24"/>
-          <w:szCs w:val="24"/>
+          <w:rFonts w:eastAsia="Aptos" w:cs="Aptos"/>
+          <w:color w:val="1F2937"/>
         </w:rPr>
         <w:t xml:space="preserve"> </w:t>
       </w:r>
       <w:r>
         <w:rPr>
-          <w:rFonts w:ascii="Aptos" w:hAnsi="Aptos" w:cs="Aptos" w:eastAsia="Aptos"/>
-          <w:color w:val="1F2937"/>
-          <w:sz w:val="24"/>
-          <w:szCs w:val="24"/>
+          <w:rFonts w:eastAsia="Aptos" w:cs="Aptos"/>
+          <w:color w:val="1F2937"/>
         </w:rPr>
         <w:t>–</w:t>
       </w:r>
       <w:r>
         <w:rPr>
-          <w:rFonts w:ascii="Aptos" w:hAnsi="Aptos" w:cs="Aptos" w:eastAsia="Aptos"/>
-          <w:color w:val="1F2937"/>
-          <w:sz w:val="24"/>
-          <w:szCs w:val="24"/>
+          <w:rFonts w:eastAsia="Aptos" w:cs="Aptos"/>
+          <w:color w:val="1F2937"/>
         </w:rPr>
         <w:t xml:space="preserve"> </w:t>
       </w:r>
       <w:r>
         <w:rPr>
-          <w:rFonts w:ascii="Aptos" w:hAnsi="Aptos" w:cs="Aptos" w:eastAsia="Aptos"/>
-          <w:color w:val="1F2937"/>
-          <w:sz w:val="24"/>
-          <w:szCs w:val="24"/>
+          <w:rFonts w:eastAsia="Aptos" w:cs="Aptos"/>
+          <w:color w:val="1F2937"/>
         </w:rPr>
         <w:t>Nov. 2024</w:t>
       </w:r>
       <w:r>
         <w:rPr>
-          <w:rFonts w:ascii="Aptos" w:hAnsi="Aptos" w:cs="Aptos" w:eastAsia="Aptos"/>
-          <w:color w:val="1F2937"/>
-          <w:sz w:val="24"/>
-          <w:szCs w:val="24"/>
+          <w:rFonts w:eastAsia="Aptos" w:cs="Aptos"/>
+          <w:color w:val="1F2937"/>
         </w:rPr>
         <w:t xml:space="preserve"> </w:t>
       </w:r>
       <w:r>
         <w:rPr>
-          <w:rFonts w:ascii="Aptos" w:hAnsi="Aptos" w:cs="Aptos" w:eastAsia="Aptos"/>
-          <w:color w:val="1F2937"/>
-          <w:sz w:val="24"/>
-          <w:szCs w:val="24"/>
+          <w:rFonts w:eastAsia="Aptos" w:cs="Aptos"/>
+          <w:color w:val="1F2937"/>
         </w:rPr>
         <w:tab/>
       </w:r>
       <w:r>
         <w:rPr>
-          <w:rFonts w:ascii="Aptos" w:hAnsi="Aptos" w:cs="Aptos" w:eastAsia="Aptos"/>
-          <w:color w:val="1F2937"/>
-          <w:sz w:val="24"/>
-          <w:szCs w:val="24"/>
+          <w:rFonts w:eastAsia="Aptos" w:cs="Aptos"/>
+          <w:color w:val="1F2937"/>
         </w:rPr>
         <w:tab/>
         <w:t xml:space="preserve">Postdoc </w:t>
       </w:r>
       <w:r>
         <w:rPr>
-          <w:rFonts w:ascii="Aptos" w:hAnsi="Aptos" w:cs="Aptos" w:eastAsia="Aptos"/>
-          <w:color w:val="1F2937"/>
-          <w:sz w:val="24"/>
-          <w:szCs w:val="24"/>
+          <w:rFonts w:eastAsia="Aptos" w:cs="Aptos"/>
+          <w:color w:val="1F2937"/>
         </w:rPr>
         <w:t>at Iwate</w:t>
       </w:r>
       <w:r>
         <w:rPr>
-          <w:rFonts w:ascii="Aptos" w:hAnsi="Aptos" w:cs="Aptos" w:eastAsia="Aptos"/>
-          <w:color w:val="1F2937"/>
-          <w:sz w:val="24"/>
-          <w:szCs w:val="24"/>
+          <w:rFonts w:eastAsia="Aptos" w:cs="Aptos"/>
+          <w:color w:val="1F2937"/>
         </w:rPr>
         <w:t xml:space="preserve"> </w:t>
       </w:r>
       <w:r>
         <w:rPr>
-          <w:rFonts w:ascii="Aptos" w:hAnsi="Aptos" w:cs="Aptos" w:eastAsia="Aptos"/>
-          <w:color w:val="1F2937"/>
-          <w:sz w:val="24"/>
-          <w:szCs w:val="24"/>
+          <w:rFonts w:eastAsia="Aptos" w:cs="Aptos"/>
+          <w:color w:val="1F2937"/>
         </w:rPr>
         <w:t>Biotechnology Research Center, Japan</w:t>
       </w:r>
     </w:p>
     <w:p>
       <w:pPr>
-        <w:spacing w:after="0" w:before="0" w:line="20" w:lineRule="exact"/>
+        <w:spacing w:after="0" w:line="20" w:lineRule="exact"/>
         <w:jc w:val="left"/>
         <w:rPr>
-          <w:rFonts w:ascii="Aptos" w:hAnsi="Aptos" w:cs="Aptos" w:eastAsia="Aptos"/>
-          <w:sz w:val="24"/>
+          <w:rFonts w:eastAsia="Aptos" w:cs="Aptos"/>
         </w:rPr>
       </w:pPr>
     </w:p>
@@ -866,169 +747,135 @@
         <w:spacing w:after="160" w:line="250" w:lineRule="auto"/>
         <w:jc w:val="left"/>
         <w:rPr>
-          <w:rFonts w:ascii="Aptos" w:hAnsi="Aptos" w:cs="Aptos" w:eastAsia="Aptos"/>
-          <w:sz w:val="24"/>
+          <w:rFonts w:eastAsia="Aptos" w:cs="Aptos"/>
           <w:lang w:val="en-GB"/>
         </w:rPr>
       </w:pPr>
       <w:r>
         <w:rPr>
-          <w:rFonts w:ascii="Aptos" w:hAnsi="Aptos" w:cs="Aptos" w:eastAsia="Aptos"/>
-          <w:color w:val="1F2937"/>
-          <w:sz w:val="24"/>
-          <w:szCs w:val="24"/>
+          <w:rFonts w:eastAsia="Aptos" w:cs="Aptos"/>
+          <w:color w:val="1F2937"/>
         </w:rPr>
         <w:t>Apr</w:t>
       </w:r>
       <w:r>
         <w:rPr>
-          <w:rFonts w:ascii="Aptos" w:hAnsi="Aptos" w:cs="Aptos" w:eastAsia="Aptos"/>
-          <w:color w:val="1F2937"/>
-          <w:sz w:val="24"/>
-          <w:szCs w:val="24"/>
+          <w:rFonts w:eastAsia="Aptos" w:cs="Aptos"/>
+          <w:color w:val="1F2937"/>
         </w:rPr>
         <w:t>.</w:t>
       </w:r>
       <w:r>
         <w:rPr>
-          <w:rFonts w:ascii="Aptos" w:hAnsi="Aptos" w:cs="Aptos" w:eastAsia="Aptos"/>
-          <w:color w:val="1F2937"/>
-          <w:sz w:val="24"/>
-          <w:szCs w:val="24"/>
+          <w:rFonts w:eastAsia="Aptos" w:cs="Aptos"/>
+          <w:color w:val="1F2937"/>
         </w:rPr>
         <w:t xml:space="preserve"> 202</w:t>
       </w:r>
       <w:r>
         <w:rPr>
-          <w:rFonts w:ascii="Aptos" w:hAnsi="Aptos" w:cs="Aptos" w:eastAsia="Aptos"/>
-          <w:color w:val="1F2937"/>
-          <w:sz w:val="24"/>
-          <w:szCs w:val="24"/>
+          <w:rFonts w:eastAsia="Aptos" w:cs="Aptos"/>
+          <w:color w:val="1F2937"/>
         </w:rPr>
         <w:t>3</w:t>
       </w:r>
       <w:r>
         <w:rPr>
-          <w:rFonts w:ascii="Aptos" w:hAnsi="Aptos" w:cs="Aptos" w:eastAsia="Aptos"/>
-          <w:color w:val="1F2937"/>
-          <w:sz w:val="24"/>
-          <w:szCs w:val="24"/>
+          <w:rFonts w:eastAsia="Aptos" w:cs="Aptos"/>
+          <w:color w:val="1F2937"/>
         </w:rPr>
         <w:t xml:space="preserve"> </w:t>
       </w:r>
       <w:r>
         <w:rPr>
-          <w:rFonts w:ascii="Aptos" w:hAnsi="Aptos" w:cs="Aptos" w:eastAsia="Aptos"/>
-          <w:color w:val="1F2937"/>
-          <w:sz w:val="24"/>
-          <w:szCs w:val="24"/>
+          <w:rFonts w:eastAsia="Aptos" w:cs="Aptos"/>
+          <w:color w:val="1F2937"/>
         </w:rPr>
         <w:t>–</w:t>
       </w:r>
       <w:r>
         <w:rPr>
-          <w:rFonts w:ascii="Aptos" w:hAnsi="Aptos" w:cs="Aptos" w:eastAsia="Aptos"/>
-          <w:color w:val="1F2937"/>
-          <w:sz w:val="24"/>
-          <w:szCs w:val="24"/>
+          <w:rFonts w:eastAsia="Aptos" w:cs="Aptos"/>
+          <w:color w:val="1F2937"/>
         </w:rPr>
         <w:t xml:space="preserve"> </w:t>
       </w:r>
       <w:r>
         <w:rPr>
-          <w:rFonts w:ascii="Aptos" w:hAnsi="Aptos" w:cs="Aptos" w:eastAsia="Aptos"/>
-          <w:color w:val="1F2937"/>
-          <w:sz w:val="24"/>
-          <w:szCs w:val="24"/>
+          <w:rFonts w:eastAsia="Aptos" w:cs="Aptos"/>
+          <w:color w:val="1F2937"/>
         </w:rPr>
         <w:t>Mar. 2024</w:t>
       </w:r>
       <w:r>
         <w:rPr>
-          <w:rFonts w:ascii="Aptos" w:hAnsi="Aptos" w:cs="Aptos" w:eastAsia="Aptos"/>
-          <w:color w:val="1F2937"/>
-          <w:sz w:val="24"/>
-          <w:szCs w:val="24"/>
+          <w:rFonts w:eastAsia="Aptos" w:cs="Aptos"/>
+          <w:color w:val="1F2937"/>
         </w:rPr>
         <w:tab/>
       </w:r>
       <w:r>
         <w:rPr>
-          <w:rFonts w:ascii="Aptos" w:hAnsi="Aptos" w:cs="Aptos" w:eastAsia="Aptos"/>
-          <w:color w:val="1F2937"/>
-          <w:sz w:val="24"/>
-          <w:szCs w:val="24"/>
+          <w:rFonts w:eastAsia="Aptos" w:cs="Aptos"/>
+          <w:color w:val="1F2937"/>
         </w:rPr>
         <w:tab/>
       </w:r>
       <w:r>
         <w:rPr>
-          <w:rFonts w:ascii="Aptos" w:hAnsi="Aptos" w:cs="Aptos" w:eastAsia="Aptos"/>
-          <w:color w:val="1F2937"/>
-          <w:sz w:val="24"/>
+          <w:rFonts w:eastAsia="Aptos" w:cs="Aptos"/>
+          <w:color w:val="1F2937"/>
           <w:lang w:val="en-GB"/>
-          <w:szCs w:val="24"/>
         </w:rPr>
         <w:t>Postdoc</w:t>
       </w:r>
       <w:r>
         <w:rPr>
-          <w:rFonts w:ascii="Aptos" w:hAnsi="Aptos" w:cs="Aptos" w:eastAsia="Aptos"/>
-          <w:color w:val="1F2937"/>
-          <w:sz w:val="24"/>
+          <w:rFonts w:eastAsia="Aptos" w:cs="Aptos"/>
+          <w:color w:val="1F2937"/>
           <w:lang w:val="en-GB"/>
-          <w:szCs w:val="24"/>
         </w:rPr>
         <w:t xml:space="preserve"> at The Sainsbury Laboratory, UK</w:t>
       </w:r>
       <w:r>
         <w:rPr>
-          <w:rFonts w:ascii="Aptos" w:hAnsi="Aptos" w:cs="Aptos" w:eastAsia="Aptos"/>
-          <w:color w:val="1F2937"/>
-          <w:sz w:val="24"/>
+          <w:rFonts w:eastAsia="Aptos" w:cs="Aptos"/>
+          <w:color w:val="1F2937"/>
           <w:lang w:val="en-GB"/>
-          <w:szCs w:val="24"/>
         </w:rPr>
         <w:t xml:space="preserve"> </w:t>
       </w:r>
       <w:r>
         <w:rPr>
-          <w:rFonts w:ascii="Aptos" w:hAnsi="Aptos" w:cs="Aptos" w:eastAsia="Aptos"/>
-          <w:color w:val="1F2937"/>
-          <w:sz w:val="24"/>
+          <w:rFonts w:eastAsia="Aptos" w:cs="Aptos"/>
+          <w:color w:val="1F2937"/>
           <w:lang w:val="en-GB"/>
-          <w:szCs w:val="24"/>
         </w:rPr>
         <w:t xml:space="preserve">(Kamoun </w:t>
       </w:r>
       <w:r>
         <w:rPr>
-          <w:rFonts w:ascii="Aptos" w:hAnsi="Aptos" w:cs="Aptos" w:eastAsia="Aptos"/>
-          <w:color w:val="1F2937"/>
-          <w:sz w:val="24"/>
+          <w:rFonts w:eastAsia="Aptos" w:cs="Aptos"/>
+          <w:color w:val="1F2937"/>
           <w:lang w:val="en-GB"/>
-          <w:szCs w:val="24"/>
         </w:rPr>
         <w:t>g</w:t>
       </w:r>
       <w:r>
         <w:rPr>
-          <w:rFonts w:ascii="Aptos" w:hAnsi="Aptos" w:cs="Aptos" w:eastAsia="Aptos"/>
-          <w:color w:val="1F2937"/>
-          <w:sz w:val="24"/>
+          <w:rFonts w:eastAsia="Aptos" w:cs="Aptos"/>
+          <w:color w:val="1F2937"/>
           <w:lang w:val="en-GB"/>
-          <w:szCs w:val="24"/>
         </w:rPr>
         <w:t>roup)</w:t>
       </w:r>
     </w:p>
     <w:p>
       <w:pPr>
-        <w:spacing w:after="0" w:before="0" w:line="20" w:lineRule="exact"/>
+        <w:spacing w:after="0" w:line="20" w:lineRule="exact"/>
         <w:jc w:val="left"/>
         <w:rPr>
-          <w:rFonts w:ascii="Aptos" w:hAnsi="Aptos" w:cs="Aptos" w:eastAsia="Aptos"/>
-          <w:sz w:val="24"/>
+          <w:rFonts w:eastAsia="Aptos" w:cs="Aptos"/>
           <w:lang w:val="en-GB"/>
         </w:rPr>
       </w:pPr>
@@ -1038,159 +885,127 @@
         <w:spacing w:after="160" w:line="250" w:lineRule="auto"/>
         <w:jc w:val="left"/>
         <w:rPr>
-          <w:rFonts w:ascii="Aptos" w:hAnsi="Aptos" w:cs="Aptos" w:eastAsia="Aptos"/>
-          <w:sz w:val="24"/>
+          <w:rFonts w:eastAsia="Aptos" w:cs="Aptos"/>
           <w:lang w:val="en-GB"/>
         </w:rPr>
       </w:pPr>
       <w:r>
         <w:rPr>
-          <w:rFonts w:ascii="Aptos" w:hAnsi="Aptos" w:cs="Aptos" w:hint="eastAsia" w:eastAsia="Aptos"/>
-          <w:color w:val="1F2937"/>
-          <w:sz w:val="24"/>
-          <w:szCs w:val="24"/>
+          <w:rFonts w:eastAsia="Aptos" w:cs="Aptos" w:hint="eastAsia"/>
+          <w:color w:val="1F2937"/>
         </w:rPr>
         <w:t>O</w:t>
       </w:r>
       <w:r>
         <w:rPr>
-          <w:rFonts w:ascii="Aptos" w:hAnsi="Aptos" w:cs="Aptos" w:eastAsia="Aptos"/>
-          <w:color w:val="1F2937"/>
-          <w:sz w:val="24"/>
-          <w:szCs w:val="24"/>
+          <w:rFonts w:eastAsia="Aptos" w:cs="Aptos"/>
+          <w:color w:val="1F2937"/>
         </w:rPr>
         <w:t>ct</w:t>
       </w:r>
       <w:r>
         <w:rPr>
-          <w:rFonts w:ascii="Aptos" w:hAnsi="Aptos" w:cs="Aptos" w:eastAsia="Aptos"/>
-          <w:color w:val="1F2937"/>
-          <w:sz w:val="24"/>
-          <w:szCs w:val="24"/>
+          <w:rFonts w:eastAsia="Aptos" w:cs="Aptos"/>
+          <w:color w:val="1F2937"/>
         </w:rPr>
         <w:t>.</w:t>
       </w:r>
       <w:r>
         <w:rPr>
-          <w:rFonts w:ascii="Aptos" w:hAnsi="Aptos" w:cs="Aptos" w:eastAsia="Aptos"/>
-          <w:color w:val="1F2937"/>
-          <w:sz w:val="24"/>
-          <w:szCs w:val="24"/>
+          <w:rFonts w:eastAsia="Aptos" w:cs="Aptos"/>
+          <w:color w:val="1F2937"/>
         </w:rPr>
         <w:t xml:space="preserve"> 2021 </w:t>
       </w:r>
       <w:r>
         <w:rPr>
-          <w:rFonts w:ascii="Aptos" w:hAnsi="Aptos" w:cs="Aptos" w:eastAsia="Aptos"/>
-          <w:color w:val="1F2937"/>
-          <w:sz w:val="24"/>
-          <w:szCs w:val="24"/>
+          <w:rFonts w:eastAsia="Aptos" w:cs="Aptos"/>
+          <w:color w:val="1F2937"/>
         </w:rPr>
         <w:t>–</w:t>
       </w:r>
       <w:r>
         <w:rPr>
-          <w:rFonts w:ascii="Aptos" w:hAnsi="Aptos" w:cs="Aptos" w:eastAsia="Aptos"/>
-          <w:color w:val="1F2937"/>
-          <w:sz w:val="24"/>
-          <w:szCs w:val="24"/>
+          <w:rFonts w:eastAsia="Aptos" w:cs="Aptos"/>
+          <w:color w:val="1F2937"/>
         </w:rPr>
         <w:t xml:space="preserve"> </w:t>
       </w:r>
       <w:r>
         <w:rPr>
-          <w:rFonts w:ascii="Aptos" w:hAnsi="Aptos" w:cs="Aptos" w:eastAsia="Aptos"/>
-          <w:color w:val="1F2937"/>
-          <w:sz w:val="24"/>
-          <w:szCs w:val="24"/>
+          <w:rFonts w:eastAsia="Aptos" w:cs="Aptos"/>
+          <w:color w:val="1F2937"/>
         </w:rPr>
         <w:t>Mar.</w:t>
       </w:r>
       <w:r>
         <w:rPr>
-          <w:rFonts w:ascii="Aptos" w:hAnsi="Aptos" w:cs="Aptos" w:eastAsia="Aptos"/>
-          <w:color w:val="1F2937"/>
-          <w:sz w:val="24"/>
-          <w:szCs w:val="24"/>
+          <w:rFonts w:eastAsia="Aptos" w:cs="Aptos"/>
+          <w:color w:val="1F2937"/>
         </w:rPr>
         <w:t xml:space="preserve"> 2023</w:t>
       </w:r>
       <w:r>
         <w:rPr>
-          <w:rFonts w:ascii="Aptos" w:hAnsi="Aptos" w:cs="Aptos" w:eastAsia="Aptos"/>
-          <w:color w:val="1F2937"/>
-          <w:sz w:val="24"/>
-          <w:szCs w:val="24"/>
+          <w:rFonts w:eastAsia="Aptos" w:cs="Aptos"/>
+          <w:color w:val="1F2937"/>
         </w:rPr>
         <w:tab/>
       </w:r>
       <w:r>
         <w:rPr>
-          <w:rFonts w:ascii="Aptos" w:hAnsi="Aptos" w:cs="Aptos" w:eastAsia="Aptos"/>
-          <w:color w:val="1F2937"/>
-          <w:sz w:val="24"/>
-          <w:szCs w:val="24"/>
+          <w:rFonts w:eastAsia="Aptos" w:cs="Aptos"/>
+          <w:color w:val="1F2937"/>
         </w:rPr>
         <w:tab/>
       </w:r>
       <w:r>
         <w:rPr>
-          <w:rFonts w:ascii="Aptos" w:hAnsi="Aptos" w:cs="Aptos" w:eastAsia="Aptos"/>
-          <w:color w:val="1F2937"/>
-          <w:sz w:val="24"/>
+          <w:rFonts w:eastAsia="Aptos" w:cs="Aptos"/>
+          <w:color w:val="1F2937"/>
           <w:lang w:val="en-GB"/>
-          <w:szCs w:val="24"/>
         </w:rPr>
         <w:t>Internship at The Sainsbury Laboratory, UK</w:t>
       </w:r>
       <w:r>
         <w:rPr>
-          <w:rFonts w:ascii="Aptos" w:hAnsi="Aptos" w:cs="Aptos" w:eastAsia="Aptos"/>
-          <w:color w:val="1F2937"/>
-          <w:sz w:val="24"/>
+          <w:rFonts w:eastAsia="Aptos" w:cs="Aptos"/>
+          <w:color w:val="1F2937"/>
           <w:lang w:val="en-GB"/>
-          <w:szCs w:val="24"/>
         </w:rPr>
         <w:t xml:space="preserve"> </w:t>
       </w:r>
       <w:r>
         <w:rPr>
-          <w:rFonts w:ascii="Aptos" w:hAnsi="Aptos" w:cs="Aptos" w:eastAsia="Aptos"/>
-          <w:color w:val="1F2937"/>
-          <w:sz w:val="24"/>
+          <w:rFonts w:eastAsia="Aptos" w:cs="Aptos"/>
+          <w:color w:val="1F2937"/>
           <w:lang w:val="en-GB"/>
-          <w:szCs w:val="24"/>
         </w:rPr>
         <w:t xml:space="preserve">(Kamoun </w:t>
       </w:r>
       <w:r>
         <w:rPr>
-          <w:rFonts w:ascii="Aptos" w:hAnsi="Aptos" w:cs="Aptos" w:eastAsia="Aptos"/>
-          <w:color w:val="1F2937"/>
-          <w:sz w:val="24"/>
+          <w:rFonts w:eastAsia="Aptos" w:cs="Aptos"/>
+          <w:color w:val="1F2937"/>
           <w:lang w:val="en-GB"/>
-          <w:szCs w:val="24"/>
         </w:rPr>
         <w:t>g</w:t>
       </w:r>
       <w:r>
         <w:rPr>
-          <w:rFonts w:ascii="Aptos" w:hAnsi="Aptos" w:cs="Aptos" w:eastAsia="Aptos"/>
-          <w:color w:val="1F2937"/>
-          <w:sz w:val="24"/>
+          <w:rFonts w:eastAsia="Aptos" w:cs="Aptos"/>
+          <w:color w:val="1F2937"/>
           <w:lang w:val="en-GB"/>
-          <w:szCs w:val="24"/>
         </w:rPr>
         <w:t>roup)</w:t>
       </w:r>
     </w:p>
     <w:p>
       <w:pPr>
-        <w:spacing w:after="0" w:before="0" w:line="20" w:lineRule="exact"/>
+        <w:spacing w:after="0" w:line="20" w:lineRule="exact"/>
         <w:jc w:val="left"/>
         <w:rPr>
-          <w:rFonts w:ascii="Aptos" w:hAnsi="Aptos" w:cs="Aptos" w:eastAsia="Aptos"/>
-          <w:sz w:val="24"/>
+          <w:rFonts w:eastAsia="Aptos" w:cs="Aptos"/>
           <w:lang w:val="en-GB"/>
         </w:rPr>
       </w:pPr>
@@ -1201,146 +1016,117 @@
         <w:ind w:left="3360" w:hanging="3360"/>
         <w:jc w:val="left"/>
         <w:rPr>
-          <w:rFonts w:ascii="Aptos" w:hAnsi="Aptos" w:cs="Aptos" w:eastAsia="Aptos"/>
-          <w:sz w:val="24"/>
-        </w:rPr>
-      </w:pPr>
-      <w:r>
-        <w:rPr>
-          <w:rFonts w:ascii="Aptos" w:hAnsi="Aptos" w:cs="Aptos" w:eastAsia="Aptos"/>
-          <w:color w:val="1F2937"/>
-          <w:sz w:val="24"/>
-          <w:szCs w:val="24"/>
+          <w:rFonts w:eastAsia="Aptos" w:cs="Aptos"/>
+        </w:rPr>
+      </w:pPr>
+      <w:r>
+        <w:rPr>
+          <w:rFonts w:eastAsia="Aptos" w:cs="Aptos"/>
+          <w:color w:val="1F2937"/>
         </w:rPr>
         <w:t>Apr</w:t>
       </w:r>
       <w:r>
         <w:rPr>
-          <w:rFonts w:ascii="Aptos" w:hAnsi="Aptos" w:cs="Aptos" w:eastAsia="Aptos"/>
-          <w:color w:val="1F2937"/>
-          <w:sz w:val="24"/>
-          <w:szCs w:val="24"/>
+          <w:rFonts w:eastAsia="Aptos" w:cs="Aptos"/>
+          <w:color w:val="1F2937"/>
         </w:rPr>
         <w:t>.</w:t>
       </w:r>
       <w:r>
         <w:rPr>
-          <w:rFonts w:ascii="Aptos" w:hAnsi="Aptos" w:cs="Aptos" w:eastAsia="Aptos"/>
-          <w:color w:val="1F2937"/>
-          <w:sz w:val="24"/>
-          <w:szCs w:val="24"/>
+          <w:rFonts w:eastAsia="Aptos" w:cs="Aptos"/>
+          <w:color w:val="1F2937"/>
         </w:rPr>
         <w:t xml:space="preserve"> </w:t>
       </w:r>
       <w:r>
         <w:rPr>
-          <w:rFonts w:ascii="Aptos" w:hAnsi="Aptos" w:cs="Aptos" w:hint="eastAsia" w:eastAsia="Aptos"/>
-          <w:color w:val="1F2937"/>
-          <w:sz w:val="24"/>
-          <w:szCs w:val="24"/>
+          <w:rFonts w:eastAsia="Aptos" w:cs="Aptos" w:hint="eastAsia"/>
+          <w:color w:val="1F2937"/>
         </w:rPr>
         <w:t>2</w:t>
       </w:r>
       <w:r>
         <w:rPr>
-          <w:rFonts w:ascii="Aptos" w:hAnsi="Aptos" w:cs="Aptos" w:eastAsia="Aptos"/>
-          <w:color w:val="1F2937"/>
-          <w:sz w:val="24"/>
-          <w:szCs w:val="24"/>
+          <w:rFonts w:eastAsia="Aptos" w:cs="Aptos"/>
+          <w:color w:val="1F2937"/>
         </w:rPr>
         <w:t>019</w:t>
       </w:r>
       <w:r>
         <w:rPr>
-          <w:rFonts w:ascii="Aptos" w:hAnsi="Aptos" w:cs="Aptos" w:eastAsia="Aptos"/>
-          <w:color w:val="1F2937"/>
-          <w:sz w:val="24"/>
+          <w:rFonts w:eastAsia="Aptos" w:cs="Aptos"/>
+          <w:color w:val="1F2937"/>
           <w:lang w:val="en-GB"/>
-          <w:szCs w:val="24"/>
         </w:rPr>
         <w:t xml:space="preserve"> </w:t>
       </w:r>
       <w:r>
         <w:rPr>
-          <w:rFonts w:ascii="Aptos" w:hAnsi="Aptos" w:cs="Aptos" w:eastAsia="Aptos"/>
-          <w:color w:val="1F2937"/>
-          <w:sz w:val="24"/>
+          <w:rFonts w:eastAsia="Aptos" w:cs="Aptos"/>
+          <w:color w:val="1F2937"/>
           <w:lang w:val="en-GB"/>
-          <w:szCs w:val="24"/>
         </w:rPr>
         <w:t>–</w:t>
       </w:r>
       <w:r>
         <w:rPr>
-          <w:rFonts w:ascii="Aptos" w:hAnsi="Aptos" w:cs="Aptos" w:eastAsia="Aptos"/>
-          <w:color w:val="1F2937"/>
-          <w:sz w:val="24"/>
-          <w:szCs w:val="24"/>
+          <w:rFonts w:eastAsia="Aptos" w:cs="Aptos"/>
+          <w:color w:val="1F2937"/>
         </w:rPr>
         <w:t xml:space="preserve"> </w:t>
       </w:r>
       <w:r>
         <w:rPr>
-          <w:rFonts w:ascii="Aptos" w:hAnsi="Aptos" w:cs="Aptos" w:eastAsia="Aptos"/>
-          <w:color w:val="1F2937"/>
-          <w:sz w:val="24"/>
-          <w:szCs w:val="24"/>
+          <w:rFonts w:eastAsia="Aptos" w:cs="Aptos"/>
+          <w:color w:val="1F2937"/>
         </w:rPr>
         <w:t>Sep</w:t>
       </w:r>
       <w:r>
         <w:rPr>
-          <w:rFonts w:ascii="Aptos" w:hAnsi="Aptos" w:cs="Aptos" w:eastAsia="Aptos"/>
-          <w:color w:val="1F2937"/>
-          <w:sz w:val="24"/>
+          <w:rFonts w:eastAsia="Aptos" w:cs="Aptos"/>
+          <w:color w:val="1F2937"/>
           <w:lang w:val="en-GB"/>
-          <w:szCs w:val="24"/>
         </w:rPr>
         <w:t>.</w:t>
       </w:r>
       <w:r>
         <w:rPr>
-          <w:rFonts w:ascii="Aptos" w:hAnsi="Aptos" w:cs="Aptos" w:hint="eastAsia" w:eastAsia="Aptos"/>
-          <w:color w:val="1F2937"/>
-          <w:sz w:val="24"/>
-          <w:szCs w:val="24"/>
+          <w:rFonts w:eastAsia="Aptos" w:cs="Aptos" w:hint="eastAsia"/>
+          <w:color w:val="1F2937"/>
         </w:rPr>
         <w:t xml:space="preserve"> </w:t>
       </w:r>
       <w:r>
         <w:rPr>
-          <w:rFonts w:ascii="Aptos" w:hAnsi="Aptos" w:cs="Aptos" w:eastAsia="Aptos"/>
-          <w:color w:val="1F2937"/>
-          <w:sz w:val="24"/>
-          <w:szCs w:val="24"/>
+          <w:rFonts w:eastAsia="Aptos" w:cs="Aptos"/>
+          <w:color w:val="1F2937"/>
         </w:rPr>
         <w:t>2021</w:t>
       </w:r>
       <w:r>
         <w:rPr>
-          <w:rFonts w:ascii="Aptos" w:hAnsi="Aptos" w:cs="Aptos" w:eastAsia="Aptos"/>
-          <w:color w:val="1F2937"/>
-          <w:sz w:val="24"/>
-          <w:szCs w:val="24"/>
+          <w:rFonts w:eastAsia="Aptos" w:cs="Aptos"/>
+          <w:color w:val="1F2937"/>
         </w:rPr>
         <w:tab/>
       </w:r>
       <w:r>
         <w:rPr>
-          <w:rFonts w:ascii="Aptos" w:hAnsi="Aptos" w:cs="Aptos" w:eastAsia="Aptos"/>
-          <w:color w:val="1F2937"/>
-          <w:sz w:val="24"/>
-          <w:szCs w:val="24"/>
+          <w:rFonts w:eastAsia="Aptos" w:cs="Aptos"/>
+          <w:color w:val="1F2937"/>
         </w:rPr>
         <w:t>Visiting Researcher at Iwate Biotechnology Research Center, Japan</w:t>
       </w:r>
     </w:p>
     <w:p>
       <w:pPr>
-        <w:spacing w:before="0" w:after="0" w:line="20" w:lineRule="exact"/>
+        <w:spacing w:after="0" w:line="20" w:lineRule="exact"/>
         <w:jc w:val="left"/>
         <w:rPr>
-          <w:rFonts w:ascii="Aptos" w:hAnsi="Aptos" w:cs="Aptos" w:eastAsia="Aptos"/>
+          <w:rFonts w:eastAsia="Aptos" w:cs="Aptos"/>
           <w:sz w:val="28"/>
           <w:szCs w:val="28"/>
         </w:rPr>
@@ -1348,11 +1134,10 @@
     </w:p>
     <w:p>
       <w:pPr>
-        <w:keepNext w:val="0"/>
         <w:spacing w:before="60" w:after="60"/>
         <w:jc w:val="center"/>
         <w:rPr>
-          <w:rFonts w:ascii="Aptos" w:hAnsi="Aptos" w:cs="Aptos" w:eastAsia="Aptos"/>
+          <w:rFonts w:eastAsia="Aptos" w:cs="Aptos"/>
           <w:b/>
           <w:bCs/>
           <w:sz w:val="28"/>
@@ -1361,7 +1146,7 @@
       </w:pPr>
       <w:r>
         <w:rPr>
-          <w:rFonts w:ascii="Aptos" w:hAnsi="Aptos" w:cs="Aptos" w:eastAsia="Aptos"/>
+          <w:rFonts w:eastAsia="Aptos" w:cs="Aptos"/>
           <w:b/>
           <w:bCs/>
           <w:color w:val="1F4E79"/>
@@ -1372,7 +1157,7 @@
       </w:r>
       <w:r>
         <w:rPr>
-          <w:rFonts w:ascii="Aptos" w:hAnsi="Aptos" w:cs="Aptos" w:eastAsia="Aptos"/>
+          <w:rFonts w:eastAsia="Aptos" w:cs="Aptos"/>
           <w:b/>
           <w:bCs/>
           <w:color w:val="1F4E79"/>
@@ -1384,11 +1169,10 @@
     </w:p>
     <w:p>
       <w:pPr>
-        <w:keepNext w:val="0"/>
-        <w:spacing w:before="0" w:after="80" w:line="240" w:lineRule="auto"/>
+        <w:spacing w:after="80" w:line="240" w:lineRule="auto"/>
         <w:jc w:val="center"/>
         <w:rPr>
-          <w:rFonts w:ascii="Aptos" w:hAnsi="Aptos" w:cs="Aptos" w:eastAsia="Aptos"/>
+          <w:rFonts w:eastAsia="Aptos" w:cs="Aptos"/>
           <w:b/>
           <w:bCs/>
           <w:sz w:val="28"/>
@@ -1397,21 +1181,35 @@
       </w:pPr>
       <w:r>
         <w:rPr>
-          <w:rFonts w:ascii="Aptos" w:hAnsi="Aptos"/>
-          <w:b w:val="0"/>
           <w:i/>
           <w:color w:val="4B5563"/>
           <w:sz w:val="21"/>
         </w:rPr>
-        <w:t>* Corresponding authors、+ Authors contributed equally</w:t>
+        <w:t>* Corresponding authors</w:t>
+      </w:r>
+      <w:r>
+        <w:rPr>
+          <w:i/>
+          <w:color w:val="4B5563"/>
+          <w:sz w:val="21"/>
+        </w:rPr>
+        <w:t>、</w:t>
+      </w:r>
+      <w:r>
+        <w:rPr>
+          <w:i/>
+          <w:color w:val="4B5563"/>
+          <w:sz w:val="21"/>
+        </w:rPr>
+        <w:t>+ Authors contributed equally</w:t>
       </w:r>
     </w:p>
     <w:p>
       <w:pPr>
-        <w:spacing w:before="0" w:after="0" w:line="20" w:lineRule="exact"/>
+        <w:spacing w:after="0" w:line="20" w:lineRule="exact"/>
         <w:jc w:val="center"/>
         <w:rPr>
-          <w:rFonts w:ascii="Aptos" w:hAnsi="Aptos" w:cs="Aptos" w:eastAsia="Aptos"/>
+          <w:rFonts w:eastAsia="Aptos" w:cs="Aptos"/>
           <w:b/>
           <w:bCs/>
           <w:sz w:val="28"/>
@@ -1429,16 +1227,97 @@
           <w:tab w:val="num" w:pos="720"/>
         </w:tabs>
         <w:spacing w:after="140" w:line="247" w:lineRule="auto"/>
-        <w:ind/>
         <w:jc w:val="left"/>
         <w:rPr>
-          <w:rFonts w:ascii="Aptos" w:hAnsi="Aptos" w:cs="Aptos" w:eastAsia="Aptos"/>
-          <w:sz w:val="24"/>
-        </w:rPr>
-      </w:pPr>
-      <w:r>
-        <w:rPr>
-          <w:rFonts w:ascii="Aptos" w:hAnsi="Aptos" w:cs="Aptos" w:eastAsia="Aptos"/>
+          <w:rFonts w:eastAsia="Aptos" w:cs="Aptos"/>
+        </w:rPr>
+      </w:pPr>
+      <w:r>
+        <w:rPr>
+          <w:rFonts w:eastAsia="Aptos" w:cs="Aptos"/>
+          <w:color w:val="1F2937"/>
+          <w:sz w:val="23"/>
+          <w:szCs w:val="23"/>
+        </w:rPr>
+        <w:t xml:space="preserve">Pai H, Sakai T, Posbeyikian A, Frijters R, </w:t>
+      </w:r>
+      <w:r>
+        <w:rPr>
+          <w:rFonts w:eastAsia="Aptos" w:cs="Aptos"/>
+          <w:b/>
+          <w:color w:val="1F2937"/>
+          <w:sz w:val="23"/>
+          <w:szCs w:val="23"/>
+          <w:u w:val="single"/>
+        </w:rPr>
+        <w:t>Sugihara Y</w:t>
+      </w:r>
+      <w:r>
+        <w:rPr>
+          <w:rFonts w:eastAsia="Aptos" w:cs="Aptos"/>
+          <w:color w:val="1F2937"/>
+          <w:sz w:val="23"/>
+          <w:szCs w:val="23"/>
+        </w:rPr>
+        <w:t xml:space="preserve">, Contreras MP, Kourelis J, Adachi H, Kamoun S*, Toghani A* (2026) </w:t>
+      </w:r>
+      <w:hyperlink r:id="rId28" w:tgtFrame="_blank" w:history="1">
+        <w:r>
+          <w:rPr>
+            <w:rStyle w:val="Hyperlink"/>
+            <w:rFonts w:eastAsia="Aptos" w:cs="Aptos"/>
+            <w:szCs w:val="23"/>
+          </w:rPr>
+          <w:t>Contrasting evolutionary patterns of helper and sensor NRC NLRs in lettuce reflect functional divergence following subfunctionalization</w:t>
+        </w:r>
+      </w:hyperlink>
+      <w:r>
+        <w:rPr>
+          <w:rFonts w:eastAsia="Aptos" w:cs="Aptos"/>
+          <w:color w:val="1F2937"/>
+          <w:sz w:val="23"/>
+          <w:szCs w:val="23"/>
+        </w:rPr>
+        <w:t xml:space="preserve">. </w:t>
+      </w:r>
+      <w:r>
+        <w:rPr>
+          <w:rFonts w:eastAsia="Aptos" w:cs="Aptos"/>
+          <w:i/>
+          <w:color w:val="1F2937"/>
+          <w:sz w:val="23"/>
+          <w:szCs w:val="23"/>
+        </w:rPr>
+        <w:t>PLOS Genetics</w:t>
+      </w:r>
+      <w:r>
+        <w:rPr>
+          <w:rFonts w:eastAsia="Aptos" w:cs="Aptos"/>
+          <w:color w:val="1F2937"/>
+          <w:sz w:val="23"/>
+          <w:szCs w:val="23"/>
+        </w:rPr>
+        <w:t>, 22(7): e1012245. DOI:10.1371/journal.pgen.1012245</w:t>
+      </w:r>
+    </w:p>
+    <w:p>
+      <w:pPr>
+        <w:numPr>
+          <w:ilvl w:val="0"/>
+          <w:numId w:val="30"/>
+        </w:numPr>
+        <w:tabs>
+          <w:tab w:val="num" w:pos="720"/>
+        </w:tabs>
+        <w:spacing w:after="140" w:line="247" w:lineRule="auto"/>
+        <w:jc w:val="left"/>
+        <w:rPr>
+          <w:rFonts w:eastAsia="Aptos" w:cs="Aptos"/>
+        </w:rPr>
+      </w:pPr>
+      <w:r>
+        <w:rPr>
+          <w:rFonts w:eastAsia="Aptos" w:cs="Aptos"/>
           <w:color w:val="1F2937"/>
           <w:sz w:val="23"/>
           <w:szCs w:val="23"/>
@@ -1447,18 +1326,18 @@
       </w:r>
       <w:r>
         <w:rPr>
-          <w:rFonts w:ascii="Aptos" w:hAnsi="Aptos" w:cs="Aptos" w:eastAsia="Aptos"/>
+          <w:rFonts w:eastAsia="Aptos" w:cs="Aptos"/>
           <w:b/>
           <w:color w:val="1F2937"/>
           <w:sz w:val="23"/>
+          <w:szCs w:val="23"/>
           <w:u w:val="single"/>
-          <w:szCs w:val="23"/>
         </w:rPr>
         <w:t>Sugihara Y</w:t>
       </w:r>
       <w:r>
         <w:rPr>
-          <w:rFonts w:ascii="Aptos" w:hAnsi="Aptos" w:cs="Aptos" w:eastAsia="Aptos"/>
+          <w:rFonts w:eastAsia="Aptos" w:cs="Aptos"/>
           <w:color w:val="1F2937"/>
           <w:sz w:val="23"/>
           <w:szCs w:val="23"/>
@@ -1469,29 +1348,17 @@
         <w:r>
           <w:rPr>
             <w:rStyle w:val="Hyperlink"/>
-            <w:rFonts w:ascii="Aptos" w:hAnsi="Aptos" w:cs="Aptos" w:eastAsia="Aptos"/>
-            <w:sz w:val="23"/>
+            <w:rFonts w:eastAsia="Aptos" w:cs="Aptos"/>
             <w:szCs w:val="23"/>
           </w:rPr>
-          <w:t xml:space="preserve">Whole-genome sequencing reveals a possible molecular basis of sex determination in the </w:t>
+          <w:t xml:space="preserve">Whole-genome sequencing reveals a possible molecular basis of sex determination in the dioecious wild yam </w:t>
         </w:r>
         <w:r>
           <w:rPr>
             <w:rStyle w:val="Hyperlink"/>
-            <w:rFonts w:ascii="Aptos" w:hAnsi="Aptos" w:cs="Aptos" w:eastAsia="Aptos"/>
-            <w:sz w:val="23"/>
-            <w:szCs w:val="23"/>
-          </w:rPr>
-          <w:lastRenderedPageBreak/>
-          <w:t xml:space="preserve">dioecious wild yam </w:t>
-        </w:r>
-        <w:r>
-          <w:rPr>
-            <w:rStyle w:val="Hyperlink"/>
-            <w:rFonts w:ascii="Aptos" w:hAnsi="Aptos" w:cs="Aptos" w:eastAsia="Aptos"/>
+            <w:rFonts w:eastAsia="Aptos" w:cs="Aptos"/>
             <w:i/>
             <w:iCs/>
-            <w:sz w:val="23"/>
             <w:szCs w:val="23"/>
           </w:rPr>
           <w:t>Dioscorea tokoro</w:t>
@@ -1499,7 +1366,7 @@
       </w:hyperlink>
       <w:r>
         <w:rPr>
-          <w:rFonts w:ascii="Aptos" w:hAnsi="Aptos" w:cs="Aptos" w:eastAsia="Aptos"/>
+          <w:rFonts w:eastAsia="Aptos" w:cs="Aptos"/>
           <w:color w:val="1F2937"/>
           <w:sz w:val="23"/>
           <w:szCs w:val="23"/>
@@ -1508,7 +1375,7 @@
       </w:r>
       <w:r>
         <w:rPr>
-          <w:rFonts w:ascii="Aptos" w:hAnsi="Aptos" w:cs="Aptos" w:eastAsia="Aptos"/>
+          <w:rFonts w:eastAsia="Aptos" w:cs="Aptos"/>
           <w:i/>
           <w:color w:val="1F2937"/>
           <w:sz w:val="23"/>
@@ -1518,7 +1385,7 @@
       </w:r>
       <w:r>
         <w:rPr>
-          <w:rFonts w:ascii="Aptos" w:hAnsi="Aptos" w:cs="Aptos" w:eastAsia="Aptos"/>
+          <w:rFonts w:eastAsia="Aptos" w:cs="Aptos"/>
           <w:color w:val="1F2937"/>
           <w:sz w:val="23"/>
           <w:szCs w:val="23"/>
@@ -1536,16 +1403,14 @@
           <w:tab w:val="num" w:pos="720"/>
         </w:tabs>
         <w:spacing w:after="140" w:line="247" w:lineRule="auto"/>
-        <w:ind/>
         <w:jc w:val="left"/>
         <w:rPr>
-          <w:rFonts w:ascii="Aptos" w:hAnsi="Aptos" w:cs="Aptos" w:eastAsia="Aptos"/>
-          <w:sz w:val="24"/>
-        </w:rPr>
-      </w:pPr>
-      <w:r>
-        <w:rPr>
-          <w:rFonts w:ascii="Aptos" w:hAnsi="Aptos" w:cs="Aptos" w:eastAsia="Aptos"/>
+          <w:rFonts w:eastAsia="Aptos" w:cs="Aptos"/>
+        </w:rPr>
+      </w:pPr>
+      <w:r>
+        <w:rPr>
+          <w:rFonts w:eastAsia="Aptos" w:cs="Aptos"/>
           <w:color w:val="1F2937"/>
           <w:sz w:val="23"/>
           <w:szCs w:val="23"/>
@@ -1554,19 +1419,19 @@
       </w:r>
       <w:r>
         <w:rPr>
-          <w:rFonts w:ascii="Aptos" w:hAnsi="Aptos" w:cs="Aptos" w:eastAsia="Aptos"/>
+          <w:rFonts w:eastAsia="Aptos" w:cs="Aptos"/>
           <w:b/>
           <w:bCs/>
           <w:color w:val="1F2937"/>
           <w:sz w:val="23"/>
+          <w:szCs w:val="23"/>
           <w:u w:val="single"/>
-          <w:szCs w:val="23"/>
         </w:rPr>
         <w:t>Sugihara Y</w:t>
       </w:r>
       <w:r>
         <w:rPr>
-          <w:rFonts w:ascii="Aptos" w:hAnsi="Aptos" w:cs="Aptos" w:eastAsia="Aptos"/>
+          <w:rFonts w:eastAsia="Aptos" w:cs="Aptos"/>
           <w:color w:val="1F2937"/>
           <w:sz w:val="23"/>
           <w:szCs w:val="23"/>
@@ -1575,7 +1440,7 @@
       </w:r>
       <w:r>
         <w:rPr>
-          <w:rFonts w:ascii="Aptos" w:hAnsi="Aptos" w:cs="Aptos" w:eastAsia="Aptos"/>
+          <w:rFonts w:eastAsia="Aptos" w:cs="Aptos"/>
           <w:color w:val="1F2937"/>
           <w:sz w:val="23"/>
           <w:szCs w:val="23"/>
@@ -1584,7 +1449,7 @@
       </w:r>
       <w:r>
         <w:rPr>
-          <w:rFonts w:ascii="Aptos" w:hAnsi="Aptos" w:cs="Aptos" w:eastAsia="Aptos"/>
+          <w:rFonts w:eastAsia="Aptos" w:cs="Aptos"/>
           <w:color w:val="1F2937"/>
           <w:sz w:val="23"/>
           <w:szCs w:val="23"/>
@@ -1595,8 +1460,7 @@
         <w:r>
           <w:rPr>
             <w:rStyle w:val="Hyperlink"/>
-            <w:rFonts w:ascii="Aptos" w:hAnsi="Aptos" w:cs="Aptos" w:eastAsia="Aptos"/>
-            <w:sz w:val="23"/>
+            <w:rFonts w:eastAsia="Aptos" w:cs="Aptos"/>
             <w:szCs w:val="23"/>
           </w:rPr>
           <w:t>Can AI modelling of protein structures distinguish between sensor and helper NLR immune receptors?</w:t>
@@ -1604,7 +1468,7 @@
       </w:hyperlink>
       <w:r>
         <w:rPr>
-          <w:rFonts w:ascii="Aptos" w:hAnsi="Aptos" w:cs="Aptos" w:eastAsia="Aptos"/>
+          <w:rFonts w:eastAsia="Aptos" w:cs="Aptos"/>
           <w:color w:val="1F2937"/>
           <w:sz w:val="23"/>
           <w:szCs w:val="23"/>
@@ -1613,7 +1477,7 @@
       </w:r>
       <w:r>
         <w:rPr>
-          <w:rFonts w:ascii="Aptos" w:hAnsi="Aptos" w:cs="Aptos" w:eastAsia="Aptos"/>
+          <w:rFonts w:eastAsia="Aptos" w:cs="Aptos"/>
           <w:i/>
           <w:iCs/>
           <w:color w:val="1F2937"/>
@@ -1624,7 +1488,7 @@
       </w:r>
       <w:r>
         <w:rPr>
-          <w:rFonts w:ascii="Aptos" w:hAnsi="Aptos" w:cs="Aptos" w:eastAsia="Aptos"/>
+          <w:rFonts w:eastAsia="Aptos" w:cs="Aptos"/>
           <w:color w:val="1F2937"/>
           <w:sz w:val="23"/>
           <w:szCs w:val="23"/>
@@ -1633,7 +1497,7 @@
       </w:r>
       <w:r>
         <w:rPr>
-          <w:rFonts w:ascii="Aptos" w:hAnsi="Aptos" w:cs="Aptos" w:eastAsia="Aptos"/>
+          <w:rFonts w:eastAsia="Aptos" w:cs="Aptos"/>
           <w:color w:val="1F2937"/>
           <w:sz w:val="23"/>
           <w:szCs w:val="23"/>
@@ -1642,7 +1506,7 @@
       </w:r>
       <w:r>
         <w:rPr>
-          <w:rFonts w:ascii="Aptos" w:hAnsi="Aptos" w:cs="Aptos" w:eastAsia="Aptos"/>
+          <w:rFonts w:eastAsia="Aptos" w:cs="Aptos"/>
           <w:color w:val="1F2937"/>
           <w:sz w:val="23"/>
           <w:szCs w:val="23"/>
@@ -1651,7 +1515,7 @@
       </w:r>
       <w:r>
         <w:rPr>
-          <w:rFonts w:ascii="Aptos" w:hAnsi="Aptos" w:cs="Aptos" w:eastAsia="Aptos"/>
+          <w:rFonts w:eastAsia="Aptos" w:cs="Aptos"/>
           <w:color w:val="1F2937"/>
           <w:sz w:val="23"/>
           <w:szCs w:val="23"/>
@@ -1660,7 +1524,7 @@
       </w:r>
       <w:r>
         <w:rPr>
-          <w:rFonts w:ascii="Aptos" w:hAnsi="Aptos" w:cs="Aptos" w:eastAsia="Aptos"/>
+          <w:rFonts w:eastAsia="Aptos" w:cs="Aptos"/>
           <w:color w:val="1F2937"/>
           <w:sz w:val="23"/>
           <w:szCs w:val="23"/>
@@ -1669,25 +1533,16 @@
       </w:r>
       <w:r>
         <w:rPr>
-          <w:rFonts w:ascii="Aptos" w:hAnsi="Aptos" w:cs="Aptos" w:eastAsia="Aptos"/>
-          <w:color w:val="1F2937"/>
-          <w:sz w:val="23"/>
-          <w:szCs w:val="23"/>
-        </w:rPr>
-        <w:t xml:space="preserve"> </w:t>
-      </w:r>
-      <w:r>
-        <w:rPr>
-          <w:rFonts w:ascii="Aptos" w:hAnsi="Aptos" w:cs="Aptos" w:eastAsia="Aptos"/>
-          <w:color w:val="1F2937"/>
-          <w:sz w:val="23"/>
-          <w:szCs w:val="23"/>
-        </w:rPr>
-        <w:t>10.1111/nph.70391</w:t>
-      </w:r>
-      <w:r>
-        <w:rPr>
-          <w:rFonts w:ascii="Aptos" w:hAnsi="Aptos" w:cs="Aptos" w:eastAsia="Aptos"/>
+          <w:rFonts w:eastAsia="Aptos" w:cs="Aptos"/>
+          <w:color w:val="1F2937"/>
+          <w:sz w:val="23"/>
+          <w:szCs w:val="23"/>
+        </w:rPr>
+        <w:t xml:space="preserve"> 10.1111/nph.70391</w:t>
+      </w:r>
+      <w:r>
+        <w:rPr>
+          <w:rFonts w:eastAsia="Aptos" w:cs="Aptos"/>
           <w:color w:val="1F2937"/>
           <w:sz w:val="23"/>
           <w:szCs w:val="23"/>
@@ -1705,28 +1560,26 @@
           <w:tab w:val="num" w:pos="720"/>
         </w:tabs>
         <w:spacing w:after="140" w:line="247" w:lineRule="auto"/>
-        <w:ind/>
         <w:jc w:val="left"/>
         <w:rPr>
-          <w:rFonts w:ascii="Aptos" w:hAnsi="Aptos" w:cs="Aptos" w:eastAsia="Aptos"/>
-          <w:sz w:val="24"/>
-        </w:rPr>
-      </w:pPr>
-      <w:r>
-        <w:rPr>
-          <w:rFonts w:ascii="Aptos" w:hAnsi="Aptos" w:cs="Aptos" w:eastAsia="Aptos"/>
+          <w:rFonts w:eastAsia="Aptos" w:cs="Aptos"/>
+        </w:rPr>
+      </w:pPr>
+      <w:r>
+        <w:rPr>
+          <w:rFonts w:eastAsia="Aptos" w:cs="Aptos"/>
           <w:b/>
           <w:bCs/>
           <w:color w:val="1F2937"/>
           <w:sz w:val="23"/>
+          <w:szCs w:val="23"/>
           <w:u w:val="single"/>
-          <w:szCs w:val="23"/>
         </w:rPr>
         <w:t>Sugihara Y</w:t>
       </w:r>
       <w:r>
         <w:rPr>
-          <w:rFonts w:ascii="Aptos" w:hAnsi="Aptos" w:cs="Aptos" w:eastAsia="Aptos"/>
+          <w:rFonts w:eastAsia="Aptos" w:cs="Aptos"/>
           <w:color w:val="1F2937"/>
           <w:sz w:val="23"/>
           <w:szCs w:val="23"/>
@@ -1735,7 +1588,7 @@
       </w:r>
       <w:r>
         <w:rPr>
-          <w:rFonts w:ascii="Aptos" w:hAnsi="Aptos" w:cs="Aptos" w:eastAsia="Aptos"/>
+          <w:rFonts w:eastAsia="Aptos" w:cs="Aptos"/>
           <w:color w:val="1F2937"/>
           <w:sz w:val="23"/>
           <w:szCs w:val="23"/>
@@ -1744,7 +1597,7 @@
       </w:r>
       <w:r>
         <w:rPr>
-          <w:rFonts w:ascii="Aptos" w:hAnsi="Aptos" w:cs="Aptos" w:eastAsia="Aptos"/>
+          <w:rFonts w:eastAsia="Aptos" w:cs="Aptos"/>
           <w:color w:val="1F2937"/>
           <w:sz w:val="23"/>
           <w:szCs w:val="23"/>
@@ -1753,7 +1606,7 @@
       </w:r>
       <w:r>
         <w:rPr>
-          <w:rFonts w:ascii="Aptos" w:hAnsi="Aptos" w:cs="Aptos" w:eastAsia="Aptos"/>
+          <w:rFonts w:eastAsia="Aptos" w:cs="Aptos"/>
           <w:color w:val="1F2937"/>
           <w:sz w:val="23"/>
           <w:szCs w:val="23"/>
@@ -1762,7 +1615,7 @@
       </w:r>
       <w:r>
         <w:rPr>
-          <w:rFonts w:ascii="Aptos" w:hAnsi="Aptos" w:cs="Aptos" w:eastAsia="Aptos"/>
+          <w:rFonts w:eastAsia="Aptos" w:cs="Aptos"/>
           <w:color w:val="1F2937"/>
           <w:sz w:val="23"/>
           <w:szCs w:val="23"/>
@@ -1773,16 +1626,24 @@
         <w:r>
           <w:rPr>
             <w:rStyle w:val="Hyperlink"/>
-            <w:rFonts w:ascii="Aptos" w:hAnsi="Aptos" w:cs="Aptos" w:eastAsia="Aptos"/>
-            <w:sz w:val="23"/>
+            <w:rFonts w:eastAsia="Aptos" w:cs="Aptos"/>
             <w:szCs w:val="23"/>
           </w:rPr>
-          <w:t>Helper NLR immune protein NRC3 evolved to evade inhibition by a cyst nematode virulence effector</w:t>
+          <w:t xml:space="preserve">Helper NLR immune protein NRC3 evolved to evade inhibition by a cyst </w:t>
+        </w:r>
+        <w:r>
+          <w:rPr>
+            <w:rStyle w:val="Hyperlink"/>
+            <w:rFonts w:eastAsia="Aptos" w:cs="Aptos"/>
+            <w:szCs w:val="23"/>
+          </w:rPr>
+          <w:lastRenderedPageBreak/>
+          <w:t>nematode virulence effector</w:t>
         </w:r>
       </w:hyperlink>
       <w:r>
         <w:rPr>
-          <w:rFonts w:ascii="Aptos" w:hAnsi="Aptos" w:cs="Aptos" w:eastAsia="Aptos"/>
+          <w:rFonts w:eastAsia="Aptos" w:cs="Aptos"/>
           <w:color w:val="1F2937"/>
           <w:sz w:val="23"/>
           <w:szCs w:val="23"/>
@@ -1791,7 +1652,7 @@
       </w:r>
       <w:r>
         <w:rPr>
-          <w:rFonts w:ascii="Aptos" w:hAnsi="Aptos" w:cs="Aptos" w:eastAsia="Aptos"/>
+          <w:rFonts w:eastAsia="Aptos" w:cs="Aptos"/>
           <w:i/>
           <w:iCs/>
           <w:color w:val="1F2937"/>
@@ -1802,7 +1663,7 @@
       </w:r>
       <w:r>
         <w:rPr>
-          <w:rFonts w:ascii="Aptos" w:hAnsi="Aptos" w:cs="Aptos" w:eastAsia="Aptos"/>
+          <w:rFonts w:eastAsia="Aptos" w:cs="Aptos"/>
           <w:color w:val="1F2937"/>
           <w:sz w:val="23"/>
           <w:szCs w:val="23"/>
@@ -1811,7 +1672,7 @@
       </w:r>
       <w:r>
         <w:rPr>
-          <w:rFonts w:ascii="Aptos" w:hAnsi="Aptos" w:cs="Aptos" w:eastAsia="Aptos"/>
+          <w:rFonts w:eastAsia="Aptos" w:cs="Aptos"/>
           <w:color w:val="1F2937"/>
           <w:sz w:val="23"/>
           <w:szCs w:val="23"/>
@@ -1820,7 +1681,7 @@
       </w:r>
       <w:r>
         <w:rPr>
-          <w:rFonts w:ascii="Aptos" w:hAnsi="Aptos" w:cs="Aptos" w:eastAsia="Aptos"/>
+          <w:rFonts w:eastAsia="Aptos" w:cs="Aptos"/>
           <w:color w:val="1F2937"/>
           <w:sz w:val="23"/>
           <w:szCs w:val="23"/>
@@ -1829,40 +1690,22 @@
       </w:r>
       <w:r>
         <w:rPr>
-          <w:rFonts w:ascii="Aptos" w:hAnsi="Aptos" w:cs="Aptos" w:eastAsia="Aptos"/>
-          <w:color w:val="1F2937"/>
-          <w:sz w:val="23"/>
+          <w:rFonts w:eastAsia="Aptos" w:cs="Aptos"/>
+          <w:color w:val="1F2937"/>
+          <w:sz w:val="23"/>
+          <w:szCs w:val="23"/>
           <w:lang w:val="en-GB"/>
-          <w:szCs w:val="23"/>
         </w:rPr>
         <w:t xml:space="preserve"> </w:t>
       </w:r>
       <w:r>
         <w:rPr>
-          <w:rFonts w:ascii="Aptos" w:hAnsi="Aptos" w:cs="Aptos" w:eastAsia="Aptos"/>
-          <w:color w:val="1F2937"/>
-          <w:sz w:val="23"/>
-          <w:szCs w:val="23"/>
-        </w:rPr>
-        <w:t>DOI:10.1371/journal.pgen.1011653</w:t>
-      </w:r>
-      <w:r>
-        <w:rPr>
-          <w:rFonts w:ascii="Aptos" w:hAnsi="Aptos" w:cs="Aptos" w:eastAsia="Aptos"/>
-          <w:color w:val="1F2937"/>
-          <w:sz w:val="23"/>
-          <w:szCs w:val="23"/>
-        </w:rPr>
-        <w:t> </w:t>
-      </w:r>
-      <w:r>
-        <w:rPr>
-          <w:rFonts w:ascii="Aptos" w:hAnsi="Aptos" w:cs="Aptos" w:eastAsia="Aptos"/>
-          <w:color w:val="1F2937"/>
-          <w:sz w:val="23"/>
-          <w:szCs w:val="23"/>
-        </w:rPr>
-        <w:t>*Corresponding authors</w:t>
+          <w:rFonts w:eastAsia="Aptos" w:cs="Aptos"/>
+          <w:color w:val="1F2937"/>
+          <w:sz w:val="23"/>
+          <w:szCs w:val="23"/>
+        </w:rPr>
+        <w:t>DOI:10.1371/journal.pgen.1011653 *Corresponding authors</w:t>
       </w:r>
     </w:p>
     <w:p>
@@ -1875,16 +1718,14 @@
           <w:tab w:val="num" w:pos="720"/>
         </w:tabs>
         <w:spacing w:after="140" w:line="247" w:lineRule="auto"/>
-        <w:ind/>
         <w:jc w:val="left"/>
         <w:rPr>
-          <w:rFonts w:ascii="Aptos" w:hAnsi="Aptos" w:cs="Aptos" w:eastAsia="Aptos"/>
-          <w:sz w:val="24"/>
-        </w:rPr>
-      </w:pPr>
-      <w:r>
-        <w:rPr>
-          <w:rFonts w:ascii="Aptos" w:hAnsi="Aptos" w:cs="Aptos" w:eastAsia="Aptos"/>
+          <w:rFonts w:eastAsia="Aptos" w:cs="Aptos"/>
+        </w:rPr>
+      </w:pPr>
+      <w:r>
+        <w:rPr>
+          <w:rFonts w:eastAsia="Aptos" w:cs="Aptos"/>
           <w:color w:val="1F2937"/>
           <w:sz w:val="23"/>
           <w:szCs w:val="23"/>
@@ -1893,19 +1734,19 @@
       </w:r>
       <w:r>
         <w:rPr>
-          <w:rFonts w:ascii="Aptos" w:hAnsi="Aptos" w:cs="Aptos" w:eastAsia="Aptos"/>
+          <w:rFonts w:eastAsia="Aptos" w:cs="Aptos"/>
           <w:b/>
           <w:bCs/>
           <w:color w:val="1F2937"/>
           <w:sz w:val="23"/>
+          <w:szCs w:val="23"/>
           <w:u w:val="single"/>
-          <w:szCs w:val="23"/>
         </w:rPr>
         <w:t>Sugihara Y</w:t>
       </w:r>
       <w:r>
         <w:rPr>
-          <w:rFonts w:ascii="Aptos" w:hAnsi="Aptos" w:cs="Aptos" w:eastAsia="Aptos"/>
+          <w:rFonts w:eastAsia="Aptos" w:cs="Aptos"/>
           <w:color w:val="1F2937"/>
           <w:sz w:val="23"/>
           <w:szCs w:val="23"/>
@@ -1916,8 +1757,7 @@
         <w:r>
           <w:rPr>
             <w:rStyle w:val="Hyperlink"/>
-            <w:rFonts w:ascii="Aptos" w:hAnsi="Aptos" w:cs="Aptos" w:eastAsia="Aptos"/>
-            <w:sz w:val="23"/>
+            <w:rFonts w:eastAsia="Aptos" w:cs="Aptos"/>
             <w:szCs w:val="23"/>
           </w:rPr>
           <w:t>Activation of plant immunity through conversion of a helper NLR homodimer into a resistosome</w:t>
@@ -1925,7 +1765,7 @@
       </w:hyperlink>
       <w:r>
         <w:rPr>
-          <w:rFonts w:ascii="Aptos" w:hAnsi="Aptos" w:cs="Aptos" w:eastAsia="Aptos"/>
+          <w:rFonts w:eastAsia="Aptos" w:cs="Aptos"/>
           <w:color w:val="1F2937"/>
           <w:sz w:val="23"/>
           <w:szCs w:val="23"/>
@@ -1934,7 +1774,7 @@
       </w:r>
       <w:r>
         <w:rPr>
-          <w:rFonts w:ascii="Aptos" w:hAnsi="Aptos" w:cs="Aptos" w:eastAsia="Aptos"/>
+          <w:rFonts w:eastAsia="Aptos" w:cs="Aptos"/>
           <w:i/>
           <w:iCs/>
           <w:color w:val="1F2937"/>
@@ -1945,7 +1785,7 @@
       </w:r>
       <w:r>
         <w:rPr>
-          <w:rFonts w:ascii="Aptos" w:hAnsi="Aptos" w:cs="Aptos" w:eastAsia="Aptos"/>
+          <w:rFonts w:eastAsia="Aptos" w:cs="Aptos"/>
           <w:color w:val="1F2937"/>
           <w:sz w:val="23"/>
           <w:szCs w:val="23"/>
@@ -1954,21 +1794,21 @@
       </w:r>
       <w:r>
         <w:rPr>
-          <w:rFonts w:ascii="Aptos" w:hAnsi="Aptos" w:cs="Aptos" w:eastAsia="Aptos"/>
-          <w:color w:val="1F2937"/>
-          <w:sz w:val="23"/>
+          <w:rFonts w:eastAsia="Aptos" w:cs="Aptos"/>
+          <w:color w:val="1F2937"/>
+          <w:sz w:val="23"/>
+          <w:szCs w:val="23"/>
           <w:lang w:val="en-GB"/>
-          <w:szCs w:val="23"/>
         </w:rPr>
         <w:t xml:space="preserve"> </w:t>
       </w:r>
       <w:r>
         <w:rPr>
-          <w:rFonts w:ascii="Aptos" w:hAnsi="Aptos" w:cs="Aptos" w:eastAsia="Aptos"/>
-          <w:color w:val="1F2937"/>
-          <w:sz w:val="23"/>
+          <w:rFonts w:eastAsia="Aptos" w:cs="Aptos"/>
+          <w:color w:val="1F2937"/>
+          <w:sz w:val="23"/>
+          <w:szCs w:val="23"/>
           <w:lang w:val="en-GB"/>
-          <w:szCs w:val="23"/>
         </w:rPr>
         <w:t>*Corresponding authors</w:t>
       </w:r>
@@ -1983,16 +1823,14 @@
           <w:tab w:val="num" w:pos="720"/>
         </w:tabs>
         <w:spacing w:after="140" w:line="247" w:lineRule="auto"/>
-        <w:ind/>
         <w:jc w:val="left"/>
         <w:rPr>
-          <w:rFonts w:ascii="Aptos" w:hAnsi="Aptos" w:cs="Aptos" w:eastAsia="Aptos"/>
-          <w:sz w:val="24"/>
-        </w:rPr>
-      </w:pPr>
-      <w:r>
-        <w:rPr>
-          <w:rFonts w:ascii="Aptos" w:hAnsi="Aptos" w:cs="Aptos" w:eastAsia="Aptos"/>
+          <w:rFonts w:eastAsia="Aptos" w:cs="Aptos"/>
+        </w:rPr>
+      </w:pPr>
+      <w:r>
+        <w:rPr>
+          <w:rFonts w:eastAsia="Aptos" w:cs="Aptos"/>
           <w:color w:val="1F2937"/>
           <w:sz w:val="23"/>
           <w:szCs w:val="23"/>
@@ -2001,17 +1839,17 @@
       </w:r>
       <w:r>
         <w:rPr>
-          <w:rFonts w:ascii="Aptos" w:hAnsi="Aptos" w:cs="Aptos" w:eastAsia="Aptos"/>
-          <w:color w:val="1F2937"/>
-          <w:sz w:val="23"/>
+          <w:rFonts w:eastAsia="Aptos" w:cs="Aptos"/>
+          <w:color w:val="1F2937"/>
+          <w:sz w:val="23"/>
+          <w:szCs w:val="23"/>
           <w:vertAlign w:val="superscript"/>
-          <w:szCs w:val="23"/>
         </w:rPr>
         <w:t>+</w:t>
       </w:r>
       <w:r>
         <w:rPr>
-          <w:rFonts w:ascii="Aptos" w:hAnsi="Aptos" w:cs="Aptos" w:eastAsia="Aptos"/>
+          <w:rFonts w:eastAsia="Aptos" w:cs="Aptos"/>
           <w:color w:val="1F2937"/>
           <w:sz w:val="23"/>
           <w:szCs w:val="23"/>
@@ -2020,17 +1858,17 @@
       </w:r>
       <w:r>
         <w:rPr>
-          <w:rFonts w:ascii="Aptos" w:hAnsi="Aptos" w:cs="Aptos" w:eastAsia="Aptos"/>
-          <w:color w:val="1F2937"/>
-          <w:sz w:val="23"/>
+          <w:rFonts w:eastAsia="Aptos" w:cs="Aptos"/>
+          <w:color w:val="1F2937"/>
+          <w:sz w:val="23"/>
+          <w:szCs w:val="23"/>
           <w:vertAlign w:val="superscript"/>
-          <w:szCs w:val="23"/>
         </w:rPr>
         <w:t>+</w:t>
       </w:r>
       <w:r>
         <w:rPr>
-          <w:rFonts w:ascii="Aptos" w:hAnsi="Aptos" w:cs="Aptos" w:eastAsia="Aptos"/>
+          <w:rFonts w:eastAsia="Aptos" w:cs="Aptos"/>
           <w:color w:val="1F2937"/>
           <w:sz w:val="23"/>
           <w:szCs w:val="23"/>
@@ -2039,19 +1877,19 @@
       </w:r>
       <w:r>
         <w:rPr>
-          <w:rFonts w:ascii="Aptos" w:hAnsi="Aptos" w:cs="Aptos" w:eastAsia="Aptos"/>
+          <w:rFonts w:eastAsia="Aptos" w:cs="Aptos"/>
           <w:b/>
           <w:bCs/>
           <w:color w:val="1F2937"/>
           <w:sz w:val="23"/>
+          <w:szCs w:val="23"/>
           <w:u w:val="single"/>
-          <w:szCs w:val="23"/>
         </w:rPr>
         <w:t>Sugihara Y</w:t>
       </w:r>
       <w:r>
         <w:rPr>
-          <w:rFonts w:ascii="Aptos" w:hAnsi="Aptos" w:cs="Aptos" w:eastAsia="Aptos"/>
+          <w:rFonts w:eastAsia="Aptos" w:cs="Aptos"/>
           <w:color w:val="1F2937"/>
           <w:sz w:val="23"/>
           <w:szCs w:val="23"/>
@@ -2062,8 +1900,7 @@
         <w:r>
           <w:rPr>
             <w:rStyle w:val="Hyperlink"/>
-            <w:rFonts w:ascii="Aptos" w:hAnsi="Aptos" w:cs="Aptos" w:eastAsia="Aptos"/>
-            <w:sz w:val="23"/>
+            <w:rFonts w:eastAsia="Aptos" w:cs="Aptos"/>
             <w:szCs w:val="23"/>
           </w:rPr>
           <w:t xml:space="preserve">Subfunctionalization of NRC3 altered the genetic structure of the </w:t>
@@ -2071,10 +1908,9 @@
         <w:r>
           <w:rPr>
             <w:rStyle w:val="Hyperlink"/>
-            <w:rFonts w:ascii="Aptos" w:hAnsi="Aptos" w:cs="Aptos" w:eastAsia="Aptos"/>
+            <w:rFonts w:eastAsia="Aptos" w:cs="Aptos"/>
             <w:i/>
             <w:iCs/>
-            <w:sz w:val="23"/>
             <w:szCs w:val="23"/>
           </w:rPr>
           <w:t>Nicotiana</w:t>
@@ -2082,8 +1918,7 @@
         <w:r>
           <w:rPr>
             <w:rStyle w:val="Hyperlink"/>
-            <w:rFonts w:ascii="Aptos" w:hAnsi="Aptos" w:cs="Aptos" w:eastAsia="Aptos"/>
-            <w:sz w:val="23"/>
+            <w:rFonts w:eastAsia="Aptos" w:cs="Aptos"/>
             <w:szCs w:val="23"/>
           </w:rPr>
           <w:t xml:space="preserve"> NRC network</w:t>
@@ -2091,7 +1926,7 @@
       </w:hyperlink>
       <w:r>
         <w:rPr>
-          <w:rFonts w:ascii="Aptos" w:hAnsi="Aptos" w:cs="Aptos" w:eastAsia="Aptos"/>
+          <w:rFonts w:eastAsia="Aptos" w:cs="Aptos"/>
           <w:color w:val="1F2937"/>
           <w:sz w:val="23"/>
           <w:szCs w:val="23"/>
@@ -2100,7 +1935,7 @@
       </w:r>
       <w:r>
         <w:rPr>
-          <w:rFonts w:ascii="Aptos" w:hAnsi="Aptos" w:cs="Aptos" w:eastAsia="Aptos"/>
+          <w:rFonts w:eastAsia="Aptos" w:cs="Aptos"/>
           <w:i/>
           <w:iCs/>
           <w:color w:val="1F2937"/>
@@ -2111,7 +1946,7 @@
       </w:r>
       <w:r>
         <w:rPr>
-          <w:rFonts w:ascii="Aptos" w:hAnsi="Aptos" w:cs="Aptos" w:eastAsia="Aptos"/>
+          <w:rFonts w:eastAsia="Aptos" w:cs="Aptos"/>
           <w:color w:val="1F2937"/>
           <w:sz w:val="23"/>
           <w:szCs w:val="23"/>
@@ -2120,7 +1955,7 @@
       </w:r>
       <w:r>
         <w:rPr>
-          <w:rFonts w:ascii="Aptos" w:hAnsi="Aptos" w:cs="Aptos" w:eastAsia="Aptos"/>
+          <w:rFonts w:eastAsia="Aptos" w:cs="Aptos"/>
           <w:color w:val="1F2937"/>
           <w:sz w:val="23"/>
           <w:szCs w:val="23"/>
@@ -2129,7 +1964,7 @@
       </w:r>
       <w:r>
         <w:rPr>
-          <w:rFonts w:ascii="Aptos" w:hAnsi="Aptos" w:cs="Aptos" w:eastAsia="Aptos"/>
+          <w:rFonts w:eastAsia="Aptos" w:cs="Aptos"/>
           <w:color w:val="1F2937"/>
           <w:sz w:val="23"/>
           <w:szCs w:val="23"/>
@@ -2138,7 +1973,7 @@
       </w:r>
       <w:r>
         <w:rPr>
-          <w:rFonts w:ascii="Aptos" w:hAnsi="Aptos" w:cs="Aptos" w:eastAsia="Aptos"/>
+          <w:rFonts w:eastAsia="Aptos" w:cs="Aptos"/>
           <w:color w:val="1F2937"/>
           <w:sz w:val="23"/>
           <w:szCs w:val="23"/>
@@ -2147,17 +1982,17 @@
       </w:r>
       <w:r>
         <w:rPr>
-          <w:rFonts w:ascii="Aptos" w:hAnsi="Aptos" w:cs="Aptos" w:eastAsia="Aptos"/>
-          <w:color w:val="1F2937"/>
-          <w:sz w:val="23"/>
+          <w:rFonts w:eastAsia="Aptos" w:cs="Aptos"/>
+          <w:color w:val="1F2937"/>
+          <w:sz w:val="23"/>
+          <w:szCs w:val="23"/>
           <w:vertAlign w:val="superscript"/>
-          <w:szCs w:val="23"/>
         </w:rPr>
         <w:t>+</w:t>
       </w:r>
       <w:r>
         <w:rPr>
-          <w:rFonts w:ascii="Aptos" w:hAnsi="Aptos" w:cs="Aptos" w:eastAsia="Aptos"/>
+          <w:rFonts w:eastAsia="Aptos" w:cs="Aptos"/>
           <w:color w:val="1F2937"/>
           <w:sz w:val="23"/>
           <w:szCs w:val="23"/>
@@ -2175,16 +2010,14 @@
           <w:tab w:val="num" w:pos="720"/>
         </w:tabs>
         <w:spacing w:after="140" w:line="247" w:lineRule="auto"/>
-        <w:ind/>
         <w:jc w:val="left"/>
         <w:rPr>
-          <w:rFonts w:ascii="Aptos" w:hAnsi="Aptos" w:cs="Aptos" w:eastAsia="Aptos"/>
-          <w:sz w:val="24"/>
-        </w:rPr>
-      </w:pPr>
-      <w:r>
-        <w:rPr>
-          <w:rFonts w:ascii="Aptos" w:hAnsi="Aptos" w:cs="Aptos" w:eastAsia="Aptos"/>
+          <w:rFonts w:eastAsia="Aptos" w:cs="Aptos"/>
+        </w:rPr>
+      </w:pPr>
+      <w:r>
+        <w:rPr>
+          <w:rFonts w:eastAsia="Aptos" w:cs="Aptos"/>
           <w:color w:val="1F2937"/>
           <w:sz w:val="23"/>
           <w:szCs w:val="23"/>
@@ -2193,19 +2026,19 @@
       </w:r>
       <w:r>
         <w:rPr>
-          <w:rFonts w:ascii="Aptos" w:hAnsi="Aptos" w:cs="Aptos" w:eastAsia="Aptos"/>
+          <w:rFonts w:eastAsia="Aptos" w:cs="Aptos"/>
           <w:b/>
           <w:bCs/>
           <w:color w:val="1F2937"/>
           <w:sz w:val="23"/>
+          <w:szCs w:val="23"/>
           <w:u w:val="single"/>
-          <w:szCs w:val="23"/>
         </w:rPr>
         <w:t>Sugihara Y</w:t>
       </w:r>
       <w:r>
         <w:rPr>
-          <w:rFonts w:ascii="Aptos" w:hAnsi="Aptos" w:cs="Aptos" w:eastAsia="Aptos"/>
+          <w:rFonts w:eastAsia="Aptos" w:cs="Aptos"/>
           <w:color w:val="1F2937"/>
           <w:sz w:val="23"/>
           <w:szCs w:val="23"/>
@@ -2216,8 +2049,7 @@
         <w:r>
           <w:rPr>
             <w:rStyle w:val="Hyperlink"/>
-            <w:rFonts w:ascii="Aptos" w:hAnsi="Aptos" w:cs="Aptos" w:eastAsia="Aptos"/>
-            <w:sz w:val="23"/>
+            <w:rFonts w:eastAsia="Aptos" w:cs="Aptos"/>
             <w:szCs w:val="23"/>
           </w:rPr>
           <w:t xml:space="preserve">Impact of rice </w:t>
@@ -2225,10 +2057,9 @@
         <w:r>
           <w:rPr>
             <w:rStyle w:val="Hyperlink"/>
-            <w:rFonts w:ascii="Aptos" w:hAnsi="Aptos" w:cs="Aptos" w:eastAsia="Aptos"/>
+            <w:rFonts w:eastAsia="Aptos" w:cs="Aptos"/>
             <w:i/>
             <w:iCs/>
-            <w:sz w:val="23"/>
             <w:szCs w:val="23"/>
           </w:rPr>
           <w:t xml:space="preserve">GENERAL REGULATORY FACTOR14h </w:t>
@@ -2236,8 +2067,7 @@
         <w:r>
           <w:rPr>
             <w:rStyle w:val="Hyperlink"/>
-            <w:rFonts w:ascii="Aptos" w:hAnsi="Aptos" w:cs="Aptos" w:eastAsia="Aptos"/>
-            <w:sz w:val="23"/>
+            <w:rFonts w:eastAsia="Aptos" w:cs="Aptos"/>
             <w:szCs w:val="23"/>
           </w:rPr>
           <w:t>(</w:t>
@@ -2245,10 +2075,9 @@
         <w:r>
           <w:rPr>
             <w:rStyle w:val="Hyperlink"/>
-            <w:rFonts w:ascii="Aptos" w:hAnsi="Aptos" w:cs="Aptos" w:eastAsia="Aptos"/>
+            <w:rFonts w:eastAsia="Aptos" w:cs="Aptos"/>
             <w:i/>
             <w:iCs/>
-            <w:sz w:val="23"/>
             <w:szCs w:val="23"/>
           </w:rPr>
           <w:t>GF14h</w:t>
@@ -2256,8 +2085,7 @@
         <w:r>
           <w:rPr>
             <w:rStyle w:val="Hyperlink"/>
-            <w:rFonts w:ascii="Aptos" w:hAnsi="Aptos" w:cs="Aptos" w:eastAsia="Aptos"/>
-            <w:sz w:val="23"/>
+            <w:rFonts w:eastAsia="Aptos" w:cs="Aptos"/>
             <w:szCs w:val="23"/>
           </w:rPr>
           <w:t>) on low-temperature seed germination and its application to breeding</w:t>
@@ -2265,7 +2093,7 @@
       </w:hyperlink>
       <w:r>
         <w:rPr>
-          <w:rFonts w:ascii="Aptos" w:hAnsi="Aptos" w:cs="Aptos" w:eastAsia="Aptos"/>
+          <w:rFonts w:eastAsia="Aptos" w:cs="Aptos"/>
           <w:color w:val="1F2937"/>
           <w:sz w:val="23"/>
           <w:szCs w:val="23"/>
@@ -2274,7 +2102,7 @@
       </w:r>
       <w:r>
         <w:rPr>
-          <w:rFonts w:ascii="Aptos" w:hAnsi="Aptos" w:cs="Aptos" w:eastAsia="Aptos"/>
+          <w:rFonts w:eastAsia="Aptos" w:cs="Aptos"/>
           <w:i/>
           <w:iCs/>
           <w:color w:val="1F2937"/>
@@ -2285,7 +2113,7 @@
       </w:r>
       <w:r>
         <w:rPr>
-          <w:rFonts w:ascii="Aptos" w:hAnsi="Aptos" w:cs="Aptos" w:eastAsia="Aptos"/>
+          <w:rFonts w:eastAsia="Aptos" w:cs="Aptos"/>
           <w:color w:val="1F2937"/>
           <w:sz w:val="23"/>
           <w:szCs w:val="23"/>
@@ -2294,7 +2122,7 @@
       </w:r>
       <w:r>
         <w:rPr>
-          <w:rFonts w:ascii="Aptos" w:hAnsi="Aptos" w:cs="Aptos" w:eastAsia="Aptos"/>
+          <w:rFonts w:eastAsia="Aptos" w:cs="Aptos"/>
           <w:i/>
           <w:iCs/>
           <w:color w:val="1F2937"/>
@@ -2305,7 +2133,7 @@
       </w:r>
       <w:r>
         <w:rPr>
-          <w:rFonts w:ascii="Aptos" w:hAnsi="Aptos" w:cs="Aptos" w:eastAsia="Aptos"/>
+          <w:rFonts w:eastAsia="Aptos" w:cs="Aptos"/>
           <w:color w:val="1F2937"/>
           <w:sz w:val="23"/>
           <w:szCs w:val="23"/>
@@ -2314,7 +2142,7 @@
       </w:r>
       <w:r>
         <w:rPr>
-          <w:rFonts w:ascii="Aptos" w:hAnsi="Aptos" w:cs="Aptos" w:eastAsia="Aptos"/>
+          <w:rFonts w:eastAsia="Aptos" w:cs="Aptos"/>
           <w:color w:val="1F2937"/>
           <w:sz w:val="23"/>
           <w:szCs w:val="23"/>
@@ -2323,7 +2151,7 @@
       </w:r>
       <w:r>
         <w:rPr>
-          <w:rFonts w:ascii="Aptos" w:hAnsi="Aptos" w:cs="Aptos" w:eastAsia="Aptos"/>
+          <w:rFonts w:eastAsia="Aptos" w:cs="Aptos"/>
           <w:color w:val="1F2937"/>
           <w:sz w:val="23"/>
           <w:szCs w:val="23"/>
@@ -2341,16 +2169,14 @@
           <w:tab w:val="num" w:pos="720"/>
         </w:tabs>
         <w:spacing w:after="140" w:line="247" w:lineRule="auto"/>
-        <w:ind/>
         <w:jc w:val="left"/>
         <w:rPr>
-          <w:rFonts w:ascii="Aptos" w:hAnsi="Aptos" w:cs="Aptos" w:eastAsia="Aptos"/>
-          <w:sz w:val="24"/>
-        </w:rPr>
-      </w:pPr>
-      <w:r>
-        <w:rPr>
-          <w:rFonts w:ascii="Aptos" w:hAnsi="Aptos" w:cs="Aptos" w:eastAsia="Aptos"/>
+          <w:rFonts w:eastAsia="Aptos" w:cs="Aptos"/>
+        </w:rPr>
+      </w:pPr>
+      <w:r>
+        <w:rPr>
+          <w:rFonts w:eastAsia="Aptos" w:cs="Aptos"/>
           <w:color w:val="1F2937"/>
           <w:sz w:val="23"/>
           <w:szCs w:val="23"/>
@@ -2359,17 +2185,17 @@
       </w:r>
       <w:r>
         <w:rPr>
-          <w:rFonts w:ascii="Aptos" w:hAnsi="Aptos" w:cs="Aptos" w:eastAsia="Aptos"/>
-          <w:color w:val="1F2937"/>
-          <w:sz w:val="23"/>
+          <w:rFonts w:eastAsia="Aptos" w:cs="Aptos"/>
+          <w:color w:val="1F2937"/>
+          <w:sz w:val="23"/>
+          <w:szCs w:val="23"/>
           <w:vertAlign w:val="superscript"/>
-          <w:szCs w:val="23"/>
         </w:rPr>
         <w:t>+</w:t>
       </w:r>
       <w:r>
         <w:rPr>
-          <w:rFonts w:ascii="Aptos" w:hAnsi="Aptos" w:cs="Aptos" w:eastAsia="Aptos"/>
+          <w:rFonts w:eastAsia="Aptos" w:cs="Aptos"/>
           <w:color w:val="1F2937"/>
           <w:sz w:val="23"/>
           <w:szCs w:val="23"/>
@@ -2378,17 +2204,17 @@
       </w:r>
       <w:r>
         <w:rPr>
-          <w:rFonts w:ascii="Aptos" w:hAnsi="Aptos" w:cs="Aptos" w:eastAsia="Aptos"/>
-          <w:color w:val="1F2937"/>
-          <w:sz w:val="23"/>
+          <w:rFonts w:eastAsia="Aptos" w:cs="Aptos"/>
+          <w:color w:val="1F2937"/>
+          <w:sz w:val="23"/>
+          <w:szCs w:val="23"/>
           <w:vertAlign w:val="superscript"/>
-          <w:szCs w:val="23"/>
         </w:rPr>
         <w:t>+</w:t>
       </w:r>
       <w:r>
         <w:rPr>
-          <w:rFonts w:ascii="Aptos" w:hAnsi="Aptos" w:cs="Aptos" w:eastAsia="Aptos"/>
+          <w:rFonts w:eastAsia="Aptos" w:cs="Aptos"/>
           <w:color w:val="1F2937"/>
           <w:sz w:val="23"/>
           <w:szCs w:val="23"/>
@@ -2397,19 +2223,19 @@
       </w:r>
       <w:r>
         <w:rPr>
-          <w:rFonts w:ascii="Aptos" w:hAnsi="Aptos" w:cs="Aptos" w:eastAsia="Aptos"/>
+          <w:rFonts w:eastAsia="Aptos" w:cs="Aptos"/>
           <w:b/>
           <w:bCs/>
           <w:color w:val="1F2937"/>
           <w:sz w:val="23"/>
+          <w:szCs w:val="23"/>
           <w:u w:val="single"/>
-          <w:szCs w:val="23"/>
         </w:rPr>
         <w:t>Sugihara Y</w:t>
       </w:r>
       <w:r>
         <w:rPr>
-          <w:rFonts w:ascii="Aptos" w:hAnsi="Aptos" w:cs="Aptos" w:eastAsia="Aptos"/>
+          <w:rFonts w:eastAsia="Aptos" w:cs="Aptos"/>
           <w:color w:val="1F2937"/>
           <w:sz w:val="23"/>
           <w:szCs w:val="23"/>
@@ -2420,8 +2246,7 @@
         <w:r>
           <w:rPr>
             <w:rStyle w:val="Hyperlink"/>
-            <w:rFonts w:ascii="Aptos" w:hAnsi="Aptos" w:cs="Aptos" w:eastAsia="Aptos"/>
-            <w:sz w:val="23"/>
+            <w:rFonts w:eastAsia="Aptos" w:cs="Aptos"/>
             <w:szCs w:val="23"/>
           </w:rPr>
           <w:t>Multiple horizontal mini-chromosome transfers drive genome evolution of clonal blast fungus lineages</w:t>
@@ -2429,7 +2254,7 @@
       </w:hyperlink>
       <w:r>
         <w:rPr>
-          <w:rFonts w:ascii="Aptos" w:hAnsi="Aptos" w:cs="Aptos" w:eastAsia="Aptos"/>
+          <w:rFonts w:eastAsia="Aptos" w:cs="Aptos"/>
           <w:color w:val="1F2937"/>
           <w:sz w:val="23"/>
           <w:szCs w:val="23"/>
@@ -2438,7 +2263,7 @@
       </w:r>
       <w:r>
         <w:rPr>
-          <w:rFonts w:ascii="Aptos" w:hAnsi="Aptos" w:cs="Aptos" w:eastAsia="Aptos"/>
+          <w:rFonts w:eastAsia="Aptos" w:cs="Aptos"/>
           <w:i/>
           <w:iCs/>
           <w:color w:val="1F2937"/>
@@ -2449,7 +2274,7 @@
       </w:r>
       <w:r>
         <w:rPr>
-          <w:rFonts w:ascii="Aptos" w:hAnsi="Aptos" w:cs="Aptos" w:eastAsia="Aptos"/>
+          <w:rFonts w:eastAsia="Aptos" w:cs="Aptos"/>
           <w:color w:val="1F2937"/>
           <w:sz w:val="23"/>
           <w:szCs w:val="23"/>
@@ -2458,7 +2283,7 @@
       </w:r>
       <w:r>
         <w:rPr>
-          <w:rFonts w:ascii="Aptos" w:hAnsi="Aptos" w:cs="Aptos" w:eastAsia="Aptos"/>
+          <w:rFonts w:eastAsia="Aptos" w:cs="Aptos"/>
           <w:color w:val="1F2937"/>
           <w:sz w:val="23"/>
           <w:szCs w:val="23"/>
@@ -2467,7 +2292,7 @@
       </w:r>
       <w:r>
         <w:rPr>
-          <w:rFonts w:ascii="Aptos" w:hAnsi="Aptos" w:cs="Aptos" w:eastAsia="Aptos"/>
+          <w:rFonts w:eastAsia="Aptos" w:cs="Aptos"/>
           <w:color w:val="1F2937"/>
           <w:sz w:val="23"/>
           <w:szCs w:val="23"/>
@@ -2476,17 +2301,17 @@
       </w:r>
       <w:r>
         <w:rPr>
-          <w:rFonts w:ascii="Aptos" w:hAnsi="Aptos" w:cs="Aptos" w:eastAsia="Aptos"/>
-          <w:color w:val="1F2937"/>
-          <w:sz w:val="23"/>
+          <w:rFonts w:eastAsia="Aptos" w:cs="Aptos"/>
+          <w:color w:val="1F2937"/>
+          <w:sz w:val="23"/>
+          <w:szCs w:val="23"/>
           <w:vertAlign w:val="superscript"/>
-          <w:szCs w:val="23"/>
         </w:rPr>
         <w:t>+</w:t>
       </w:r>
       <w:r>
         <w:rPr>
-          <w:rFonts w:ascii="Aptos" w:hAnsi="Aptos" w:cs="Aptos" w:eastAsia="Aptos"/>
+          <w:rFonts w:eastAsia="Aptos" w:cs="Aptos"/>
           <w:color w:val="1F2937"/>
           <w:sz w:val="23"/>
           <w:szCs w:val="23"/>
@@ -2504,28 +2329,26 @@
           <w:tab w:val="num" w:pos="720"/>
         </w:tabs>
         <w:spacing w:after="140" w:line="247" w:lineRule="auto"/>
-        <w:ind/>
         <w:jc w:val="left"/>
         <w:rPr>
-          <w:rFonts w:ascii="Aptos" w:hAnsi="Aptos" w:cs="Aptos" w:eastAsia="Aptos"/>
-          <w:sz w:val="24"/>
-        </w:rPr>
-      </w:pPr>
-      <w:r>
-        <w:rPr>
-          <w:rFonts w:ascii="Aptos" w:hAnsi="Aptos" w:cs="Aptos" w:eastAsia="Aptos"/>
+          <w:rFonts w:eastAsia="Aptos" w:cs="Aptos"/>
+        </w:rPr>
+      </w:pPr>
+      <w:r>
+        <w:rPr>
+          <w:rFonts w:eastAsia="Aptos" w:cs="Aptos"/>
           <w:b/>
           <w:bCs/>
           <w:color w:val="1F2937"/>
           <w:sz w:val="23"/>
+          <w:szCs w:val="23"/>
           <w:u w:val="single"/>
-          <w:szCs w:val="23"/>
         </w:rPr>
         <w:t>Sugihara Y</w:t>
       </w:r>
       <w:r>
         <w:rPr>
-          <w:rFonts w:ascii="Aptos" w:hAnsi="Aptos" w:cs="Aptos" w:eastAsia="Aptos"/>
+          <w:rFonts w:eastAsia="Aptos" w:cs="Aptos"/>
           <w:color w:val="1F2937"/>
           <w:sz w:val="23"/>
           <w:szCs w:val="23"/>
@@ -2536,8 +2359,7 @@
         <w:r>
           <w:rPr>
             <w:rStyle w:val="Hyperlink"/>
-            <w:rFonts w:ascii="Aptos" w:hAnsi="Aptos" w:cs="Aptos" w:eastAsia="Aptos"/>
-            <w:sz w:val="23"/>
+            <w:rFonts w:eastAsia="Aptos" w:cs="Aptos"/>
             <w:szCs w:val="23"/>
           </w:rPr>
           <w:t>Disentangling the complex gene interaction networks between rice and the blast fungus identifies a new pathogen effector</w:t>
@@ -2545,7 +2367,7 @@
       </w:hyperlink>
       <w:r>
         <w:rPr>
-          <w:rFonts w:ascii="Aptos" w:hAnsi="Aptos" w:cs="Aptos" w:eastAsia="Aptos"/>
+          <w:rFonts w:eastAsia="Aptos" w:cs="Aptos"/>
           <w:color w:val="1F2937"/>
           <w:sz w:val="23"/>
           <w:szCs w:val="23"/>
@@ -2554,7 +2376,7 @@
       </w:r>
       <w:r>
         <w:rPr>
-          <w:rFonts w:ascii="Aptos" w:hAnsi="Aptos" w:cs="Aptos" w:eastAsia="Aptos"/>
+          <w:rFonts w:eastAsia="Aptos" w:cs="Aptos"/>
           <w:i/>
           <w:iCs/>
           <w:color w:val="1F2937"/>
@@ -2565,7 +2387,7 @@
       </w:r>
       <w:r>
         <w:rPr>
-          <w:rFonts w:ascii="Aptos" w:hAnsi="Aptos" w:cs="Aptos" w:eastAsia="Aptos"/>
+          <w:rFonts w:eastAsia="Aptos" w:cs="Aptos"/>
           <w:color w:val="1F2937"/>
           <w:sz w:val="23"/>
           <w:szCs w:val="23"/>
@@ -2574,7 +2396,7 @@
       </w:r>
       <w:r>
         <w:rPr>
-          <w:rFonts w:ascii="Aptos" w:hAnsi="Aptos" w:cs="Aptos" w:eastAsia="Aptos"/>
+          <w:rFonts w:eastAsia="Aptos" w:cs="Aptos"/>
           <w:color w:val="1F2937"/>
           <w:sz w:val="23"/>
           <w:szCs w:val="23"/>
@@ -2583,7 +2405,7 @@
       </w:r>
       <w:r>
         <w:rPr>
-          <w:rFonts w:ascii="Aptos" w:hAnsi="Aptos" w:cs="Aptos" w:eastAsia="Aptos"/>
+          <w:rFonts w:eastAsia="Aptos" w:cs="Aptos"/>
           <w:color w:val="1F2937"/>
           <w:sz w:val="23"/>
           <w:szCs w:val="23"/>
@@ -2601,16 +2423,14 @@
           <w:tab w:val="num" w:pos="720"/>
         </w:tabs>
         <w:spacing w:after="140" w:line="247" w:lineRule="auto"/>
-        <w:ind/>
         <w:jc w:val="left"/>
         <w:rPr>
-          <w:rFonts w:ascii="Aptos" w:hAnsi="Aptos" w:cs="Aptos" w:eastAsia="Aptos"/>
-          <w:sz w:val="24"/>
-        </w:rPr>
-      </w:pPr>
-      <w:r>
-        <w:rPr>
-          <w:rFonts w:ascii="Aptos" w:hAnsi="Aptos" w:cs="Aptos" w:eastAsia="Aptos"/>
+          <w:rFonts w:eastAsia="Aptos" w:cs="Aptos"/>
+        </w:rPr>
+      </w:pPr>
+      <w:r>
+        <w:rPr>
+          <w:rFonts w:eastAsia="Aptos" w:cs="Aptos"/>
           <w:color w:val="1F2937"/>
           <w:sz w:val="23"/>
           <w:szCs w:val="23"/>
@@ -2619,19 +2439,19 @@
       </w:r>
       <w:r>
         <w:rPr>
-          <w:rFonts w:ascii="Aptos" w:hAnsi="Aptos" w:cs="Aptos" w:eastAsia="Aptos"/>
+          <w:rFonts w:eastAsia="Aptos" w:cs="Aptos"/>
           <w:b/>
           <w:bCs/>
           <w:color w:val="1F2937"/>
           <w:sz w:val="23"/>
+          <w:szCs w:val="23"/>
           <w:u w:val="single"/>
-          <w:szCs w:val="23"/>
         </w:rPr>
         <w:t>Sugihara Y</w:t>
       </w:r>
       <w:r>
         <w:rPr>
-          <w:rFonts w:ascii="Aptos" w:hAnsi="Aptos" w:cs="Aptos" w:eastAsia="Aptos"/>
+          <w:rFonts w:eastAsia="Aptos" w:cs="Aptos"/>
           <w:color w:val="1F2937"/>
           <w:sz w:val="23"/>
           <w:szCs w:val="23"/>
@@ -2642,8 +2462,7 @@
         <w:r>
           <w:rPr>
             <w:rStyle w:val="Hyperlink"/>
-            <w:rFonts w:ascii="Aptos" w:hAnsi="Aptos" w:cs="Aptos" w:eastAsia="Aptos"/>
-            <w:sz w:val="23"/>
+            <w:rFonts w:eastAsia="Aptos" w:cs="Aptos"/>
             <w:szCs w:val="23"/>
           </w:rPr>
           <w:t>Phylogenomic analysis in </w:t>
@@ -2651,10 +2470,9 @@
         <w:r>
           <w:rPr>
             <w:rStyle w:val="Hyperlink"/>
-            <w:rFonts w:ascii="Aptos" w:hAnsi="Aptos" w:cs="Aptos" w:eastAsia="Aptos"/>
+            <w:rFonts w:eastAsia="Aptos" w:cs="Aptos"/>
             <w:i/>
             <w:iCs/>
-            <w:sz w:val="23"/>
             <w:szCs w:val="23"/>
           </w:rPr>
           <w:t>Latilactobacillus sakei</w:t>
@@ -2662,8 +2480,7 @@
         <w:r>
           <w:rPr>
             <w:rStyle w:val="Hyperlink"/>
-            <w:rFonts w:ascii="Aptos" w:hAnsi="Aptos" w:cs="Aptos" w:eastAsia="Aptos"/>
-            <w:sz w:val="23"/>
+            <w:rFonts w:eastAsia="Aptos" w:cs="Aptos"/>
             <w:szCs w:val="23"/>
           </w:rPr>
           <w:t> by using polymorphisms detected by next-generation sequencing</w:t>
@@ -2671,7 +2488,7 @@
       </w:hyperlink>
       <w:r>
         <w:rPr>
-          <w:rFonts w:ascii="Aptos" w:hAnsi="Aptos" w:cs="Aptos" w:eastAsia="Aptos"/>
+          <w:rFonts w:eastAsia="Aptos" w:cs="Aptos"/>
           <w:color w:val="1F2937"/>
           <w:sz w:val="23"/>
           <w:szCs w:val="23"/>
@@ -2680,7 +2497,7 @@
       </w:r>
       <w:r>
         <w:rPr>
-          <w:rFonts w:ascii="Aptos" w:hAnsi="Aptos" w:cs="Aptos" w:eastAsia="Aptos"/>
+          <w:rFonts w:eastAsia="Aptos" w:cs="Aptos"/>
           <w:i/>
           <w:iCs/>
           <w:color w:val="1F2937"/>
@@ -2691,7 +2508,7 @@
       </w:r>
       <w:r>
         <w:rPr>
-          <w:rFonts w:ascii="Aptos" w:hAnsi="Aptos" w:cs="Aptos" w:eastAsia="Aptos"/>
+          <w:rFonts w:eastAsia="Aptos" w:cs="Aptos"/>
           <w:color w:val="1F2937"/>
           <w:sz w:val="23"/>
           <w:szCs w:val="23"/>
@@ -2700,7 +2517,7 @@
       </w:r>
       <w:r>
         <w:rPr>
-          <w:rFonts w:ascii="Aptos" w:hAnsi="Aptos" w:cs="Aptos" w:eastAsia="Aptos"/>
+          <w:rFonts w:eastAsia="Aptos" w:cs="Aptos"/>
           <w:color w:val="1F2937"/>
           <w:sz w:val="23"/>
           <w:szCs w:val="23"/>
@@ -2709,7 +2526,7 @@
       </w:r>
       <w:r>
         <w:rPr>
-          <w:rFonts w:ascii="Aptos" w:hAnsi="Aptos" w:cs="Aptos" w:eastAsia="Aptos"/>
+          <w:rFonts w:eastAsia="Aptos" w:cs="Aptos"/>
           <w:color w:val="1F2937"/>
           <w:sz w:val="23"/>
           <w:szCs w:val="23"/>
@@ -2727,16 +2544,14 @@
           <w:tab w:val="num" w:pos="720"/>
         </w:tabs>
         <w:spacing w:after="140" w:line="247" w:lineRule="auto"/>
-        <w:ind/>
         <w:jc w:val="left"/>
         <w:rPr>
-          <w:rFonts w:ascii="Aptos" w:hAnsi="Aptos" w:cs="Aptos" w:eastAsia="Aptos"/>
-          <w:sz w:val="24"/>
-        </w:rPr>
-      </w:pPr>
-      <w:r>
-        <w:rPr>
-          <w:rFonts w:ascii="Aptos" w:hAnsi="Aptos" w:cs="Aptos" w:eastAsia="Aptos"/>
+          <w:rFonts w:eastAsia="Aptos" w:cs="Aptos"/>
+        </w:rPr>
+      </w:pPr>
+      <w:r>
+        <w:rPr>
+          <w:rFonts w:eastAsia="Aptos" w:cs="Aptos"/>
           <w:color w:val="1F2937"/>
           <w:sz w:val="23"/>
           <w:szCs w:val="23"/>
@@ -2745,41 +2560,30 @@
       </w:r>
       <w:r>
         <w:rPr>
-          <w:rFonts w:ascii="Aptos" w:hAnsi="Aptos" w:cs="Aptos" w:eastAsia="Aptos"/>
+          <w:rFonts w:eastAsia="Aptos" w:cs="Aptos"/>
           <w:b/>
           <w:bCs/>
           <w:color w:val="1F2937"/>
           <w:sz w:val="23"/>
+          <w:szCs w:val="23"/>
           <w:u w:val="single"/>
-          <w:szCs w:val="23"/>
         </w:rPr>
         <w:t>Sugihara Y</w:t>
       </w:r>
       <w:r>
         <w:rPr>
-          <w:rFonts w:ascii="Aptos" w:hAnsi="Aptos" w:cs="Aptos" w:eastAsia="Aptos"/>
-          <w:color w:val="1F2937"/>
-          <w:sz w:val="23"/>
-          <w:szCs w:val="23"/>
-        </w:rPr>
-        <w:t xml:space="preserve">, Nishikawa M, Makita N, Sakamoto M, Tanaka K, </w:t>
-      </w:r>
-      <w:r>
-        <w:rPr>
-          <w:rFonts w:ascii="Aptos" w:hAnsi="Aptos" w:cs="Aptos" w:eastAsia="Aptos"/>
-          <w:color w:val="1F2937"/>
-          <w:sz w:val="23"/>
-          <w:szCs w:val="23"/>
-        </w:rPr>
-        <w:lastRenderedPageBreak/>
-        <w:t>Wada T, Takagi H (2023) </w:t>
+          <w:rFonts w:eastAsia="Aptos" w:cs="Aptos"/>
+          <w:color w:val="1F2937"/>
+          <w:sz w:val="23"/>
+          <w:szCs w:val="23"/>
+        </w:rPr>
+        <w:t>, Nishikawa M, Makita N, Sakamoto M, Tanaka K, Wada T, Takagi H (2023) </w:t>
       </w:r>
       <w:hyperlink r:id="rId15" w:tgtFrame="_blank" w:history="1">
         <w:r>
           <w:rPr>
             <w:rStyle w:val="Hyperlink"/>
-            <w:rFonts w:ascii="Aptos" w:hAnsi="Aptos" w:cs="Aptos" w:eastAsia="Aptos"/>
-            <w:sz w:val="23"/>
+            <w:rFonts w:eastAsia="Aptos" w:cs="Aptos"/>
             <w:szCs w:val="23"/>
           </w:rPr>
           <w:t>NGS-based genome wide association study helps to develop co-dominant marker for the physical map-based locus of PFRU controlling flowering in cultivated octoploid strawberry</w:t>
@@ -2787,7 +2591,7 @@
       </w:hyperlink>
       <w:r>
         <w:rPr>
-          <w:rFonts w:ascii="Aptos" w:hAnsi="Aptos" w:cs="Aptos" w:eastAsia="Aptos"/>
+          <w:rFonts w:eastAsia="Aptos" w:cs="Aptos"/>
           <w:color w:val="1F2937"/>
           <w:sz w:val="23"/>
           <w:szCs w:val="23"/>
@@ -2796,7 +2600,7 @@
       </w:r>
       <w:r>
         <w:rPr>
-          <w:rFonts w:ascii="Aptos" w:hAnsi="Aptos" w:cs="Aptos" w:eastAsia="Aptos"/>
+          <w:rFonts w:eastAsia="Aptos" w:cs="Aptos"/>
           <w:i/>
           <w:iCs/>
           <w:color w:val="1F2937"/>
@@ -2807,7 +2611,7 @@
       </w:r>
       <w:r>
         <w:rPr>
-          <w:rFonts w:ascii="Aptos" w:hAnsi="Aptos" w:cs="Aptos" w:eastAsia="Aptos"/>
+          <w:rFonts w:eastAsia="Aptos" w:cs="Aptos"/>
           <w:color w:val="1F2937"/>
           <w:sz w:val="23"/>
           <w:szCs w:val="23"/>
@@ -2816,7 +2620,7 @@
       </w:r>
       <w:r>
         <w:rPr>
-          <w:rFonts w:ascii="Aptos" w:hAnsi="Aptos" w:cs="Aptos" w:eastAsia="Aptos"/>
+          <w:rFonts w:eastAsia="Aptos" w:cs="Aptos"/>
           <w:color w:val="1F2937"/>
           <w:sz w:val="23"/>
           <w:szCs w:val="23"/>
@@ -2825,7 +2629,7 @@
       </w:r>
       <w:r>
         <w:rPr>
-          <w:rFonts w:ascii="Aptos" w:hAnsi="Aptos" w:cs="Aptos" w:eastAsia="Aptos"/>
+          <w:rFonts w:eastAsia="Aptos" w:cs="Aptos"/>
           <w:color w:val="1F2937"/>
           <w:sz w:val="23"/>
           <w:szCs w:val="23"/>
@@ -2843,16 +2647,14 @@
           <w:tab w:val="num" w:pos="720"/>
         </w:tabs>
         <w:spacing w:after="140" w:line="247" w:lineRule="auto"/>
-        <w:ind/>
         <w:jc w:val="left"/>
         <w:rPr>
-          <w:rFonts w:ascii="Aptos" w:hAnsi="Aptos" w:cs="Aptos" w:eastAsia="Aptos"/>
-          <w:sz w:val="24"/>
-        </w:rPr>
-      </w:pPr>
-      <w:r>
-        <w:rPr>
-          <w:rFonts w:ascii="Aptos" w:hAnsi="Aptos" w:cs="Aptos" w:eastAsia="Aptos"/>
+          <w:rFonts w:eastAsia="Aptos" w:cs="Aptos"/>
+        </w:rPr>
+      </w:pPr>
+      <w:r>
+        <w:rPr>
+          <w:rFonts w:eastAsia="Aptos" w:cs="Aptos"/>
           <w:color w:val="1F2937"/>
           <w:sz w:val="23"/>
           <w:szCs w:val="23"/>
@@ -2861,19 +2663,19 @@
       </w:r>
       <w:r>
         <w:rPr>
-          <w:rFonts w:ascii="Aptos" w:hAnsi="Aptos" w:cs="Aptos" w:eastAsia="Aptos"/>
+          <w:rFonts w:eastAsia="Aptos" w:cs="Aptos"/>
           <w:b/>
           <w:bCs/>
           <w:color w:val="1F2937"/>
           <w:sz w:val="23"/>
+          <w:szCs w:val="23"/>
           <w:u w:val="single"/>
-          <w:szCs w:val="23"/>
         </w:rPr>
         <w:t>Sugihara Y,</w:t>
       </w:r>
       <w:r>
         <w:rPr>
-          <w:rFonts w:ascii="Aptos" w:hAnsi="Aptos" w:cs="Aptos" w:eastAsia="Aptos"/>
+          <w:rFonts w:eastAsia="Aptos" w:cs="Aptos"/>
           <w:color w:val="1F2937"/>
           <w:sz w:val="23"/>
           <w:szCs w:val="23"/>
@@ -2884,8 +2686,7 @@
         <w:r>
           <w:rPr>
             <w:rStyle w:val="Hyperlink"/>
-            <w:rFonts w:ascii="Aptos" w:hAnsi="Aptos" w:cs="Aptos" w:eastAsia="Aptos"/>
-            <w:sz w:val="23"/>
+            <w:rFonts w:eastAsia="Aptos" w:cs="Aptos"/>
             <w:szCs w:val="23"/>
           </w:rPr>
           <w:t>Rice apoplastic CBM1-interacting protein counters blast pathogen invasion by binding conserved carbohydrate binding module 1 motif of fungal proteins</w:t>
@@ -2893,7 +2694,7 @@
       </w:hyperlink>
       <w:r>
         <w:rPr>
-          <w:rFonts w:ascii="Aptos" w:hAnsi="Aptos" w:cs="Aptos" w:eastAsia="Aptos"/>
+          <w:rFonts w:eastAsia="Aptos" w:cs="Aptos"/>
           <w:color w:val="1F2937"/>
           <w:sz w:val="23"/>
           <w:szCs w:val="23"/>
@@ -2902,7 +2703,7 @@
       </w:r>
       <w:r>
         <w:rPr>
-          <w:rFonts w:ascii="Aptos" w:hAnsi="Aptos" w:cs="Aptos" w:eastAsia="Aptos"/>
+          <w:rFonts w:eastAsia="Aptos" w:cs="Aptos"/>
           <w:i/>
           <w:iCs/>
           <w:color w:val="1F2937"/>
@@ -2913,7 +2714,7 @@
       </w:r>
       <w:r>
         <w:rPr>
-          <w:rFonts w:ascii="Aptos" w:hAnsi="Aptos" w:cs="Aptos" w:eastAsia="Aptos"/>
+          <w:rFonts w:eastAsia="Aptos" w:cs="Aptos"/>
           <w:color w:val="1F2937"/>
           <w:sz w:val="23"/>
           <w:szCs w:val="23"/>
@@ -2922,7 +2723,7 @@
       </w:r>
       <w:r>
         <w:rPr>
-          <w:rFonts w:ascii="Aptos" w:hAnsi="Aptos" w:cs="Aptos" w:eastAsia="Aptos"/>
+          <w:rFonts w:eastAsia="Aptos" w:cs="Aptos"/>
           <w:color w:val="1F2937"/>
           <w:sz w:val="23"/>
           <w:szCs w:val="23"/>
@@ -2931,7 +2732,7 @@
       </w:r>
       <w:r>
         <w:rPr>
-          <w:rFonts w:ascii="Aptos" w:hAnsi="Aptos" w:cs="Aptos" w:eastAsia="Aptos"/>
+          <w:rFonts w:eastAsia="Aptos" w:cs="Aptos"/>
           <w:color w:val="1F2937"/>
           <w:sz w:val="23"/>
           <w:szCs w:val="23"/>
@@ -2940,7 +2741,7 @@
       </w:r>
       <w:r>
         <w:rPr>
-          <w:rFonts w:ascii="Aptos" w:hAnsi="Aptos" w:cs="Aptos" w:eastAsia="Aptos"/>
+          <w:rFonts w:eastAsia="Aptos" w:cs="Aptos"/>
           <w:i/>
           <w:iCs/>
           <w:color w:val="1F2937"/>
@@ -2951,7 +2752,7 @@
       </w:r>
       <w:r>
         <w:rPr>
-          <w:rFonts w:ascii="Aptos" w:hAnsi="Aptos" w:cs="Aptos" w:eastAsia="Aptos"/>
+          <w:rFonts w:eastAsia="Aptos" w:cs="Aptos"/>
           <w:color w:val="1F2937"/>
           <w:sz w:val="23"/>
           <w:szCs w:val="23"/>
@@ -2969,37 +2770,36 @@
           <w:tab w:val="num" w:pos="720"/>
         </w:tabs>
         <w:spacing w:after="140" w:line="247" w:lineRule="auto"/>
-        <w:ind/>
         <w:jc w:val="left"/>
         <w:rPr>
-          <w:rFonts w:ascii="Aptos" w:hAnsi="Aptos" w:cs="Aptos" w:eastAsia="Aptos"/>
-          <w:sz w:val="24"/>
-        </w:rPr>
-      </w:pPr>
-      <w:r>
-        <w:rPr>
-          <w:rFonts w:ascii="Aptos" w:hAnsi="Aptos" w:cs="Aptos" w:eastAsia="Aptos"/>
-          <w:color w:val="1F2937"/>
-          <w:sz w:val="23"/>
-          <w:szCs w:val="23"/>
-        </w:rPr>
+          <w:rFonts w:eastAsia="Aptos" w:cs="Aptos"/>
+        </w:rPr>
+      </w:pPr>
+      <w:r>
+        <w:rPr>
+          <w:rFonts w:eastAsia="Aptos" w:cs="Aptos"/>
+          <w:color w:val="1F2937"/>
+          <w:sz w:val="23"/>
+          <w:szCs w:val="23"/>
+        </w:rPr>
+        <w:lastRenderedPageBreak/>
         <w:t>Natsume S, </w:t>
       </w:r>
       <w:r>
         <w:rPr>
-          <w:rFonts w:ascii="Aptos" w:hAnsi="Aptos" w:cs="Aptos" w:eastAsia="Aptos"/>
+          <w:rFonts w:eastAsia="Aptos" w:cs="Aptos"/>
           <w:b/>
           <w:bCs/>
           <w:color w:val="1F2937"/>
           <w:sz w:val="23"/>
+          <w:szCs w:val="23"/>
           <w:u w:val="single"/>
-          <w:szCs w:val="23"/>
         </w:rPr>
         <w:t>Sugihara Y</w:t>
       </w:r>
       <w:r>
         <w:rPr>
-          <w:rFonts w:ascii="Aptos" w:hAnsi="Aptos" w:cs="Aptos" w:eastAsia="Aptos"/>
+          <w:rFonts w:eastAsia="Aptos" w:cs="Aptos"/>
           <w:color w:val="1F2937"/>
           <w:sz w:val="23"/>
           <w:szCs w:val="23"/>
@@ -3010,8 +2810,7 @@
         <w:r>
           <w:rPr>
             <w:rStyle w:val="Hyperlink"/>
-            <w:rFonts w:ascii="Aptos" w:hAnsi="Aptos" w:cs="Aptos" w:eastAsia="Aptos"/>
-            <w:sz w:val="23"/>
+            <w:rFonts w:eastAsia="Aptos" w:cs="Aptos"/>
             <w:szCs w:val="23"/>
           </w:rPr>
           <w:t>Genome Analysis Revives a Forgotten Hybrid Crop Edo-dokoro in the Genus </w:t>
@@ -3019,10 +2818,9 @@
         <w:r>
           <w:rPr>
             <w:rStyle w:val="Hyperlink"/>
-            <w:rFonts w:ascii="Aptos" w:hAnsi="Aptos" w:cs="Aptos" w:eastAsia="Aptos"/>
+            <w:rFonts w:eastAsia="Aptos" w:cs="Aptos"/>
             <w:i/>
             <w:iCs/>
-            <w:sz w:val="23"/>
             <w:szCs w:val="23"/>
           </w:rPr>
           <w:t>Dioscorea</w:t>
@@ -3030,7 +2828,7 @@
       </w:hyperlink>
       <w:r>
         <w:rPr>
-          <w:rFonts w:ascii="Aptos" w:hAnsi="Aptos" w:cs="Aptos" w:eastAsia="Aptos"/>
+          <w:rFonts w:eastAsia="Aptos" w:cs="Aptos"/>
           <w:color w:val="1F2937"/>
           <w:sz w:val="23"/>
           <w:szCs w:val="23"/>
@@ -3039,7 +2837,7 @@
       </w:r>
       <w:r>
         <w:rPr>
-          <w:rFonts w:ascii="Aptos" w:hAnsi="Aptos" w:cs="Aptos" w:eastAsia="Aptos"/>
+          <w:rFonts w:eastAsia="Aptos" w:cs="Aptos"/>
           <w:i/>
           <w:iCs/>
           <w:color w:val="1F2937"/>
@@ -3050,7 +2848,7 @@
       </w:r>
       <w:r>
         <w:rPr>
-          <w:rFonts w:ascii="Aptos" w:hAnsi="Aptos" w:cs="Aptos" w:eastAsia="Aptos"/>
+          <w:rFonts w:eastAsia="Aptos" w:cs="Aptos"/>
           <w:color w:val="1F2937"/>
           <w:sz w:val="23"/>
           <w:szCs w:val="23"/>
@@ -3068,16 +2866,14 @@
           <w:tab w:val="num" w:pos="720"/>
         </w:tabs>
         <w:spacing w:after="140" w:line="247" w:lineRule="auto"/>
-        <w:ind/>
         <w:jc w:val="left"/>
         <w:rPr>
-          <w:rFonts w:ascii="Aptos" w:hAnsi="Aptos" w:cs="Aptos" w:eastAsia="Aptos"/>
-          <w:sz w:val="24"/>
-        </w:rPr>
-      </w:pPr>
-      <w:r>
-        <w:rPr>
-          <w:rFonts w:ascii="Aptos" w:hAnsi="Aptos" w:cs="Aptos" w:eastAsia="Aptos"/>
+          <w:rFonts w:eastAsia="Aptos" w:cs="Aptos"/>
+        </w:rPr>
+      </w:pPr>
+      <w:r>
+        <w:rPr>
+          <w:rFonts w:eastAsia="Aptos" w:cs="Aptos"/>
           <w:color w:val="1F2937"/>
           <w:sz w:val="23"/>
           <w:szCs w:val="23"/>
@@ -3086,19 +2882,19 @@
       </w:r>
       <w:r>
         <w:rPr>
-          <w:rFonts w:ascii="Aptos" w:hAnsi="Aptos" w:cs="Aptos" w:eastAsia="Aptos"/>
+          <w:rFonts w:eastAsia="Aptos" w:cs="Aptos"/>
           <w:b/>
           <w:bCs/>
           <w:color w:val="1F2937"/>
           <w:sz w:val="23"/>
+          <w:szCs w:val="23"/>
           <w:u w:val="single"/>
-          <w:szCs w:val="23"/>
         </w:rPr>
         <w:t>Sugihara Y</w:t>
       </w:r>
       <w:r>
         <w:rPr>
-          <w:rFonts w:ascii="Aptos" w:hAnsi="Aptos" w:cs="Aptos" w:eastAsia="Aptos"/>
+          <w:rFonts w:eastAsia="Aptos" w:cs="Aptos"/>
           <w:color w:val="1F2937"/>
           <w:sz w:val="23"/>
           <w:szCs w:val="23"/>
@@ -3109,8 +2905,7 @@
         <w:r>
           <w:rPr>
             <w:rStyle w:val="Hyperlink"/>
-            <w:rFonts w:ascii="Aptos" w:hAnsi="Aptos" w:cs="Aptos" w:eastAsia="Aptos"/>
-            <w:sz w:val="23"/>
+            <w:rFonts w:eastAsia="Aptos" w:cs="Aptos"/>
             <w:szCs w:val="23"/>
           </w:rPr>
           <w:t>A genetically linked pair of NLR immune receptors show contrasting patterns of evolution</w:t>
@@ -3118,7 +2913,7 @@
       </w:hyperlink>
       <w:r>
         <w:rPr>
-          <w:rFonts w:ascii="Aptos" w:hAnsi="Aptos" w:cs="Aptos" w:eastAsia="Aptos"/>
+          <w:rFonts w:eastAsia="Aptos" w:cs="Aptos"/>
           <w:color w:val="1F2937"/>
           <w:sz w:val="23"/>
           <w:szCs w:val="23"/>
@@ -3127,7 +2922,7 @@
       </w:r>
       <w:r>
         <w:rPr>
-          <w:rFonts w:ascii="Aptos" w:hAnsi="Aptos" w:cs="Aptos" w:eastAsia="Aptos"/>
+          <w:rFonts w:eastAsia="Aptos" w:cs="Aptos"/>
           <w:i/>
           <w:iCs/>
           <w:color w:val="1F2937"/>
@@ -3138,7 +2933,7 @@
       </w:r>
       <w:r>
         <w:rPr>
-          <w:rFonts w:ascii="Aptos" w:hAnsi="Aptos" w:cs="Aptos" w:eastAsia="Aptos"/>
+          <w:rFonts w:eastAsia="Aptos" w:cs="Aptos"/>
           <w:color w:val="1F2937"/>
           <w:sz w:val="23"/>
           <w:szCs w:val="23"/>
@@ -3156,28 +2951,26 @@
           <w:tab w:val="num" w:pos="720"/>
         </w:tabs>
         <w:spacing w:after="140" w:line="247" w:lineRule="auto"/>
-        <w:ind/>
         <w:jc w:val="left"/>
         <w:rPr>
-          <w:rFonts w:ascii="Aptos" w:hAnsi="Aptos" w:cs="Aptos" w:eastAsia="Aptos"/>
-          <w:sz w:val="24"/>
-        </w:rPr>
-      </w:pPr>
-      <w:r>
-        <w:rPr>
-          <w:rFonts w:ascii="Aptos" w:hAnsi="Aptos" w:cs="Aptos" w:eastAsia="Aptos"/>
+          <w:rFonts w:eastAsia="Aptos" w:cs="Aptos"/>
+        </w:rPr>
+      </w:pPr>
+      <w:r>
+        <w:rPr>
+          <w:rFonts w:eastAsia="Aptos" w:cs="Aptos"/>
           <w:b/>
           <w:bCs/>
           <w:color w:val="1F2937"/>
           <w:sz w:val="23"/>
+          <w:szCs w:val="23"/>
           <w:u w:val="single"/>
-          <w:szCs w:val="23"/>
         </w:rPr>
         <w:t>Sugihara Y</w:t>
       </w:r>
       <w:r>
         <w:rPr>
-          <w:rFonts w:ascii="Aptos" w:hAnsi="Aptos" w:cs="Aptos" w:eastAsia="Aptos"/>
+          <w:rFonts w:eastAsia="Aptos" w:cs="Aptos"/>
           <w:color w:val="1F2937"/>
           <w:sz w:val="23"/>
           <w:szCs w:val="23"/>
@@ -3188,8 +2981,7 @@
         <w:r>
           <w:rPr>
             <w:rStyle w:val="Hyperlink"/>
-            <w:rFonts w:ascii="Aptos" w:hAnsi="Aptos" w:cs="Aptos" w:eastAsia="Aptos"/>
-            <w:sz w:val="23"/>
+            <w:rFonts w:eastAsia="Aptos" w:cs="Aptos"/>
             <w:szCs w:val="23"/>
           </w:rPr>
           <w:t>High-performance pipeline for MutMap and QTL-seq</w:t>
@@ -3197,7 +2989,7 @@
       </w:hyperlink>
       <w:r>
         <w:rPr>
-          <w:rFonts w:ascii="Aptos" w:hAnsi="Aptos" w:cs="Aptos" w:eastAsia="Aptos"/>
+          <w:rFonts w:eastAsia="Aptos" w:cs="Aptos"/>
           <w:color w:val="1F2937"/>
           <w:sz w:val="23"/>
           <w:szCs w:val="23"/>
@@ -3206,7 +2998,7 @@
       </w:r>
       <w:r>
         <w:rPr>
-          <w:rFonts w:ascii="Aptos" w:hAnsi="Aptos" w:cs="Aptos" w:eastAsia="Aptos"/>
+          <w:rFonts w:eastAsia="Aptos" w:cs="Aptos"/>
           <w:i/>
           <w:iCs/>
           <w:color w:val="1F2937"/>
@@ -3217,7 +3009,7 @@
       </w:r>
       <w:r>
         <w:rPr>
-          <w:rFonts w:ascii="Aptos" w:hAnsi="Aptos" w:cs="Aptos" w:eastAsia="Aptos"/>
+          <w:rFonts w:eastAsia="Aptos" w:cs="Aptos"/>
           <w:color w:val="1F2937"/>
           <w:sz w:val="23"/>
           <w:szCs w:val="23"/>
@@ -3226,7 +3018,7 @@
       </w:r>
       <w:r>
         <w:rPr>
-          <w:rFonts w:ascii="Aptos" w:hAnsi="Aptos" w:cs="Aptos" w:eastAsia="Aptos"/>
+          <w:rFonts w:eastAsia="Aptos" w:cs="Aptos"/>
           <w:color w:val="1F2937"/>
           <w:sz w:val="23"/>
           <w:szCs w:val="23"/>
@@ -3235,7 +3027,7 @@
       </w:r>
       <w:r>
         <w:rPr>
-          <w:rFonts w:ascii="Aptos" w:hAnsi="Aptos" w:cs="Aptos" w:eastAsia="Aptos"/>
+          <w:rFonts w:eastAsia="Aptos" w:cs="Aptos"/>
           <w:color w:val="1F2937"/>
           <w:sz w:val="23"/>
           <w:szCs w:val="23"/>
@@ -3244,7 +3036,7 @@
       </w:r>
       <w:r>
         <w:rPr>
-          <w:rFonts w:ascii="Aptos" w:hAnsi="Aptos" w:cs="Aptos" w:eastAsia="Aptos"/>
+          <w:rFonts w:eastAsia="Aptos" w:cs="Aptos"/>
           <w:i/>
           <w:iCs/>
           <w:color w:val="1F2937"/>
@@ -3255,7 +3047,7 @@
       </w:r>
       <w:r>
         <w:rPr>
-          <w:rFonts w:ascii="Aptos" w:hAnsi="Aptos" w:cs="Aptos" w:eastAsia="Aptos"/>
+          <w:rFonts w:eastAsia="Aptos" w:cs="Aptos"/>
           <w:color w:val="1F2937"/>
           <w:sz w:val="23"/>
           <w:szCs w:val="23"/>
@@ -3273,28 +3065,26 @@
           <w:tab w:val="num" w:pos="720"/>
         </w:tabs>
         <w:spacing w:after="140" w:line="247" w:lineRule="auto"/>
-        <w:ind/>
         <w:jc w:val="left"/>
         <w:rPr>
-          <w:rFonts w:ascii="Aptos" w:hAnsi="Aptos" w:cs="Aptos" w:eastAsia="Aptos"/>
-          <w:sz w:val="24"/>
-        </w:rPr>
-      </w:pPr>
-      <w:r>
-        <w:rPr>
-          <w:rFonts w:ascii="Aptos" w:hAnsi="Aptos" w:cs="Aptos" w:eastAsia="Aptos"/>
+          <w:rFonts w:eastAsia="Aptos" w:cs="Aptos"/>
+        </w:rPr>
+      </w:pPr>
+      <w:r>
+        <w:rPr>
+          <w:rFonts w:eastAsia="Aptos" w:cs="Aptos"/>
           <w:b/>
           <w:bCs/>
           <w:color w:val="1F2937"/>
           <w:sz w:val="23"/>
+          <w:szCs w:val="23"/>
           <w:u w:val="single"/>
-          <w:szCs w:val="23"/>
         </w:rPr>
         <w:t>Sugihara Y</w:t>
       </w:r>
       <w:r>
         <w:rPr>
-          <w:rFonts w:ascii="Aptos" w:hAnsi="Aptos" w:cs="Aptos" w:eastAsia="Aptos"/>
+          <w:rFonts w:eastAsia="Aptos" w:cs="Aptos"/>
           <w:color w:val="1F2937"/>
           <w:sz w:val="23"/>
           <w:szCs w:val="23"/>
@@ -3305,8 +3095,7 @@
         <w:r>
           <w:rPr>
             <w:rStyle w:val="Hyperlink"/>
-            <w:rFonts w:ascii="Aptos" w:hAnsi="Aptos" w:cs="Aptos" w:eastAsia="Aptos"/>
-            <w:sz w:val="23"/>
+            <w:rFonts w:eastAsia="Aptos" w:cs="Aptos"/>
             <w:szCs w:val="23"/>
           </w:rPr>
           <w:t>Population genomics of yams: evolution and domestication of </w:t>
@@ -3314,10 +3103,9 @@
         <w:r>
           <w:rPr>
             <w:rStyle w:val="Hyperlink"/>
-            <w:rFonts w:ascii="Aptos" w:hAnsi="Aptos" w:cs="Aptos" w:eastAsia="Aptos"/>
+            <w:rFonts w:eastAsia="Aptos" w:cs="Aptos"/>
             <w:i/>
             <w:iCs/>
-            <w:sz w:val="23"/>
             <w:szCs w:val="23"/>
           </w:rPr>
           <w:t>Dioscorea</w:t>
@@ -3325,8 +3113,7 @@
         <w:r>
           <w:rPr>
             <w:rStyle w:val="Hyperlink"/>
-            <w:rFonts w:ascii="Aptos" w:hAnsi="Aptos" w:cs="Aptos" w:eastAsia="Aptos"/>
-            <w:sz w:val="23"/>
+            <w:rFonts w:eastAsia="Aptos" w:cs="Aptos"/>
             <w:szCs w:val="23"/>
           </w:rPr>
           <w:t> species</w:t>
@@ -3334,7 +3121,7 @@
       </w:hyperlink>
       <w:r>
         <w:rPr>
-          <w:rFonts w:ascii="Aptos" w:hAnsi="Aptos" w:cs="Aptos" w:eastAsia="Aptos"/>
+          <w:rFonts w:eastAsia="Aptos" w:cs="Aptos"/>
           <w:color w:val="1F2937"/>
           <w:sz w:val="23"/>
           <w:szCs w:val="23"/>
@@ -3343,7 +3130,7 @@
       </w:r>
       <w:r>
         <w:rPr>
-          <w:rFonts w:ascii="Aptos" w:hAnsi="Aptos" w:cs="Aptos" w:eastAsia="Aptos"/>
+          <w:rFonts w:eastAsia="Aptos" w:cs="Aptos"/>
           <w:i/>
           <w:iCs/>
           <w:color w:val="1F2937"/>
@@ -3354,7 +3141,7 @@
       </w:r>
       <w:r>
         <w:rPr>
-          <w:rFonts w:ascii="Aptos" w:hAnsi="Aptos" w:cs="Aptos" w:eastAsia="Aptos"/>
+          <w:rFonts w:eastAsia="Aptos" w:cs="Aptos"/>
           <w:color w:val="1F2937"/>
           <w:sz w:val="23"/>
           <w:szCs w:val="23"/>
@@ -3363,7 +3150,7 @@
       </w:r>
       <w:r>
         <w:rPr>
-          <w:rFonts w:ascii="Aptos" w:hAnsi="Aptos" w:cs="Aptos" w:eastAsia="Aptos"/>
+          <w:rFonts w:eastAsia="Aptos" w:cs="Aptos"/>
           <w:i/>
           <w:iCs/>
           <w:color w:val="1F2937"/>
@@ -3374,7 +3161,7 @@
       </w:r>
       <w:r>
         <w:rPr>
-          <w:rFonts w:ascii="Aptos" w:hAnsi="Aptos" w:cs="Aptos" w:eastAsia="Aptos"/>
+          <w:rFonts w:eastAsia="Aptos" w:cs="Aptos"/>
           <w:color w:val="1F2937"/>
           <w:sz w:val="23"/>
           <w:szCs w:val="23"/>
@@ -3383,7 +3170,7 @@
       </w:r>
       <w:r>
         <w:rPr>
-          <w:rFonts w:ascii="Aptos" w:hAnsi="Aptos" w:cs="Aptos" w:eastAsia="Aptos"/>
+          <w:rFonts w:eastAsia="Aptos" w:cs="Aptos"/>
           <w:i/>
           <w:iCs/>
           <w:color w:val="1F2937"/>
@@ -3394,7 +3181,7 @@
       </w:r>
       <w:r>
         <w:rPr>
-          <w:rFonts w:ascii="Aptos" w:hAnsi="Aptos" w:cs="Aptos" w:eastAsia="Aptos"/>
+          <w:rFonts w:eastAsia="Aptos" w:cs="Aptos"/>
           <w:color w:val="1F2937"/>
           <w:sz w:val="23"/>
           <w:szCs w:val="23"/>
@@ -3412,16 +3199,14 @@
           <w:tab w:val="num" w:pos="720"/>
         </w:tabs>
         <w:spacing w:after="140" w:line="247" w:lineRule="auto"/>
-        <w:ind/>
         <w:jc w:val="left"/>
         <w:rPr>
-          <w:rFonts w:ascii="Aptos" w:hAnsi="Aptos" w:cs="Aptos" w:eastAsia="Aptos"/>
-          <w:sz w:val="24"/>
-        </w:rPr>
-      </w:pPr>
-      <w:r>
-        <w:rPr>
-          <w:rFonts w:ascii="Aptos" w:hAnsi="Aptos" w:cs="Aptos" w:eastAsia="Aptos"/>
+          <w:rFonts w:eastAsia="Aptos" w:cs="Aptos"/>
+        </w:rPr>
+      </w:pPr>
+      <w:r>
+        <w:rPr>
+          <w:rFonts w:eastAsia="Aptos" w:cs="Aptos"/>
           <w:color w:val="1F2937"/>
           <w:sz w:val="23"/>
           <w:szCs w:val="23"/>
@@ -3430,19 +3215,19 @@
       </w:r>
       <w:r>
         <w:rPr>
-          <w:rFonts w:ascii="Aptos" w:hAnsi="Aptos" w:cs="Aptos" w:eastAsia="Aptos"/>
+          <w:rFonts w:eastAsia="Aptos" w:cs="Aptos"/>
           <w:b/>
           <w:bCs/>
           <w:color w:val="1F2937"/>
           <w:sz w:val="23"/>
+          <w:szCs w:val="23"/>
           <w:u w:val="single"/>
-          <w:szCs w:val="23"/>
         </w:rPr>
         <w:t>Sugihara Y</w:t>
       </w:r>
       <w:r>
         <w:rPr>
-          <w:rFonts w:ascii="Aptos" w:hAnsi="Aptos" w:cs="Aptos" w:eastAsia="Aptos"/>
+          <w:rFonts w:eastAsia="Aptos" w:cs="Aptos"/>
           <w:color w:val="1F2937"/>
           <w:sz w:val="23"/>
           <w:szCs w:val="23"/>
@@ -3453,8 +3238,7 @@
         <w:r>
           <w:rPr>
             <w:rStyle w:val="Hyperlink"/>
-            <w:rFonts w:ascii="Aptos" w:hAnsi="Aptos" w:cs="Aptos" w:eastAsia="Aptos"/>
-            <w:sz w:val="23"/>
+            <w:rFonts w:eastAsia="Aptos" w:cs="Aptos"/>
             <w:szCs w:val="23"/>
           </w:rPr>
           <w:t>Sat-BSA: an NGS-based method using local de novo assembly of long reads for rapid identification of genomic structural variations associated with agronomic traits</w:t>
@@ -3462,7 +3246,7 @@
       </w:hyperlink>
       <w:r>
         <w:rPr>
-          <w:rFonts w:ascii="Aptos" w:hAnsi="Aptos" w:cs="Aptos" w:eastAsia="Aptos"/>
+          <w:rFonts w:eastAsia="Aptos" w:cs="Aptos"/>
           <w:color w:val="1F2937"/>
           <w:sz w:val="23"/>
           <w:szCs w:val="23"/>
@@ -3471,7 +3255,7 @@
       </w:r>
       <w:r>
         <w:rPr>
-          <w:rFonts w:ascii="Aptos" w:hAnsi="Aptos" w:cs="Aptos" w:eastAsia="Aptos"/>
+          <w:rFonts w:eastAsia="Aptos" w:cs="Aptos"/>
           <w:i/>
           <w:iCs/>
           <w:color w:val="1F2937"/>
@@ -3482,7 +3266,7 @@
       </w:r>
       <w:r>
         <w:rPr>
-          <w:rFonts w:ascii="Aptos" w:hAnsi="Aptos" w:cs="Aptos" w:eastAsia="Aptos"/>
+          <w:rFonts w:eastAsia="Aptos" w:cs="Aptos"/>
           <w:color w:val="1F2937"/>
           <w:sz w:val="23"/>
           <w:szCs w:val="23"/>
@@ -3500,28 +3284,26 @@
           <w:tab w:val="num" w:pos="720"/>
         </w:tabs>
         <w:spacing w:after="140" w:line="247" w:lineRule="auto"/>
-        <w:ind/>
         <w:jc w:val="left"/>
         <w:rPr>
-          <w:rFonts w:ascii="Aptos" w:hAnsi="Aptos" w:cs="Aptos" w:eastAsia="Aptos"/>
-          <w:sz w:val="24"/>
-        </w:rPr>
-      </w:pPr>
-      <w:r>
-        <w:rPr>
-          <w:rFonts w:ascii="Aptos" w:hAnsi="Aptos" w:cs="Aptos" w:eastAsia="Aptos"/>
+          <w:rFonts w:eastAsia="Aptos" w:cs="Aptos"/>
+        </w:rPr>
+      </w:pPr>
+      <w:r>
+        <w:rPr>
+          <w:rFonts w:eastAsia="Aptos" w:cs="Aptos"/>
           <w:b/>
           <w:bCs/>
           <w:color w:val="1F2937"/>
           <w:sz w:val="23"/>
+          <w:szCs w:val="23"/>
           <w:u w:val="single"/>
-          <w:szCs w:val="23"/>
         </w:rPr>
         <w:t>Sugihara Y</w:t>
       </w:r>
       <w:r>
         <w:rPr>
-          <w:rFonts w:ascii="Aptos" w:hAnsi="Aptos" w:cs="Aptos" w:eastAsia="Aptos"/>
+          <w:rFonts w:eastAsia="Aptos" w:cs="Aptos"/>
           <w:color w:val="1F2937"/>
           <w:sz w:val="23"/>
           <w:szCs w:val="23"/>
@@ -3532,8 +3314,7 @@
         <w:r>
           <w:rPr>
             <w:rStyle w:val="Hyperlink"/>
-            <w:rFonts w:ascii="Aptos" w:hAnsi="Aptos" w:cs="Aptos" w:eastAsia="Aptos"/>
-            <w:sz w:val="23"/>
+            <w:rFonts w:eastAsia="Aptos" w:cs="Aptos"/>
             <w:szCs w:val="23"/>
           </w:rPr>
           <w:t>Genome analyses reveal the hybrid origin of the staple food crop white Guinea yam (</w:t>
@@ -3541,10 +3322,9 @@
         <w:r>
           <w:rPr>
             <w:rStyle w:val="Hyperlink"/>
-            <w:rFonts w:ascii="Aptos" w:hAnsi="Aptos" w:cs="Aptos" w:eastAsia="Aptos"/>
+            <w:rFonts w:eastAsia="Aptos" w:cs="Aptos"/>
             <w:i/>
             <w:iCs/>
-            <w:sz w:val="23"/>
             <w:szCs w:val="23"/>
           </w:rPr>
           <w:t>Dioscorea rotundata</w:t>
@@ -3552,8 +3332,7 @@
         <w:r>
           <w:rPr>
             <w:rStyle w:val="Hyperlink"/>
-            <w:rFonts w:ascii="Aptos" w:hAnsi="Aptos" w:cs="Aptos" w:eastAsia="Aptos"/>
-            <w:sz w:val="23"/>
+            <w:rFonts w:eastAsia="Aptos" w:cs="Aptos"/>
             <w:szCs w:val="23"/>
           </w:rPr>
           <w:t>)</w:t>
@@ -3561,7 +3340,7 @@
       </w:hyperlink>
       <w:r>
         <w:rPr>
-          <w:rFonts w:ascii="Aptos" w:hAnsi="Aptos" w:cs="Aptos" w:eastAsia="Aptos"/>
+          <w:rFonts w:eastAsia="Aptos" w:cs="Aptos"/>
           <w:color w:val="1F2937"/>
           <w:sz w:val="23"/>
           <w:szCs w:val="23"/>
@@ -3570,7 +3349,7 @@
       </w:r>
       <w:r>
         <w:rPr>
-          <w:rFonts w:ascii="Aptos" w:hAnsi="Aptos" w:cs="Aptos" w:eastAsia="Aptos"/>
+          <w:rFonts w:eastAsia="Aptos" w:cs="Aptos"/>
           <w:i/>
           <w:iCs/>
           <w:color w:val="1F2937"/>
@@ -3581,7 +3360,7 @@
       </w:r>
       <w:r>
         <w:rPr>
-          <w:rFonts w:ascii="Aptos" w:hAnsi="Aptos" w:cs="Aptos" w:eastAsia="Aptos"/>
+          <w:rFonts w:eastAsia="Aptos" w:cs="Aptos"/>
           <w:color w:val="1F2937"/>
           <w:sz w:val="23"/>
           <w:szCs w:val="23"/>
@@ -3591,9 +3370,9 @@
     </w:p>
     <w:p>
       <w:pPr>
-        <w:spacing w:after="0" w:line="20" w:lineRule="exact" w:before="0"/>
-        <w:rPr>
-          <w:rFonts w:ascii="Aptos" w:hAnsi="Aptos" w:cs="Aptos" w:eastAsia="Aptos"/>
+        <w:spacing w:after="0" w:line="20" w:lineRule="exact"/>
+        <w:rPr>
+          <w:rFonts w:eastAsia="Aptos" w:cs="Aptos"/>
           <w:sz w:val="28"/>
           <w:szCs w:val="28"/>
         </w:rPr>
@@ -3601,11 +3380,10 @@
     </w:p>
     <w:p>
       <w:pPr>
-        <w:keepNext w:val="0"/>
         <w:spacing w:before="100" w:after="80" w:line="247" w:lineRule="auto"/>
         <w:jc w:val="center"/>
         <w:rPr>
-          <w:rFonts w:ascii="Aptos" w:hAnsi="Aptos" w:cs="Aptos" w:eastAsia="Aptos"/>
+          <w:rFonts w:eastAsia="Aptos" w:cs="Aptos"/>
           <w:b/>
           <w:bCs/>
           <w:sz w:val="28"/>
@@ -3614,7 +3392,7 @@
       </w:pPr>
       <w:r>
         <w:rPr>
-          <w:rFonts w:ascii="Aptos" w:hAnsi="Aptos" w:cs="Aptos" w:hint="eastAsia" w:eastAsia="Aptos"/>
+          <w:rFonts w:eastAsia="Aptos" w:cs="Aptos" w:hint="eastAsia"/>
           <w:b/>
           <w:bCs/>
           <w:color w:val="1F4E79"/>
@@ -3625,7 +3403,7 @@
       </w:r>
       <w:r>
         <w:rPr>
-          <w:rFonts w:ascii="Aptos" w:hAnsi="Aptos" w:cs="Aptos" w:eastAsia="Aptos"/>
+          <w:rFonts w:eastAsia="Aptos" w:cs="Aptos"/>
           <w:b/>
           <w:bCs/>
           <w:color w:val="1F4E79"/>
@@ -3637,16 +3415,40 @@
     </w:p>
     <w:p>
       <w:pPr>
-        <w:spacing w:after="0" w:line="20" w:lineRule="exact" w:before="0"/>
+        <w:spacing w:after="80" w:line="240" w:lineRule="auto"/>
         <w:jc w:val="center"/>
         <w:rPr>
-          <w:rFonts w:ascii="Aptos" w:hAnsi="Aptos" w:cs="Aptos" w:eastAsia="Aptos"/>
+          <w:rFonts w:eastAsia="Aptos" w:cs="Aptos"/>
           <w:b/>
           <w:bCs/>
           <w:sz w:val="28"/>
           <w:szCs w:val="28"/>
         </w:rPr>
       </w:pPr>
+      <w:r>
+        <w:rPr>
+          <w:i/>
+          <w:color w:val="4B5563"/>
+          <w:sz w:val="21"/>
+        </w:rPr>
+        <w:t>* Corresponding authors</w:t>
+      </w:r>
+      <w:r>
+        <w:rPr>
+          <w:i/>
+          <w:color w:val="4B5563"/>
+          <w:sz w:val="21"/>
+        </w:rPr>
+        <w:t>、</w:t>
+      </w:r>
+      <w:r>
+        <w:rPr>
+          <w:i/>
+          <w:color w:val="4B5563"/>
+          <w:sz w:val="21"/>
+        </w:rPr>
+        <w:t>+ Authors contributed equally</w:t>
+      </w:r>
     </w:p>
     <w:p>
       <w:pPr>
@@ -3658,16 +3460,136 @@
           <w:tab w:val="num" w:pos="720"/>
         </w:tabs>
         <w:spacing w:after="140" w:line="247" w:lineRule="auto"/>
-        <w:ind/>
         <w:jc w:val="left"/>
         <w:rPr>
-          <w:rFonts w:ascii="Aptos" w:hAnsi="Aptos" w:cs="Aptos" w:eastAsia="Aptos"/>
-          <w:sz w:val="24"/>
-        </w:rPr>
-      </w:pPr>
-      <w:r>
-        <w:rPr>
-          <w:rFonts w:ascii="Aptos" w:hAnsi="Aptos" w:cs="Aptos" w:eastAsia="Aptos"/>
+          <w:rFonts w:eastAsia="Aptos" w:cs="Aptos"/>
+        </w:rPr>
+      </w:pPr>
+      <w:r>
+        <w:rPr>
+          <w:rFonts w:eastAsia="Aptos" w:cs="Aptos"/>
+          <w:color w:val="1F2937"/>
+          <w:sz w:val="23"/>
+          <w:szCs w:val="23"/>
+        </w:rPr>
+        <w:t>Toghani A</w:t>
+      </w:r>
+      <w:r>
+        <w:rPr>
+          <w:rFonts w:eastAsia="Aptos" w:cs="Aptos"/>
+          <w:color w:val="1F2937"/>
+          <w:sz w:val="23"/>
+          <w:szCs w:val="23"/>
+          <w:vertAlign w:val="superscript"/>
+        </w:rPr>
+        <w:t>+</w:t>
+      </w:r>
+      <w:r>
+        <w:rPr>
+          <w:rFonts w:eastAsia="Aptos" w:cs="Aptos"/>
+          <w:color w:val="1F2937"/>
+          <w:sz w:val="23"/>
+          <w:szCs w:val="23"/>
+        </w:rPr>
+        <w:t>, Seager BA</w:t>
+      </w:r>
+      <w:r>
+        <w:rPr>
+          <w:rFonts w:eastAsia="Aptos" w:cs="Aptos"/>
+          <w:color w:val="1F2937"/>
+          <w:sz w:val="23"/>
+          <w:szCs w:val="23"/>
+          <w:vertAlign w:val="superscript"/>
+        </w:rPr>
+        <w:t>+</w:t>
+      </w:r>
+      <w:r>
+        <w:rPr>
+          <w:rFonts w:eastAsia="Aptos" w:cs="Aptos"/>
+          <w:color w:val="1F2937"/>
+          <w:sz w:val="23"/>
+          <w:szCs w:val="23"/>
+        </w:rPr>
+        <w:t xml:space="preserve">, </w:t>
+      </w:r>
+      <w:r>
+        <w:rPr>
+          <w:rFonts w:eastAsia="Aptos" w:cs="Aptos"/>
+          <w:b/>
+          <w:color w:val="1F2937"/>
+          <w:sz w:val="23"/>
+          <w:szCs w:val="23"/>
+          <w:u w:val="single"/>
+        </w:rPr>
+        <w:t>Sugihara Y</w:t>
+      </w:r>
+      <w:r>
+        <w:rPr>
+          <w:rFonts w:eastAsia="Aptos" w:cs="Aptos"/>
+          <w:color w:val="1F2937"/>
+          <w:sz w:val="23"/>
+          <w:szCs w:val="23"/>
+        </w:rPr>
+        <w:t xml:space="preserve">, Roijen LM, Azcue JM, Garro M, Sargolzaei M, Morianou I, Harant A, Gallop S, Kourelis J, MacLean D, Contreras MP, Kamoun S*, Lüdke D* (2026) </w:t>
+      </w:r>
+      <w:hyperlink r:id="rId29" w:tgtFrame="_blank" w:history="1">
+        <w:r>
+          <w:rPr>
+            <w:rStyle w:val="Hyperlink"/>
+            <w:rFonts w:eastAsia="Aptos" w:cs="Aptos"/>
+            <w:szCs w:val="23"/>
+          </w:rPr>
+          <w:t>AI-guided discovery of atypical protein assemblies</w:t>
+        </w:r>
+      </w:hyperlink>
+      <w:r>
+        <w:rPr>
+          <w:rFonts w:eastAsia="Aptos" w:cs="Aptos"/>
+          <w:color w:val="1F2937"/>
+          <w:sz w:val="23"/>
+          <w:szCs w:val="23"/>
+        </w:rPr>
+        <w:t xml:space="preserve">. </w:t>
+      </w:r>
+      <w:r>
+        <w:rPr>
+          <w:rFonts w:eastAsia="Aptos" w:cs="Aptos"/>
+          <w:i/>
+          <w:iCs/>
+          <w:color w:val="1F2937"/>
+          <w:sz w:val="23"/>
+          <w:szCs w:val="23"/>
+        </w:rPr>
+        <w:t>bioRxiv</w:t>
+      </w:r>
+      <w:r>
+        <w:rPr>
+          <w:rFonts w:eastAsia="Aptos" w:cs="Aptos"/>
+          <w:color w:val="1F2937"/>
+          <w:sz w:val="23"/>
+          <w:szCs w:val="23"/>
+        </w:rPr>
+        <w:t>. DOI:10.64898/2026.05.03.722499</w:t>
+      </w:r>
+    </w:p>
+    <w:p>
+      <w:pPr>
+        <w:numPr>
+          <w:ilvl w:val="0"/>
+          <w:numId w:val="29"/>
+        </w:numPr>
+        <w:tabs>
+          <w:tab w:val="num" w:pos="720"/>
+        </w:tabs>
+        <w:spacing w:after="140" w:line="247" w:lineRule="auto"/>
+        <w:jc w:val="left"/>
+        <w:rPr>
+          <w:rFonts w:eastAsia="Aptos" w:cs="Aptos"/>
+        </w:rPr>
+      </w:pPr>
+      <w:r>
+        <w:rPr>
+          <w:rFonts w:eastAsia="Aptos" w:cs="Aptos"/>
           <w:color w:val="1F2937"/>
           <w:sz w:val="23"/>
           <w:szCs w:val="23"/>
@@ -3678,8 +3600,7 @@
         <w:r>
           <w:rPr>
             <w:rStyle w:val="Hyperlink"/>
-            <w:rFonts w:ascii="Aptos" w:hAnsi="Aptos" w:cs="Aptos" w:eastAsia="Aptos"/>
-            <w:sz w:val="23"/>
+            <w:rFonts w:eastAsia="Aptos" w:cs="Aptos"/>
             <w:szCs w:val="23"/>
           </w:rPr>
           <w:t>Stepwise and lineage-specific divergence of a major immune co-chaperone complex in leptosporangiate ferns</w:t>
@@ -3687,7 +3608,7 @@
       </w:hyperlink>
       <w:r>
         <w:rPr>
-          <w:rFonts w:ascii="Aptos" w:hAnsi="Aptos" w:cs="Aptos" w:eastAsia="Aptos"/>
+          <w:rFonts w:eastAsia="Aptos" w:cs="Aptos"/>
           <w:color w:val="1F2937"/>
           <w:sz w:val="23"/>
           <w:szCs w:val="23"/>
@@ -3696,7 +3617,7 @@
       </w:r>
       <w:r>
         <w:rPr>
-          <w:rFonts w:ascii="Aptos" w:hAnsi="Aptos" w:cs="Aptos" w:eastAsia="Aptos"/>
+          <w:rFonts w:eastAsia="Aptos" w:cs="Aptos"/>
           <w:i/>
           <w:iCs/>
           <w:color w:val="1F2937"/>
@@ -3707,22 +3628,12 @@
       </w:r>
       <w:r>
         <w:rPr>
-          <w:rFonts w:ascii="Aptos" w:hAnsi="Aptos" w:cs="Aptos" w:eastAsia="Aptos"/>
-          <w:color w:val="1F2937"/>
-          <w:sz w:val="23"/>
-          <w:szCs w:val="23"/>
-        </w:rPr>
-        <w:t xml:space="preserve">. </w:t>
-      </w:r>
-      <w:r>
-        <w:rPr>
-          <w:rFonts w:ascii="Aptos" w:hAnsi="Aptos" w:cs="Aptos" w:eastAsia="Aptos"/>
-          <w:color w:val="1F2937"/>
-          <w:sz w:val="23"/>
-          <w:szCs w:val="23"/>
-        </w:rPr>
-        <w:lastRenderedPageBreak/>
-        <w:t>DOI:10.64898/2025.12.17.694876</w:t>
+          <w:rFonts w:eastAsia="Aptos" w:cs="Aptos"/>
+          <w:color w:val="1F2937"/>
+          <w:sz w:val="23"/>
+          <w:szCs w:val="23"/>
+        </w:rPr>
+        <w:t>. DOI:10.64898/2025.12.17.694876</w:t>
       </w:r>
     </w:p>
     <w:p>
@@ -3735,83 +3646,14 @@
           <w:tab w:val="num" w:pos="720"/>
         </w:tabs>
         <w:spacing w:after="140" w:line="247" w:lineRule="auto"/>
-        <w:ind/>
         <w:jc w:val="left"/>
         <w:rPr>
-          <w:rFonts w:ascii="Aptos" w:hAnsi="Aptos" w:cs="Aptos" w:eastAsia="Aptos"/>
-          <w:sz w:val="24"/>
-        </w:rPr>
-      </w:pPr>
-      <w:r>
-        <w:rPr>
-          <w:rFonts w:ascii="Aptos" w:hAnsi="Aptos" w:cs="Aptos" w:eastAsia="Aptos"/>
-          <w:color w:val="1F2937"/>
-          <w:sz w:val="23"/>
-          <w:szCs w:val="23"/>
-        </w:rPr>
-        <w:t xml:space="preserve">Pai H, Sakai T, Posbeyikian A, Frijters R, Sugihara Y, Contreras MP, Kourelis J, Adachi H, Kamoun S, Toghani A (2025) </w:t>
-      </w:r>
-      <w:hyperlink r:id="rId24" w:tgtFrame="_blank" w:history="1">
-        <w:r>
-          <w:rPr>
-            <w:rStyle w:val="Hyperlink"/>
-            <w:rFonts w:ascii="Aptos" w:hAnsi="Aptos" w:cs="Aptos" w:eastAsia="Aptos"/>
-            <w:sz w:val="23"/>
-            <w:szCs w:val="23"/>
-          </w:rPr>
-          <w:t>A hierarchical immune receptor network in lettuce reveals contrasting patterns of evolution in sensor and helper NLRs</w:t>
-        </w:r>
-      </w:hyperlink>
-      <w:r>
-        <w:rPr>
-          <w:rFonts w:ascii="Aptos" w:hAnsi="Aptos" w:cs="Aptos" w:eastAsia="Aptos"/>
-          <w:color w:val="1F2937"/>
-          <w:sz w:val="23"/>
-          <w:szCs w:val="23"/>
-        </w:rPr>
-        <w:t xml:space="preserve">. </w:t>
-      </w:r>
-      <w:r>
-        <w:rPr>
-          <w:rFonts w:ascii="Aptos" w:hAnsi="Aptos" w:cs="Aptos" w:eastAsia="Aptos"/>
-          <w:i/>
-          <w:iCs/>
-          <w:color w:val="1F2937"/>
-          <w:sz w:val="23"/>
-          <w:szCs w:val="23"/>
-        </w:rPr>
-        <w:t>bioRxiv</w:t>
-      </w:r>
-      <w:r>
-        <w:rPr>
-          <w:rFonts w:ascii="Aptos" w:hAnsi="Aptos" w:cs="Aptos" w:eastAsia="Aptos"/>
-          <w:color w:val="1F2937"/>
-          <w:sz w:val="23"/>
-          <w:szCs w:val="23"/>
-        </w:rPr>
-        <w:t>. DOI:10.1101/2025.02.25.639832</w:t>
-      </w:r>
-    </w:p>
-    <w:p>
-      <w:pPr>
-        <w:numPr>
-          <w:ilvl w:val="0"/>
-          <w:numId w:val="29"/>
-        </w:numPr>
-        <w:tabs>
-          <w:tab w:val="num" w:pos="720"/>
-        </w:tabs>
-        <w:spacing w:after="140" w:line="247" w:lineRule="auto"/>
-        <w:ind/>
-        <w:jc w:val="left"/>
-        <w:rPr>
-          <w:rFonts w:ascii="Aptos" w:hAnsi="Aptos" w:cs="Aptos" w:eastAsia="Aptos"/>
-          <w:sz w:val="24"/>
-        </w:rPr>
-      </w:pPr>
-      <w:r>
-        <w:rPr>
-          <w:rFonts w:ascii="Aptos" w:hAnsi="Aptos" w:cs="Aptos" w:eastAsia="Aptos"/>
+          <w:rFonts w:eastAsia="Aptos" w:cs="Aptos"/>
+        </w:rPr>
+      </w:pPr>
+      <w:r>
+        <w:rPr>
+          <w:rFonts w:eastAsia="Aptos" w:cs="Aptos"/>
           <w:color w:val="1F2937"/>
           <w:sz w:val="23"/>
           <w:szCs w:val="23"/>
@@ -3820,19 +3662,19 @@
       </w:r>
       <w:r>
         <w:rPr>
-          <w:rFonts w:ascii="Aptos" w:hAnsi="Aptos" w:cs="Aptos" w:eastAsia="Aptos"/>
+          <w:rFonts w:eastAsia="Aptos" w:cs="Aptos"/>
           <w:b/>
           <w:bCs/>
           <w:color w:val="1F2937"/>
           <w:sz w:val="23"/>
+          <w:szCs w:val="23"/>
           <w:u w:val="single"/>
-          <w:szCs w:val="23"/>
         </w:rPr>
         <w:t>Sugihara Y</w:t>
       </w:r>
       <w:r>
         <w:rPr>
-          <w:rFonts w:ascii="Aptos" w:hAnsi="Aptos" w:cs="Aptos" w:eastAsia="Aptos"/>
+          <w:rFonts w:eastAsia="Aptos" w:cs="Aptos"/>
           <w:color w:val="1F2937"/>
           <w:sz w:val="23"/>
           <w:szCs w:val="23"/>
@@ -3843,8 +3685,7 @@
         <w:r>
           <w:rPr>
             <w:rStyle w:val="Hyperlink"/>
-            <w:rFonts w:ascii="Aptos" w:hAnsi="Aptos" w:cs="Aptos" w:eastAsia="Aptos"/>
-            <w:sz w:val="23"/>
+            <w:rFonts w:eastAsia="Aptos" w:cs="Aptos"/>
             <w:szCs w:val="23"/>
           </w:rPr>
           <w:t>Binding of a pathogen effector to rice Exo70 proteins tethered to the NOI/RIN4 integrated domain of the NLR receptor Pii2 confers immunity against fungi</w:t>
@@ -3852,7 +3693,7 @@
       </w:hyperlink>
       <w:r>
         <w:rPr>
-          <w:rFonts w:ascii="Aptos" w:hAnsi="Aptos" w:cs="Aptos" w:eastAsia="Aptos"/>
+          <w:rFonts w:eastAsia="Aptos" w:cs="Aptos"/>
           <w:color w:val="1F2937"/>
           <w:sz w:val="23"/>
           <w:szCs w:val="23"/>
@@ -3861,7 +3702,7 @@
       </w:r>
       <w:r>
         <w:rPr>
-          <w:rFonts w:ascii="Aptos" w:hAnsi="Aptos" w:cs="Aptos" w:eastAsia="Aptos"/>
+          <w:rFonts w:eastAsia="Aptos" w:cs="Aptos"/>
           <w:i/>
           <w:iCs/>
           <w:color w:val="1F2937"/>
@@ -3872,7 +3713,7 @@
       </w:r>
       <w:r>
         <w:rPr>
-          <w:rFonts w:ascii="Aptos" w:hAnsi="Aptos" w:cs="Aptos" w:eastAsia="Aptos"/>
+          <w:rFonts w:eastAsia="Aptos" w:cs="Aptos"/>
           <w:color w:val="1F2937"/>
           <w:sz w:val="23"/>
           <w:szCs w:val="23"/>
@@ -3882,10 +3723,10 @@
     </w:p>
     <w:p>
       <w:pPr>
-        <w:spacing w:after="0" w:line="20" w:lineRule="exact" w:before="0"/>
+        <w:spacing w:after="0" w:line="20" w:lineRule="exact"/>
         <w:jc w:val="left"/>
         <w:rPr>
-          <w:rFonts w:ascii="Aptos" w:hAnsi="Aptos" w:cs="Aptos" w:eastAsia="Aptos"/>
+          <w:rFonts w:eastAsia="Aptos" w:cs="Aptos"/>
           <w:sz w:val="28"/>
           <w:szCs w:val="28"/>
         </w:rPr>
@@ -3893,11 +3734,10 @@
     </w:p>
     <w:p>
       <w:pPr>
-        <w:keepNext w:val="0"/>
         <w:spacing w:before="100" w:after="80" w:line="247" w:lineRule="auto"/>
         <w:jc w:val="center"/>
         <w:rPr>
-          <w:rFonts w:ascii="Aptos" w:hAnsi="Aptos" w:cs="Aptos" w:eastAsia="Aptos"/>
+          <w:rFonts w:eastAsia="Aptos" w:cs="Aptos"/>
           <w:b/>
           <w:bCs/>
           <w:sz w:val="28"/>
@@ -3906,18 +3746,19 @@
       </w:pPr>
       <w:r>
         <w:rPr>
-          <w:rFonts w:ascii="Aptos" w:hAnsi="Aptos" w:cs="Aptos" w:eastAsia="Aptos"/>
+          <w:rFonts w:eastAsia="Aptos" w:cs="Aptos"/>
           <w:b/>
           <w:bCs/>
           <w:color w:val="1F4E79"/>
           <w:sz w:val="30"/>
           <w:szCs w:val="30"/>
         </w:rPr>
+        <w:lastRenderedPageBreak/>
         <w:t>Presentation</w:t>
       </w:r>
       <w:r>
         <w:rPr>
-          <w:rFonts w:ascii="Aptos" w:hAnsi="Aptos" w:cs="Aptos" w:eastAsia="Aptos"/>
+          <w:rFonts w:eastAsia="Aptos" w:cs="Aptos"/>
           <w:b/>
           <w:bCs/>
           <w:color w:val="1F4E79"/>
@@ -3929,10 +3770,10 @@
     </w:p>
     <w:p>
       <w:pPr>
-        <w:spacing w:after="0" w:line="20" w:lineRule="exact" w:before="0"/>
+        <w:spacing w:after="0" w:line="20" w:lineRule="exact"/>
         <w:jc w:val="center"/>
         <w:rPr>
-          <w:rFonts w:ascii="Aptos" w:hAnsi="Aptos" w:cs="Aptos" w:eastAsia="Aptos"/>
+          <w:rFonts w:eastAsia="Aptos" w:cs="Aptos"/>
           <w:b/>
           <w:bCs/>
           <w:sz w:val="28"/>
@@ -3951,13 +3792,12 @@
         <w:ind w:leftChars="0"/>
         <w:jc w:val="left"/>
         <w:rPr>
-          <w:rFonts w:ascii="Aptos" w:hAnsi="Aptos" w:cs="Aptos" w:eastAsia="Aptos"/>
-          <w:sz w:val="24"/>
-        </w:rPr>
-      </w:pPr>
-      <w:r>
-        <w:rPr>
-          <w:rFonts w:ascii="Aptos" w:hAnsi="Aptos" w:cs="Aptos" w:eastAsia="Aptos"/>
+          <w:rFonts w:eastAsia="Aptos" w:cs="Aptos"/>
+        </w:rPr>
+      </w:pPr>
+      <w:r>
+        <w:rPr>
+          <w:rFonts w:eastAsia="Aptos" w:cs="Aptos"/>
           <w:color w:val="1F2937"/>
           <w:sz w:val="23"/>
           <w:szCs w:val="23"/>
@@ -3966,31 +3806,31 @@
       </w:r>
       <w:r>
         <w:rPr>
-          <w:rFonts w:ascii="Aptos" w:hAnsi="Aptos" w:cs="Aptos" w:eastAsia="Aptos"/>
+          <w:rFonts w:eastAsia="Aptos" w:cs="Aptos"/>
           <w:b/>
           <w:bCs/>
           <w:color w:val="1F2937"/>
           <w:sz w:val="23"/>
+          <w:szCs w:val="23"/>
           <w:u w:val="single"/>
-          <w:szCs w:val="23"/>
         </w:rPr>
         <w:t>Sugihara</w:t>
       </w:r>
       <w:r>
         <w:rPr>
-          <w:rFonts w:ascii="Aptos" w:hAnsi="Aptos" w:cs="Aptos" w:eastAsia="Aptos"/>
+          <w:rFonts w:eastAsia="Aptos" w:cs="Aptos"/>
           <w:b/>
           <w:bCs/>
           <w:color w:val="1F2937"/>
           <w:sz w:val="23"/>
+          <w:szCs w:val="23"/>
           <w:u w:val="single"/>
-          <w:szCs w:val="23"/>
         </w:rPr>
         <w:t xml:space="preserve"> Y</w:t>
       </w:r>
       <w:r>
         <w:rPr>
-          <w:rFonts w:ascii="Aptos" w:hAnsi="Aptos" w:cs="Aptos" w:eastAsia="Aptos"/>
+          <w:rFonts w:eastAsia="Aptos" w:cs="Aptos"/>
           <w:color w:val="1F2937"/>
           <w:sz w:val="23"/>
           <w:szCs w:val="23"/>
@@ -3999,7 +3839,7 @@
       </w:r>
       <w:r>
         <w:rPr>
-          <w:rFonts w:ascii="Aptos" w:hAnsi="Aptos" w:cs="Aptos" w:eastAsia="Aptos"/>
+          <w:rFonts w:eastAsia="Aptos" w:cs="Aptos"/>
           <w:color w:val="1F2937"/>
           <w:sz w:val="23"/>
           <w:szCs w:val="23"/>
@@ -4008,7 +3848,7 @@
       </w:r>
       <w:r>
         <w:rPr>
-          <w:rFonts w:ascii="Aptos" w:hAnsi="Aptos" w:cs="Aptos" w:eastAsia="Aptos"/>
+          <w:rFonts w:eastAsia="Aptos" w:cs="Aptos"/>
           <w:color w:val="1F2937"/>
           <w:sz w:val="23"/>
           <w:szCs w:val="23"/>
@@ -4017,17 +3857,17 @@
       </w:r>
       <w:r>
         <w:rPr>
-          <w:rFonts w:ascii="Aptos" w:hAnsi="Aptos" w:cs="Aptos" w:eastAsia="Aptos"/>
-          <w:color w:val="1F2937"/>
-          <w:sz w:val="23"/>
+          <w:rFonts w:eastAsia="Aptos" w:cs="Aptos"/>
+          <w:color w:val="1F2937"/>
+          <w:sz w:val="23"/>
+          <w:szCs w:val="23"/>
           <w:vertAlign w:val="superscript"/>
-          <w:szCs w:val="23"/>
         </w:rPr>
         <w:t>st</w:t>
       </w:r>
       <w:r>
         <w:rPr>
-          <w:rFonts w:ascii="Aptos" w:hAnsi="Aptos" w:cs="Aptos" w:eastAsia="Aptos"/>
+          <w:rFonts w:eastAsia="Aptos" w:cs="Aptos"/>
           <w:color w:val="1F2937"/>
           <w:sz w:val="23"/>
           <w:szCs w:val="23"/>
@@ -4036,7 +3876,7 @@
       </w:r>
       <w:r>
         <w:rPr>
-          <w:rFonts w:ascii="Aptos" w:hAnsi="Aptos" w:cs="Aptos" w:eastAsia="Aptos"/>
+          <w:rFonts w:eastAsia="Aptos" w:cs="Aptos"/>
           <w:color w:val="1F2937"/>
           <w:sz w:val="23"/>
           <w:szCs w:val="23"/>
@@ -4045,7 +3885,7 @@
       </w:r>
       <w:r>
         <w:rPr>
-          <w:rFonts w:ascii="Aptos" w:hAnsi="Aptos" w:cs="Aptos" w:eastAsia="Aptos"/>
+          <w:rFonts w:eastAsia="Aptos" w:cs="Aptos"/>
           <w:color w:val="1F2937"/>
           <w:sz w:val="23"/>
           <w:szCs w:val="23"/>
@@ -4054,7 +3894,7 @@
       </w:r>
       <w:r>
         <w:rPr>
-          <w:rFonts w:ascii="Aptos" w:hAnsi="Aptos" w:cs="Aptos" w:eastAsia="Aptos"/>
+          <w:rFonts w:eastAsia="Aptos" w:cs="Aptos"/>
           <w:color w:val="1F2937"/>
           <w:sz w:val="23"/>
           <w:szCs w:val="23"/>
@@ -4063,7 +3903,7 @@
       </w:r>
       <w:r>
         <w:rPr>
-          <w:rFonts w:ascii="Aptos" w:hAnsi="Aptos" w:cs="Aptos" w:eastAsia="Aptos"/>
+          <w:rFonts w:eastAsia="Aptos" w:cs="Aptos"/>
           <w:color w:val="1F2937"/>
           <w:sz w:val="23"/>
           <w:szCs w:val="23"/>
@@ -4082,13 +3922,12 @@
         <w:ind w:leftChars="0"/>
         <w:jc w:val="left"/>
         <w:rPr>
-          <w:rFonts w:ascii="Aptos" w:hAnsi="Aptos" w:cs="Aptos" w:eastAsia="Aptos"/>
-          <w:sz w:val="24"/>
-        </w:rPr>
-      </w:pPr>
-      <w:r>
-        <w:rPr>
-          <w:rFonts w:ascii="Aptos" w:hAnsi="Aptos" w:cs="Aptos" w:eastAsia="Aptos"/>
+          <w:rFonts w:eastAsia="Aptos" w:cs="Aptos"/>
+        </w:rPr>
+      </w:pPr>
+      <w:r>
+        <w:rPr>
+          <w:rFonts w:eastAsia="Aptos" w:cs="Aptos"/>
           <w:color w:val="1F2937"/>
           <w:sz w:val="23"/>
           <w:szCs w:val="23"/>
@@ -4097,31 +3936,31 @@
       </w:r>
       <w:r>
         <w:rPr>
-          <w:rFonts w:ascii="Aptos" w:hAnsi="Aptos" w:cs="Aptos" w:eastAsia="Aptos"/>
+          <w:rFonts w:eastAsia="Aptos" w:cs="Aptos"/>
           <w:b/>
           <w:bCs/>
           <w:color w:val="1F2937"/>
           <w:sz w:val="23"/>
+          <w:szCs w:val="23"/>
           <w:u w:val="single"/>
-          <w:szCs w:val="23"/>
         </w:rPr>
         <w:t>Sugihara</w:t>
       </w:r>
       <w:r>
         <w:rPr>
-          <w:rFonts w:ascii="Aptos" w:hAnsi="Aptos" w:cs="Aptos" w:eastAsia="Aptos"/>
+          <w:rFonts w:eastAsia="Aptos" w:cs="Aptos"/>
           <w:b/>
           <w:bCs/>
           <w:color w:val="1F2937"/>
           <w:sz w:val="23"/>
+          <w:szCs w:val="23"/>
           <w:u w:val="single"/>
-          <w:szCs w:val="23"/>
         </w:rPr>
         <w:t xml:space="preserve"> Y</w:t>
       </w:r>
       <w:r>
         <w:rPr>
-          <w:rFonts w:ascii="Aptos" w:hAnsi="Aptos" w:cs="Aptos" w:eastAsia="Aptos"/>
+          <w:rFonts w:eastAsia="Aptos" w:cs="Aptos"/>
           <w:color w:val="1F2937"/>
           <w:sz w:val="23"/>
           <w:szCs w:val="23"/>
@@ -4130,7 +3969,7 @@
       </w:r>
       <w:r>
         <w:rPr>
-          <w:rFonts w:ascii="Aptos" w:hAnsi="Aptos" w:cs="Aptos" w:eastAsia="Aptos"/>
+          <w:rFonts w:eastAsia="Aptos" w:cs="Aptos"/>
           <w:color w:val="1F2937"/>
           <w:sz w:val="23"/>
           <w:szCs w:val="23"/>
@@ -4139,7 +3978,7 @@
       </w:r>
       <w:r>
         <w:rPr>
-          <w:rFonts w:ascii="Aptos" w:hAnsi="Aptos" w:cs="Aptos" w:eastAsia="Aptos"/>
+          <w:rFonts w:eastAsia="Aptos" w:cs="Aptos"/>
           <w:color w:val="1F2937"/>
           <w:sz w:val="23"/>
           <w:szCs w:val="23"/>
@@ -4148,7 +3987,7 @@
       </w:r>
       <w:r>
         <w:rPr>
-          <w:rFonts w:ascii="Aptos" w:hAnsi="Aptos" w:cs="Aptos" w:eastAsia="Aptos"/>
+          <w:rFonts w:eastAsia="Aptos" w:cs="Aptos"/>
           <w:color w:val="1F2937"/>
           <w:sz w:val="23"/>
           <w:szCs w:val="23"/>
@@ -4157,7 +3996,7 @@
       </w:r>
       <w:r>
         <w:rPr>
-          <w:rFonts w:ascii="Aptos" w:hAnsi="Aptos" w:cs="Aptos" w:eastAsia="Aptos"/>
+          <w:rFonts w:eastAsia="Aptos" w:cs="Aptos"/>
           <w:color w:val="1F2937"/>
           <w:sz w:val="23"/>
           <w:szCs w:val="23"/>
@@ -4166,7 +4005,7 @@
       </w:r>
       <w:r>
         <w:rPr>
-          <w:rFonts w:ascii="Aptos" w:hAnsi="Aptos" w:cs="Aptos" w:eastAsia="Aptos"/>
+          <w:rFonts w:eastAsia="Aptos" w:cs="Aptos"/>
           <w:color w:val="1F2937"/>
           <w:sz w:val="23"/>
           <w:szCs w:val="23"/>
@@ -4175,7 +4014,7 @@
       </w:r>
       <w:r>
         <w:rPr>
-          <w:rFonts w:ascii="Aptos" w:hAnsi="Aptos" w:cs="Aptos" w:eastAsia="Aptos"/>
+          <w:rFonts w:eastAsia="Aptos" w:cs="Aptos"/>
           <w:color w:val="1F2937"/>
           <w:sz w:val="23"/>
           <w:szCs w:val="23"/>
@@ -4184,7 +4023,7 @@
       </w:r>
       <w:r>
         <w:rPr>
-          <w:rFonts w:ascii="Aptos" w:hAnsi="Aptos" w:cs="Aptos" w:eastAsia="Aptos"/>
+          <w:rFonts w:eastAsia="Aptos" w:cs="Aptos"/>
           <w:color w:val="1F2937"/>
           <w:sz w:val="23"/>
           <w:szCs w:val="23"/>
@@ -4203,25 +4042,24 @@
         <w:ind w:leftChars="0"/>
         <w:jc w:val="left"/>
         <w:rPr>
-          <w:rFonts w:ascii="Aptos" w:hAnsi="Aptos" w:cs="Aptos" w:eastAsia="Aptos"/>
-          <w:sz w:val="24"/>
-        </w:rPr>
-      </w:pPr>
-      <w:r>
-        <w:rPr>
-          <w:rFonts w:ascii="Aptos" w:hAnsi="Aptos" w:cs="Aptos" w:eastAsia="Aptos"/>
+          <w:rFonts w:eastAsia="Aptos" w:cs="Aptos"/>
+        </w:rPr>
+      </w:pPr>
+      <w:r>
+        <w:rPr>
+          <w:rFonts w:eastAsia="Aptos" w:cs="Aptos"/>
           <w:b/>
           <w:bCs/>
           <w:color w:val="1F2937"/>
           <w:sz w:val="23"/>
+          <w:szCs w:val="23"/>
           <w:u w:val="single"/>
-          <w:szCs w:val="23"/>
         </w:rPr>
         <w:t>Sugihara Y</w:t>
       </w:r>
       <w:r>
         <w:rPr>
-          <w:rFonts w:ascii="Aptos" w:hAnsi="Aptos" w:cs="Aptos" w:eastAsia="Aptos"/>
+          <w:rFonts w:eastAsia="Aptos" w:cs="Aptos"/>
           <w:color w:val="1F2937"/>
           <w:sz w:val="23"/>
           <w:szCs w:val="23"/>
@@ -4230,7 +4068,7 @@
       </w:r>
       <w:r>
         <w:rPr>
-          <w:rFonts w:ascii="Aptos" w:hAnsi="Aptos" w:cs="Aptos" w:eastAsia="Aptos"/>
+          <w:rFonts w:eastAsia="Aptos" w:cs="Aptos"/>
           <w:i/>
           <w:iCs/>
           <w:color w:val="1F2937"/>
@@ -4241,7 +4079,7 @@
       </w:r>
       <w:r>
         <w:rPr>
-          <w:rFonts w:ascii="Aptos" w:hAnsi="Aptos" w:cs="Aptos" w:eastAsia="Aptos"/>
+          <w:rFonts w:eastAsia="Aptos" w:cs="Aptos"/>
           <w:color w:val="1F2937"/>
           <w:sz w:val="23"/>
           <w:szCs w:val="23"/>
@@ -4260,27 +4098,26 @@
         <w:ind w:leftChars="0"/>
         <w:jc w:val="left"/>
         <w:rPr>
-          <w:rFonts w:ascii="Aptos" w:hAnsi="Aptos" w:cs="Aptos" w:eastAsia="Aptos"/>
+          <w:rFonts w:eastAsia="Aptos" w:cs="Aptos"/>
           <w:i/>
           <w:iCs/>
-          <w:sz w:val="24"/>
-        </w:rPr>
-      </w:pPr>
-      <w:r>
-        <w:rPr>
-          <w:rFonts w:ascii="Aptos" w:hAnsi="Aptos" w:cs="Aptos" w:eastAsia="Aptos"/>
+        </w:rPr>
+      </w:pPr>
+      <w:r>
+        <w:rPr>
+          <w:rFonts w:eastAsia="Aptos" w:cs="Aptos"/>
           <w:b/>
           <w:bCs/>
           <w:color w:val="1F2937"/>
           <w:sz w:val="23"/>
+          <w:szCs w:val="23"/>
           <w:u w:val="single"/>
-          <w:szCs w:val="23"/>
         </w:rPr>
         <w:t>Sugihara Y</w:t>
       </w:r>
       <w:r>
         <w:rPr>
-          <w:rFonts w:ascii="Aptos" w:hAnsi="Aptos" w:cs="Aptos" w:eastAsia="Aptos"/>
+          <w:rFonts w:eastAsia="Aptos" w:cs="Aptos"/>
           <w:color w:val="1F2937"/>
           <w:sz w:val="23"/>
           <w:szCs w:val="23"/>
@@ -4289,7 +4126,7 @@
       </w:r>
       <w:r>
         <w:rPr>
-          <w:rFonts w:ascii="Aptos" w:hAnsi="Aptos" w:cs="Aptos" w:eastAsia="Aptos"/>
+          <w:rFonts w:eastAsia="Aptos" w:cs="Aptos"/>
           <w:color w:val="1F2937"/>
           <w:sz w:val="23"/>
           <w:szCs w:val="23"/>
@@ -4298,7 +4135,7 @@
       </w:r>
       <w:r>
         <w:rPr>
-          <w:rFonts w:ascii="Aptos" w:hAnsi="Aptos" w:cs="Aptos" w:eastAsia="Aptos"/>
+          <w:rFonts w:eastAsia="Aptos" w:cs="Aptos"/>
           <w:color w:val="1F2937"/>
           <w:sz w:val="23"/>
           <w:szCs w:val="23"/>
@@ -4307,7 +4144,7 @@
       </w:r>
       <w:r>
         <w:rPr>
-          <w:rFonts w:ascii="Aptos" w:hAnsi="Aptos" w:cs="Aptos" w:eastAsia="Aptos"/>
+          <w:rFonts w:eastAsia="Aptos" w:cs="Aptos"/>
           <w:color w:val="1F2937"/>
           <w:sz w:val="23"/>
           <w:szCs w:val="23"/>
@@ -4316,7 +4153,7 @@
       </w:r>
       <w:r>
         <w:rPr>
-          <w:rFonts w:ascii="Aptos" w:hAnsi="Aptos" w:cs="Aptos" w:eastAsia="Aptos"/>
+          <w:rFonts w:eastAsia="Aptos" w:cs="Aptos"/>
           <w:color w:val="1F2937"/>
           <w:sz w:val="23"/>
           <w:szCs w:val="23"/>
@@ -4325,7 +4162,7 @@
       </w:r>
       <w:r>
         <w:rPr>
-          <w:rFonts w:ascii="Aptos" w:hAnsi="Aptos" w:cs="Aptos" w:eastAsia="Aptos"/>
+          <w:rFonts w:eastAsia="Aptos" w:cs="Aptos"/>
           <w:i/>
           <w:iCs/>
           <w:color w:val="1F2937"/>
@@ -4336,7 +4173,7 @@
       </w:r>
       <w:r>
         <w:rPr>
-          <w:rFonts w:ascii="Aptos" w:hAnsi="Aptos" w:cs="Aptos" w:eastAsia="Aptos"/>
+          <w:rFonts w:eastAsia="Aptos" w:cs="Aptos"/>
           <w:i/>
           <w:iCs/>
           <w:color w:val="1F2937"/>
@@ -4347,7 +4184,7 @@
       </w:r>
       <w:r>
         <w:rPr>
-          <w:rFonts w:ascii="Aptos" w:hAnsi="Aptos" w:cs="Aptos" w:eastAsia="Aptos"/>
+          <w:rFonts w:eastAsia="Aptos" w:cs="Aptos"/>
           <w:i/>
           <w:iCs/>
           <w:color w:val="1F2937"/>
@@ -4358,7 +4195,7 @@
       </w:r>
       <w:r>
         <w:rPr>
-          <w:rFonts w:ascii="Aptos" w:hAnsi="Aptos" w:cs="Aptos" w:eastAsia="Aptos"/>
+          <w:rFonts w:eastAsia="Aptos" w:cs="Aptos"/>
           <w:color w:val="1F2937"/>
           <w:sz w:val="23"/>
           <w:szCs w:val="23"/>
@@ -4367,7 +4204,7 @@
       </w:r>
       <w:r>
         <w:rPr>
-          <w:rFonts w:ascii="Aptos" w:hAnsi="Aptos" w:cs="Aptos" w:eastAsia="Aptos"/>
+          <w:rFonts w:eastAsia="Aptos" w:cs="Aptos"/>
           <w:color w:val="1F2937"/>
           <w:sz w:val="23"/>
           <w:szCs w:val="23"/>
@@ -4376,7 +4213,7 @@
       </w:r>
       <w:r>
         <w:rPr>
-          <w:rFonts w:ascii="Aptos" w:hAnsi="Aptos" w:cs="Aptos" w:eastAsia="Aptos"/>
+          <w:rFonts w:eastAsia="Aptos" w:cs="Aptos"/>
           <w:color w:val="1F2937"/>
           <w:sz w:val="23"/>
           <w:szCs w:val="23"/>
@@ -4385,7 +4222,7 @@
       </w:r>
       <w:r>
         <w:rPr>
-          <w:rFonts w:ascii="Aptos" w:hAnsi="Aptos" w:cs="Aptos" w:eastAsia="Aptos"/>
+          <w:rFonts w:eastAsia="Aptos" w:cs="Aptos"/>
           <w:color w:val="1F2937"/>
           <w:sz w:val="23"/>
           <w:szCs w:val="23"/>
@@ -4404,25 +4241,24 @@
         <w:ind w:leftChars="0"/>
         <w:jc w:val="left"/>
         <w:rPr>
-          <w:rFonts w:ascii="Aptos" w:hAnsi="Aptos" w:cs="Aptos" w:eastAsia="Aptos"/>
-          <w:sz w:val="24"/>
-        </w:rPr>
-      </w:pPr>
-      <w:r>
-        <w:rPr>
-          <w:rFonts w:ascii="Aptos" w:hAnsi="Aptos" w:cs="Aptos" w:eastAsia="Aptos"/>
+          <w:rFonts w:eastAsia="Aptos" w:cs="Aptos"/>
+        </w:rPr>
+      </w:pPr>
+      <w:r>
+        <w:rPr>
+          <w:rFonts w:eastAsia="Aptos" w:cs="Aptos"/>
           <w:b/>
           <w:bCs/>
           <w:color w:val="1F2937"/>
           <w:sz w:val="23"/>
+          <w:szCs w:val="23"/>
           <w:u w:val="single"/>
-          <w:szCs w:val="23"/>
         </w:rPr>
         <w:t>Sugihara Y</w:t>
       </w:r>
       <w:r>
         <w:rPr>
-          <w:rFonts w:ascii="Aptos" w:hAnsi="Aptos" w:cs="Aptos" w:eastAsia="Aptos"/>
+          <w:rFonts w:eastAsia="Aptos" w:cs="Aptos"/>
           <w:color w:val="1F2937"/>
           <w:sz w:val="23"/>
           <w:szCs w:val="23"/>
@@ -4431,7 +4267,7 @@
       </w:r>
       <w:r>
         <w:rPr>
-          <w:rFonts w:ascii="Aptos" w:hAnsi="Aptos" w:cs="Aptos" w:eastAsia="Aptos"/>
+          <w:rFonts w:eastAsia="Aptos" w:cs="Aptos"/>
           <w:color w:val="1F2937"/>
           <w:sz w:val="23"/>
           <w:szCs w:val="23"/>
@@ -4440,7 +4276,7 @@
       </w:r>
       <w:r>
         <w:rPr>
-          <w:rFonts w:ascii="Aptos" w:hAnsi="Aptos" w:cs="Aptos" w:eastAsia="Aptos"/>
+          <w:rFonts w:eastAsia="Aptos" w:cs="Aptos"/>
           <w:color w:val="1F2937"/>
           <w:sz w:val="23"/>
           <w:szCs w:val="23"/>
@@ -4449,7 +4285,7 @@
       </w:r>
       <w:r>
         <w:rPr>
-          <w:rFonts w:ascii="Aptos" w:hAnsi="Aptos" w:cs="Aptos" w:eastAsia="Aptos"/>
+          <w:rFonts w:eastAsia="Aptos" w:cs="Aptos"/>
           <w:color w:val="1F2937"/>
           <w:sz w:val="23"/>
           <w:szCs w:val="23"/>
@@ -4458,7 +4294,7 @@
       </w:r>
       <w:r>
         <w:rPr>
-          <w:rFonts w:ascii="Aptos" w:hAnsi="Aptos" w:cs="Aptos" w:eastAsia="Aptos"/>
+          <w:rFonts w:eastAsia="Aptos" w:cs="Aptos"/>
           <w:color w:val="1F2937"/>
           <w:sz w:val="23"/>
           <w:szCs w:val="23"/>
@@ -4467,7 +4303,7 @@
       </w:r>
       <w:r>
         <w:rPr>
-          <w:rFonts w:ascii="Aptos" w:hAnsi="Aptos" w:cs="Aptos" w:eastAsia="Aptos"/>
+          <w:rFonts w:eastAsia="Aptos" w:cs="Aptos"/>
           <w:color w:val="1F2937"/>
           <w:sz w:val="23"/>
           <w:szCs w:val="23"/>
@@ -4476,7 +4312,7 @@
       </w:r>
       <w:r>
         <w:rPr>
-          <w:rFonts w:ascii="Aptos" w:hAnsi="Aptos" w:cs="Aptos" w:eastAsia="Aptos"/>
+          <w:rFonts w:eastAsia="Aptos" w:cs="Aptos"/>
           <w:color w:val="1F2937"/>
           <w:sz w:val="23"/>
           <w:szCs w:val="23"/>
@@ -4485,7 +4321,7 @@
       </w:r>
       <w:r>
         <w:rPr>
-          <w:rFonts w:ascii="Aptos" w:hAnsi="Aptos" w:cs="Aptos" w:eastAsia="Aptos"/>
+          <w:rFonts w:eastAsia="Aptos" w:cs="Aptos"/>
           <w:color w:val="1F2937"/>
           <w:sz w:val="23"/>
           <w:szCs w:val="23"/>
@@ -4494,7 +4330,7 @@
       </w:r>
       <w:r>
         <w:rPr>
-          <w:rFonts w:ascii="Aptos" w:hAnsi="Aptos" w:cs="Aptos" w:eastAsia="Aptos"/>
+          <w:rFonts w:eastAsia="Aptos" w:cs="Aptos"/>
           <w:color w:val="1F2937"/>
           <w:sz w:val="23"/>
           <w:szCs w:val="23"/>
@@ -4503,7 +4339,7 @@
       </w:r>
       <w:r>
         <w:rPr>
-          <w:rFonts w:ascii="Aptos" w:hAnsi="Aptos" w:cs="Aptos" w:eastAsia="Aptos"/>
+          <w:rFonts w:eastAsia="Aptos" w:cs="Aptos"/>
           <w:color w:val="1F2937"/>
           <w:sz w:val="23"/>
           <w:szCs w:val="23"/>
@@ -4512,7 +4348,7 @@
       </w:r>
       <w:r>
         <w:rPr>
-          <w:rFonts w:ascii="Aptos" w:hAnsi="Aptos" w:cs="Aptos" w:eastAsia="Aptos"/>
+          <w:rFonts w:eastAsia="Aptos" w:cs="Aptos"/>
           <w:color w:val="1F2937"/>
           <w:sz w:val="23"/>
           <w:szCs w:val="23"/>
@@ -4521,7 +4357,7 @@
       </w:r>
       <w:r>
         <w:rPr>
-          <w:rFonts w:ascii="Aptos" w:hAnsi="Aptos" w:cs="Aptos" w:eastAsia="Aptos"/>
+          <w:rFonts w:eastAsia="Aptos" w:cs="Aptos"/>
           <w:color w:val="1F2937"/>
           <w:sz w:val="23"/>
           <w:szCs w:val="23"/>
@@ -4530,7 +4366,7 @@
       </w:r>
       <w:r>
         <w:rPr>
-          <w:rFonts w:ascii="Aptos" w:hAnsi="Aptos" w:cs="Aptos" w:eastAsia="Aptos"/>
+          <w:rFonts w:eastAsia="Aptos" w:cs="Aptos"/>
           <w:color w:val="1F2937"/>
           <w:sz w:val="23"/>
           <w:szCs w:val="23"/>
@@ -4539,7 +4375,7 @@
       </w:r>
       <w:r>
         <w:rPr>
-          <w:rFonts w:ascii="Aptos" w:hAnsi="Aptos" w:cs="Aptos" w:eastAsia="Aptos"/>
+          <w:rFonts w:eastAsia="Aptos" w:cs="Aptos"/>
           <w:color w:val="1F2937"/>
           <w:sz w:val="23"/>
           <w:szCs w:val="23"/>
@@ -4548,7 +4384,7 @@
       </w:r>
       <w:r>
         <w:rPr>
-          <w:rFonts w:ascii="Aptos" w:hAnsi="Aptos" w:cs="Aptos" w:eastAsia="Aptos"/>
+          <w:rFonts w:eastAsia="Aptos" w:cs="Aptos"/>
           <w:color w:val="1F2937"/>
           <w:sz w:val="23"/>
           <w:szCs w:val="23"/>
@@ -4557,7 +4393,7 @@
       </w:r>
       <w:r>
         <w:rPr>
-          <w:rFonts w:ascii="Aptos" w:hAnsi="Aptos" w:cs="Aptos" w:eastAsia="Aptos"/>
+          <w:rFonts w:eastAsia="Aptos" w:cs="Aptos"/>
           <w:color w:val="1F2937"/>
           <w:sz w:val="23"/>
           <w:szCs w:val="23"/>
@@ -4566,7 +4402,7 @@
       </w:r>
       <w:r>
         <w:rPr>
-          <w:rFonts w:ascii="Aptos" w:hAnsi="Aptos" w:cs="Aptos" w:eastAsia="Aptos"/>
+          <w:rFonts w:eastAsia="Aptos" w:cs="Aptos"/>
           <w:color w:val="1F2937"/>
           <w:sz w:val="23"/>
           <w:szCs w:val="23"/>
@@ -4575,7 +4411,7 @@
       </w:r>
       <w:r>
         <w:rPr>
-          <w:rFonts w:ascii="Aptos" w:hAnsi="Aptos" w:cs="Aptos" w:eastAsia="Aptos"/>
+          <w:rFonts w:eastAsia="Aptos" w:cs="Aptos"/>
           <w:color w:val="1F2937"/>
           <w:sz w:val="23"/>
           <w:szCs w:val="23"/>
@@ -4584,7 +4420,7 @@
       </w:r>
       <w:r>
         <w:rPr>
-          <w:rFonts w:ascii="Aptos" w:hAnsi="Aptos" w:cs="Aptos" w:eastAsia="Aptos"/>
+          <w:rFonts w:eastAsia="Aptos" w:cs="Aptos"/>
           <w:color w:val="1F2937"/>
           <w:sz w:val="23"/>
           <w:szCs w:val="23"/>
@@ -4593,7 +4429,7 @@
       </w:r>
       <w:r>
         <w:rPr>
-          <w:rFonts w:ascii="Aptos" w:hAnsi="Aptos" w:cs="Aptos" w:eastAsia="Aptos"/>
+          <w:rFonts w:eastAsia="Aptos" w:cs="Aptos"/>
           <w:i/>
           <w:iCs/>
           <w:color w:val="1F2937"/>
@@ -4604,7 +4440,7 @@
       </w:r>
       <w:r>
         <w:rPr>
-          <w:rFonts w:ascii="Aptos" w:hAnsi="Aptos" w:cs="Aptos" w:eastAsia="Aptos"/>
+          <w:rFonts w:eastAsia="Aptos" w:cs="Aptos"/>
           <w:color w:val="1F2937"/>
           <w:sz w:val="23"/>
           <w:szCs w:val="23"/>
@@ -4613,7 +4449,7 @@
       </w:r>
       <w:r>
         <w:rPr>
-          <w:rFonts w:ascii="Aptos" w:hAnsi="Aptos" w:cs="Aptos" w:eastAsia="Aptos"/>
+          <w:rFonts w:eastAsia="Aptos" w:cs="Aptos"/>
           <w:color w:val="1F2937"/>
           <w:sz w:val="23"/>
           <w:szCs w:val="23"/>
@@ -4622,7 +4458,7 @@
       </w:r>
       <w:r>
         <w:rPr>
-          <w:rFonts w:ascii="Aptos" w:hAnsi="Aptos" w:cs="Aptos" w:eastAsia="Aptos"/>
+          <w:rFonts w:eastAsia="Aptos" w:cs="Aptos"/>
           <w:i/>
           <w:iCs/>
           <w:color w:val="1F2937"/>
@@ -4633,7 +4469,7 @@
       </w:r>
       <w:r>
         <w:rPr>
-          <w:rFonts w:ascii="Aptos" w:hAnsi="Aptos" w:cs="Aptos" w:eastAsia="Aptos"/>
+          <w:rFonts w:eastAsia="Aptos" w:cs="Aptos"/>
           <w:color w:val="1F2937"/>
           <w:sz w:val="23"/>
           <w:szCs w:val="23"/>
@@ -4642,7 +4478,7 @@
       </w:r>
       <w:r>
         <w:rPr>
-          <w:rFonts w:ascii="Aptos" w:hAnsi="Aptos" w:cs="Aptos" w:eastAsia="Aptos"/>
+          <w:rFonts w:eastAsia="Aptos" w:cs="Aptos"/>
           <w:color w:val="1F2937"/>
           <w:sz w:val="23"/>
           <w:szCs w:val="23"/>
@@ -4661,37 +4497,36 @@
         <w:ind w:leftChars="0"/>
         <w:jc w:val="left"/>
         <w:rPr>
-          <w:rFonts w:ascii="Aptos" w:hAnsi="Aptos" w:cs="Aptos" w:eastAsia="Aptos"/>
-          <w:sz w:val="24"/>
-        </w:rPr>
-      </w:pPr>
-      <w:r>
-        <w:rPr>
-          <w:rFonts w:ascii="Aptos" w:hAnsi="Aptos" w:cs="Aptos" w:hint="eastAsia" w:eastAsia="Aptos"/>
+          <w:rFonts w:eastAsia="Aptos" w:cs="Aptos"/>
+        </w:rPr>
+      </w:pPr>
+      <w:r>
+        <w:rPr>
+          <w:rFonts w:eastAsia="Aptos" w:cs="Aptos" w:hint="eastAsia"/>
           <w:b/>
           <w:bCs/>
           <w:color w:val="1F2937"/>
           <w:sz w:val="23"/>
+          <w:szCs w:val="23"/>
           <w:u w:val="single"/>
-          <w:szCs w:val="23"/>
         </w:rPr>
         <w:t>Sugihara</w:t>
       </w:r>
       <w:r>
         <w:rPr>
-          <w:rFonts w:ascii="Aptos" w:hAnsi="Aptos" w:cs="Aptos" w:eastAsia="Aptos"/>
+          <w:rFonts w:eastAsia="Aptos" w:cs="Aptos"/>
           <w:b/>
           <w:bCs/>
           <w:color w:val="1F2937"/>
           <w:sz w:val="23"/>
+          <w:szCs w:val="23"/>
           <w:u w:val="single"/>
-          <w:szCs w:val="23"/>
         </w:rPr>
         <w:t xml:space="preserve"> Y</w:t>
       </w:r>
       <w:r>
         <w:rPr>
-          <w:rFonts w:ascii="Aptos" w:hAnsi="Aptos" w:cs="Aptos" w:hint="eastAsia" w:eastAsia="Aptos"/>
+          <w:rFonts w:eastAsia="Aptos" w:cs="Aptos" w:hint="eastAsia"/>
           <w:color w:val="1F2937"/>
           <w:sz w:val="23"/>
           <w:szCs w:val="23"/>
@@ -4700,7 +4535,7 @@
       </w:r>
       <w:r>
         <w:rPr>
-          <w:rFonts w:ascii="Aptos" w:hAnsi="Aptos" w:cs="Aptos" w:hint="eastAsia" w:eastAsia="Aptos"/>
+          <w:rFonts w:eastAsia="Aptos" w:cs="Aptos" w:hint="eastAsia"/>
           <w:i/>
           <w:iCs/>
           <w:color w:val="1F2937"/>
@@ -4711,7 +4546,7 @@
       </w:r>
       <w:r>
         <w:rPr>
-          <w:rFonts w:ascii="Aptos" w:hAnsi="Aptos" w:cs="Aptos" w:hint="eastAsia" w:eastAsia="Aptos"/>
+          <w:rFonts w:eastAsia="Aptos" w:cs="Aptos" w:hint="eastAsia"/>
           <w:color w:val="1F2937"/>
           <w:sz w:val="23"/>
           <w:szCs w:val="23"/>
@@ -4720,7 +4555,7 @@
       </w:r>
       <w:r>
         <w:rPr>
-          <w:rFonts w:ascii="Aptos" w:hAnsi="Aptos" w:cs="Aptos" w:eastAsia="Aptos"/>
+          <w:rFonts w:eastAsia="Aptos" w:cs="Aptos"/>
           <w:color w:val="1F2937"/>
           <w:sz w:val="23"/>
           <w:szCs w:val="23"/>
@@ -4739,37 +4574,36 @@
         <w:ind w:leftChars="0"/>
         <w:jc w:val="left"/>
         <w:rPr>
-          <w:rFonts w:ascii="Aptos" w:hAnsi="Aptos" w:cs="Aptos" w:eastAsia="Aptos"/>
-          <w:sz w:val="24"/>
-        </w:rPr>
-      </w:pPr>
-      <w:r>
-        <w:rPr>
-          <w:rFonts w:ascii="Aptos" w:hAnsi="Aptos" w:cs="Aptos" w:hint="eastAsia" w:eastAsia="Aptos"/>
+          <w:rFonts w:eastAsia="Aptos" w:cs="Aptos"/>
+        </w:rPr>
+      </w:pPr>
+      <w:r>
+        <w:rPr>
+          <w:rFonts w:eastAsia="Aptos" w:cs="Aptos" w:hint="eastAsia"/>
           <w:b/>
           <w:bCs/>
           <w:color w:val="1F2937"/>
           <w:sz w:val="23"/>
+          <w:szCs w:val="23"/>
           <w:u w:val="single"/>
-          <w:szCs w:val="23"/>
         </w:rPr>
         <w:t>Sugihara</w:t>
       </w:r>
       <w:r>
         <w:rPr>
-          <w:rFonts w:ascii="Aptos" w:hAnsi="Aptos" w:cs="Aptos" w:eastAsia="Aptos"/>
+          <w:rFonts w:eastAsia="Aptos" w:cs="Aptos"/>
           <w:b/>
           <w:bCs/>
           <w:color w:val="1F2937"/>
           <w:sz w:val="23"/>
+          <w:szCs w:val="23"/>
           <w:u w:val="single"/>
-          <w:szCs w:val="23"/>
         </w:rPr>
         <w:t xml:space="preserve"> Y</w:t>
       </w:r>
       <w:r>
         <w:rPr>
-          <w:rFonts w:ascii="Aptos" w:hAnsi="Aptos" w:cs="Aptos" w:hint="eastAsia" w:eastAsia="Aptos"/>
+          <w:rFonts w:eastAsia="Aptos" w:cs="Aptos" w:hint="eastAsia"/>
           <w:color w:val="1F2937"/>
           <w:sz w:val="23"/>
           <w:szCs w:val="23"/>
@@ -4778,7 +4612,7 @@
       </w:r>
       <w:r>
         <w:rPr>
-          <w:rFonts w:ascii="Aptos" w:hAnsi="Aptos" w:cs="Aptos" w:eastAsia="Aptos"/>
+          <w:rFonts w:eastAsia="Aptos" w:cs="Aptos"/>
           <w:color w:val="1F2937"/>
           <w:sz w:val="23"/>
           <w:szCs w:val="23"/>
@@ -4787,7 +4621,7 @@
       </w:r>
       <w:r>
         <w:rPr>
-          <w:rFonts w:ascii="Aptos" w:hAnsi="Aptos" w:cs="Aptos" w:hint="eastAsia" w:eastAsia="Aptos"/>
+          <w:rFonts w:eastAsia="Aptos" w:cs="Aptos" w:hint="eastAsia"/>
           <w:color w:val="1F2937"/>
           <w:sz w:val="23"/>
           <w:szCs w:val="23"/>
@@ -4796,7 +4630,7 @@
       </w:r>
       <w:r>
         <w:rPr>
-          <w:rFonts w:ascii="Aptos" w:hAnsi="Aptos" w:cs="Aptos" w:eastAsia="Aptos"/>
+          <w:rFonts w:eastAsia="Aptos" w:cs="Aptos"/>
           <w:color w:val="1F2937"/>
           <w:sz w:val="23"/>
           <w:szCs w:val="23"/>
@@ -4805,7 +4639,7 @@
       </w:r>
       <w:r>
         <w:rPr>
-          <w:rFonts w:ascii="Aptos" w:hAnsi="Aptos" w:cs="Aptos" w:hint="eastAsia" w:eastAsia="Aptos"/>
+          <w:rFonts w:eastAsia="Aptos" w:cs="Aptos" w:hint="eastAsia"/>
           <w:color w:val="1F2937"/>
           <w:sz w:val="23"/>
           <w:szCs w:val="23"/>
@@ -4814,7 +4648,7 @@
       </w:r>
       <w:r>
         <w:rPr>
-          <w:rFonts w:ascii="Aptos" w:hAnsi="Aptos" w:cs="Aptos" w:eastAsia="Aptos"/>
+          <w:rFonts w:eastAsia="Aptos" w:cs="Aptos"/>
           <w:color w:val="1F2937"/>
           <w:sz w:val="23"/>
           <w:szCs w:val="23"/>
@@ -4823,7 +4657,7 @@
       </w:r>
       <w:r>
         <w:rPr>
-          <w:rFonts w:ascii="Aptos" w:hAnsi="Aptos" w:cs="Aptos" w:hint="eastAsia" w:eastAsia="Aptos"/>
+          <w:rFonts w:eastAsia="Aptos" w:cs="Aptos" w:hint="eastAsia"/>
           <w:color w:val="1F2937"/>
           <w:sz w:val="23"/>
           <w:szCs w:val="23"/>
@@ -4832,7 +4666,7 @@
       </w:r>
       <w:r>
         <w:rPr>
-          <w:rFonts w:ascii="Aptos" w:hAnsi="Aptos" w:cs="Aptos" w:eastAsia="Aptos"/>
+          <w:rFonts w:eastAsia="Aptos" w:cs="Aptos"/>
           <w:color w:val="1F2937"/>
           <w:sz w:val="23"/>
           <w:szCs w:val="23"/>
@@ -4841,7 +4675,7 @@
       </w:r>
       <w:r>
         <w:rPr>
-          <w:rFonts w:ascii="Aptos" w:hAnsi="Aptos" w:cs="Aptos" w:hint="eastAsia" w:eastAsia="Aptos"/>
+          <w:rFonts w:eastAsia="Aptos" w:cs="Aptos" w:hint="eastAsia"/>
           <w:color w:val="1F2937"/>
           <w:sz w:val="23"/>
           <w:szCs w:val="23"/>
@@ -4850,7 +4684,7 @@
       </w:r>
       <w:r>
         <w:rPr>
-          <w:rFonts w:ascii="Aptos" w:hAnsi="Aptos" w:cs="Aptos" w:eastAsia="Aptos"/>
+          <w:rFonts w:eastAsia="Aptos" w:cs="Aptos"/>
           <w:color w:val="1F2937"/>
           <w:sz w:val="23"/>
           <w:szCs w:val="23"/>
@@ -4859,7 +4693,7 @@
       </w:r>
       <w:r>
         <w:rPr>
-          <w:rFonts w:ascii="Aptos" w:hAnsi="Aptos" w:cs="Aptos" w:hint="eastAsia" w:eastAsia="Aptos"/>
+          <w:rFonts w:eastAsia="Aptos" w:cs="Aptos" w:hint="eastAsia"/>
           <w:color w:val="1F2937"/>
           <w:sz w:val="23"/>
           <w:szCs w:val="23"/>
@@ -4868,7 +4702,7 @@
       </w:r>
       <w:r>
         <w:rPr>
-          <w:rFonts w:ascii="Aptos" w:hAnsi="Aptos" w:cs="Aptos" w:hint="eastAsia" w:eastAsia="Aptos"/>
+          <w:rFonts w:eastAsia="Aptos" w:cs="Aptos" w:hint="eastAsia"/>
           <w:i/>
           <w:iCs/>
           <w:color w:val="1F2937"/>
@@ -4879,7 +4713,7 @@
       </w:r>
       <w:r>
         <w:rPr>
-          <w:rFonts w:ascii="Aptos" w:hAnsi="Aptos" w:cs="Aptos" w:hint="eastAsia" w:eastAsia="Aptos"/>
+          <w:rFonts w:eastAsia="Aptos" w:cs="Aptos" w:hint="eastAsia"/>
           <w:color w:val="1F2937"/>
           <w:sz w:val="23"/>
           <w:szCs w:val="23"/>
@@ -4888,7 +4722,7 @@
       </w:r>
       <w:r>
         <w:rPr>
-          <w:rFonts w:ascii="Aptos" w:hAnsi="Aptos" w:cs="Aptos" w:hint="eastAsia" w:eastAsia="Aptos"/>
+          <w:rFonts w:eastAsia="Aptos" w:cs="Aptos" w:hint="eastAsia"/>
           <w:i/>
           <w:iCs/>
           <w:color w:val="1F2937"/>
@@ -4899,7 +4733,7 @@
       </w:r>
       <w:r>
         <w:rPr>
-          <w:rFonts w:ascii="Aptos" w:hAnsi="Aptos" w:cs="Aptos" w:hint="eastAsia" w:eastAsia="Aptos"/>
+          <w:rFonts w:eastAsia="Aptos" w:cs="Aptos" w:hint="eastAsia"/>
           <w:color w:val="1F2937"/>
           <w:sz w:val="23"/>
           <w:szCs w:val="23"/>
@@ -4908,7 +4742,7 @@
       </w:r>
       <w:r>
         <w:rPr>
-          <w:rFonts w:ascii="Aptos" w:hAnsi="Aptos" w:cs="Aptos" w:eastAsia="Aptos"/>
+          <w:rFonts w:eastAsia="Aptos" w:cs="Aptos"/>
           <w:color w:val="1F2937"/>
           <w:sz w:val="23"/>
           <w:szCs w:val="23"/>
@@ -4927,37 +4761,36 @@
         <w:ind w:leftChars="0"/>
         <w:jc w:val="left"/>
         <w:rPr>
-          <w:rFonts w:ascii="Aptos" w:hAnsi="Aptos" w:cs="Aptos" w:eastAsia="Aptos"/>
-          <w:sz w:val="24"/>
-        </w:rPr>
-      </w:pPr>
-      <w:r>
-        <w:rPr>
-          <w:rFonts w:ascii="Aptos" w:hAnsi="Aptos" w:cs="Aptos" w:hint="eastAsia" w:eastAsia="Aptos"/>
+          <w:rFonts w:eastAsia="Aptos" w:cs="Aptos"/>
+        </w:rPr>
+      </w:pPr>
+      <w:r>
+        <w:rPr>
+          <w:rFonts w:eastAsia="Aptos" w:cs="Aptos" w:hint="eastAsia"/>
           <w:b/>
           <w:bCs/>
           <w:color w:val="1F2937"/>
           <w:sz w:val="23"/>
+          <w:szCs w:val="23"/>
           <w:u w:val="single"/>
-          <w:szCs w:val="23"/>
         </w:rPr>
         <w:t>Sugihara</w:t>
       </w:r>
       <w:r>
         <w:rPr>
-          <w:rFonts w:ascii="Aptos" w:hAnsi="Aptos" w:cs="Aptos" w:eastAsia="Aptos"/>
+          <w:rFonts w:eastAsia="Aptos" w:cs="Aptos"/>
           <w:b/>
           <w:bCs/>
           <w:color w:val="1F2937"/>
           <w:sz w:val="23"/>
+          <w:szCs w:val="23"/>
           <w:u w:val="single"/>
-          <w:szCs w:val="23"/>
         </w:rPr>
         <w:t xml:space="preserve"> Y</w:t>
       </w:r>
       <w:r>
         <w:rPr>
-          <w:rFonts w:ascii="Aptos" w:hAnsi="Aptos" w:cs="Aptos" w:hint="eastAsia" w:eastAsia="Aptos"/>
+          <w:rFonts w:eastAsia="Aptos" w:cs="Aptos" w:hint="eastAsia"/>
           <w:b/>
           <w:bCs/>
           <w:color w:val="1F2937"/>
@@ -4968,7 +4801,7 @@
       </w:r>
       <w:r>
         <w:rPr>
-          <w:rFonts w:ascii="Aptos" w:hAnsi="Aptos" w:cs="Aptos" w:hint="eastAsia" w:eastAsia="Aptos"/>
+          <w:rFonts w:eastAsia="Aptos" w:cs="Aptos" w:hint="eastAsia"/>
           <w:color w:val="1F2937"/>
           <w:sz w:val="23"/>
           <w:szCs w:val="23"/>
@@ -4977,7 +4810,7 @@
       </w:r>
       <w:r>
         <w:rPr>
-          <w:rFonts w:ascii="Aptos" w:hAnsi="Aptos" w:cs="Aptos" w:eastAsia="Aptos"/>
+          <w:rFonts w:eastAsia="Aptos" w:cs="Aptos"/>
           <w:color w:val="1F2937"/>
           <w:sz w:val="23"/>
           <w:szCs w:val="23"/>
@@ -4986,7 +4819,7 @@
       </w:r>
       <w:r>
         <w:rPr>
-          <w:rFonts w:ascii="Aptos" w:hAnsi="Aptos" w:cs="Aptos" w:hint="eastAsia" w:eastAsia="Aptos"/>
+          <w:rFonts w:eastAsia="Aptos" w:cs="Aptos" w:hint="eastAsia"/>
           <w:color w:val="1F2937"/>
           <w:sz w:val="23"/>
           <w:szCs w:val="23"/>
@@ -4995,7 +4828,7 @@
       </w:r>
       <w:r>
         <w:rPr>
-          <w:rFonts w:ascii="Aptos" w:hAnsi="Aptos" w:cs="Aptos" w:eastAsia="Aptos"/>
+          <w:rFonts w:eastAsia="Aptos" w:cs="Aptos"/>
           <w:color w:val="1F2937"/>
           <w:sz w:val="23"/>
           <w:szCs w:val="23"/>
@@ -5004,7 +4837,7 @@
       </w:r>
       <w:r>
         <w:rPr>
-          <w:rFonts w:ascii="Aptos" w:hAnsi="Aptos" w:cs="Aptos" w:hint="eastAsia" w:eastAsia="Aptos"/>
+          <w:rFonts w:eastAsia="Aptos" w:cs="Aptos" w:hint="eastAsia"/>
           <w:color w:val="1F2937"/>
           <w:sz w:val="23"/>
           <w:szCs w:val="23"/>
@@ -5013,7 +4846,7 @@
       </w:r>
       <w:r>
         <w:rPr>
-          <w:rFonts w:ascii="Aptos" w:hAnsi="Aptos" w:cs="Aptos" w:eastAsia="Aptos"/>
+          <w:rFonts w:eastAsia="Aptos" w:cs="Aptos"/>
           <w:color w:val="1F2937"/>
           <w:sz w:val="23"/>
           <w:szCs w:val="23"/>
@@ -5022,7 +4855,7 @@
       </w:r>
       <w:r>
         <w:rPr>
-          <w:rFonts w:ascii="Aptos" w:hAnsi="Aptos" w:cs="Aptos" w:hint="eastAsia" w:eastAsia="Aptos"/>
+          <w:rFonts w:eastAsia="Aptos" w:cs="Aptos" w:hint="eastAsia"/>
           <w:color w:val="1F2937"/>
           <w:sz w:val="23"/>
           <w:szCs w:val="23"/>
@@ -5031,7 +4864,7 @@
       </w:r>
       <w:r>
         <w:rPr>
-          <w:rFonts w:ascii="Aptos" w:hAnsi="Aptos" w:cs="Aptos" w:eastAsia="Aptos"/>
+          <w:rFonts w:eastAsia="Aptos" w:cs="Aptos"/>
           <w:color w:val="1F2937"/>
           <w:sz w:val="23"/>
           <w:szCs w:val="23"/>
@@ -5040,7 +4873,7 @@
       </w:r>
       <w:r>
         <w:rPr>
-          <w:rFonts w:ascii="Aptos" w:hAnsi="Aptos" w:cs="Aptos" w:hint="eastAsia" w:eastAsia="Aptos"/>
+          <w:rFonts w:eastAsia="Aptos" w:cs="Aptos" w:hint="eastAsia"/>
           <w:color w:val="1F2937"/>
           <w:sz w:val="23"/>
           <w:szCs w:val="23"/>
@@ -5049,7 +4882,7 @@
       </w:r>
       <w:r>
         <w:rPr>
-          <w:rFonts w:ascii="Aptos" w:hAnsi="Aptos" w:cs="Aptos" w:eastAsia="Aptos"/>
+          <w:rFonts w:eastAsia="Aptos" w:cs="Aptos"/>
           <w:color w:val="1F2937"/>
           <w:sz w:val="23"/>
           <w:szCs w:val="23"/>
@@ -5058,7 +4891,7 @@
       </w:r>
       <w:r>
         <w:rPr>
-          <w:rFonts w:ascii="Aptos" w:hAnsi="Aptos" w:cs="Aptos" w:hint="eastAsia" w:eastAsia="Aptos"/>
+          <w:rFonts w:eastAsia="Aptos" w:cs="Aptos" w:hint="eastAsia"/>
           <w:color w:val="1F2937"/>
           <w:sz w:val="23"/>
           <w:szCs w:val="23"/>
@@ -5067,7 +4900,7 @@
       </w:r>
       <w:r>
         <w:rPr>
-          <w:rFonts w:ascii="Aptos" w:hAnsi="Aptos" w:cs="Aptos" w:eastAsia="Aptos"/>
+          <w:rFonts w:eastAsia="Aptos" w:cs="Aptos"/>
           <w:color w:val="1F2937"/>
           <w:sz w:val="23"/>
           <w:szCs w:val="23"/>
@@ -5076,7 +4909,7 @@
       </w:r>
       <w:r>
         <w:rPr>
-          <w:rFonts w:ascii="Aptos" w:hAnsi="Aptos" w:cs="Aptos" w:hint="eastAsia" w:eastAsia="Aptos"/>
+          <w:rFonts w:eastAsia="Aptos" w:cs="Aptos" w:hint="eastAsia"/>
           <w:color w:val="1F2937"/>
           <w:sz w:val="23"/>
           <w:szCs w:val="23"/>
@@ -5085,7 +4918,7 @@
       </w:r>
       <w:r>
         <w:rPr>
-          <w:rFonts w:ascii="Aptos" w:hAnsi="Aptos" w:cs="Aptos" w:hint="eastAsia" w:eastAsia="Aptos"/>
+          <w:rFonts w:eastAsia="Aptos" w:cs="Aptos" w:hint="eastAsia"/>
           <w:i/>
           <w:iCs/>
           <w:color w:val="1F2937"/>
@@ -5096,7 +4929,7 @@
       </w:r>
       <w:r>
         <w:rPr>
-          <w:rFonts w:ascii="Aptos" w:hAnsi="Aptos" w:cs="Aptos" w:hint="eastAsia" w:eastAsia="Aptos"/>
+          <w:rFonts w:eastAsia="Aptos" w:cs="Aptos" w:hint="eastAsia"/>
           <w:color w:val="1F2937"/>
           <w:sz w:val="23"/>
           <w:szCs w:val="23"/>
@@ -5105,7 +4938,7 @@
       </w:r>
       <w:r>
         <w:rPr>
-          <w:rFonts w:ascii="Aptos" w:hAnsi="Aptos" w:cs="Aptos" w:hint="eastAsia" w:eastAsia="Aptos"/>
+          <w:rFonts w:eastAsia="Aptos" w:cs="Aptos" w:hint="eastAsia"/>
           <w:i/>
           <w:iCs/>
           <w:color w:val="1F2937"/>
@@ -5116,7 +4949,7 @@
       </w:r>
       <w:r>
         <w:rPr>
-          <w:rFonts w:ascii="Aptos" w:hAnsi="Aptos" w:cs="Aptos" w:hint="eastAsia" w:eastAsia="Aptos"/>
+          <w:rFonts w:eastAsia="Aptos" w:cs="Aptos" w:hint="eastAsia"/>
           <w:color w:val="1F2937"/>
           <w:sz w:val="23"/>
           <w:szCs w:val="23"/>
@@ -5125,7 +4958,7 @@
       </w:r>
       <w:r>
         <w:rPr>
-          <w:rFonts w:ascii="Aptos" w:hAnsi="Aptos" w:cs="Aptos" w:eastAsia="Aptos"/>
+          <w:rFonts w:eastAsia="Aptos" w:cs="Aptos"/>
           <w:color w:val="1F2937"/>
           <w:sz w:val="23"/>
           <w:szCs w:val="23"/>
@@ -5135,10 +4968,10 @@
     </w:p>
     <w:p>
       <w:pPr>
-        <w:spacing w:after="0" w:line="20" w:lineRule="exact" w:before="0"/>
+        <w:spacing w:after="0" w:line="20" w:lineRule="exact"/>
         <w:jc w:val="left"/>
         <w:rPr>
-          <w:rFonts w:ascii="Aptos" w:hAnsi="Aptos" w:cs="Aptos" w:eastAsia="Aptos"/>
+          <w:rFonts w:eastAsia="Aptos" w:cs="Aptos"/>
           <w:b/>
           <w:bCs/>
           <w:sz w:val="28"/>
@@ -5148,11 +4981,10 @@
     </w:p>
     <w:p>
       <w:pPr>
-        <w:keepNext w:val="0"/>
         <w:spacing w:before="100" w:after="80" w:line="247" w:lineRule="auto"/>
         <w:jc w:val="center"/>
         <w:rPr>
-          <w:rFonts w:ascii="Aptos" w:hAnsi="Aptos" w:cs="Aptos" w:eastAsia="Aptos"/>
+          <w:rFonts w:eastAsia="Aptos" w:cs="Aptos"/>
           <w:b/>
           <w:bCs/>
           <w:sz w:val="28"/>
@@ -5161,7 +4993,7 @@
       </w:pPr>
       <w:r>
         <w:rPr>
-          <w:rFonts w:ascii="Aptos" w:hAnsi="Aptos" w:cs="Aptos" w:eastAsia="Aptos"/>
+          <w:rFonts w:eastAsia="Aptos" w:cs="Aptos"/>
           <w:b/>
           <w:bCs/>
           <w:color w:val="1F4E79"/>
@@ -5173,10 +5005,10 @@
     </w:p>
     <w:p>
       <w:pPr>
-        <w:spacing w:after="0" w:line="20" w:lineRule="exact" w:before="0"/>
+        <w:spacing w:after="0" w:line="20" w:lineRule="exact"/>
         <w:jc w:val="left"/>
         <w:rPr>
-          <w:rFonts w:ascii="Aptos" w:hAnsi="Aptos" w:cs="Aptos" w:eastAsia="Aptos"/>
+          <w:rFonts w:eastAsia="Aptos" w:cs="Aptos"/>
           <w:sz w:val="28"/>
           <w:szCs w:val="28"/>
         </w:rPr>
@@ -5193,23 +5025,22 @@
         <w:ind w:leftChars="0"/>
         <w:jc w:val="left"/>
         <w:rPr>
-          <w:rFonts w:ascii="Aptos" w:hAnsi="Aptos" w:cs="Aptos" w:eastAsia="Aptos"/>
-          <w:sz w:val="24"/>
-        </w:rPr>
-      </w:pPr>
-      <w:r>
-        <w:rPr>
-          <w:rFonts w:ascii="Aptos" w:hAnsi="Aptos" w:cs="Aptos" w:eastAsia="Aptos"/>
-          <w:color w:val="1F2937"/>
-          <w:sz w:val="23"/>
+          <w:rFonts w:eastAsia="Aptos" w:cs="Aptos"/>
+        </w:rPr>
+      </w:pPr>
+      <w:r>
+        <w:rPr>
+          <w:rFonts w:eastAsia="Aptos" w:cs="Aptos"/>
+          <w:color w:val="1F2937"/>
+          <w:sz w:val="23"/>
+          <w:szCs w:val="23"/>
           <w:lang w:val="en-GB"/>
-          <w:szCs w:val="23"/>
         </w:rPr>
         <w:t xml:space="preserve">GetGenome Team. </w:t>
       </w:r>
       <w:r>
         <w:rPr>
-          <w:rFonts w:ascii="Aptos" w:hAnsi="Aptos" w:cs="Aptos" w:hint="eastAsia" w:eastAsia="Aptos"/>
+          <w:rFonts w:eastAsia="Aptos" w:cs="Aptos" w:hint="eastAsia"/>
           <w:color w:val="1F2937"/>
           <w:sz w:val="23"/>
           <w:szCs w:val="23"/>
@@ -5218,7 +5049,7 @@
       </w:r>
       <w:r>
         <w:rPr>
-          <w:rFonts w:ascii="Aptos" w:hAnsi="Aptos" w:cs="Aptos" w:eastAsia="Aptos"/>
+          <w:rFonts w:eastAsia="Aptos" w:cs="Aptos"/>
           <w:color w:val="1F2937"/>
           <w:sz w:val="23"/>
           <w:szCs w:val="23"/>
@@ -5227,7 +5058,7 @@
       </w:r>
       <w:r>
         <w:rPr>
-          <w:rFonts w:ascii="Aptos" w:hAnsi="Aptos" w:cs="Aptos" w:eastAsia="Aptos"/>
+          <w:rFonts w:eastAsia="Aptos" w:cs="Aptos"/>
           <w:color w:val="1F2937"/>
           <w:sz w:val="23"/>
           <w:szCs w:val="23"/>
@@ -5236,7 +5067,7 @@
       </w:r>
       <w:r>
         <w:rPr>
-          <w:rFonts w:ascii="Aptos" w:hAnsi="Aptos" w:cs="Aptos" w:eastAsia="Aptos"/>
+          <w:rFonts w:eastAsia="Aptos" w:cs="Aptos"/>
           <w:color w:val="1F2937"/>
           <w:sz w:val="23"/>
           <w:szCs w:val="23"/>
@@ -5245,7 +5076,7 @@
       </w:r>
       <w:r>
         <w:rPr>
-          <w:rFonts w:ascii="Aptos" w:hAnsi="Aptos" w:cs="Aptos" w:eastAsia="Aptos"/>
+          <w:rFonts w:eastAsia="Aptos" w:cs="Aptos"/>
           <w:color w:val="1F2937"/>
           <w:sz w:val="23"/>
           <w:szCs w:val="23"/>
@@ -5254,7 +5085,7 @@
       </w:r>
       <w:r>
         <w:rPr>
-          <w:rFonts w:ascii="Aptos" w:hAnsi="Aptos" w:cs="Aptos" w:eastAsia="Aptos"/>
+          <w:rFonts w:eastAsia="Aptos" w:cs="Aptos"/>
           <w:color w:val="1F2937"/>
           <w:sz w:val="23"/>
           <w:szCs w:val="23"/>
@@ -5263,7 +5094,7 @@
       </w:r>
       <w:r>
         <w:rPr>
-          <w:rFonts w:ascii="Aptos" w:hAnsi="Aptos" w:cs="Aptos" w:eastAsia="Aptos"/>
+          <w:rFonts w:eastAsia="Aptos" w:cs="Aptos"/>
           <w:color w:val="1F2937"/>
           <w:sz w:val="23"/>
           <w:szCs w:val="23"/>
@@ -5273,10 +5104,10 @@
     </w:p>
     <w:p>
       <w:pPr>
-        <w:spacing w:after="0" w:line="20" w:lineRule="exact" w:before="0"/>
+        <w:spacing w:after="0" w:line="20" w:lineRule="exact"/>
         <w:jc w:val="left"/>
         <w:rPr>
-          <w:rFonts w:ascii="Aptos" w:hAnsi="Aptos" w:cs="Aptos" w:eastAsia="Aptos"/>
+          <w:rFonts w:eastAsia="Aptos" w:cs="Aptos"/>
           <w:sz w:val="28"/>
           <w:szCs w:val="28"/>
         </w:rPr>
@@ -5284,11 +5115,10 @@
     </w:p>
     <w:p>
       <w:pPr>
-        <w:keepNext w:val="0"/>
-        <w:spacing w:before="0" w:after="0" w:line="20" w:lineRule="exact"/>
+        <w:spacing w:after="0" w:line="20" w:lineRule="exact"/>
         <w:jc w:val="center"/>
         <w:rPr>
-          <w:rFonts w:ascii="Aptos" w:hAnsi="Aptos" w:cs="Aptos" w:eastAsia="Aptos"/>
+          <w:rFonts w:eastAsia="Aptos" w:cs="Aptos"/>
           <w:b/>
           <w:bCs/>
           <w:sz w:val="28"/>
@@ -5298,11 +5128,10 @@
     </w:p>
     <w:p>
       <w:pPr>
-        <w:keepNext w:val="0"/>
-        <w:spacing w:before="60" w:after="60" w:line="245" w:lineRule="auto"/>
+        <w:spacing w:before="60" w:after="60"/>
         <w:jc w:val="center"/>
         <w:rPr>
-          <w:rFonts w:ascii="Aptos" w:hAnsi="Aptos" w:cs="Aptos" w:eastAsia="Aptos"/>
+          <w:rFonts w:eastAsia="Aptos" w:cs="Aptos"/>
           <w:b/>
           <w:bCs/>
           <w:sz w:val="28"/>
@@ -5311,7 +5140,6 @@
       </w:pPr>
       <w:r>
         <w:rPr>
-          <w:rFonts w:ascii="Aptos" w:hAnsi="Aptos"/>
           <w:b/>
           <w:color w:val="1F4E79"/>
           <w:sz w:val="30"/>
@@ -5325,32 +5153,32 @@
           <w:ilvl w:val="0"/>
           <w:numId w:val="32"/>
         </w:numPr>
-        <w:keepNext w:val="0"/>
-        <w:spacing w:before="0" w:after="160" w:line="250" w:lineRule="auto"/>
+        <w:spacing w:after="160" w:line="250" w:lineRule="auto"/>
         <w:jc w:val="left"/>
         <w:rPr>
-          <w:rFonts w:ascii="Aptos" w:hAnsi="Aptos" w:cs="Aptos" w:eastAsia="Aptos"/>
-          <w:sz w:val="24"/>
-          <w:szCs w:val="24"/>
-        </w:rPr>
-      </w:pPr>
-      <w:r>
-        <w:rPr>
-          <w:rFonts w:ascii="Aptos" w:hAnsi="Aptos"/>
-          <w:b w:val="0"/>
-          <w:color w:val="1F2937"/>
-          <w:sz w:val="24"/>
-        </w:rPr>
-        <w:t>JSPS KAKENHI Grant-in-Aid for Research Activity Start-up (24K23134), Principal Investigator. Elucidating host-adaptive evolution and diversity of foxtail millet blast fungus. Iwate Biotechnology Research Center, 31 Jul 2024-31 Mar 2025. Total: ¥2,730,000 (direct: ¥2,100,000; indirect: ¥630,000).</w:t>
+          <w:rFonts w:eastAsia="Aptos" w:cs="Aptos"/>
+        </w:rPr>
+      </w:pPr>
+      <w:r>
+        <w:rPr>
+          <w:color w:val="1F2937"/>
+        </w:rPr>
+        <w:t xml:space="preserve">JSPS KAKENHI Grant-in-Aid for Research Activity Start-up (24K23134), Principal Investigator. Elucidating host-adaptive evolution and diversity of foxtail millet blast fungus. Iwate </w:t>
+      </w:r>
+      <w:r>
+        <w:rPr>
+          <w:color w:val="1F2937"/>
+        </w:rPr>
+        <w:lastRenderedPageBreak/>
+        <w:t>Biotechnology Research Center, 31 Jul 2024-31 Mar 2025. Total: ¥2,730,000 (direct: ¥2,100,000; indirect: ¥630,000).</w:t>
       </w:r>
     </w:p>
     <w:p>
       <w:pPr>
-        <w:keepNext w:val="0"/>
-        <w:spacing w:before="0" w:after="0" w:line="20" w:lineRule="exact"/>
+        <w:spacing w:after="0" w:line="20" w:lineRule="exact"/>
         <w:jc w:val="center"/>
         <w:rPr>
-          <w:rFonts w:ascii="Aptos" w:hAnsi="Aptos" w:cs="Aptos" w:eastAsia="Aptos"/>
+          <w:rFonts w:eastAsia="Aptos" w:cs="Aptos"/>
           <w:b/>
           <w:bCs/>
           <w:sz w:val="28"/>
@@ -5360,11 +5188,10 @@
     </w:p>
     <w:p>
       <w:pPr>
-        <w:keepNext w:val="0"/>
         <w:spacing w:before="100" w:after="80" w:line="247" w:lineRule="auto"/>
         <w:jc w:val="center"/>
         <w:rPr>
-          <w:rFonts w:ascii="Aptos" w:hAnsi="Aptos" w:cs="Aptos" w:eastAsia="Aptos"/>
+          <w:rFonts w:eastAsia="Aptos" w:cs="Aptos"/>
           <w:b/>
           <w:bCs/>
           <w:sz w:val="28"/>
@@ -5373,7 +5200,7 @@
       </w:pPr>
       <w:r>
         <w:rPr>
-          <w:rFonts w:ascii="Aptos" w:hAnsi="Aptos" w:cs="Aptos" w:eastAsia="Aptos"/>
+          <w:rFonts w:eastAsia="Aptos" w:cs="Aptos"/>
           <w:b/>
           <w:bCs/>
           <w:color w:val="1F4E79"/>
@@ -5385,10 +5212,10 @@
     </w:p>
     <w:p>
       <w:pPr>
-        <w:spacing w:after="0" w:line="20" w:lineRule="exact" w:before="0"/>
+        <w:spacing w:after="0" w:line="20" w:lineRule="exact"/>
         <w:jc w:val="left"/>
         <w:rPr>
-          <w:rFonts w:ascii="Aptos" w:hAnsi="Aptos" w:cs="Aptos" w:eastAsia="Aptos"/>
+          <w:rFonts w:eastAsia="Aptos" w:cs="Aptos"/>
           <w:sz w:val="28"/>
           <w:szCs w:val="28"/>
         </w:rPr>
@@ -5405,13 +5232,12 @@
         <w:ind w:leftChars="0"/>
         <w:jc w:val="left"/>
         <w:rPr>
-          <w:rFonts w:ascii="Aptos" w:hAnsi="Aptos" w:cs="Aptos" w:eastAsia="Aptos"/>
-          <w:sz w:val="24"/>
-        </w:rPr>
-      </w:pPr>
-      <w:r>
-        <w:rPr>
-          <w:rFonts w:ascii="Aptos" w:hAnsi="Aptos" w:cs="Aptos" w:eastAsia="Aptos"/>
+          <w:rFonts w:eastAsia="Aptos" w:cs="Aptos"/>
+        </w:rPr>
+      </w:pPr>
+      <w:r>
+        <w:rPr>
+          <w:rFonts w:eastAsia="Aptos" w:cs="Aptos"/>
           <w:color w:val="1F2937"/>
           <w:sz w:val="23"/>
           <w:szCs w:val="23"/>
@@ -5420,7 +5246,7 @@
       </w:r>
       <w:r>
         <w:rPr>
-          <w:rFonts w:ascii="Aptos" w:hAnsi="Aptos" w:cs="Aptos" w:eastAsia="Aptos"/>
+          <w:rFonts w:eastAsia="Aptos" w:cs="Aptos"/>
           <w:color w:val="1F2937"/>
           <w:sz w:val="23"/>
           <w:szCs w:val="23"/>
@@ -5429,7 +5255,7 @@
       </w:r>
       <w:r>
         <w:rPr>
-          <w:rFonts w:ascii="Aptos" w:hAnsi="Aptos" w:cs="Aptos" w:eastAsia="Aptos"/>
+          <w:rFonts w:eastAsia="Aptos" w:cs="Aptos"/>
           <w:color w:val="1F2937"/>
           <w:sz w:val="23"/>
           <w:szCs w:val="23"/>
@@ -5438,7 +5264,7 @@
       </w:r>
       <w:r>
         <w:rPr>
-          <w:rFonts w:ascii="Aptos" w:hAnsi="Aptos" w:cs="Aptos" w:eastAsia="Aptos"/>
+          <w:rFonts w:eastAsia="Aptos" w:cs="Aptos"/>
           <w:color w:val="1F2937"/>
           <w:sz w:val="23"/>
           <w:szCs w:val="23"/>
@@ -5447,7 +5273,7 @@
       </w:r>
       <w:r>
         <w:rPr>
-          <w:rFonts w:ascii="Aptos" w:hAnsi="Aptos" w:cs="Aptos" w:eastAsia="Aptos"/>
+          <w:rFonts w:eastAsia="Aptos" w:cs="Aptos"/>
           <w:color w:val="1F2937"/>
           <w:sz w:val="23"/>
           <w:szCs w:val="23"/>
@@ -5456,7 +5282,7 @@
       </w:r>
       <w:r>
         <w:rPr>
-          <w:rFonts w:ascii="Aptos" w:hAnsi="Aptos" w:cs="Aptos" w:eastAsia="Aptos"/>
+          <w:rFonts w:eastAsia="Aptos" w:cs="Aptos"/>
           <w:color w:val="1F2937"/>
           <w:sz w:val="23"/>
           <w:szCs w:val="23"/>
@@ -5465,7 +5291,7 @@
       </w:r>
       <w:r>
         <w:rPr>
-          <w:rFonts w:ascii="Aptos" w:hAnsi="Aptos" w:cs="Aptos" w:eastAsia="Aptos"/>
+          <w:rFonts w:eastAsia="Aptos" w:cs="Aptos"/>
           <w:color w:val="1F2937"/>
           <w:sz w:val="23"/>
           <w:szCs w:val="23"/>
@@ -5474,7 +5300,7 @@
       </w:r>
       <w:r>
         <w:rPr>
-          <w:rFonts w:ascii="Aptos" w:hAnsi="Aptos" w:cs="Aptos" w:eastAsia="Aptos"/>
+          <w:rFonts w:eastAsia="Aptos" w:cs="Aptos"/>
           <w:i/>
           <w:iCs/>
           <w:color w:val="1F2937"/>
@@ -5485,7 +5311,7 @@
       </w:r>
       <w:r>
         <w:rPr>
-          <w:rFonts w:ascii="Aptos" w:hAnsi="Aptos" w:cs="Aptos" w:eastAsia="Aptos"/>
+          <w:rFonts w:eastAsia="Aptos" w:cs="Aptos"/>
           <w:color w:val="1F2937"/>
           <w:sz w:val="23"/>
           <w:szCs w:val="23"/>
@@ -5495,10 +5321,10 @@
     </w:p>
     <w:p>
       <w:pPr>
-        <w:spacing w:after="0" w:line="20" w:lineRule="exact" w:before="0"/>
+        <w:spacing w:after="0" w:line="20" w:lineRule="exact"/>
         <w:jc w:val="center"/>
         <w:rPr>
-          <w:rFonts w:ascii="Aptos" w:hAnsi="Aptos" w:cs="Aptos" w:eastAsia="Aptos"/>
+          <w:rFonts w:eastAsia="Aptos" w:cs="Aptos"/>
           <w:b/>
           <w:bCs/>
           <w:sz w:val="28"/>
@@ -5508,11 +5334,10 @@
     </w:p>
     <w:p>
       <w:pPr>
-        <w:keepNext w:val="0"/>
         <w:spacing w:before="100" w:after="80" w:line="247" w:lineRule="auto"/>
         <w:jc w:val="center"/>
         <w:rPr>
-          <w:rFonts w:ascii="Aptos" w:hAnsi="Aptos" w:cs="Aptos" w:eastAsia="Aptos"/>
+          <w:rFonts w:eastAsia="Aptos" w:cs="Aptos"/>
           <w:b/>
           <w:bCs/>
           <w:sz w:val="28"/>
@@ -5521,7 +5346,7 @@
       </w:pPr>
       <w:r>
         <w:rPr>
-          <w:rFonts w:ascii="Aptos" w:hAnsi="Aptos" w:cs="Aptos" w:eastAsia="Aptos"/>
+          <w:rFonts w:eastAsia="Aptos" w:cs="Aptos"/>
           <w:b/>
           <w:bCs/>
           <w:color w:val="1F4E79"/>
@@ -5532,7 +5357,7 @@
       </w:r>
       <w:r>
         <w:rPr>
-          <w:rFonts w:ascii="Aptos" w:hAnsi="Aptos" w:cs="Aptos" w:eastAsia="Aptos"/>
+          <w:rFonts w:eastAsia="Aptos" w:cs="Aptos"/>
           <w:b/>
           <w:bCs/>
           <w:color w:val="1F4E79"/>
@@ -5544,10 +5369,10 @@
     </w:p>
     <w:p>
       <w:pPr>
-        <w:spacing w:after="0" w:line="20" w:lineRule="exact" w:before="0"/>
+        <w:spacing w:after="0" w:line="20" w:lineRule="exact"/>
         <w:jc w:val="center"/>
         <w:rPr>
-          <w:rFonts w:ascii="Aptos" w:hAnsi="Aptos" w:cs="Aptos" w:eastAsia="Aptos"/>
+          <w:rFonts w:eastAsia="Aptos" w:cs="Aptos"/>
           <w:b/>
           <w:bCs/>
           <w:sz w:val="28"/>
@@ -5565,13 +5390,12 @@
         <w:spacing w:after="140" w:line="247" w:lineRule="auto"/>
         <w:ind w:leftChars="0"/>
         <w:rPr>
-          <w:rFonts w:ascii="Aptos" w:hAnsi="Aptos" w:cs="Aptos" w:eastAsia="Aptos"/>
-          <w:sz w:val="24"/>
-        </w:rPr>
-      </w:pPr>
-      <w:r>
-        <w:rPr>
-          <w:rFonts w:ascii="Aptos" w:hAnsi="Aptos" w:cs="Aptos" w:eastAsia="Aptos"/>
+          <w:rFonts w:eastAsia="Aptos" w:cs="Aptos"/>
+        </w:rPr>
+      </w:pPr>
+      <w:r>
+        <w:rPr>
+          <w:rFonts w:eastAsia="Aptos" w:cs="Aptos"/>
           <w:color w:val="1F2937"/>
           <w:sz w:val="23"/>
           <w:szCs w:val="23"/>
@@ -5580,7 +5404,7 @@
       </w:r>
       <w:r>
         <w:rPr>
-          <w:rFonts w:ascii="Aptos" w:hAnsi="Aptos" w:cs="Aptos" w:eastAsia="Aptos"/>
+          <w:rFonts w:eastAsia="Aptos" w:cs="Aptos"/>
           <w:color w:val="1F2937"/>
           <w:sz w:val="23"/>
           <w:szCs w:val="23"/>
@@ -5589,7 +5413,7 @@
       </w:r>
       <w:r>
         <w:rPr>
-          <w:rFonts w:ascii="Aptos" w:hAnsi="Aptos" w:cs="Aptos" w:eastAsia="Aptos"/>
+          <w:rFonts w:eastAsia="Aptos" w:cs="Aptos"/>
           <w:color w:val="1F2937"/>
           <w:sz w:val="23"/>
           <w:szCs w:val="23"/>
@@ -5598,7 +5422,7 @@
       </w:r>
       <w:r>
         <w:rPr>
-          <w:rFonts w:ascii="Aptos" w:hAnsi="Aptos" w:cs="Aptos" w:eastAsia="Aptos"/>
+          <w:rFonts w:eastAsia="Aptos" w:cs="Aptos"/>
           <w:color w:val="1F2937"/>
           <w:sz w:val="23"/>
           <w:szCs w:val="23"/>
@@ -5616,13 +5440,12 @@
         <w:spacing w:after="140" w:line="247" w:lineRule="auto"/>
         <w:ind w:leftChars="0"/>
         <w:rPr>
-          <w:rFonts w:ascii="Aptos" w:hAnsi="Aptos" w:cs="Aptos" w:eastAsia="Aptos"/>
-          <w:sz w:val="24"/>
-        </w:rPr>
-      </w:pPr>
-      <w:r>
-        <w:rPr>
-          <w:rFonts w:ascii="Aptos" w:hAnsi="Aptos" w:cs="Aptos" w:eastAsia="Aptos"/>
+          <w:rFonts w:eastAsia="Aptos" w:cs="Aptos"/>
+        </w:rPr>
+      </w:pPr>
+      <w:r>
+        <w:rPr>
+          <w:rFonts w:eastAsia="Aptos" w:cs="Aptos"/>
           <w:color w:val="1F2937"/>
           <w:sz w:val="23"/>
           <w:szCs w:val="23"/>
@@ -5640,13 +5463,12 @@
         <w:spacing w:after="140" w:line="247" w:lineRule="auto"/>
         <w:ind w:leftChars="0"/>
         <w:rPr>
-          <w:rFonts w:ascii="Aptos" w:hAnsi="Aptos" w:cs="Aptos" w:eastAsia="Aptos"/>
-          <w:sz w:val="24"/>
-        </w:rPr>
-      </w:pPr>
-      <w:r>
-        <w:rPr>
-          <w:rFonts w:ascii="Aptos" w:hAnsi="Aptos" w:cs="Aptos" w:eastAsia="Aptos"/>
+          <w:rFonts w:eastAsia="Aptos" w:cs="Aptos"/>
+        </w:rPr>
+      </w:pPr>
+      <w:r>
+        <w:rPr>
+          <w:rFonts w:eastAsia="Aptos" w:cs="Aptos"/>
           <w:color w:val="1F2937"/>
           <w:sz w:val="23"/>
           <w:szCs w:val="23"/>
@@ -5655,7 +5477,7 @@
       </w:r>
       <w:r>
         <w:rPr>
-          <w:rFonts w:ascii="Aptos" w:hAnsi="Aptos" w:cs="Aptos" w:eastAsia="Aptos"/>
+          <w:rFonts w:eastAsia="Aptos" w:cs="Aptos"/>
           <w:color w:val="1F2937"/>
           <w:sz w:val="23"/>
           <w:szCs w:val="23"/>
@@ -5664,7 +5486,7 @@
       </w:r>
       <w:r>
         <w:rPr>
-          <w:rFonts w:ascii="Aptos" w:hAnsi="Aptos" w:cs="Aptos" w:eastAsia="Aptos"/>
+          <w:rFonts w:eastAsia="Aptos" w:cs="Aptos"/>
           <w:color w:val="1F2937"/>
           <w:sz w:val="23"/>
           <w:szCs w:val="23"/>
@@ -5682,13 +5504,12 @@
         <w:spacing w:after="140" w:line="247" w:lineRule="auto"/>
         <w:ind w:leftChars="0"/>
         <w:rPr>
-          <w:rFonts w:ascii="Aptos" w:hAnsi="Aptos" w:cs="Aptos" w:eastAsia="Aptos"/>
-          <w:sz w:val="24"/>
-        </w:rPr>
-      </w:pPr>
-      <w:r>
-        <w:rPr>
-          <w:rFonts w:ascii="Aptos" w:hAnsi="Aptos" w:cs="Aptos" w:eastAsia="Aptos"/>
+          <w:rFonts w:eastAsia="Aptos" w:cs="Aptos"/>
+        </w:rPr>
+      </w:pPr>
+      <w:r>
+        <w:rPr>
+          <w:rFonts w:eastAsia="Aptos" w:cs="Aptos"/>
           <w:color w:val="1F2937"/>
           <w:sz w:val="23"/>
           <w:szCs w:val="23"/>
@@ -5697,7 +5518,7 @@
       </w:r>
       <w:r>
         <w:rPr>
-          <w:rFonts w:ascii="Aptos" w:hAnsi="Aptos" w:cs="Aptos" w:eastAsia="Aptos"/>
+          <w:rFonts w:eastAsia="Aptos" w:cs="Aptos"/>
           <w:color w:val="1F2937"/>
           <w:sz w:val="23"/>
           <w:szCs w:val="23"/>
@@ -5706,7 +5527,7 @@
       </w:r>
       <w:r>
         <w:rPr>
-          <w:rFonts w:ascii="Aptos" w:hAnsi="Aptos" w:cs="Aptos" w:eastAsia="Aptos"/>
+          <w:rFonts w:eastAsia="Aptos" w:cs="Aptos"/>
           <w:color w:val="1F2937"/>
           <w:sz w:val="23"/>
           <w:szCs w:val="23"/>
@@ -5715,7 +5536,7 @@
       </w:r>
       <w:r>
         <w:rPr>
-          <w:rFonts w:ascii="Aptos" w:hAnsi="Aptos" w:cs="Aptos" w:eastAsia="Aptos"/>
+          <w:rFonts w:eastAsia="Aptos" w:cs="Aptos"/>
           <w:color w:val="1F2937"/>
           <w:sz w:val="23"/>
           <w:szCs w:val="23"/>
@@ -5733,13 +5554,12 @@
         <w:spacing w:after="140" w:line="247" w:lineRule="auto"/>
         <w:ind w:leftChars="0"/>
         <w:rPr>
-          <w:rFonts w:ascii="Aptos" w:hAnsi="Aptos" w:cs="Aptos" w:eastAsia="Aptos"/>
-          <w:sz w:val="24"/>
-        </w:rPr>
-      </w:pPr>
-      <w:r>
-        <w:rPr>
-          <w:rFonts w:ascii="Aptos" w:hAnsi="Aptos" w:cs="Aptos" w:eastAsia="Aptos"/>
+          <w:rFonts w:eastAsia="Aptos" w:cs="Aptos"/>
+        </w:rPr>
+      </w:pPr>
+      <w:r>
+        <w:rPr>
+          <w:rFonts w:eastAsia="Aptos" w:cs="Aptos"/>
           <w:color w:val="1F2937"/>
           <w:sz w:val="23"/>
           <w:szCs w:val="23"/>
@@ -5757,45 +5577,17 @@
         <w:spacing w:after="140" w:line="247" w:lineRule="auto"/>
         <w:ind w:leftChars="0"/>
         <w:rPr>
-          <w:rFonts w:ascii="Aptos" w:hAnsi="Aptos" w:cs="Aptos" w:eastAsia="Aptos"/>
-          <w:sz w:val="24"/>
-        </w:rPr>
-      </w:pPr>
-      <w:r>
-        <w:rPr>
-          <w:rFonts w:ascii="Aptos" w:hAnsi="Aptos" w:cs="Aptos" w:eastAsia="Aptos"/>
-          <w:color w:val="1F2937"/>
-          <w:sz w:val="23"/>
-          <w:szCs w:val="23"/>
-        </w:rPr>
-        <w:t>Ecology and Evolution</w:t>
-      </w:r>
-      <w:r>
-        <w:rPr>
-          <w:rFonts w:ascii="Aptos" w:hAnsi="Aptos" w:cs="Aptos" w:eastAsia="Aptos"/>
-          <w:color w:val="1F2937"/>
-          <w:sz w:val="23"/>
-          <w:szCs w:val="23"/>
-        </w:rPr>
-        <w:t xml:space="preserve"> (</w:t>
-      </w:r>
-      <w:r>
-        <w:rPr>
-          <w:rFonts w:ascii="Aptos" w:hAnsi="Aptos" w:cs="Aptos" w:eastAsia="Aptos"/>
-          <w:color w:val="1F2937"/>
-          <w:sz w:val="23"/>
-          <w:szCs w:val="23"/>
-        </w:rPr>
-        <w:t>1</w:t>
-      </w:r>
-      <w:r>
-        <w:rPr>
-          <w:rFonts w:ascii="Aptos" w:hAnsi="Aptos" w:cs="Aptos" w:eastAsia="Aptos"/>
-          <w:color w:val="1F2937"/>
-          <w:sz w:val="23"/>
-          <w:szCs w:val="23"/>
-        </w:rPr>
-        <w:t>)</w:t>
+          <w:rFonts w:eastAsia="Aptos" w:cs="Aptos"/>
+        </w:rPr>
+      </w:pPr>
+      <w:r>
+        <w:rPr>
+          <w:rFonts w:eastAsia="Aptos" w:cs="Aptos"/>
+          <w:color w:val="1F2937"/>
+          <w:sz w:val="23"/>
+          <w:szCs w:val="23"/>
+        </w:rPr>
+        <w:t>Annals of Botany (1)</w:t>
       </w:r>
     </w:p>
     <w:p>
@@ -5808,18 +5600,44 @@
         <w:spacing w:after="140" w:line="247" w:lineRule="auto"/>
         <w:ind w:leftChars="0"/>
         <w:rPr>
-          <w:rFonts w:ascii="Aptos" w:hAnsi="Aptos" w:cs="Aptos" w:eastAsia="Aptos"/>
-          <w:sz w:val="24"/>
-        </w:rPr>
-      </w:pPr>
-      <w:r>
-        <w:rPr>
-          <w:rFonts w:ascii="Aptos" w:hAnsi="Aptos" w:cs="Aptos" w:eastAsia="Aptos"/>
-          <w:color w:val="1F2937"/>
-          <w:sz w:val="23"/>
-          <w:szCs w:val="23"/>
-        </w:rPr>
-        <w:t>Rice (1)</w:t>
+          <w:rFonts w:eastAsia="Aptos" w:cs="Aptos"/>
+        </w:rPr>
+      </w:pPr>
+      <w:r>
+        <w:rPr>
+          <w:rFonts w:eastAsia="Aptos" w:cs="Aptos"/>
+          <w:color w:val="1F2937"/>
+          <w:sz w:val="23"/>
+          <w:szCs w:val="23"/>
+        </w:rPr>
+        <w:t>Ecology and Evolution</w:t>
+      </w:r>
+      <w:r>
+        <w:rPr>
+          <w:rFonts w:eastAsia="Aptos" w:cs="Aptos"/>
+          <w:color w:val="1F2937"/>
+          <w:sz w:val="23"/>
+          <w:szCs w:val="23"/>
+        </w:rPr>
+        <w:t xml:space="preserve"> (</w:t>
+      </w:r>
+      <w:r>
+        <w:rPr>
+          <w:rFonts w:eastAsia="Aptos" w:cs="Aptos"/>
+          <w:color w:val="1F2937"/>
+          <w:sz w:val="23"/>
+          <w:szCs w:val="23"/>
+        </w:rPr>
+        <w:t>1</w:t>
+      </w:r>
+      <w:r>
+        <w:rPr>
+          <w:rFonts w:eastAsia="Aptos" w:cs="Aptos"/>
+          <w:color w:val="1F2937"/>
+          <w:sz w:val="23"/>
+          <w:szCs w:val="23"/>
+        </w:rPr>
+        <w:t>)</w:t>
       </w:r>
     </w:p>
     <w:p>
@@ -5832,13 +5650,35 @@
         <w:spacing w:after="140" w:line="247" w:lineRule="auto"/>
         <w:ind w:leftChars="0"/>
         <w:rPr>
-          <w:rFonts w:ascii="Aptos" w:hAnsi="Aptos" w:cs="Aptos" w:eastAsia="Aptos"/>
-          <w:sz w:val="24"/>
-        </w:rPr>
-      </w:pPr>
-      <w:r>
-        <w:rPr>
-          <w:rFonts w:ascii="Aptos" w:hAnsi="Aptos" w:cs="Aptos" w:eastAsia="Aptos"/>
+          <w:rFonts w:eastAsia="Aptos" w:cs="Aptos"/>
+        </w:rPr>
+      </w:pPr>
+      <w:r>
+        <w:rPr>
+          <w:rFonts w:eastAsia="Aptos" w:cs="Aptos"/>
+          <w:color w:val="1F2937"/>
+          <w:sz w:val="23"/>
+          <w:szCs w:val="23"/>
+        </w:rPr>
+        <w:t>Rice (1)</w:t>
+      </w:r>
+    </w:p>
+    <w:p>
+      <w:pPr>
+        <w:pStyle w:val="ListParagraph"/>
+        <w:numPr>
+          <w:ilvl w:val="0"/>
+          <w:numId w:val="15"/>
+        </w:numPr>
+        <w:spacing w:after="140" w:line="247" w:lineRule="auto"/>
+        <w:ind w:leftChars="0"/>
+        <w:rPr>
+          <w:rFonts w:eastAsia="Aptos" w:cs="Aptos"/>
+        </w:rPr>
+      </w:pPr>
+      <w:r>
+        <w:rPr>
+          <w:rFonts w:eastAsia="Aptos" w:cs="Aptos"/>
           <w:color w:val="1F2937"/>
           <w:sz w:val="23"/>
           <w:szCs w:val="23"/>
@@ -5847,7 +5687,7 @@
       </w:r>
       <w:r>
         <w:rPr>
-          <w:rFonts w:ascii="Aptos" w:hAnsi="Aptos" w:cs="Aptos" w:eastAsia="Aptos"/>
+          <w:rFonts w:eastAsia="Aptos" w:cs="Aptos"/>
           <w:color w:val="1F2937"/>
           <w:sz w:val="23"/>
           <w:szCs w:val="23"/>
@@ -5866,7 +5706,7 @@
 </file>
 
 <file path=word/numbering.xml><?xml version="1.0" encoding="utf-8"?>
-<w:numbering xmlns:wpc="http://schemas.microsoft.com/office/word/2010/wordprocessingCanvas" xmlns:cx="http://schemas.microsoft.com/office/drawing/2014/chartex" xmlns:cx1="http://schemas.microsoft.com/office/drawing/2015/9/8/chartex" xmlns:cx2="http://schemas.microsoft.com/office/drawing/2015/10/21/chartex" xmlns:cx3="http://schemas.microsoft.com/office/drawing/2016/5/9/chartex" xmlns:cx4="http://schemas.microsoft.com/office/drawing/2016/5/10/chartex" xmlns:cx5="http://schemas.microsoft.com/office/drawing/2016/5/11/chartex" xmlns:cx6="http://schemas.microsoft.com/office/drawing/2016/5/12/chartex" xmlns:cx7="http://schemas.microsoft.com/office/drawing/2016/5/13/chartex" xmlns:cx8="http://schemas.microsoft.com/office/drawing/2016/5/14/chartex" xmlns:mc="http://schemas.openxmlformats.org/markup-compatibility/2006" xmlns:aink="http://schemas.microsoft.com/office/drawing/2016/ink" xmlns:am3d="http://schemas.microsoft.com/office/drawing/2017/model3d" xmlns:o="urn:schemas-microsoft-com:office:office" xmlns:oel="http://schemas.microsoft.com/office/2019/extlst" xmlns:r="http://schemas.openxmlformats.org/officeDocument/2006/relationships" xmlns:m="http://schemas.openxmlformats.org/officeDocument/2006/math" xmlns:v="urn:schemas-microsoft-com:vml" xmlns:wp14="http://schemas.microsoft.com/office/word/2010/wordprocessingDrawing" xmlns:wp="http://schemas.openxmlformats.org/drawingml/2006/wordprocessingDrawing" xmlns:w10="urn:schemas-microsoft-com:office:word" xmlns:w="http://schemas.openxmlformats.org/wordprocessingml/2006/main" xmlns:w14="http://schemas.microsoft.com/office/word/2010/wordml" xmlns:w15="http://schemas.microsoft.com/office/word/2012/wordml" xmlns:w16cex="http://schemas.microsoft.com/office/word/2018/wordml/cex" xmlns:w16cid="http://schemas.microsoft.com/office/word/2016/wordml/cid" xmlns:w16="http://schemas.microsoft.com/office/word/2018/wordml" xmlns:w16du="http://schemas.microsoft.com/office/word/2023/wordml/word16du" xmlns:w16sdtdh="http://schemas.microsoft.com/office/word/2020/wordml/sdtdatahash" xmlns:w16sdtfl="http://schemas.microsoft.com/office/word/2024/wordml/sdtformatlock" xmlns:w16se="http://schemas.microsoft.com/office/word/2015/wordml/symex" xmlns:wpg="http://schemas.microsoft.com/office/word/2010/wordprocessingGroup" xmlns:wpi="http://schemas.microsoft.com/office/word/2010/wordprocessingInk" xmlns:wne="http://schemas.microsoft.com/office/word/2006/wordml" xmlns:wps="http://schemas.microsoft.com/office/word/2010/wordprocessingShape" mc:Ignorable="w14 w15 w16se w16cid w16 w16cex w16sdtdh w16sdtfl w16du wp14">
+<w:numbering xmlns:wpc="http://schemas.microsoft.com/office/word/2010/wordprocessingCanvas" xmlns:cx="http://schemas.microsoft.com/office/drawing/2014/chartex" xmlns:cx1="http://schemas.microsoft.com/office/drawing/2015/9/8/chartex" xmlns:cx2="http://schemas.microsoft.com/office/drawing/2015/10/21/chartex" xmlns:cx3="http://schemas.microsoft.com/office/drawing/2016/5/9/chartex" xmlns:cx4="http://schemas.microsoft.com/office/drawing/2016/5/10/chartex" xmlns:cx5="http://schemas.microsoft.com/office/drawing/2016/5/11/chartex" xmlns:cx6="http://schemas.microsoft.com/office/drawing/2016/5/12/chartex" xmlns:cx7="http://schemas.microsoft.com/office/drawing/2016/5/13/chartex" xmlns:cx8="http://schemas.microsoft.com/office/drawing/2016/5/14/chartex" xmlns:mc="http://schemas.openxmlformats.org/markup-compatibility/2006" xmlns:m="http://schemas.openxmlformats.org/officeDocument/2006/math" xmlns:aink="http://schemas.microsoft.com/office/drawing/2016/ink" xmlns:am3d="http://schemas.microsoft.com/office/drawing/2017/model3d" xmlns:oel="http://schemas.microsoft.com/office/2019/extlst" xmlns:r="http://schemas.openxmlformats.org/officeDocument/2006/relationships" xmlns:wp14="http://schemas.microsoft.com/office/word/2010/wordprocessingDrawing" xmlns:wp="http://schemas.openxmlformats.org/drawingml/2006/wordprocessingDrawing" xmlns:wpg="http://schemas.microsoft.com/office/word/2010/wordprocessingGroup" xmlns:wpi="http://schemas.microsoft.com/office/word/2010/wordprocessingInk" xmlns:wps="http://schemas.microsoft.com/office/word/2010/wordprocessingShape" xmlns:o="urn:schemas-microsoft-com:office:office" xmlns:v="urn:schemas-microsoft-com:vml" xmlns:w10="urn:schemas-microsoft-com:office:word" xmlns:w="http://schemas.openxmlformats.org/wordprocessingml/2006/main" xmlns:w14="http://schemas.microsoft.com/office/word/2010/wordml" xmlns:w15="http://schemas.microsoft.com/office/word/2012/wordml" xmlns:w16cex="http://schemas.microsoft.com/office/word/2018/wordml/cex" xmlns:w16cid="http://schemas.microsoft.com/office/word/2016/wordml/cid" xmlns:w16="http://schemas.microsoft.com/office/word/2018/wordml" xmlns:w16sdtdh="http://schemas.microsoft.com/office/word/2020/wordml/sdtdatahash" xmlns:w16sdtfl="http://schemas.microsoft.com/office/word/2024/wordml/sdtformatlock" xmlns:w16se="http://schemas.microsoft.com/office/word/2015/wordml/symex" xmlns:w16du="http://schemas.microsoft.com/office/word/2023/wordml/word16du" xmlns:wne="http://schemas.microsoft.com/office/word/2006/wordml" mc:Ignorable="w14 w15 w16se w16cid w16 w16cex w16sdtdh w16sdtfl w16du wp14">
   <w:abstractNum w:abstractNumId="0" w15:restartNumberingAfterBreak="0">
     <w:nsid w:val="027D27DE"/>
     <w:multiLevelType w:val="multilevel"/>
@@ -9170,7 +9010,7 @@
   <w:num w:numId="31" w16cid:durableId="281226460">
     <w:abstractNumId w:val="27"/>
   </w:num>
-  <w:num w:numId="32">
+  <w:num w:numId="32" w16cid:durableId="923146947">
     <w:abstractNumId w:val="11"/>
     <w:lvlOverride w:ilvl="0">
       <w:startOverride w:val="1"/>
@@ -9180,7 +9020,7 @@
 </file>
 
 <file path=word/styles.xml><?xml version="1.0" encoding="utf-8"?>
-<w:styles xmlns:mc="http://schemas.openxmlformats.org/markup-compatibility/2006" xmlns:r="http://schemas.openxmlformats.org/officeDocument/2006/relationships" xmlns:w="http://schemas.openxmlformats.org/wordprocessingml/2006/main" xmlns:w14="http://schemas.microsoft.com/office/word/2010/wordml" xmlns:w15="http://schemas.microsoft.com/office/word/2012/wordml" xmlns:w16cex="http://schemas.microsoft.com/office/word/2018/wordml/cex" xmlns:w16cid="http://schemas.microsoft.com/office/word/2016/wordml/cid" xmlns:w16="http://schemas.microsoft.com/office/word/2018/wordml" xmlns:w16du="http://schemas.microsoft.com/office/word/2023/wordml/word16du" xmlns:w16sdtdh="http://schemas.microsoft.com/office/word/2020/wordml/sdtdatahash" xmlns:w16sdtfl="http://schemas.microsoft.com/office/word/2024/wordml/sdtformatlock" xmlns:w16se="http://schemas.microsoft.com/office/word/2015/wordml/symex" mc:Ignorable="w14 w15 w16se w16cid w16 w16cex w16sdtdh w16sdtfl w16du">
+<w:styles xmlns:mc="http://schemas.openxmlformats.org/markup-compatibility/2006" xmlns:r="http://schemas.openxmlformats.org/officeDocument/2006/relationships" xmlns:w="http://schemas.openxmlformats.org/wordprocessingml/2006/main" xmlns:w14="http://schemas.microsoft.com/office/word/2010/wordml" xmlns:w15="http://schemas.microsoft.com/office/word/2012/wordml" xmlns:w16cex="http://schemas.microsoft.com/office/word/2018/wordml/cex" xmlns:w16cid="http://schemas.microsoft.com/office/word/2016/wordml/cid" xmlns:w16="http://schemas.microsoft.com/office/word/2018/wordml" xmlns:w16sdtdh="http://schemas.microsoft.com/office/word/2020/wordml/sdtdatahash" xmlns:w16sdtfl="http://schemas.microsoft.com/office/word/2024/wordml/sdtformatlock" xmlns:w16se="http://schemas.microsoft.com/office/word/2015/wordml/symex" xmlns:w16du="http://schemas.microsoft.com/office/word/2023/wordml/word16du" mc:Ignorable="w14 w15 w16se w16cid w16 w16cex w16sdtdh w16sdtfl w16du">
   <w:docDefaults>
     <w:rPrDefault>
       <w:rPr>
@@ -9576,7 +9416,7 @@
     <w:qFormat/>
     <w:pPr>
       <w:widowControl w:val="0"/>
-      <w:spacing w:line="245" w:lineRule="auto" w:before="0" w:after="50"/>
+      <w:spacing w:after="50" w:line="245" w:lineRule="auto"/>
       <w:jc w:val="both"/>
     </w:pPr>
     <w:rPr>
@@ -9618,13 +9458,8 @@
     <w:qFormat/>
     <w:rsid w:val="00947C02"/>
     <w:pPr>
-      <w:spacing w:line="245" w:lineRule="auto" w:before="0" w:after="50"/>
       <w:ind w:leftChars="400" w:left="840"/>
     </w:pPr>
-    <w:rPr>
-      <w:rFonts w:ascii="Aptos" w:hAnsi="Aptos"/>
-      <w:sz w:val="24"/>
-    </w:rPr>
   </w:style>
   <w:style w:type="numbering" w:customStyle="1" w:styleId="1">
     <w:name w:val="現在のリスト1"/>

--- a/CV/Yu_Sugihara_CV.docx
+++ b/CV/Yu_Sugihara_CV.docx
@@ -3448,6 +3448,231 @@
           <w:sz w:val="21"/>
         </w:rPr>
         <w:t>+ Authors contributed equally</w:t>
+      </w:r>
+    </w:p>
+    <w:p>
+      <w:pPr>
+        <w:numPr>
+          <w:ilvl w:val="0"/>
+          <w:numId w:val="29"/>
+        </w:numPr>
+        <w:tabs>
+          <w:tab w:val="num" w:pos="720"/>
+        </w:tabs>
+        <w:spacing w:after="140" w:line="247" w:lineRule="auto"/>
+        <w:jc w:val="left"/>
+        <w:rPr>
+          <w:rFonts w:eastAsia="Aptos" w:cs="Aptos"/>
+        </w:rPr>
+      </w:pPr>
+      <w:r>
+        <w:rPr>
+          <w:rFonts w:eastAsia="Aptos" w:cs="Aptos"/>
+          <w:color w:val="1F2937"/>
+          <w:sz w:val="23"/>
+          <w:szCs w:val="23"/>
+        </w:rPr>
+        <w:t>Posbeyikian A</w:t>
+      </w:r>
+      <w:r>
+        <w:rPr>
+          <w:rFonts w:eastAsia="Aptos" w:cs="Aptos"/>
+          <w:color w:val="1F2937"/>
+          <w:sz w:val="23"/>
+          <w:szCs w:val="23"/>
+          <w:vertAlign w:val="superscript"/>
+        </w:rPr>
+        <w:t>+</w:t>
+      </w:r>
+      <w:r>
+        <w:rPr>
+          <w:rFonts w:eastAsia="Aptos" w:cs="Aptos"/>
+          <w:color w:val="1F2937"/>
+          <w:sz w:val="23"/>
+          <w:szCs w:val="23"/>
+        </w:rPr>
+        <w:t>, Toghani A</w:t>
+      </w:r>
+      <w:r>
+        <w:rPr>
+          <w:rFonts w:eastAsia="Aptos" w:cs="Aptos"/>
+          <w:color w:val="1F2937"/>
+          <w:sz w:val="23"/>
+          <w:szCs w:val="23"/>
+          <w:vertAlign w:val="superscript"/>
+        </w:rPr>
+        <w:t>+</w:t>
+      </w:r>
+      <w:r>
+        <w:rPr>
+          <w:rFonts w:eastAsia="Aptos" w:cs="Aptos"/>
+          <w:color w:val="1F2937"/>
+          <w:sz w:val="23"/>
+          <w:szCs w:val="23"/>
+        </w:rPr>
+        <w:t>, McClelland AJ</w:t>
+      </w:r>
+      <w:r>
+        <w:rPr>
+          <w:rFonts w:eastAsia="Aptos" w:cs="Aptos"/>
+          <w:color w:val="1F2937"/>
+          <w:sz w:val="23"/>
+          <w:szCs w:val="23"/>
+          <w:vertAlign w:val="superscript"/>
+        </w:rPr>
+        <w:t>+</w:t>
+      </w:r>
+      <w:r>
+        <w:rPr>
+          <w:rFonts w:eastAsia="Aptos" w:cs="Aptos"/>
+          <w:color w:val="1F2937"/>
+          <w:sz w:val="23"/>
+          <w:szCs w:val="23"/>
+        </w:rPr>
+        <w:t xml:space="preserve">, Kamoun S*, </w:t>
+      </w:r>
+      <w:r>
+        <w:rPr>
+          <w:rFonts w:eastAsia="Aptos" w:cs="Aptos"/>
+          <w:color w:val="1F2937"/>
+          <w:sz w:val="23"/>
+          <w:szCs w:val="23"/>
+          <w:b/>
+          <w:u w:val="single"/>
+        </w:rPr>
+        <w:t>Sugihara Y</w:t>
+      </w:r>
+      <w:r>
+        <w:rPr>
+          <w:rFonts w:eastAsia="Aptos" w:cs="Aptos"/>
+          <w:color w:val="1F2937"/>
+          <w:sz w:val="23"/>
+          <w:szCs w:val="23"/>
+        </w:rPr>
+        <w:t xml:space="preserve">*, Contreras MP* (2026) </w:t>
+      </w:r>
+      <w:hyperlink r:id="rId30" w:tgtFrame="_blank" w:history="1">
+        <w:r>
+          <w:rPr>
+            <w:rStyle w:val="Hyperlink"/>
+            <w:rFonts w:eastAsia="Aptos" w:cs="Aptos"/>
+            <w:szCs w:val="23"/>
+          </w:rPr>
+          <w:t>Fold on Tight: Ten Things to Know About AI Structure Prediction in Plant Immunity</w:t>
+        </w:r>
+      </w:hyperlink>
+      <w:r>
+        <w:rPr>
+          <w:rFonts w:eastAsia="Aptos" w:cs="Aptos"/>
+          <w:color w:val="1F2937"/>
+          <w:sz w:val="23"/>
+          <w:szCs w:val="23"/>
+        </w:rPr>
+        <w:t xml:space="preserve">. </w:t>
+      </w:r>
+      <w:r>
+        <w:rPr>
+          <w:rFonts w:eastAsia="Aptos" w:cs="Aptos"/>
+          <w:color w:val="1F2937"/>
+          <w:sz w:val="23"/>
+          <w:szCs w:val="23"/>
+          <w:i/>
+          <w:iCs/>
+        </w:rPr>
+        <w:t>Zenodo</w:t>
+      </w:r>
+      <w:r>
+        <w:rPr>
+          <w:rFonts w:eastAsia="Aptos" w:cs="Aptos"/>
+          <w:color w:val="1F2937"/>
+          <w:sz w:val="23"/>
+          <w:szCs w:val="23"/>
+        </w:rPr>
+        <w:t>. DOI:10.5281/zenodo.22100279</w:t>
+      </w:r>
+    </w:p>
+    <w:p>
+      <w:pPr>
+        <w:numPr>
+          <w:ilvl w:val="0"/>
+          <w:numId w:val="29"/>
+        </w:numPr>
+        <w:tabs>
+          <w:tab w:val="num" w:pos="720"/>
+        </w:tabs>
+        <w:spacing w:after="140" w:line="247" w:lineRule="auto"/>
+        <w:jc w:val="left"/>
+        <w:rPr>
+          <w:rFonts w:eastAsia="Aptos" w:cs="Aptos"/>
+        </w:rPr>
+      </w:pPr>
+      <w:r>
+        <w:rPr>
+          <w:rFonts w:eastAsia="Aptos" w:cs="Aptos"/>
+          <w:color w:val="1F2937"/>
+          <w:sz w:val="23"/>
+          <w:szCs w:val="23"/>
+        </w:rPr>
+        <w:t xml:space="preserve">Bennett JW, </w:t>
+      </w:r>
+      <w:r>
+        <w:rPr>
+          <w:rFonts w:eastAsia="Aptos" w:cs="Aptos"/>
+          <w:color w:val="1F2937"/>
+          <w:sz w:val="23"/>
+          <w:szCs w:val="23"/>
+          <w:b/>
+          <w:u w:val="single"/>
+        </w:rPr>
+        <w:t>Sugihara Y</w:t>
+      </w:r>
+      <w:r>
+        <w:rPr>
+          <w:rFonts w:eastAsia="Aptos" w:cs="Aptos"/>
+          <w:color w:val="1F2937"/>
+          <w:sz w:val="23"/>
+          <w:szCs w:val="23"/>
+        </w:rPr>
+        <w:t xml:space="preserve">, Haidoulis JF, Rodney CA, Zdrzałek R, Zanchet E, Saado I, Paajanen P, Nicholson P, Asuke S, Banfield MJ* (2026) </w:t>
+      </w:r>
+      <w:hyperlink r:id="rId31" w:tgtFrame="_blank" w:history="1">
+        <w:r>
+          <w:rPr>
+            <w:rStyle w:val="Hyperlink"/>
+            <w:rFonts w:eastAsia="Aptos" w:cs="Aptos"/>
+            <w:szCs w:val="23"/>
+          </w:rPr>
+          <w:t>A wheat immune receptor pair executes cell death through a helper MLKL</w:t>
+        </w:r>
+      </w:hyperlink>
+      <w:r>
+        <w:rPr>
+          <w:rFonts w:eastAsia="Aptos" w:cs="Aptos"/>
+          <w:color w:val="1F2937"/>
+          <w:sz w:val="23"/>
+          <w:szCs w:val="23"/>
+        </w:rPr>
+        <w:t xml:space="preserve">. </w:t>
+      </w:r>
+      <w:r>
+        <w:rPr>
+          <w:rFonts w:eastAsia="Aptos" w:cs="Aptos"/>
+          <w:color w:val="1F2937"/>
+          <w:sz w:val="23"/>
+          <w:szCs w:val="23"/>
+          <w:i/>
+          <w:iCs/>
+        </w:rPr>
+        <w:t>bioRxiv</w:t>
+      </w:r>
+      <w:r>
+        <w:rPr>
+          <w:rFonts w:eastAsia="Aptos" w:cs="Aptos"/>
+          <w:color w:val="1F2937"/>
+          <w:sz w:val="23"/>
+          <w:szCs w:val="23"/>
+        </w:rPr>
+        <w:t>. DOI:10.64898/2026.08.07.743466</w:t>
       </w:r>
     </w:p>
     <w:p>

--- a/CV/Yu_Sugihara_CV.docx
+++ b/CV/Yu_Sugihara_CV.docx
@@ -43,7 +43,7 @@
           <w:sz w:val="2"/>
           <w:szCs w:val="2"/>
         </w:rPr>
-        <w:pict w14:anchorId="7ACFD0B5">
+        <w:pict w14:anchorId="4024C0C2">
           <v:shapetype id="_x0000_t202" coordsize="21600,21600" o:spt="202" path="m,l,21600r21600,l21600,xe">
             <v:stroke joinstyle="miter"/>
             <v:path gradientshapeok="t" o:connecttype="rect"/>
@@ -126,7 +126,7 @@
         <w:rPr>
           <w:noProof/>
         </w:rPr>
-        <w:pict w14:anchorId="29AD4D9B">
+        <w:pict w14:anchorId="17721C20">
           <v:shape id="Text Box 1" o:spid="_x0000_s1026" type="#_x0000_t202" style="position:absolute;margin-left:309.45pt;margin-top:.65pt;width:178.3pt;height:28.65pt;z-index:251661312;visibility:visible;mso-wrap-style:square;mso-width-percent:0;mso-height-percent:0;mso-wrap-distance-left:9pt;mso-wrap-distance-top:0;mso-wrap-distance-right:9pt;mso-wrap-distance-bottom:0;mso-position-horizontal:absolute;mso-position-horizontal-relative:text;mso-position-vertical:absolute;mso-position-vertical-relative:text;mso-width-percent:0;mso-height-percent:0;mso-width-relative:margin;mso-height-relative:margin;v-text-anchor:top" o:gfxdata="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" filled="f" stroked="f" strokeweight=".5pt">
             <v:textbox>
               <w:txbxContent>
@@ -1261,7 +1261,7 @@
         </w:rPr>
         <w:t xml:space="preserve">, Contreras MP, Kourelis J, Adachi H, Kamoun S*, Toghani A* (2026) </w:t>
       </w:r>
-      <w:hyperlink r:id="rId28" w:tgtFrame="_blank" w:history="1">
+      <w:hyperlink r:id="rId6" w:tgtFrame="_blank" w:history="1">
         <w:r>
           <w:rPr>
             <w:rStyle w:val="Hyperlink"/>
@@ -1344,7 +1344,7 @@
         </w:rPr>
         <w:t xml:space="preserve">, Kato H, Abe A, Oikawa K, Shimizu M, Itoh K, Tsujimura M, Takano Y, Sakai T, Adachi H, Ohta A, Ohtsu M, Ishizaki T, Terachi T, Innan H, Terauchi R (2026) </w:t>
       </w:r>
-      <w:hyperlink r:id="rId6" w:tgtFrame="_blank" w:history="1">
+      <w:hyperlink r:id="rId7" w:tgtFrame="_blank" w:history="1">
         <w:r>
           <w:rPr>
             <w:rStyle w:val="Hyperlink"/>
@@ -1456,172 +1456,6 @@
         </w:rPr>
         <w:t xml:space="preserve">) </w:t>
       </w:r>
-      <w:hyperlink r:id="rId7" w:tgtFrame="_blank" w:history="1">
-        <w:r>
-          <w:rPr>
-            <w:rStyle w:val="Hyperlink"/>
-            <w:rFonts w:eastAsia="Aptos" w:cs="Aptos"/>
-            <w:szCs w:val="23"/>
-          </w:rPr>
-          <w:t>Can AI modelling of protein structures distinguish between sensor and helper NLR immune receptors?</w:t>
-        </w:r>
-      </w:hyperlink>
-      <w:r>
-        <w:rPr>
-          <w:rFonts w:eastAsia="Aptos" w:cs="Aptos"/>
-          <w:color w:val="1F2937"/>
-          <w:sz w:val="23"/>
-          <w:szCs w:val="23"/>
-        </w:rPr>
-        <w:t xml:space="preserve"> </w:t>
-      </w:r>
-      <w:r>
-        <w:rPr>
-          <w:rFonts w:eastAsia="Aptos" w:cs="Aptos"/>
-          <w:i/>
-          <w:iCs/>
-          <w:color w:val="1F2937"/>
-          <w:sz w:val="23"/>
-          <w:szCs w:val="23"/>
-        </w:rPr>
-        <w:t>New Phytologist</w:t>
-      </w:r>
-      <w:r>
-        <w:rPr>
-          <w:rFonts w:eastAsia="Aptos" w:cs="Aptos"/>
-          <w:color w:val="1F2937"/>
-          <w:sz w:val="23"/>
-          <w:szCs w:val="23"/>
-        </w:rPr>
-        <w:t>,</w:t>
-      </w:r>
-      <w:r>
-        <w:rPr>
-          <w:rFonts w:eastAsia="Aptos" w:cs="Aptos"/>
-          <w:color w:val="1F2937"/>
-          <w:sz w:val="23"/>
-          <w:szCs w:val="23"/>
-        </w:rPr>
-        <w:t xml:space="preserve"> </w:t>
-      </w:r>
-      <w:r>
-        <w:rPr>
-          <w:rFonts w:eastAsia="Aptos" w:cs="Aptos"/>
-          <w:color w:val="1F2937"/>
-          <w:sz w:val="23"/>
-          <w:szCs w:val="23"/>
-        </w:rPr>
-        <w:t>248: 17–23</w:t>
-      </w:r>
-      <w:r>
-        <w:rPr>
-          <w:rFonts w:eastAsia="Aptos" w:cs="Aptos"/>
-          <w:color w:val="1F2937"/>
-          <w:sz w:val="23"/>
-          <w:szCs w:val="23"/>
-        </w:rPr>
-        <w:t xml:space="preserve">. </w:t>
-      </w:r>
-      <w:r>
-        <w:rPr>
-          <w:rFonts w:eastAsia="Aptos" w:cs="Aptos"/>
-          <w:color w:val="1F2937"/>
-          <w:sz w:val="23"/>
-          <w:szCs w:val="23"/>
-        </w:rPr>
-        <w:t>DOI:</w:t>
-      </w:r>
-      <w:r>
-        <w:rPr>
-          <w:rFonts w:eastAsia="Aptos" w:cs="Aptos"/>
-          <w:color w:val="1F2937"/>
-          <w:sz w:val="23"/>
-          <w:szCs w:val="23"/>
-        </w:rPr>
-        <w:t xml:space="preserve"> 10.1111/nph.70391</w:t>
-      </w:r>
-      <w:r>
-        <w:rPr>
-          <w:rFonts w:eastAsia="Aptos" w:cs="Aptos"/>
-          <w:color w:val="1F2937"/>
-          <w:sz w:val="23"/>
-          <w:szCs w:val="23"/>
-        </w:rPr>
-        <w:t xml:space="preserve"> *Corresponding authors</w:t>
-      </w:r>
-    </w:p>
-    <w:p>
-      <w:pPr>
-        <w:numPr>
-          <w:ilvl w:val="0"/>
-          <w:numId w:val="30"/>
-        </w:numPr>
-        <w:tabs>
-          <w:tab w:val="num" w:pos="720"/>
-        </w:tabs>
-        <w:spacing w:after="140" w:line="247" w:lineRule="auto"/>
-        <w:jc w:val="left"/>
-        <w:rPr>
-          <w:rFonts w:eastAsia="Aptos" w:cs="Aptos"/>
-        </w:rPr>
-      </w:pPr>
-      <w:r>
-        <w:rPr>
-          <w:rFonts w:eastAsia="Aptos" w:cs="Aptos"/>
-          <w:b/>
-          <w:bCs/>
-          <w:color w:val="1F2937"/>
-          <w:sz w:val="23"/>
-          <w:szCs w:val="23"/>
-          <w:u w:val="single"/>
-        </w:rPr>
-        <w:t>Sugihara Y</w:t>
-      </w:r>
-      <w:r>
-        <w:rPr>
-          <w:rFonts w:eastAsia="Aptos" w:cs="Aptos"/>
-          <w:color w:val="1F2937"/>
-          <w:sz w:val="23"/>
-          <w:szCs w:val="23"/>
-        </w:rPr>
-        <w:t xml:space="preserve">, Kourelis J, Contreras MP, Pai H, </w:t>
-      </w:r>
-      <w:r>
-        <w:rPr>
-          <w:rFonts w:eastAsia="Aptos" w:cs="Aptos"/>
-          <w:color w:val="1F2937"/>
-          <w:sz w:val="23"/>
-          <w:szCs w:val="23"/>
-        </w:rPr>
-        <w:t xml:space="preserve">Harant A, </w:t>
-      </w:r>
-      <w:r>
-        <w:rPr>
-          <w:rFonts w:eastAsia="Aptos" w:cs="Aptos"/>
-          <w:color w:val="1F2937"/>
-          <w:sz w:val="23"/>
-          <w:szCs w:val="23"/>
-        </w:rPr>
-        <w:t>Selvaraj M, Toghani A, Martinez-Anaya C*, Kamoun S* (202</w:t>
-      </w:r>
-      <w:r>
-        <w:rPr>
-          <w:rFonts w:eastAsia="Aptos" w:cs="Aptos"/>
-          <w:color w:val="1F2937"/>
-          <w:sz w:val="23"/>
-          <w:szCs w:val="23"/>
-        </w:rPr>
-        <w:t>5</w:t>
-      </w:r>
-      <w:r>
-        <w:rPr>
-          <w:rFonts w:eastAsia="Aptos" w:cs="Aptos"/>
-          <w:color w:val="1F2937"/>
-          <w:sz w:val="23"/>
-          <w:szCs w:val="23"/>
-        </w:rPr>
-        <w:t>) </w:t>
-      </w:r>
       <w:hyperlink r:id="rId8" w:tgtFrame="_blank" w:history="1">
         <w:r>
           <w:rPr>
@@ -1629,7 +1463,7 @@
             <w:rFonts w:eastAsia="Aptos" w:cs="Aptos"/>
             <w:szCs w:val="23"/>
           </w:rPr>
-          <w:t xml:space="preserve">Helper NLR immune protein NRC3 evolved to evade inhibition by a cyst </w:t>
+          <w:t xml:space="preserve">Can AI modelling of </w:t>
         </w:r>
         <w:r>
           <w:rPr>
@@ -1638,7 +1472,7 @@
             <w:szCs w:val="23"/>
           </w:rPr>
           <w:lastRenderedPageBreak/>
-          <w:t>nematode virulence effector</w:t>
+          <w:t>protein structures distinguish between sensor and helper NLR immune receptors?</w:t>
         </w:r>
       </w:hyperlink>
       <w:r>
@@ -1648,7 +1482,7 @@
           <w:sz w:val="23"/>
           <w:szCs w:val="23"/>
         </w:rPr>
-        <w:t>. </w:t>
+        <w:t xml:space="preserve"> </w:t>
       </w:r>
       <w:r>
         <w:rPr>
@@ -1659,16 +1493,16 @@
           <w:sz w:val="23"/>
           <w:szCs w:val="23"/>
         </w:rPr>
-        <w:t>PLOS Genetics</w:t>
-      </w:r>
-      <w:r>
-        <w:rPr>
-          <w:rFonts w:eastAsia="Aptos" w:cs="Aptos"/>
-          <w:color w:val="1F2937"/>
-          <w:sz w:val="23"/>
-          <w:szCs w:val="23"/>
-        </w:rPr>
-        <w:t>, 21:</w:t>
+        <w:t>New Phytologist</w:t>
+      </w:r>
+      <w:r>
+        <w:rPr>
+          <w:rFonts w:eastAsia="Aptos" w:cs="Aptos"/>
+          <w:color w:val="1F2937"/>
+          <w:sz w:val="23"/>
+          <w:szCs w:val="23"/>
+        </w:rPr>
+        <w:t>,</w:t>
       </w:r>
       <w:r>
         <w:rPr>
@@ -1686,26 +1520,43 @@
           <w:sz w:val="23"/>
           <w:szCs w:val="23"/>
         </w:rPr>
-        <w:t>e1011653.</w:t>
-      </w:r>
-      <w:r>
-        <w:rPr>
-          <w:rFonts w:eastAsia="Aptos" w:cs="Aptos"/>
-          <w:color w:val="1F2937"/>
-          <w:sz w:val="23"/>
-          <w:szCs w:val="23"/>
-          <w:lang w:val="en-GB"/>
-        </w:rPr>
-        <w:t xml:space="preserve"> </w:t>
-      </w:r>
-      <w:r>
-        <w:rPr>
-          <w:rFonts w:eastAsia="Aptos" w:cs="Aptos"/>
-          <w:color w:val="1F2937"/>
-          <w:sz w:val="23"/>
-          <w:szCs w:val="23"/>
-        </w:rPr>
-        <w:t>DOI:10.1371/journal.pgen.1011653 *Corresponding authors</w:t>
+        <w:t>248: 17–23</w:t>
+      </w:r>
+      <w:r>
+        <w:rPr>
+          <w:rFonts w:eastAsia="Aptos" w:cs="Aptos"/>
+          <w:color w:val="1F2937"/>
+          <w:sz w:val="23"/>
+          <w:szCs w:val="23"/>
+        </w:rPr>
+        <w:t xml:space="preserve">. </w:t>
+      </w:r>
+      <w:r>
+        <w:rPr>
+          <w:rFonts w:eastAsia="Aptos" w:cs="Aptos"/>
+          <w:color w:val="1F2937"/>
+          <w:sz w:val="23"/>
+          <w:szCs w:val="23"/>
+        </w:rPr>
+        <w:t>DOI:</w:t>
+      </w:r>
+      <w:r>
+        <w:rPr>
+          <w:rFonts w:eastAsia="Aptos" w:cs="Aptos"/>
+          <w:color w:val="1F2937"/>
+          <w:sz w:val="23"/>
+          <w:szCs w:val="23"/>
+        </w:rPr>
+        <w:t xml:space="preserve"> 10.1111/nph.70391</w:t>
+      </w:r>
+      <w:r>
+        <w:rPr>
+          <w:rFonts w:eastAsia="Aptos" w:cs="Aptos"/>
+          <w:color w:val="1F2937"/>
+          <w:sz w:val="23"/>
+          <w:szCs w:val="23"/>
+        </w:rPr>
+        <w:t xml:space="preserve"> *Corresponding authors</w:t>
       </w:r>
     </w:p>
     <w:p>
@@ -1726,15 +1577,6 @@
       <w:r>
         <w:rPr>
           <w:rFonts w:eastAsia="Aptos" w:cs="Aptos"/>
-          <w:color w:val="1F2937"/>
-          <w:sz w:val="23"/>
-          <w:szCs w:val="23"/>
-        </w:rPr>
-        <w:t xml:space="preserve">Selvaraj M, Toghani A, Pai H, </w:t>
-      </w:r>
-      <w:r>
-        <w:rPr>
-          <w:rFonts w:eastAsia="Aptos" w:cs="Aptos"/>
           <w:b/>
           <w:bCs/>
           <w:color w:val="1F2937"/>
@@ -1751,9 +1593,167 @@
           <w:sz w:val="23"/>
           <w:szCs w:val="23"/>
         </w:rPr>
+        <w:t xml:space="preserve">, Kourelis J, Contreras MP, Pai H, </w:t>
+      </w:r>
+      <w:r>
+        <w:rPr>
+          <w:rFonts w:eastAsia="Aptos" w:cs="Aptos"/>
+          <w:color w:val="1F2937"/>
+          <w:sz w:val="23"/>
+          <w:szCs w:val="23"/>
+        </w:rPr>
+        <w:t xml:space="preserve">Harant A, </w:t>
+      </w:r>
+      <w:r>
+        <w:rPr>
+          <w:rFonts w:eastAsia="Aptos" w:cs="Aptos"/>
+          <w:color w:val="1F2937"/>
+          <w:sz w:val="23"/>
+          <w:szCs w:val="23"/>
+        </w:rPr>
+        <w:t>Selvaraj M, Toghani A, Martinez-Anaya C*, Kamoun S* (202</w:t>
+      </w:r>
+      <w:r>
+        <w:rPr>
+          <w:rFonts w:eastAsia="Aptos" w:cs="Aptos"/>
+          <w:color w:val="1F2937"/>
+          <w:sz w:val="23"/>
+          <w:szCs w:val="23"/>
+        </w:rPr>
+        <w:t>5</w:t>
+      </w:r>
+      <w:r>
+        <w:rPr>
+          <w:rFonts w:eastAsia="Aptos" w:cs="Aptos"/>
+          <w:color w:val="1F2937"/>
+          <w:sz w:val="23"/>
+          <w:szCs w:val="23"/>
+        </w:rPr>
+        <w:t>) </w:t>
+      </w:r>
+      <w:hyperlink r:id="rId9" w:tgtFrame="_blank" w:history="1">
+        <w:r>
+          <w:rPr>
+            <w:rStyle w:val="Hyperlink"/>
+            <w:rFonts w:eastAsia="Aptos" w:cs="Aptos"/>
+            <w:szCs w:val="23"/>
+          </w:rPr>
+          <w:t>Helper NLR immune protein NRC3 evolved to evade inhibition by a cyst nematode virulence effector</w:t>
+        </w:r>
+      </w:hyperlink>
+      <w:r>
+        <w:rPr>
+          <w:rFonts w:eastAsia="Aptos" w:cs="Aptos"/>
+          <w:color w:val="1F2937"/>
+          <w:sz w:val="23"/>
+          <w:szCs w:val="23"/>
+        </w:rPr>
+        <w:t>. </w:t>
+      </w:r>
+      <w:r>
+        <w:rPr>
+          <w:rFonts w:eastAsia="Aptos" w:cs="Aptos"/>
+          <w:i/>
+          <w:iCs/>
+          <w:color w:val="1F2937"/>
+          <w:sz w:val="23"/>
+          <w:szCs w:val="23"/>
+        </w:rPr>
+        <w:t>PLOS Genetics</w:t>
+      </w:r>
+      <w:r>
+        <w:rPr>
+          <w:rFonts w:eastAsia="Aptos" w:cs="Aptos"/>
+          <w:color w:val="1F2937"/>
+          <w:sz w:val="23"/>
+          <w:szCs w:val="23"/>
+        </w:rPr>
+        <w:t>, 21:</w:t>
+      </w:r>
+      <w:r>
+        <w:rPr>
+          <w:rFonts w:eastAsia="Aptos" w:cs="Aptos"/>
+          <w:color w:val="1F2937"/>
+          <w:sz w:val="23"/>
+          <w:szCs w:val="23"/>
+        </w:rPr>
+        <w:t xml:space="preserve"> </w:t>
+      </w:r>
+      <w:r>
+        <w:rPr>
+          <w:rFonts w:eastAsia="Aptos" w:cs="Aptos"/>
+          <w:color w:val="1F2937"/>
+          <w:sz w:val="23"/>
+          <w:szCs w:val="23"/>
+        </w:rPr>
+        <w:t>e1011653.</w:t>
+      </w:r>
+      <w:r>
+        <w:rPr>
+          <w:rFonts w:eastAsia="Aptos" w:cs="Aptos"/>
+          <w:color w:val="1F2937"/>
+          <w:sz w:val="23"/>
+          <w:szCs w:val="23"/>
+          <w:lang w:val="en-GB"/>
+        </w:rPr>
+        <w:t xml:space="preserve"> </w:t>
+      </w:r>
+      <w:r>
+        <w:rPr>
+          <w:rFonts w:eastAsia="Aptos" w:cs="Aptos"/>
+          <w:color w:val="1F2937"/>
+          <w:sz w:val="23"/>
+          <w:szCs w:val="23"/>
+        </w:rPr>
+        <w:t>DOI:10.1371/journal.pgen.1011653 *Corresponding authors</w:t>
+      </w:r>
+    </w:p>
+    <w:p>
+      <w:pPr>
+        <w:numPr>
+          <w:ilvl w:val="0"/>
+          <w:numId w:val="30"/>
+        </w:numPr>
+        <w:tabs>
+          <w:tab w:val="num" w:pos="720"/>
+        </w:tabs>
+        <w:spacing w:after="140" w:line="247" w:lineRule="auto"/>
+        <w:jc w:val="left"/>
+        <w:rPr>
+          <w:rFonts w:eastAsia="Aptos" w:cs="Aptos"/>
+        </w:rPr>
+      </w:pPr>
+      <w:r>
+        <w:rPr>
+          <w:rFonts w:eastAsia="Aptos" w:cs="Aptos"/>
+          <w:color w:val="1F2937"/>
+          <w:sz w:val="23"/>
+          <w:szCs w:val="23"/>
+        </w:rPr>
+        <w:t xml:space="preserve">Selvaraj M, Toghani A, Pai H, </w:t>
+      </w:r>
+      <w:r>
+        <w:rPr>
+          <w:rFonts w:eastAsia="Aptos" w:cs="Aptos"/>
+          <w:b/>
+          <w:bCs/>
+          <w:color w:val="1F2937"/>
+          <w:sz w:val="23"/>
+          <w:szCs w:val="23"/>
+          <w:u w:val="single"/>
+        </w:rPr>
+        <w:t>Sugihara Y</w:t>
+      </w:r>
+      <w:r>
+        <w:rPr>
+          <w:rFonts w:eastAsia="Aptos" w:cs="Aptos"/>
+          <w:color w:val="1F2937"/>
+          <w:sz w:val="23"/>
+          <w:szCs w:val="23"/>
+        </w:rPr>
         <w:t xml:space="preserve">, Kourelis J, Yuen ELH, Ibrahim T, Zhao H, Xie R, Maqbool A, Concepcion JCD la, Banfield MJ, Derevnina L, Petre B, Lawson DM, Bozkurt TO, Wu C-H, Kamoun S*, Contreras MP* (2024) </w:t>
       </w:r>
-      <w:hyperlink r:id="rId9" w:history="1">
+      <w:hyperlink r:id="rId10" w:history="1">
         <w:r>
           <w:rPr>
             <w:rStyle w:val="Hyperlink"/>
@@ -1896,7 +1896,7 @@
         </w:rPr>
         <w:t>, Wang H-Y, Huang L-T, Lopez-Agudelo JC, Chen Y-F, Lin K-Y, Chiang B-J, Toghani A, Kourelis J, Wang C-H, Derevnina L, Wu C-H (2024) </w:t>
       </w:r>
-      <w:hyperlink r:id="rId10" w:tgtFrame="_blank" w:history="1">
+      <w:hyperlink r:id="rId11" w:tgtFrame="_blank" w:history="1">
         <w:r>
           <w:rPr>
             <w:rStyle w:val="Hyperlink"/>
@@ -2045,7 +2045,7 @@
         </w:rPr>
         <w:t>, Utsushi H, Kanzaki E, Ito K, Ogasawara Y, Fujioka T, Takagi H, Shimizu M, Shimono H, Terauchi R, Abe A (2024) </w:t>
       </w:r>
-      <w:hyperlink r:id="rId11" w:tgtFrame="_blank" w:history="1">
+      <w:hyperlink r:id="rId12" w:tgtFrame="_blank" w:history="1">
         <w:r>
           <w:rPr>
             <w:rStyle w:val="Hyperlink"/>
@@ -2242,7 +2242,7 @@
         </w:rPr>
         <w:t>, Burbano HA, Kamoun S*, Langner T* (2024) </w:t>
       </w:r>
-      <w:hyperlink r:id="rId12" w:tgtFrame="_blank" w:history="1">
+      <w:hyperlink r:id="rId13" w:tgtFrame="_blank" w:history="1">
         <w:r>
           <w:rPr>
             <w:rStyle w:val="Hyperlink"/>
@@ -2355,7 +2355,7 @@
         </w:rPr>
         <w:t>, Abe Y, Takagi H, Abe A, Shimizu M, Ito K, Kanzaki E, Oikawa K, Kourelis J, Langner T, Win J, Białas A, Lüdke D, Contreras MP, Chuma I, Saitoh H, Kobayashi M, Zheng S, Tosa Y, Banfield MJ, Kamoun S*, Terauchi R*, Fujisaki K* (2023) </w:t>
       </w:r>
-      <w:hyperlink r:id="rId13" w:tgtFrame="_blank" w:history="1">
+      <w:hyperlink r:id="rId14" w:tgtFrame="_blank" w:history="1">
         <w:r>
           <w:rPr>
             <w:rStyle w:val="Hyperlink"/>
@@ -2458,7 +2458,7 @@
         </w:rPr>
         <w:t>, Nishikawa M, Makita N, Segawa T, Terasaki M, Takagi H, Koyanagi T (2023) </w:t>
       </w:r>
-      <w:hyperlink r:id="rId14" w:tgtFrame="_blank" w:history="1">
+      <w:hyperlink r:id="rId15" w:tgtFrame="_blank" w:history="1">
         <w:r>
           <w:rPr>
             <w:rStyle w:val="Hyperlink"/>
@@ -2579,7 +2579,7 @@
         </w:rPr>
         <w:t>, Nishikawa M, Makita N, Sakamoto M, Tanaka K, Wada T, Takagi H (2023) </w:t>
       </w:r>
-      <w:hyperlink r:id="rId15" w:tgtFrame="_blank" w:history="1">
+      <w:hyperlink r:id="rId16" w:tgtFrame="_blank" w:history="1">
         <w:r>
           <w:rPr>
             <w:rStyle w:val="Hyperlink"/>
@@ -2680,9 +2680,19 @@
           <w:sz w:val="23"/>
           <w:szCs w:val="23"/>
         </w:rPr>
-        <w:t> Saitoh H, Fujisaki K, Ishikawa K, Utsushi H, Kanzaki E, Sakamoto Y, Abe A, Terauchi R* (2022) </w:t>
-      </w:r>
-      <w:hyperlink r:id="rId16" w:tgtFrame="_blank" w:history="1">
+        <w:t xml:space="preserve"> Saitoh H, Fujisaki K, Ishikawa K, Utsushi H, </w:t>
+      </w:r>
+      <w:r>
+        <w:rPr>
+          <w:rFonts w:eastAsia="Aptos" w:cs="Aptos"/>
+          <w:color w:val="1F2937"/>
+          <w:sz w:val="23"/>
+          <w:szCs w:val="23"/>
+        </w:rPr>
+        <w:lastRenderedPageBreak/>
+        <w:t>Kanzaki E, Sakamoto Y, Abe A, Terauchi R* (2022) </w:t>
+      </w:r>
+      <w:hyperlink r:id="rId17" w:tgtFrame="_blank" w:history="1">
         <w:r>
           <w:rPr>
             <w:rStyle w:val="Hyperlink"/>
@@ -2782,7 +2792,6 @@
           <w:sz w:val="23"/>
           <w:szCs w:val="23"/>
         </w:rPr>
-        <w:lastRenderedPageBreak/>
         <w:t>Natsume S, </w:t>
       </w:r>
       <w:r>
@@ -2806,7 +2815,7 @@
         </w:rPr>
         <w:t>, Kudoh A, Oikawa K, Shimizu M, Ishikawa Y, Nishihara M, Abe A, Innan H, Terauchi R (2022) </w:t>
       </w:r>
-      <w:hyperlink r:id="rId17" w:tgtFrame="_blank" w:history="1">
+      <w:hyperlink r:id="rId18" w:tgtFrame="_blank" w:history="1">
         <w:r>
           <w:rPr>
             <w:rStyle w:val="Hyperlink"/>
@@ -2901,7 +2910,7 @@
         </w:rPr>
         <w:t>, Abe A, Takeda T, Kobayashi M, Hiraka Y, Kanzaki E, Oikawa K, Saitoh H, Langner T, Banfield MJ, Kamoun S, Terauchi R (2022) </w:t>
       </w:r>
-      <w:hyperlink r:id="rId18" w:tgtFrame="_blank" w:history="1">
+      <w:hyperlink r:id="rId19" w:tgtFrame="_blank" w:history="1">
         <w:r>
           <w:rPr>
             <w:rStyle w:val="Hyperlink"/>
@@ -2977,7 +2986,7 @@
         </w:rPr>
         <w:t>, Young L, Yaegashi H, Natsume S, Shea DJ, Takagi H, Booker H, Innan H, Terauchi R, Abe A (2022) </w:t>
       </w:r>
-      <w:hyperlink r:id="rId19" w:tgtFrame="_blank" w:history="1">
+      <w:hyperlink r:id="rId20" w:tgtFrame="_blank" w:history="1">
         <w:r>
           <w:rPr>
             <w:rStyle w:val="Hyperlink"/>
@@ -3091,7 +3100,7 @@
         </w:rPr>
         <w:t>*, Kudoh A*, Tamiru-Oli M, Takagi H, Natsume S, Shimizu M, Abe A, Asiedu R, Asfaw A, Adebola P, Terauchi R (2021) </w:t>
       </w:r>
-      <w:hyperlink r:id="rId20" w:tgtFrame="_blank" w:history="1">
+      <w:hyperlink r:id="rId21" w:tgtFrame="_blank" w:history="1">
         <w:r>
           <w:rPr>
             <w:rStyle w:val="Hyperlink"/>
@@ -3234,7 +3243,7 @@
         </w:rPr>
         <w:t>, Abe A, Sone H, Itoh N, Asukai M, Uemura A, Oikawa K, Utsushi H, Ikegami-Katayama A, Imamura T, Mori M, Terauchi R, Takagi H (2021) </w:t>
       </w:r>
-      <w:hyperlink r:id="rId21" w:tgtFrame="_blank" w:history="1">
+      <w:hyperlink r:id="rId22" w:tgtFrame="_blank" w:history="1">
         <w:r>
           <w:rPr>
             <w:rStyle w:val="Hyperlink"/>
@@ -3310,7 +3319,7 @@
         </w:rPr>
         <w:t>, Darkwa K, Yaegashi H, Natsume S, Shimizu M, Abe A, Hirabuchi A, Ito K, Oikawa K, Tamiru-Oli M, Ohta A, Matsumoto R, Agre P, De Koeyer D, Pachakkil B, Yamanaka S, Muranaka S, Takagi H, White B, Asiedu R, Innan H, Asfaw A*, Adebola P*, Terauchi R* (2020) </w:t>
       </w:r>
-      <w:hyperlink r:id="rId22" w:tgtFrame="_blank" w:history="1">
+      <w:hyperlink r:id="rId23" w:tgtFrame="_blank" w:history="1">
         <w:r>
           <w:rPr>
             <w:rStyle w:val="Hyperlink"/>
@@ -3467,6 +3476,109 @@
       </w:pPr>
       <w:r>
         <w:rPr>
+          <w:rFonts w:ascii="Aptos" w:hAnsi="Aptos" w:eastAsia="Aptos" w:cs="Aptos"/>
+          <w:i w:val="0"/>
+          <w:color w:val="1F2937"/>
+          <w:sz w:val="23"/>
+        </w:rPr>
+        <w:t xml:space="preserve">Kudoh A, </w:t>
+      </w:r>
+      <w:r>
+        <w:rPr>
+          <w:rFonts w:ascii="Aptos" w:hAnsi="Aptos" w:eastAsia="Aptos" w:cs="Aptos"/>
+          <w:b/>
+          <w:i w:val="0"/>
+          <w:color w:val="1F2937"/>
+          <w:sz w:val="23"/>
+          <w:u w:val="single"/>
+        </w:rPr>
+        <w:t>Sugihara Y</w:t>
+      </w:r>
+      <w:r>
+        <w:rPr>
+          <w:rFonts w:ascii="Aptos" w:hAnsi="Aptos" w:eastAsia="Aptos" w:cs="Aptos"/>
+          <w:i w:val="0"/>
+          <w:color w:val="1F2937"/>
+          <w:sz w:val="23"/>
+        </w:rPr>
+        <w:t xml:space="preserve">, Iseki K, Matsumoto R, Minoji K, Onai K, Abe A, Natsume S, Sakai T, Oikawa K, Shimizu M, Itoh K, Adachi H, Honda K, Yamanaka S, Agre PA, Adebola P, Asfaw A*, Terauchi R* (2026) </w:t>
+      </w:r>
+      <w:hyperlink r:id="rId31" w:history="1">
+        <w:r>
+          <w:rPr>
+            <w:rStyle w:val="Hyperlink"/>
+            <w:rFonts w:eastAsia="Aptos" w:cs="Aptos"/>
+            <w:sz w:val="23"/>
+            <w:szCs w:val="23"/>
+          </w:rPr>
+          <w:t>Evolution of an unstable sex determination system in white Guinea yam (</w:t>
+        </w:r>
+        <w:r>
+          <w:rPr>
+            <w:rStyle w:val="Hyperlink"/>
+            <w:rFonts w:eastAsia="Aptos" w:cs="Aptos"/>
+            <w:i/>
+            <w:iCs/>
+            <w:sz w:val="23"/>
+            <w:szCs w:val="23"/>
+          </w:rPr>
+          <w:t>Dioscorea rotundata</w:t>
+        </w:r>
+        <w:r>
+          <w:rPr>
+            <w:rStyle w:val="Hyperlink"/>
+            <w:rFonts w:eastAsia="Aptos" w:cs="Aptos"/>
+            <w:sz w:val="23"/>
+            <w:szCs w:val="23"/>
+          </w:rPr>
+          <w:t>)</w:t>
+        </w:r>
+      </w:hyperlink>
+      <w:r>
+        <w:rPr>
+          <w:rFonts w:ascii="Aptos" w:hAnsi="Aptos" w:eastAsia="Aptos" w:cs="Aptos"/>
+          <w:i w:val="0"/>
+          <w:color w:val="1F2937"/>
+          <w:sz w:val="23"/>
+        </w:rPr>
+        <w:t xml:space="preserve">. </w:t>
+      </w:r>
+      <w:r>
+        <w:rPr>
+          <w:rFonts w:ascii="Aptos" w:hAnsi="Aptos" w:eastAsia="Aptos" w:cs="Aptos"/>
+          <w:i/>
+          <w:color w:val="1F2937"/>
+          <w:sz w:val="23"/>
+        </w:rPr>
+        <w:t>bioRxiv</w:t>
+      </w:r>
+      <w:r>
+        <w:rPr>
+          <w:rFonts w:ascii="Aptos" w:hAnsi="Aptos" w:eastAsia="Aptos" w:cs="Aptos"/>
+          <w:i w:val="0"/>
+          <w:color w:val="1F2937"/>
+          <w:sz w:val="23"/>
+        </w:rPr>
+        <w:t>. DOI:10.64898/2026.09.08.750133</w:t>
+      </w:r>
+    </w:p>
+    <w:p>
+      <w:pPr>
+        <w:numPr>
+          <w:ilvl w:val="0"/>
+          <w:numId w:val="29"/>
+        </w:numPr>
+        <w:tabs>
+          <w:tab w:val="num" w:pos="720"/>
+        </w:tabs>
+        <w:spacing w:after="140" w:line="247" w:lineRule="auto"/>
+        <w:jc w:val="left"/>
+        <w:rPr>
+          <w:rFonts w:eastAsia="Aptos" w:cs="Aptos"/>
+        </w:rPr>
+      </w:pPr>
+      <w:r>
+        <w:rPr>
           <w:rFonts w:eastAsia="Aptos" w:cs="Aptos"/>
           <w:color w:val="1F2937"/>
           <w:sz w:val="23"/>
@@ -3534,10 +3646,10 @@
       <w:r>
         <w:rPr>
           <w:rFonts w:eastAsia="Aptos" w:cs="Aptos"/>
-          <w:color w:val="1F2937"/>
-          <w:sz w:val="23"/>
-          <w:szCs w:val="23"/>
           <w:b/>
+          <w:color w:val="1F2937"/>
+          <w:sz w:val="23"/>
+          <w:szCs w:val="23"/>
           <w:u w:val="single"/>
         </w:rPr>
         <w:t>Sugihara Y</w:t>
@@ -3551,7 +3663,7 @@
         </w:rPr>
         <w:t xml:space="preserve">*, Contreras MP* (2026) </w:t>
       </w:r>
-      <w:hyperlink r:id="rId30" w:tgtFrame="_blank" w:history="1">
+      <w:hyperlink r:id="rId24" w:tgtFrame="_blank" w:history="1">
         <w:r>
           <w:rPr>
             <w:rStyle w:val="Hyperlink"/>
@@ -3573,11 +3685,11 @@
       <w:r>
         <w:rPr>
           <w:rFonts w:eastAsia="Aptos" w:cs="Aptos"/>
-          <w:color w:val="1F2937"/>
-          <w:sz w:val="23"/>
-          <w:szCs w:val="23"/>
           <w:i/>
           <w:iCs/>
+          <w:color w:val="1F2937"/>
+          <w:sz w:val="23"/>
+          <w:szCs w:val="23"/>
         </w:rPr>
         <w:t>Zenodo</w:t>
       </w:r>
@@ -3618,10 +3730,10 @@
       <w:r>
         <w:rPr>
           <w:rFonts w:eastAsia="Aptos" w:cs="Aptos"/>
-          <w:color w:val="1F2937"/>
-          <w:sz w:val="23"/>
-          <w:szCs w:val="23"/>
           <w:b/>
+          <w:color w:val="1F2937"/>
+          <w:sz w:val="23"/>
+          <w:szCs w:val="23"/>
           <w:u w:val="single"/>
         </w:rPr>
         <w:t>Sugihara Y</w:t>
@@ -3635,14 +3747,23 @@
         </w:rPr>
         <w:t xml:space="preserve">, Haidoulis JF, Rodney CA, Zdrzałek R, Zanchet E, Saado I, Paajanen P, Nicholson P, Asuke S, Banfield MJ* (2026) </w:t>
       </w:r>
-      <w:hyperlink r:id="rId31" w:tgtFrame="_blank" w:history="1">
+      <w:hyperlink r:id="rId25" w:tgtFrame="_blank" w:history="1">
         <w:r>
           <w:rPr>
             <w:rStyle w:val="Hyperlink"/>
             <w:rFonts w:eastAsia="Aptos" w:cs="Aptos"/>
             <w:szCs w:val="23"/>
           </w:rPr>
-          <w:t>A wheat immune receptor pair executes cell death through a helper MLKL</w:t>
+          <w:t xml:space="preserve">A wheat immune receptor pair executes cell death </w:t>
+        </w:r>
+        <w:r>
+          <w:rPr>
+            <w:rStyle w:val="Hyperlink"/>
+            <w:rFonts w:eastAsia="Aptos" w:cs="Aptos"/>
+            <w:szCs w:val="23"/>
+          </w:rPr>
+          <w:lastRenderedPageBreak/>
+          <w:t>through a helper MLKL</w:t>
         </w:r>
       </w:hyperlink>
       <w:r>
@@ -3657,11 +3778,11 @@
       <w:r>
         <w:rPr>
           <w:rFonts w:eastAsia="Aptos" w:cs="Aptos"/>
-          <w:color w:val="1F2937"/>
-          <w:sz w:val="23"/>
-          <w:szCs w:val="23"/>
           <w:i/>
           <w:iCs/>
+          <w:color w:val="1F2937"/>
+          <w:sz w:val="23"/>
+          <w:szCs w:val="23"/>
         </w:rPr>
         <w:t>bioRxiv</w:t>
       </w:r>
@@ -3757,7 +3878,7 @@
         </w:rPr>
         <w:t xml:space="preserve">, Roijen LM, Azcue JM, Garro M, Sargolzaei M, Morianou I, Harant A, Gallop S, Kourelis J, MacLean D, Contreras MP, Kamoun S*, Lüdke D* (2026) </w:t>
       </w:r>
-      <w:hyperlink r:id="rId29" w:tgtFrame="_blank" w:history="1">
+      <w:hyperlink r:id="rId26" w:tgtFrame="_blank" w:history="1">
         <w:r>
           <w:rPr>
             <w:rStyle w:val="Hyperlink"/>
@@ -3821,7 +3942,7 @@
         </w:rPr>
         <w:t xml:space="preserve">Jeong HM, Sugihara Y, Webster MW, Carella P (2025) </w:t>
       </w:r>
-      <w:hyperlink r:id="rId23" w:tgtFrame="_blank" w:history="1">
+      <w:hyperlink r:id="rId27" w:tgtFrame="_blank" w:history="1">
         <w:r>
           <w:rPr>
             <w:rStyle w:val="Hyperlink"/>
@@ -3906,7 +4027,7 @@
         </w:rPr>
         <w:t>, Nemoto K, Ito K, Kanzaki E, Ishikawa K, Iwai M, Utsushi H, Saitoh H, Takagi H, Takeda T, Abe A, Zheng S, Bialas A, Banfield MJ, Kamoun S, Terauchi R (2024) </w:t>
       </w:r>
-      <w:hyperlink r:id="rId25" w:tgtFrame="_blank" w:history="1">
+      <w:hyperlink r:id="rId28" w:tgtFrame="_blank" w:history="1">
         <w:r>
           <w:rPr>
             <w:rStyle w:val="Hyperlink"/>
@@ -3978,7 +4099,6 @@
           <w:sz w:val="30"/>
           <w:szCs w:val="30"/>
         </w:rPr>
-        <w:lastRenderedPageBreak/>
         <w:t>Presentation</w:t>
       </w:r>
       <w:r>
@@ -4022,118 +4142,68 @@
       </w:pPr>
       <w:r>
         <w:rPr>
-          <w:rFonts w:eastAsia="Aptos" w:cs="Aptos"/>
-          <w:color w:val="1F2937"/>
-          <w:sz w:val="23"/>
-          <w:szCs w:val="23"/>
-        </w:rPr>
-        <w:t xml:space="preserve">AmirAli Toghani, Sophien Kamoun, </w:t>
-      </w:r>
-      <w:r>
-        <w:rPr>
-          <w:rFonts w:eastAsia="Aptos" w:cs="Aptos"/>
+          <w:rFonts w:ascii="Aptos" w:hAnsi="Aptos" w:eastAsia="Aptos" w:cs="Aptos"/>
+          <w:i w:val="0"/>
+          <w:color w:val="1F2937"/>
+          <w:sz w:val="23"/>
+        </w:rPr>
+        <w:t xml:space="preserve">Adeline Harant, Sophien Kamoun, </w:t>
+      </w:r>
+      <w:r>
+        <w:rPr>
+          <w:rFonts w:ascii="Aptos" w:hAnsi="Aptos" w:eastAsia="Aptos" w:cs="Aptos"/>
           <w:b/>
-          <w:bCs/>
-          <w:color w:val="1F2937"/>
-          <w:sz w:val="23"/>
-          <w:szCs w:val="23"/>
+          <w:i w:val="0"/>
+          <w:color w:val="1F2937"/>
+          <w:sz w:val="23"/>
           <w:u w:val="single"/>
         </w:rPr>
-        <w:t>Sugihara</w:t>
-      </w:r>
-      <w:r>
-        <w:rPr>
-          <w:rFonts w:eastAsia="Aptos" w:cs="Aptos"/>
-          <w:b/>
-          <w:bCs/>
-          <w:color w:val="1F2937"/>
-          <w:sz w:val="23"/>
-          <w:szCs w:val="23"/>
-          <w:u w:val="single"/>
-        </w:rPr>
-        <w:t xml:space="preserve"> Y</w:t>
-      </w:r>
-      <w:r>
-        <w:rPr>
-          <w:rFonts w:eastAsia="Aptos" w:cs="Aptos"/>
-          <w:color w:val="1F2937"/>
-          <w:sz w:val="23"/>
-          <w:szCs w:val="23"/>
-        </w:rPr>
-        <w:t xml:space="preserve">. </w:t>
-      </w:r>
-      <w:r>
-        <w:rPr>
-          <w:rFonts w:eastAsia="Aptos" w:cs="Aptos"/>
-          <w:color w:val="1F2937"/>
-          <w:sz w:val="23"/>
-          <w:szCs w:val="23"/>
-        </w:rPr>
-        <w:t>AI-empowered genome annotation tools for large-scale genomics</w:t>
-      </w:r>
-      <w:r>
-        <w:rPr>
-          <w:rFonts w:eastAsia="Aptos" w:cs="Aptos"/>
-          <w:color w:val="1F2937"/>
-          <w:sz w:val="23"/>
-          <w:szCs w:val="23"/>
-        </w:rPr>
-        <w:t>. 1</w:t>
-      </w:r>
-      <w:r>
-        <w:rPr>
-          <w:rFonts w:eastAsia="Aptos" w:cs="Aptos"/>
-          <w:color w:val="1F2937"/>
-          <w:sz w:val="23"/>
-          <w:szCs w:val="23"/>
-          <w:vertAlign w:val="superscript"/>
-        </w:rPr>
-        <w:t>st</w:t>
-      </w:r>
-      <w:r>
-        <w:rPr>
-          <w:rFonts w:eastAsia="Aptos" w:cs="Aptos"/>
-          <w:color w:val="1F2937"/>
-          <w:sz w:val="23"/>
-          <w:szCs w:val="23"/>
-        </w:rPr>
-        <w:t xml:space="preserve"> Tunisian Bioinformatics Conference, </w:t>
-      </w:r>
-      <w:r>
-        <w:rPr>
-          <w:rFonts w:eastAsia="Aptos" w:cs="Aptos"/>
-          <w:color w:val="1F2937"/>
-          <w:sz w:val="23"/>
-          <w:szCs w:val="23"/>
-        </w:rPr>
-        <w:t>Sousse</w:t>
-      </w:r>
-      <w:r>
-        <w:rPr>
-          <w:rFonts w:eastAsia="Aptos" w:cs="Aptos"/>
-          <w:color w:val="1F2937"/>
-          <w:sz w:val="23"/>
-          <w:szCs w:val="23"/>
-        </w:rPr>
-        <w:t xml:space="preserve">, </w:t>
-      </w:r>
-      <w:r>
-        <w:rPr>
-          <w:rFonts w:eastAsia="Aptos" w:cs="Aptos"/>
-          <w:color w:val="1F2937"/>
-          <w:sz w:val="23"/>
-          <w:szCs w:val="23"/>
-        </w:rPr>
-        <w:t>Tunisia</w:t>
-      </w:r>
-      <w:r>
-        <w:rPr>
-          <w:rFonts w:eastAsia="Aptos" w:cs="Aptos"/>
-          <w:color w:val="1F2937"/>
-          <w:sz w:val="23"/>
-          <w:szCs w:val="23"/>
-        </w:rPr>
-        <w:t>. October 2025.</w:t>
+        <w:t>Sugihara Y</w:t>
+      </w:r>
+      <w:r>
+        <w:rPr>
+          <w:rFonts w:ascii="Aptos" w:hAnsi="Aptos" w:eastAsia="Aptos" w:cs="Aptos"/>
+          <w:i w:val="0"/>
+          <w:color w:val="1F2937"/>
+          <w:sz w:val="23"/>
+        </w:rPr>
+        <w:t xml:space="preserve">. When Things Don't Work Out: Optimising High Molecular Weight DNA Extraction in </w:t>
+      </w:r>
+      <w:r>
+        <w:rPr>
+          <w:rFonts w:ascii="Aptos" w:hAnsi="Aptos" w:eastAsia="Aptos" w:cs="Aptos"/>
+          <w:i/>
+          <w:color w:val="1F2937"/>
+          <w:sz w:val="23"/>
+        </w:rPr>
+        <w:t>Stapelia leendertziae</w:t>
+      </w:r>
+      <w:r>
+        <w:rPr>
+          <w:rFonts w:ascii="Aptos" w:hAnsi="Aptos" w:eastAsia="Aptos" w:cs="Aptos"/>
+          <w:i w:val="0"/>
+          <w:color w:val="1F2937"/>
+          <w:sz w:val="23"/>
+        </w:rPr>
+        <w:t xml:space="preserve"> for High-Quality Genome Assembly. </w:t>
+      </w:r>
+      <w:r>
+        <w:rPr>
+          <w:rFonts w:ascii="Aptos" w:hAnsi="Aptos" w:eastAsia="Aptos" w:cs="Aptos"/>
+          <w:i/>
+          <w:color w:val="1F2937"/>
+          <w:sz w:val="23"/>
+        </w:rPr>
+        <w:t>Plant Pathology 2026 (PPATH2026)</w:t>
+      </w:r>
+      <w:r>
+        <w:rPr>
+          <w:rFonts w:ascii="Aptos" w:hAnsi="Aptos" w:eastAsia="Aptos" w:cs="Aptos"/>
+          <w:i w:val="0"/>
+          <w:color w:val="1F2937"/>
+          <w:sz w:val="23"/>
+        </w:rPr>
+        <w:t>. Norwich, UK. September 2026.</w:t>
       </w:r>
     </w:p>
     <w:p>
@@ -4152,108 +4222,50 @@
       </w:pPr>
       <w:r>
         <w:rPr>
-          <w:rFonts w:eastAsia="Aptos" w:cs="Aptos"/>
-          <w:color w:val="1F2937"/>
-          <w:sz w:val="23"/>
-          <w:szCs w:val="23"/>
-        </w:rPr>
-        <w:t xml:space="preserve">AmirAli Toghani, Sophien Kamoun, </w:t>
-      </w:r>
-      <w:r>
-        <w:rPr>
-          <w:rFonts w:eastAsia="Aptos" w:cs="Aptos"/>
+          <w:rFonts w:ascii="Aptos" w:hAnsi="Aptos" w:eastAsia="Aptos" w:cs="Aptos"/>
+          <w:i w:val="0"/>
+          <w:color w:val="1F2937"/>
+          <w:sz w:val="23"/>
+        </w:rPr>
+        <w:t xml:space="preserve">Juan Martin Azcue, Andres Posbeyikian, AmirAli Toghani, Bing-Jen Chiang, Yuxuan Xi, Sophien Kamoun, </w:t>
+      </w:r>
+      <w:r>
+        <w:rPr>
+          <w:rFonts w:ascii="Aptos" w:hAnsi="Aptos" w:eastAsia="Aptos" w:cs="Aptos"/>
           <w:b/>
-          <w:bCs/>
-          <w:color w:val="1F2937"/>
-          <w:sz w:val="23"/>
-          <w:szCs w:val="23"/>
+          <w:i w:val="0"/>
+          <w:color w:val="1F2937"/>
+          <w:sz w:val="23"/>
           <w:u w:val="single"/>
         </w:rPr>
-        <w:t>Sugihara</w:t>
-      </w:r>
-      <w:r>
-        <w:rPr>
-          <w:rFonts w:eastAsia="Aptos" w:cs="Aptos"/>
-          <w:b/>
-          <w:bCs/>
-          <w:color w:val="1F2937"/>
-          <w:sz w:val="23"/>
-          <w:szCs w:val="23"/>
-          <w:u w:val="single"/>
-        </w:rPr>
-        <w:t xml:space="preserve"> Y</w:t>
-      </w:r>
-      <w:r>
-        <w:rPr>
-          <w:rFonts w:eastAsia="Aptos" w:cs="Aptos"/>
-          <w:color w:val="1F2937"/>
-          <w:sz w:val="23"/>
-          <w:szCs w:val="23"/>
-        </w:rPr>
-        <w:t>.</w:t>
-      </w:r>
-      <w:r>
-        <w:rPr>
-          <w:rFonts w:eastAsia="Aptos" w:cs="Aptos"/>
-          <w:color w:val="1F2937"/>
-          <w:sz w:val="23"/>
-          <w:szCs w:val="23"/>
-        </w:rPr>
-        <w:t xml:space="preserve"> </w:t>
-      </w:r>
-      <w:r>
-        <w:rPr>
-          <w:rFonts w:eastAsia="Aptos" w:cs="Aptos"/>
-          <w:color w:val="1F2937"/>
-          <w:sz w:val="23"/>
-          <w:szCs w:val="23"/>
-        </w:rPr>
-        <w:t>Deep-learning-based annotation of 346 genomes in the Solanaceae family yields a harmonized dataset of 15 million proteins</w:t>
-      </w:r>
-      <w:r>
-        <w:rPr>
-          <w:rFonts w:eastAsia="Aptos" w:cs="Aptos"/>
-          <w:color w:val="1F2937"/>
-          <w:sz w:val="23"/>
-          <w:szCs w:val="23"/>
-        </w:rPr>
-        <w:t xml:space="preserve">. </w:t>
-      </w:r>
-      <w:r>
-        <w:rPr>
-          <w:rFonts w:eastAsia="Aptos" w:cs="Aptos"/>
-          <w:color w:val="1F2937"/>
-          <w:sz w:val="23"/>
-          <w:szCs w:val="23"/>
-        </w:rPr>
-        <w:t>SolRub2025 Conference</w:t>
-      </w:r>
-      <w:r>
-        <w:rPr>
-          <w:rFonts w:eastAsia="Aptos" w:cs="Aptos"/>
-          <w:color w:val="1F2937"/>
-          <w:sz w:val="23"/>
-          <w:szCs w:val="23"/>
-        </w:rPr>
-        <w:t xml:space="preserve">, Turin, Italy. </w:t>
-      </w:r>
-      <w:r>
-        <w:rPr>
-          <w:rFonts w:eastAsia="Aptos" w:cs="Aptos"/>
-          <w:color w:val="1F2937"/>
-          <w:sz w:val="23"/>
-          <w:szCs w:val="23"/>
-        </w:rPr>
-        <w:t>September</w:t>
-      </w:r>
-      <w:r>
-        <w:rPr>
-          <w:rFonts w:eastAsia="Aptos" w:cs="Aptos"/>
-          <w:color w:val="1F2937"/>
-          <w:sz w:val="23"/>
-          <w:szCs w:val="23"/>
-        </w:rPr>
-        <w:t xml:space="preserve"> 2025.</w:t>
+        <w:t>Sugihara Y</w:t>
+      </w:r>
+      <w:r>
+        <w:rPr>
+          <w:rFonts w:ascii="Aptos" w:hAnsi="Aptos" w:eastAsia="Aptos" w:cs="Aptos"/>
+          <w:i w:val="0"/>
+          <w:color w:val="1F2937"/>
+          <w:sz w:val="23"/>
+        </w:rPr>
+        <w:t xml:space="preserve">. SOLO1: Single-gene NLR receptors for engineering plant disease resistance. </w:t>
+      </w:r>
+      <w:r>
+        <w:rPr>
+          <w:rFonts w:ascii="Aptos" w:hAnsi="Aptos" w:eastAsia="Aptos" w:cs="Aptos"/>
+          <w:i/>
+          <w:color w:val="1F2937"/>
+          <w:sz w:val="23"/>
+        </w:rPr>
+        <w:t>Plant Pathology 2026 (PPATH2026)</w:t>
+      </w:r>
+      <w:r>
+        <w:rPr>
+          <w:rFonts w:ascii="Aptos" w:hAnsi="Aptos" w:eastAsia="Aptos" w:cs="Aptos"/>
+          <w:i w:val="0"/>
+          <w:color w:val="1F2937"/>
+          <w:sz w:val="23"/>
+        </w:rPr>
+        <w:t>. Norwich, UK. September 2026.</w:t>
       </w:r>
     </w:p>
     <w:p>
@@ -4272,44 +4284,68 @@
       </w:pPr>
       <w:r>
         <w:rPr>
-          <w:rFonts w:eastAsia="Aptos" w:cs="Aptos"/>
+          <w:rFonts w:ascii="Aptos" w:hAnsi="Aptos" w:eastAsia="Aptos" w:cs="Aptos"/>
+          <w:i w:val="0"/>
+          <w:color w:val="1F2937"/>
+          <w:sz w:val="23"/>
+        </w:rPr>
+        <w:t xml:space="preserve">Gaurav Adhikari, Amal Boukteb, Yuxuan Xi, Matteo Gravino, Maryam Sargolzaei, Sophien Kamoun, </w:t>
+      </w:r>
+      <w:r>
+        <w:rPr>
+          <w:rFonts w:ascii="Aptos" w:hAnsi="Aptos" w:eastAsia="Aptos" w:cs="Aptos"/>
           <w:b/>
-          <w:bCs/>
-          <w:color w:val="1F2937"/>
-          <w:sz w:val="23"/>
-          <w:szCs w:val="23"/>
+          <w:i w:val="0"/>
+          <w:color w:val="1F2937"/>
+          <w:sz w:val="23"/>
           <w:u w:val="single"/>
         </w:rPr>
         <w:t>Sugihara Y</w:t>
       </w:r>
       <w:r>
         <w:rPr>
-          <w:rFonts w:eastAsia="Aptos" w:cs="Aptos"/>
-          <w:color w:val="1F2937"/>
-          <w:sz w:val="23"/>
-          <w:szCs w:val="23"/>
-        </w:rPr>
-        <w:t xml:space="preserve">, Toghani A, Frijters R, Bozkurt TO, Terauchi R, Kamoun S. Can AI modelling of protein structures distinguish between sensor and helper NLR immune receptors? </w:t>
-      </w:r>
-      <w:r>
-        <w:rPr>
-          <w:rFonts w:eastAsia="Aptos" w:cs="Aptos"/>
+          <w:rFonts w:ascii="Aptos" w:hAnsi="Aptos" w:eastAsia="Aptos" w:cs="Aptos"/>
+          <w:i w:val="0"/>
+          <w:color w:val="1F2937"/>
+          <w:sz w:val="23"/>
+        </w:rPr>
+        <w:t xml:space="preserve">. Harmonized annotation of 305 </w:t>
+      </w:r>
+      <w:r>
+        <w:rPr>
+          <w:rFonts w:ascii="Aptos" w:hAnsi="Aptos" w:eastAsia="Aptos" w:cs="Aptos"/>
           <w:i/>
-          <w:iCs/>
-          <w:color w:val="1F2937"/>
-          <w:sz w:val="23"/>
-          <w:szCs w:val="23"/>
-        </w:rPr>
-        <w:t>2025 IS-MPMI</w:t>
-      </w:r>
-      <w:r>
-        <w:rPr>
-          <w:rFonts w:eastAsia="Aptos" w:cs="Aptos"/>
-          <w:color w:val="1F2937"/>
-          <w:sz w:val="23"/>
-          <w:szCs w:val="23"/>
-        </w:rPr>
-        <w:t>. Cologne, Germany. July 2025.</w:t>
+          <w:color w:val="1F2937"/>
+          <w:sz w:val="23"/>
+        </w:rPr>
+        <w:t>Fusarium</w:t>
+      </w:r>
+      <w:r>
+        <w:rPr>
+          <w:rFonts w:ascii="Aptos" w:hAnsi="Aptos" w:eastAsia="Aptos" w:cs="Aptos"/>
+          <w:i w:val="0"/>
+          <w:color w:val="1F2937"/>
+          <w:sz w:val="23"/>
+        </w:rPr>
+        <w:t xml:space="preserve"> genomes prioritizes conserved cytoplasmic effectors for resistance breeding. </w:t>
+      </w:r>
+      <w:r>
+        <w:rPr>
+          <w:rFonts w:ascii="Aptos" w:hAnsi="Aptos" w:eastAsia="Aptos" w:cs="Aptos"/>
+          <w:i/>
+          <w:color w:val="1F2937"/>
+          <w:sz w:val="23"/>
+        </w:rPr>
+        <w:t>Plant Pathology 2026 (PPATH2026)</w:t>
+      </w:r>
+      <w:r>
+        <w:rPr>
+          <w:rFonts w:ascii="Aptos" w:hAnsi="Aptos" w:eastAsia="Aptos" w:cs="Aptos"/>
+          <w:i w:val="0"/>
+          <w:color w:val="1F2937"/>
+          <w:sz w:val="23"/>
+        </w:rPr>
+        <w:t>. Norwich, UK. September 2026.</w:t>
       </w:r>
     </w:p>
     <w:p>
@@ -4324,10 +4360,17 @@
         <w:jc w:val="left"/>
         <w:rPr>
           <w:rFonts w:eastAsia="Aptos" w:cs="Aptos"/>
-          <w:i/>
-          <w:iCs/>
-        </w:rPr>
-      </w:pPr>
+        </w:rPr>
+      </w:pPr>
+      <w:r>
+        <w:rPr>
+          <w:rFonts w:eastAsia="Aptos" w:cs="Aptos"/>
+          <w:color w:val="1F2937"/>
+          <w:sz w:val="23"/>
+          <w:szCs w:val="23"/>
+        </w:rPr>
+        <w:t xml:space="preserve">AmirAli Toghani, Sophien Kamoun, </w:t>
+      </w:r>
       <w:r>
         <w:rPr>
           <w:rFonts w:eastAsia="Aptos" w:cs="Aptos"/>
@@ -4338,121 +4381,101 @@
           <w:szCs w:val="23"/>
           <w:u w:val="single"/>
         </w:rPr>
-        <w:t>Sugihara Y</w:t>
-      </w:r>
-      <w:r>
-        <w:rPr>
-          <w:rFonts w:eastAsia="Aptos" w:cs="Aptos"/>
-          <w:color w:val="1F2937"/>
-          <w:sz w:val="23"/>
-          <w:szCs w:val="23"/>
-        </w:rPr>
-        <w:t>, Kourelis J, Contreras MP, Pai H, Selvaraj M, Toghani A, Martinez-Anaya C, Kamoun S</w:t>
-      </w:r>
-      <w:r>
-        <w:rPr>
-          <w:rFonts w:eastAsia="Aptos" w:cs="Aptos"/>
-          <w:color w:val="1F2937"/>
-          <w:sz w:val="23"/>
-          <w:szCs w:val="23"/>
-        </w:rPr>
-        <w:t>.</w:t>
-      </w:r>
-      <w:r>
-        <w:rPr>
-          <w:rFonts w:eastAsia="Aptos" w:cs="Aptos"/>
-          <w:color w:val="1F2937"/>
-          <w:sz w:val="23"/>
-          <w:szCs w:val="23"/>
-        </w:rPr>
-        <w:t xml:space="preserve"> </w:t>
-      </w:r>
-      <w:r>
-        <w:rPr>
-          <w:rFonts w:eastAsia="Aptos" w:cs="Aptos"/>
-          <w:color w:val="1F2937"/>
-          <w:sz w:val="23"/>
-          <w:szCs w:val="23"/>
-        </w:rPr>
-        <w:t>Helper NLR immune protein NRC3 evolved to evade inhibition by a cyst nematode virulence effector</w:t>
-      </w:r>
-      <w:r>
-        <w:rPr>
-          <w:rFonts w:eastAsia="Aptos" w:cs="Aptos"/>
-          <w:color w:val="1F2937"/>
-          <w:sz w:val="23"/>
-          <w:szCs w:val="23"/>
-        </w:rPr>
-        <w:t>. </w:t>
-      </w:r>
-      <w:r>
-        <w:rPr>
-          <w:rFonts w:eastAsia="Aptos" w:cs="Aptos"/>
-          <w:i/>
-          <w:iCs/>
-          <w:color w:val="1F2937"/>
-          <w:sz w:val="23"/>
-          <w:szCs w:val="23"/>
-        </w:rPr>
-        <w:t>The 26th Annual Meeting of</w:t>
-      </w:r>
-      <w:r>
-        <w:rPr>
-          <w:rFonts w:eastAsia="Aptos" w:cs="Aptos"/>
-          <w:i/>
-          <w:iCs/>
-          <w:color w:val="1F2937"/>
-          <w:sz w:val="23"/>
-          <w:szCs w:val="23"/>
-        </w:rPr>
-        <w:t xml:space="preserve"> </w:t>
-      </w:r>
-      <w:r>
-        <w:rPr>
-          <w:rFonts w:eastAsia="Aptos" w:cs="Aptos"/>
-          <w:i/>
-          <w:iCs/>
-          <w:color w:val="1F2937"/>
-          <w:sz w:val="23"/>
-          <w:szCs w:val="23"/>
-        </w:rPr>
-        <w:t>Society for Evolutionary Studies, Japan</w:t>
-      </w:r>
-      <w:r>
-        <w:rPr>
-          <w:rFonts w:eastAsia="Aptos" w:cs="Aptos"/>
-          <w:color w:val="1F2937"/>
-          <w:sz w:val="23"/>
-          <w:szCs w:val="23"/>
-        </w:rPr>
-        <w:t>. Kanagawa, Japan. Aug</w:t>
-      </w:r>
-      <w:r>
-        <w:rPr>
-          <w:rFonts w:eastAsia="Aptos" w:cs="Aptos"/>
-          <w:color w:val="1F2937"/>
-          <w:sz w:val="23"/>
-          <w:szCs w:val="23"/>
-        </w:rPr>
-        <w:t>ust</w:t>
-      </w:r>
-      <w:r>
-        <w:rPr>
-          <w:rFonts w:eastAsia="Aptos" w:cs="Aptos"/>
-          <w:color w:val="1F2937"/>
-          <w:sz w:val="23"/>
-          <w:szCs w:val="23"/>
-        </w:rPr>
-        <w:t xml:space="preserve"> 2024</w:t>
-      </w:r>
-      <w:r>
-        <w:rPr>
-          <w:rFonts w:eastAsia="Aptos" w:cs="Aptos"/>
-          <w:color w:val="1F2937"/>
-          <w:sz w:val="23"/>
-          <w:szCs w:val="23"/>
-        </w:rPr>
-        <w:t>.</w:t>
+        <w:t>Sugihara</w:t>
+      </w:r>
+      <w:r>
+        <w:rPr>
+          <w:rFonts w:eastAsia="Aptos" w:cs="Aptos"/>
+          <w:b/>
+          <w:bCs/>
+          <w:color w:val="1F2937"/>
+          <w:sz w:val="23"/>
+          <w:szCs w:val="23"/>
+          <w:u w:val="single"/>
+        </w:rPr>
+        <w:t xml:space="preserve"> Y</w:t>
+      </w:r>
+      <w:r>
+        <w:rPr>
+          <w:rFonts w:eastAsia="Aptos" w:cs="Aptos"/>
+          <w:color w:val="1F2937"/>
+          <w:sz w:val="23"/>
+          <w:szCs w:val="23"/>
+        </w:rPr>
+        <w:t xml:space="preserve">. </w:t>
+      </w:r>
+      <w:r>
+        <w:rPr>
+          <w:rFonts w:eastAsia="Aptos" w:cs="Aptos"/>
+          <w:color w:val="1F2937"/>
+          <w:sz w:val="23"/>
+          <w:szCs w:val="23"/>
+        </w:rPr>
+        <w:t>AI-empowered genome annotation tools for large-scale genomics</w:t>
+      </w:r>
+      <w:r>
+        <w:rPr>
+          <w:rFonts w:eastAsia="Aptos" w:cs="Aptos"/>
+          <w:color w:val="1F2937"/>
+          <w:sz w:val="23"/>
+          <w:szCs w:val="23"/>
+        </w:rPr>
+        <w:t>. 1</w:t>
+      </w:r>
+      <w:r>
+        <w:rPr>
+          <w:rFonts w:eastAsia="Aptos" w:cs="Aptos"/>
+          <w:color w:val="1F2937"/>
+          <w:sz w:val="23"/>
+          <w:szCs w:val="23"/>
+          <w:vertAlign w:val="superscript"/>
+        </w:rPr>
+        <w:t>st</w:t>
+      </w:r>
+      <w:r>
+        <w:rPr>
+          <w:rFonts w:eastAsia="Aptos" w:cs="Aptos"/>
+          <w:color w:val="1F2937"/>
+          <w:sz w:val="23"/>
+          <w:szCs w:val="23"/>
+        </w:rPr>
+        <w:t xml:space="preserve"> Tunisian Bioinformatics Conference, </w:t>
+      </w:r>
+      <w:r>
+        <w:rPr>
+          <w:rFonts w:eastAsia="Aptos" w:cs="Aptos"/>
+          <w:color w:val="1F2937"/>
+          <w:sz w:val="23"/>
+          <w:szCs w:val="23"/>
+        </w:rPr>
+        <w:t>Sousse</w:t>
+      </w:r>
+      <w:r>
+        <w:rPr>
+          <w:rFonts w:eastAsia="Aptos" w:cs="Aptos"/>
+          <w:color w:val="1F2937"/>
+          <w:sz w:val="23"/>
+          <w:szCs w:val="23"/>
+        </w:rPr>
+        <w:t xml:space="preserve">, </w:t>
+      </w:r>
+      <w:r>
+        <w:rPr>
+          <w:rFonts w:eastAsia="Aptos" w:cs="Aptos"/>
+          <w:color w:val="1F2937"/>
+          <w:sz w:val="23"/>
+          <w:szCs w:val="23"/>
+        </w:rPr>
+        <w:t>Tunisia</w:t>
+      </w:r>
+      <w:r>
+        <w:rPr>
+          <w:rFonts w:eastAsia="Aptos" w:cs="Aptos"/>
+          <w:color w:val="1F2937"/>
+          <w:sz w:val="23"/>
+          <w:szCs w:val="23"/>
+        </w:rPr>
+        <w:t>. October 2025.</w:t>
       </w:r>
     </w:p>
     <w:p>
@@ -4472,6 +4495,15 @@
       <w:r>
         <w:rPr>
           <w:rFonts w:eastAsia="Aptos" w:cs="Aptos"/>
+          <w:color w:val="1F2937"/>
+          <w:sz w:val="23"/>
+          <w:szCs w:val="23"/>
+        </w:rPr>
+        <w:t xml:space="preserve">AmirAli Toghani, Sophien Kamoun, </w:t>
+      </w:r>
+      <w:r>
+        <w:rPr>
+          <w:rFonts w:eastAsia="Aptos" w:cs="Aptos"/>
           <w:b/>
           <w:bCs/>
           <w:color w:val="1F2937"/>
@@ -4479,95 +4511,17 @@
           <w:szCs w:val="23"/>
           <w:u w:val="single"/>
         </w:rPr>
-        <w:t>Sugihara Y</w:t>
-      </w:r>
-      <w:r>
-        <w:rPr>
-          <w:rFonts w:eastAsia="Aptos" w:cs="Aptos"/>
-          <w:color w:val="1F2937"/>
-          <w:sz w:val="23"/>
-          <w:szCs w:val="23"/>
-        </w:rPr>
-        <w:t>, Białas</w:t>
-      </w:r>
-      <w:r>
-        <w:rPr>
-          <w:rFonts w:eastAsia="Aptos" w:cs="Aptos"/>
-          <w:color w:val="1F2937"/>
-          <w:sz w:val="23"/>
-          <w:szCs w:val="23"/>
-        </w:rPr>
-        <w:t xml:space="preserve"> A</w:t>
-      </w:r>
-      <w:r>
-        <w:rPr>
-          <w:rFonts w:eastAsia="Aptos" w:cs="Aptos"/>
-          <w:color w:val="1F2937"/>
-          <w:sz w:val="23"/>
-          <w:szCs w:val="23"/>
-        </w:rPr>
-        <w:t>, Langner</w:t>
-      </w:r>
-      <w:r>
-        <w:rPr>
-          <w:rFonts w:eastAsia="Aptos" w:cs="Aptos"/>
-          <w:color w:val="1F2937"/>
-          <w:sz w:val="23"/>
-          <w:szCs w:val="23"/>
-        </w:rPr>
-        <w:t xml:space="preserve"> T</w:t>
-      </w:r>
-      <w:r>
-        <w:rPr>
-          <w:rFonts w:eastAsia="Aptos" w:cs="Aptos"/>
-          <w:color w:val="1F2937"/>
-          <w:sz w:val="23"/>
-          <w:szCs w:val="23"/>
-        </w:rPr>
-        <w:t>, Barragan</w:t>
-      </w:r>
-      <w:r>
-        <w:rPr>
-          <w:rFonts w:eastAsia="Aptos" w:cs="Aptos"/>
-          <w:color w:val="1F2937"/>
-          <w:sz w:val="23"/>
-          <w:szCs w:val="23"/>
-        </w:rPr>
-        <w:t xml:space="preserve"> AC</w:t>
-      </w:r>
-      <w:r>
-        <w:rPr>
-          <w:rFonts w:eastAsia="Aptos" w:cs="Aptos"/>
-          <w:color w:val="1F2937"/>
-          <w:sz w:val="23"/>
-          <w:szCs w:val="23"/>
-        </w:rPr>
-        <w:t>, Kourelis</w:t>
-      </w:r>
-      <w:r>
-        <w:rPr>
-          <w:rFonts w:eastAsia="Aptos" w:cs="Aptos"/>
-          <w:color w:val="1F2937"/>
-          <w:sz w:val="23"/>
-          <w:szCs w:val="23"/>
-        </w:rPr>
-        <w:t xml:space="preserve"> J</w:t>
-      </w:r>
-      <w:r>
-        <w:rPr>
-          <w:rFonts w:eastAsia="Aptos" w:cs="Aptos"/>
-          <w:color w:val="1F2937"/>
-          <w:sz w:val="23"/>
-          <w:szCs w:val="23"/>
-        </w:rPr>
-        <w:t>, Abe</w:t>
-      </w:r>
-      <w:r>
-        <w:rPr>
-          <w:rFonts w:eastAsia="Aptos" w:cs="Aptos"/>
-          <w:color w:val="1F2937"/>
-          <w:sz w:val="23"/>
-          <w:szCs w:val="23"/>
+        <w:t>Sugihara</w:t>
+      </w:r>
+      <w:r>
+        <w:rPr>
+          <w:rFonts w:eastAsia="Aptos" w:cs="Aptos"/>
+          <w:b/>
+          <w:bCs/>
+          <w:color w:val="1F2937"/>
+          <w:sz w:val="23"/>
+          <w:szCs w:val="23"/>
+          <w:u w:val="single"/>
         </w:rPr>
         <w:t xml:space="preserve"> Y</w:t>
       </w:r>
@@ -4578,99 +4532,25 @@
           <w:sz w:val="23"/>
           <w:szCs w:val="23"/>
         </w:rPr>
-        <w:t>, Fujisaki</w:t>
-      </w:r>
-      <w:r>
-        <w:rPr>
-          <w:rFonts w:eastAsia="Aptos" w:cs="Aptos"/>
-          <w:color w:val="1F2937"/>
-          <w:sz w:val="23"/>
-          <w:szCs w:val="23"/>
-        </w:rPr>
-        <w:t xml:space="preserve"> K</w:t>
-      </w:r>
-      <w:r>
-        <w:rPr>
-          <w:rFonts w:eastAsia="Aptos" w:cs="Aptos"/>
-          <w:color w:val="1F2937"/>
-          <w:sz w:val="23"/>
-          <w:szCs w:val="23"/>
-        </w:rPr>
-        <w:t>, Banfield</w:t>
-      </w:r>
-      <w:r>
-        <w:rPr>
-          <w:rFonts w:eastAsia="Aptos" w:cs="Aptos"/>
-          <w:color w:val="1F2937"/>
-          <w:sz w:val="23"/>
-          <w:szCs w:val="23"/>
-        </w:rPr>
-        <w:t xml:space="preserve"> MJ</w:t>
-      </w:r>
-      <w:r>
-        <w:rPr>
-          <w:rFonts w:eastAsia="Aptos" w:cs="Aptos"/>
-          <w:color w:val="1F2937"/>
-          <w:sz w:val="23"/>
-          <w:szCs w:val="23"/>
-        </w:rPr>
-        <w:t>, Terauchi</w:t>
-      </w:r>
-      <w:r>
-        <w:rPr>
-          <w:rFonts w:eastAsia="Aptos" w:cs="Aptos"/>
-          <w:color w:val="1F2937"/>
-          <w:sz w:val="23"/>
-          <w:szCs w:val="23"/>
-        </w:rPr>
-        <w:t xml:space="preserve"> R</w:t>
-      </w:r>
-      <w:r>
-        <w:rPr>
-          <w:rFonts w:eastAsia="Aptos" w:cs="Aptos"/>
-          <w:color w:val="1F2937"/>
-          <w:sz w:val="23"/>
-          <w:szCs w:val="23"/>
-        </w:rPr>
-        <w:t>, Kamoun</w:t>
-      </w:r>
-      <w:r>
-        <w:rPr>
-          <w:rFonts w:eastAsia="Aptos" w:cs="Aptos"/>
-          <w:color w:val="1F2937"/>
-          <w:sz w:val="23"/>
-          <w:szCs w:val="23"/>
-        </w:rPr>
-        <w:t xml:space="preserve"> S. </w:t>
-      </w:r>
-      <w:r>
-        <w:rPr>
-          <w:rFonts w:eastAsia="Aptos" w:cs="Aptos"/>
-          <w:color w:val="1F2937"/>
-          <w:sz w:val="23"/>
-          <w:szCs w:val="23"/>
-        </w:rPr>
-        <w:t xml:space="preserve">The NLR immune receptor Pik-1 evolved to respond to fungal effectors of the AVR-Mgk family early in the evolution of </w:t>
-      </w:r>
-      <w:r>
-        <w:rPr>
-          <w:rFonts w:eastAsia="Aptos" w:cs="Aptos"/>
-          <w:i/>
-          <w:iCs/>
-          <w:color w:val="1F2937"/>
-          <w:sz w:val="23"/>
-          <w:szCs w:val="23"/>
-        </w:rPr>
-        <w:t xml:space="preserve">Oryza </w:t>
-      </w:r>
-      <w:r>
-        <w:rPr>
-          <w:rFonts w:eastAsia="Aptos" w:cs="Aptos"/>
-          <w:color w:val="1F2937"/>
-          <w:sz w:val="23"/>
-          <w:szCs w:val="23"/>
-        </w:rPr>
-        <w:t>and prior to rice domestication</w:t>
+        <w:t>.</w:t>
+      </w:r>
+      <w:r>
+        <w:rPr>
+          <w:rFonts w:eastAsia="Aptos" w:cs="Aptos"/>
+          <w:color w:val="1F2937"/>
+          <w:sz w:val="23"/>
+          <w:szCs w:val="23"/>
+        </w:rPr>
+        <w:t xml:space="preserve"> </w:t>
+      </w:r>
+      <w:r>
+        <w:rPr>
+          <w:rFonts w:eastAsia="Aptos" w:cs="Aptos"/>
+          <w:color w:val="1F2937"/>
+          <w:sz w:val="23"/>
+          <w:szCs w:val="23"/>
+        </w:rPr>
+        <w:t>Deep-learning-based annotation of 346 genomes in the Solanaceae family yields a harmonized dataset of 15 million proteins</w:t>
       </w:r>
       <w:r>
         <w:rPr>
@@ -4684,31 +4564,38 @@
       <w:r>
         <w:rPr>
           <w:rFonts w:eastAsia="Aptos" w:cs="Aptos"/>
-          <w:i/>
-          <w:iCs/>
-          <w:color w:val="1F2937"/>
-          <w:sz w:val="23"/>
-          <w:szCs w:val="23"/>
-        </w:rPr>
-        <w:t>2023 IS-MPMI</w:t>
-      </w:r>
-      <w:r>
-        <w:rPr>
-          <w:rFonts w:eastAsia="Aptos" w:cs="Aptos"/>
-          <w:color w:val="1F2937"/>
-          <w:sz w:val="23"/>
-          <w:szCs w:val="23"/>
-        </w:rPr>
-        <w:t>. Rhode Island, PA. July 2023</w:t>
-      </w:r>
-      <w:r>
-        <w:rPr>
-          <w:rFonts w:eastAsia="Aptos" w:cs="Aptos"/>
-          <w:color w:val="1F2937"/>
-          <w:sz w:val="23"/>
-          <w:szCs w:val="23"/>
-        </w:rPr>
-        <w:t>.</w:t>
+          <w:color w:val="1F2937"/>
+          <w:sz w:val="23"/>
+          <w:szCs w:val="23"/>
+        </w:rPr>
+        <w:t>SolRub2025 Conference</w:t>
+      </w:r>
+      <w:r>
+        <w:rPr>
+          <w:rFonts w:eastAsia="Aptos" w:cs="Aptos"/>
+          <w:color w:val="1F2937"/>
+          <w:sz w:val="23"/>
+          <w:szCs w:val="23"/>
+        </w:rPr>
+        <w:t xml:space="preserve">, Turin, Italy. </w:t>
+      </w:r>
+      <w:r>
+        <w:rPr>
+          <w:rFonts w:eastAsia="Aptos" w:cs="Aptos"/>
+          <w:color w:val="1F2937"/>
+          <w:sz w:val="23"/>
+          <w:szCs w:val="23"/>
+        </w:rPr>
+        <w:t>September</w:t>
+      </w:r>
+      <w:r>
+        <w:rPr>
+          <w:rFonts w:eastAsia="Aptos" w:cs="Aptos"/>
+          <w:color w:val="1F2937"/>
+          <w:sz w:val="23"/>
+          <w:szCs w:val="23"/>
+        </w:rPr>
+        <w:t xml:space="preserve"> 2025.</w:t>
       </w:r>
     </w:p>
     <w:p>
@@ -4727,7 +4614,7 @@
       </w:pPr>
       <w:r>
         <w:rPr>
-          <w:rFonts w:eastAsia="Aptos" w:cs="Aptos" w:hint="eastAsia"/>
+          <w:rFonts w:eastAsia="Aptos" w:cs="Aptos"/>
           <w:b/>
           <w:bCs/>
           <w:color w:val="1F2937"/>
@@ -4735,57 +4622,36 @@
           <w:szCs w:val="23"/>
           <w:u w:val="single"/>
         </w:rPr>
-        <w:t>Sugihara</w:t>
-      </w:r>
-      <w:r>
-        <w:rPr>
-          <w:rFonts w:eastAsia="Aptos" w:cs="Aptos"/>
-          <w:b/>
-          <w:bCs/>
-          <w:color w:val="1F2937"/>
-          <w:sz w:val="23"/>
-          <w:szCs w:val="23"/>
-          <w:u w:val="single"/>
-        </w:rPr>
-        <w:t xml:space="preserve"> Y</w:t>
-      </w:r>
-      <w:r>
-        <w:rPr>
-          <w:rFonts w:eastAsia="Aptos" w:cs="Aptos" w:hint="eastAsia"/>
-          <w:color w:val="1F2937"/>
-          <w:sz w:val="23"/>
-          <w:szCs w:val="23"/>
-        </w:rPr>
-        <w:t xml:space="preserve">. Genetics approach using whole genome sequencing to rapidly identify the genomic loci involved in biological traits of rice blast fungus. </w:t>
-      </w:r>
-      <w:r>
-        <w:rPr>
-          <w:rFonts w:eastAsia="Aptos" w:cs="Aptos" w:hint="eastAsia"/>
+        <w:t>Sugihara Y</w:t>
+      </w:r>
+      <w:r>
+        <w:rPr>
+          <w:rFonts w:eastAsia="Aptos" w:cs="Aptos"/>
+          <w:color w:val="1F2937"/>
+          <w:sz w:val="23"/>
+          <w:szCs w:val="23"/>
+        </w:rPr>
+        <w:t xml:space="preserve">, Toghani A, Frijters R, Bozkurt TO, Terauchi R, Kamoun S. Can AI modelling of protein structures distinguish between sensor and helper NLR immune receptors? </w:t>
+      </w:r>
+      <w:r>
+        <w:rPr>
+          <w:rFonts w:eastAsia="Aptos" w:cs="Aptos"/>
           <w:i/>
           <w:iCs/>
           <w:color w:val="1F2937"/>
           <w:sz w:val="23"/>
           <w:szCs w:val="23"/>
         </w:rPr>
-        <w:t>12th Japan-US Seminar in Plant Pathology</w:t>
-      </w:r>
-      <w:r>
-        <w:rPr>
-          <w:rFonts w:eastAsia="Aptos" w:cs="Aptos" w:hint="eastAsia"/>
-          <w:color w:val="1F2937"/>
-          <w:sz w:val="23"/>
-          <w:szCs w:val="23"/>
-        </w:rPr>
-        <w:t>. Zoom workshop. October 2020</w:t>
-      </w:r>
-      <w:r>
-        <w:rPr>
-          <w:rFonts w:eastAsia="Aptos" w:cs="Aptos"/>
-          <w:color w:val="1F2937"/>
-          <w:sz w:val="23"/>
-          <w:szCs w:val="23"/>
-        </w:rPr>
-        <w:t>.</w:t>
+        <w:t>2025 IS-MPMI</w:t>
+      </w:r>
+      <w:r>
+        <w:rPr>
+          <w:rFonts w:eastAsia="Aptos" w:cs="Aptos"/>
+          <w:color w:val="1F2937"/>
+          <w:sz w:val="23"/>
+          <w:szCs w:val="23"/>
+        </w:rPr>
+        <w:t>. Cologne, Germany. July 2025.</w:t>
       </w:r>
     </w:p>
     <w:p>
@@ -4800,11 +4666,13 @@
         <w:jc w:val="left"/>
         <w:rPr>
           <w:rFonts w:eastAsia="Aptos" w:cs="Aptos"/>
-        </w:rPr>
-      </w:pPr>
-      <w:r>
-        <w:rPr>
-          <w:rFonts w:eastAsia="Aptos" w:cs="Aptos" w:hint="eastAsia"/>
+          <w:i/>
+          <w:iCs/>
+        </w:rPr>
+      </w:pPr>
+      <w:r>
+        <w:rPr>
+          <w:rFonts w:eastAsia="Aptos" w:cs="Aptos"/>
           <w:b/>
           <w:bCs/>
           <w:color w:val="1F2937"/>
@@ -4812,158 +4680,112 @@
           <w:szCs w:val="23"/>
           <w:u w:val="single"/>
         </w:rPr>
-        <w:t>Sugihara</w:t>
-      </w:r>
-      <w:r>
-        <w:rPr>
-          <w:rFonts w:eastAsia="Aptos" w:cs="Aptos"/>
-          <w:b/>
-          <w:bCs/>
-          <w:color w:val="1F2937"/>
-          <w:sz w:val="23"/>
-          <w:szCs w:val="23"/>
-          <w:u w:val="single"/>
-        </w:rPr>
-        <w:t xml:space="preserve"> Y</w:t>
-      </w:r>
-      <w:r>
-        <w:rPr>
-          <w:rFonts w:eastAsia="Aptos" w:cs="Aptos" w:hint="eastAsia"/>
-          <w:color w:val="1F2937"/>
-          <w:sz w:val="23"/>
-          <w:szCs w:val="23"/>
-        </w:rPr>
-        <w:t>, Natsume</w:t>
-      </w:r>
-      <w:r>
-        <w:rPr>
-          <w:rFonts w:eastAsia="Aptos" w:cs="Aptos"/>
-          <w:color w:val="1F2937"/>
-          <w:sz w:val="23"/>
-          <w:szCs w:val="23"/>
-        </w:rPr>
-        <w:t xml:space="preserve"> S</w:t>
-      </w:r>
-      <w:r>
-        <w:rPr>
-          <w:rFonts w:eastAsia="Aptos" w:cs="Aptos" w:hint="eastAsia"/>
-          <w:color w:val="1F2937"/>
-          <w:sz w:val="23"/>
-          <w:szCs w:val="23"/>
-        </w:rPr>
-        <w:t>, Abe</w:t>
-      </w:r>
-      <w:r>
-        <w:rPr>
-          <w:rFonts w:eastAsia="Aptos" w:cs="Aptos"/>
-          <w:color w:val="1F2937"/>
-          <w:sz w:val="23"/>
-          <w:szCs w:val="23"/>
-        </w:rPr>
-        <w:t xml:space="preserve"> A</w:t>
-      </w:r>
-      <w:r>
-        <w:rPr>
-          <w:rFonts w:eastAsia="Aptos" w:cs="Aptos" w:hint="eastAsia"/>
-          <w:color w:val="1F2937"/>
-          <w:sz w:val="23"/>
-          <w:szCs w:val="23"/>
-        </w:rPr>
-        <w:t>, Shimizu</w:t>
-      </w:r>
-      <w:r>
-        <w:rPr>
-          <w:rFonts w:eastAsia="Aptos" w:cs="Aptos"/>
-          <w:color w:val="1F2937"/>
-          <w:sz w:val="23"/>
-          <w:szCs w:val="23"/>
-        </w:rPr>
-        <w:t xml:space="preserve"> M</w:t>
-      </w:r>
-      <w:r>
-        <w:rPr>
-          <w:rFonts w:eastAsia="Aptos" w:cs="Aptos" w:hint="eastAsia"/>
-          <w:color w:val="1F2937"/>
-          <w:sz w:val="23"/>
-          <w:szCs w:val="23"/>
-        </w:rPr>
-        <w:t>, Obidiegwu</w:t>
-      </w:r>
-      <w:r>
-        <w:rPr>
-          <w:rFonts w:eastAsia="Aptos" w:cs="Aptos"/>
-          <w:color w:val="1F2937"/>
-          <w:sz w:val="23"/>
-          <w:szCs w:val="23"/>
-        </w:rPr>
-        <w:t xml:space="preserve"> J</w:t>
-      </w:r>
-      <w:r>
-        <w:rPr>
-          <w:rFonts w:eastAsia="Aptos" w:cs="Aptos" w:hint="eastAsia"/>
-          <w:color w:val="1F2937"/>
-          <w:sz w:val="23"/>
-          <w:szCs w:val="23"/>
-        </w:rPr>
-        <w:t>, Terauchi</w:t>
-      </w:r>
-      <w:r>
-        <w:rPr>
-          <w:rFonts w:eastAsia="Aptos" w:cs="Aptos"/>
-          <w:color w:val="1F2937"/>
-          <w:sz w:val="23"/>
-          <w:szCs w:val="23"/>
-        </w:rPr>
-        <w:t xml:space="preserve"> R</w:t>
-      </w:r>
-      <w:r>
-        <w:rPr>
-          <w:rFonts w:eastAsia="Aptos" w:cs="Aptos" w:hint="eastAsia"/>
-          <w:color w:val="1F2937"/>
-          <w:sz w:val="23"/>
-          <w:szCs w:val="23"/>
-        </w:rPr>
-        <w:t xml:space="preserve">. Population genomics of </w:t>
-      </w:r>
-      <w:r>
-        <w:rPr>
-          <w:rFonts w:eastAsia="Aptos" w:cs="Aptos" w:hint="eastAsia"/>
+        <w:t>Sugihara Y</w:t>
+      </w:r>
+      <w:r>
+        <w:rPr>
+          <w:rFonts w:eastAsia="Aptos" w:cs="Aptos"/>
+          <w:color w:val="1F2937"/>
+          <w:sz w:val="23"/>
+          <w:szCs w:val="23"/>
+        </w:rPr>
+        <w:t>, Kourelis J, Contreras MP, Pai H, Selvaraj M, Toghani A, Martinez-Anaya C, Kamoun S</w:t>
+      </w:r>
+      <w:r>
+        <w:rPr>
+          <w:rFonts w:eastAsia="Aptos" w:cs="Aptos"/>
+          <w:color w:val="1F2937"/>
+          <w:sz w:val="23"/>
+          <w:szCs w:val="23"/>
+        </w:rPr>
+        <w:t>.</w:t>
+      </w:r>
+      <w:r>
+        <w:rPr>
+          <w:rFonts w:eastAsia="Aptos" w:cs="Aptos"/>
+          <w:color w:val="1F2937"/>
+          <w:sz w:val="23"/>
+          <w:szCs w:val="23"/>
+        </w:rPr>
+        <w:t xml:space="preserve"> </w:t>
+      </w:r>
+      <w:r>
+        <w:rPr>
+          <w:rFonts w:eastAsia="Aptos" w:cs="Aptos"/>
+          <w:color w:val="1F2937"/>
+          <w:sz w:val="23"/>
+          <w:szCs w:val="23"/>
+        </w:rPr>
+        <w:t>Helper NLR immune protein NRC3 evolved to evade inhibition by a cyst nematode virulence effector</w:t>
+      </w:r>
+      <w:r>
+        <w:rPr>
+          <w:rFonts w:eastAsia="Aptos" w:cs="Aptos"/>
+          <w:color w:val="1F2937"/>
+          <w:sz w:val="23"/>
+          <w:szCs w:val="23"/>
+        </w:rPr>
+        <w:t>. </w:t>
+      </w:r>
+      <w:r>
+        <w:rPr>
+          <w:rFonts w:eastAsia="Aptos" w:cs="Aptos"/>
           <w:i/>
           <w:iCs/>
           <w:color w:val="1F2937"/>
           <w:sz w:val="23"/>
           <w:szCs w:val="23"/>
         </w:rPr>
-        <w:t>Dioscorea tokoro</w:t>
-      </w:r>
-      <w:r>
-        <w:rPr>
-          <w:rFonts w:eastAsia="Aptos" w:cs="Aptos" w:hint="eastAsia"/>
-          <w:color w:val="1F2937"/>
-          <w:sz w:val="23"/>
-          <w:szCs w:val="23"/>
-        </w:rPr>
-        <w:t xml:space="preserve">, a wild yam species. </w:t>
-      </w:r>
-      <w:r>
-        <w:rPr>
-          <w:rFonts w:eastAsia="Aptos" w:cs="Aptos" w:hint="eastAsia"/>
+        <w:t>The 26th Annual Meeting of</w:t>
+      </w:r>
+      <w:r>
+        <w:rPr>
+          <w:rFonts w:eastAsia="Aptos" w:cs="Aptos"/>
           <w:i/>
           <w:iCs/>
           <w:color w:val="1F2937"/>
           <w:sz w:val="23"/>
           <w:szCs w:val="23"/>
         </w:rPr>
-        <w:t>Plant and Animal Genome (PAG) XXVII Conference</w:t>
-      </w:r>
-      <w:r>
-        <w:rPr>
-          <w:rFonts w:eastAsia="Aptos" w:cs="Aptos" w:hint="eastAsia"/>
-          <w:color w:val="1F2937"/>
-          <w:sz w:val="23"/>
-          <w:szCs w:val="23"/>
-        </w:rPr>
-        <w:t>. San Diego, CA. January 2019</w:t>
+        <w:t xml:space="preserve"> </w:t>
+      </w:r>
+      <w:r>
+        <w:rPr>
+          <w:rFonts w:eastAsia="Aptos" w:cs="Aptos"/>
+          <w:i/>
+          <w:iCs/>
+          <w:color w:val="1F2937"/>
+          <w:sz w:val="23"/>
+          <w:szCs w:val="23"/>
+        </w:rPr>
+        <w:t>Society for Evolutionary Studies, Japan</w:t>
+      </w:r>
+      <w:r>
+        <w:rPr>
+          <w:rFonts w:eastAsia="Aptos" w:cs="Aptos"/>
+          <w:color w:val="1F2937"/>
+          <w:sz w:val="23"/>
+          <w:szCs w:val="23"/>
+        </w:rPr>
+        <w:t>. Kanagawa, Japan. Aug</w:t>
+      </w:r>
+      <w:r>
+        <w:rPr>
+          <w:rFonts w:eastAsia="Aptos" w:cs="Aptos"/>
+          <w:color w:val="1F2937"/>
+          <w:sz w:val="23"/>
+          <w:szCs w:val="23"/>
+        </w:rPr>
+        <w:t>ust</w:t>
+      </w:r>
+      <w:r>
+        <w:rPr>
+          <w:rFonts w:eastAsia="Aptos" w:cs="Aptos"/>
+          <w:color w:val="1F2937"/>
+          <w:sz w:val="23"/>
+          <w:szCs w:val="23"/>
+        </w:rPr>
+        <w:t xml:space="preserve"> 2024</w:t>
       </w:r>
       <w:r>
         <w:rPr>
@@ -4991,6 +4813,262 @@
       </w:pPr>
       <w:r>
         <w:rPr>
+          <w:rFonts w:eastAsia="Aptos" w:cs="Aptos"/>
+          <w:b/>
+          <w:bCs/>
+          <w:color w:val="1F2937"/>
+          <w:sz w:val="23"/>
+          <w:szCs w:val="23"/>
+          <w:u w:val="single"/>
+        </w:rPr>
+        <w:t>Sugihara Y</w:t>
+      </w:r>
+      <w:r>
+        <w:rPr>
+          <w:rFonts w:eastAsia="Aptos" w:cs="Aptos"/>
+          <w:color w:val="1F2937"/>
+          <w:sz w:val="23"/>
+          <w:szCs w:val="23"/>
+        </w:rPr>
+        <w:t>, Białas</w:t>
+      </w:r>
+      <w:r>
+        <w:rPr>
+          <w:rFonts w:eastAsia="Aptos" w:cs="Aptos"/>
+          <w:color w:val="1F2937"/>
+          <w:sz w:val="23"/>
+          <w:szCs w:val="23"/>
+        </w:rPr>
+        <w:t xml:space="preserve"> A</w:t>
+      </w:r>
+      <w:r>
+        <w:rPr>
+          <w:rFonts w:eastAsia="Aptos" w:cs="Aptos"/>
+          <w:color w:val="1F2937"/>
+          <w:sz w:val="23"/>
+          <w:szCs w:val="23"/>
+        </w:rPr>
+        <w:t>, Langner</w:t>
+      </w:r>
+      <w:r>
+        <w:rPr>
+          <w:rFonts w:eastAsia="Aptos" w:cs="Aptos"/>
+          <w:color w:val="1F2937"/>
+          <w:sz w:val="23"/>
+          <w:szCs w:val="23"/>
+        </w:rPr>
+        <w:t xml:space="preserve"> T</w:t>
+      </w:r>
+      <w:r>
+        <w:rPr>
+          <w:rFonts w:eastAsia="Aptos" w:cs="Aptos"/>
+          <w:color w:val="1F2937"/>
+          <w:sz w:val="23"/>
+          <w:szCs w:val="23"/>
+        </w:rPr>
+        <w:t>, Barragan</w:t>
+      </w:r>
+      <w:r>
+        <w:rPr>
+          <w:rFonts w:eastAsia="Aptos" w:cs="Aptos"/>
+          <w:color w:val="1F2937"/>
+          <w:sz w:val="23"/>
+          <w:szCs w:val="23"/>
+        </w:rPr>
+        <w:t xml:space="preserve"> AC</w:t>
+      </w:r>
+      <w:r>
+        <w:rPr>
+          <w:rFonts w:eastAsia="Aptos" w:cs="Aptos"/>
+          <w:color w:val="1F2937"/>
+          <w:sz w:val="23"/>
+          <w:szCs w:val="23"/>
+        </w:rPr>
+        <w:t>, Kourelis</w:t>
+      </w:r>
+      <w:r>
+        <w:rPr>
+          <w:rFonts w:eastAsia="Aptos" w:cs="Aptos"/>
+          <w:color w:val="1F2937"/>
+          <w:sz w:val="23"/>
+          <w:szCs w:val="23"/>
+        </w:rPr>
+        <w:t xml:space="preserve"> J</w:t>
+      </w:r>
+      <w:r>
+        <w:rPr>
+          <w:rFonts w:eastAsia="Aptos" w:cs="Aptos"/>
+          <w:color w:val="1F2937"/>
+          <w:sz w:val="23"/>
+          <w:szCs w:val="23"/>
+        </w:rPr>
+        <w:t>, Abe</w:t>
+      </w:r>
+      <w:r>
+        <w:rPr>
+          <w:rFonts w:eastAsia="Aptos" w:cs="Aptos"/>
+          <w:color w:val="1F2937"/>
+          <w:sz w:val="23"/>
+          <w:szCs w:val="23"/>
+        </w:rPr>
+        <w:t xml:space="preserve"> Y</w:t>
+      </w:r>
+      <w:r>
+        <w:rPr>
+          <w:rFonts w:eastAsia="Aptos" w:cs="Aptos"/>
+          <w:color w:val="1F2937"/>
+          <w:sz w:val="23"/>
+          <w:szCs w:val="23"/>
+        </w:rPr>
+        <w:t>, Fujisaki</w:t>
+      </w:r>
+      <w:r>
+        <w:rPr>
+          <w:rFonts w:eastAsia="Aptos" w:cs="Aptos"/>
+          <w:color w:val="1F2937"/>
+          <w:sz w:val="23"/>
+          <w:szCs w:val="23"/>
+        </w:rPr>
+        <w:t xml:space="preserve"> K</w:t>
+      </w:r>
+      <w:r>
+        <w:rPr>
+          <w:rFonts w:eastAsia="Aptos" w:cs="Aptos"/>
+          <w:color w:val="1F2937"/>
+          <w:sz w:val="23"/>
+          <w:szCs w:val="23"/>
+        </w:rPr>
+        <w:t>, Banfield</w:t>
+      </w:r>
+      <w:r>
+        <w:rPr>
+          <w:rFonts w:eastAsia="Aptos" w:cs="Aptos"/>
+          <w:color w:val="1F2937"/>
+          <w:sz w:val="23"/>
+          <w:szCs w:val="23"/>
+        </w:rPr>
+        <w:t xml:space="preserve"> MJ</w:t>
+      </w:r>
+      <w:r>
+        <w:rPr>
+          <w:rFonts w:eastAsia="Aptos" w:cs="Aptos"/>
+          <w:color w:val="1F2937"/>
+          <w:sz w:val="23"/>
+          <w:szCs w:val="23"/>
+        </w:rPr>
+        <w:t>, Terauchi</w:t>
+      </w:r>
+      <w:r>
+        <w:rPr>
+          <w:rFonts w:eastAsia="Aptos" w:cs="Aptos"/>
+          <w:color w:val="1F2937"/>
+          <w:sz w:val="23"/>
+          <w:szCs w:val="23"/>
+        </w:rPr>
+        <w:t xml:space="preserve"> R</w:t>
+      </w:r>
+      <w:r>
+        <w:rPr>
+          <w:rFonts w:eastAsia="Aptos" w:cs="Aptos"/>
+          <w:color w:val="1F2937"/>
+          <w:sz w:val="23"/>
+          <w:szCs w:val="23"/>
+        </w:rPr>
+        <w:t>, Kamoun</w:t>
+      </w:r>
+      <w:r>
+        <w:rPr>
+          <w:rFonts w:eastAsia="Aptos" w:cs="Aptos"/>
+          <w:color w:val="1F2937"/>
+          <w:sz w:val="23"/>
+          <w:szCs w:val="23"/>
+        </w:rPr>
+        <w:t xml:space="preserve"> S. </w:t>
+      </w:r>
+      <w:r>
+        <w:rPr>
+          <w:rFonts w:eastAsia="Aptos" w:cs="Aptos"/>
+          <w:color w:val="1F2937"/>
+          <w:sz w:val="23"/>
+          <w:szCs w:val="23"/>
+        </w:rPr>
+        <w:t xml:space="preserve">The NLR immune receptor Pik-1 evolved to respond to fungal effectors of the AVR-Mgk family early in the evolution of </w:t>
+      </w:r>
+      <w:r>
+        <w:rPr>
+          <w:rFonts w:eastAsia="Aptos" w:cs="Aptos"/>
+          <w:i/>
+          <w:iCs/>
+          <w:color w:val="1F2937"/>
+          <w:sz w:val="23"/>
+          <w:szCs w:val="23"/>
+        </w:rPr>
+        <w:t xml:space="preserve">Oryza </w:t>
+      </w:r>
+      <w:r>
+        <w:rPr>
+          <w:rFonts w:eastAsia="Aptos" w:cs="Aptos"/>
+          <w:color w:val="1F2937"/>
+          <w:sz w:val="23"/>
+          <w:szCs w:val="23"/>
+        </w:rPr>
+        <w:t>and prior to rice domestication</w:t>
+      </w:r>
+      <w:r>
+        <w:rPr>
+          <w:rFonts w:eastAsia="Aptos" w:cs="Aptos"/>
+          <w:color w:val="1F2937"/>
+          <w:sz w:val="23"/>
+          <w:szCs w:val="23"/>
+        </w:rPr>
+        <w:t xml:space="preserve">. </w:t>
+      </w:r>
+      <w:r>
+        <w:rPr>
+          <w:rFonts w:eastAsia="Aptos" w:cs="Aptos"/>
+          <w:i/>
+          <w:iCs/>
+          <w:color w:val="1F2937"/>
+          <w:sz w:val="23"/>
+          <w:szCs w:val="23"/>
+        </w:rPr>
+        <w:t>2023 IS-MPMI</w:t>
+      </w:r>
+      <w:r>
+        <w:rPr>
+          <w:rFonts w:eastAsia="Aptos" w:cs="Aptos"/>
+          <w:color w:val="1F2937"/>
+          <w:sz w:val="23"/>
+          <w:szCs w:val="23"/>
+        </w:rPr>
+        <w:t>. Rhode Island, PA. July 2023</w:t>
+      </w:r>
+      <w:r>
+        <w:rPr>
+          <w:rFonts w:eastAsia="Aptos" w:cs="Aptos"/>
+          <w:color w:val="1F2937"/>
+          <w:sz w:val="23"/>
+          <w:szCs w:val="23"/>
+        </w:rPr>
+        <w:t>.</w:t>
+      </w:r>
+    </w:p>
+    <w:p>
+      <w:pPr>
+        <w:pStyle w:val="ListParagraph"/>
+        <w:numPr>
+          <w:ilvl w:val="0"/>
+          <w:numId w:val="18"/>
+        </w:numPr>
+        <w:spacing w:after="140" w:line="247" w:lineRule="auto"/>
+        <w:ind w:leftChars="0"/>
+        <w:jc w:val="left"/>
+        <w:rPr>
+          <w:rFonts w:eastAsia="Aptos" w:cs="Aptos"/>
+        </w:rPr>
+      </w:pPr>
+      <w:r>
+        <w:rPr>
           <w:rFonts w:eastAsia="Aptos" w:cs="Aptos" w:hint="eastAsia"/>
           <w:b/>
           <w:bCs/>
@@ -5016,11 +5094,275 @@
       <w:r>
         <w:rPr>
           <w:rFonts w:eastAsia="Aptos" w:cs="Aptos" w:hint="eastAsia"/>
+          <w:color w:val="1F2937"/>
+          <w:sz w:val="23"/>
+          <w:szCs w:val="23"/>
+        </w:rPr>
+        <w:t xml:space="preserve">. Genetics approach using whole genome sequencing to rapidly identify the genomic loci involved in biological traits of rice blast fungus. </w:t>
+      </w:r>
+      <w:r>
+        <w:rPr>
+          <w:rFonts w:eastAsia="Aptos" w:cs="Aptos" w:hint="eastAsia"/>
+          <w:i/>
+          <w:iCs/>
+          <w:color w:val="1F2937"/>
+          <w:sz w:val="23"/>
+          <w:szCs w:val="23"/>
+        </w:rPr>
+        <w:t>12th Japan-US Seminar in Plant Pathology</w:t>
+      </w:r>
+      <w:r>
+        <w:rPr>
+          <w:rFonts w:eastAsia="Aptos" w:cs="Aptos" w:hint="eastAsia"/>
+          <w:color w:val="1F2937"/>
+          <w:sz w:val="23"/>
+          <w:szCs w:val="23"/>
+        </w:rPr>
+        <w:t>. Zoom workshop. October 2020</w:t>
+      </w:r>
+      <w:r>
+        <w:rPr>
+          <w:rFonts w:eastAsia="Aptos" w:cs="Aptos"/>
+          <w:color w:val="1F2937"/>
+          <w:sz w:val="23"/>
+          <w:szCs w:val="23"/>
+        </w:rPr>
+        <w:t>.</w:t>
+      </w:r>
+    </w:p>
+    <w:p>
+      <w:pPr>
+        <w:pStyle w:val="ListParagraph"/>
+        <w:numPr>
+          <w:ilvl w:val="0"/>
+          <w:numId w:val="18"/>
+        </w:numPr>
+        <w:spacing w:after="140" w:line="247" w:lineRule="auto"/>
+        <w:ind w:leftChars="0"/>
+        <w:jc w:val="left"/>
+        <w:rPr>
+          <w:rFonts w:eastAsia="Aptos" w:cs="Aptos"/>
+        </w:rPr>
+      </w:pPr>
+      <w:r>
+        <w:rPr>
+          <w:rFonts w:eastAsia="Aptos" w:cs="Aptos" w:hint="eastAsia"/>
           <w:b/>
           <w:bCs/>
           <w:color w:val="1F2937"/>
           <w:sz w:val="23"/>
           <w:szCs w:val="23"/>
+          <w:u w:val="single"/>
+        </w:rPr>
+        <w:t>Sugihara</w:t>
+      </w:r>
+      <w:r>
+        <w:rPr>
+          <w:rFonts w:eastAsia="Aptos" w:cs="Aptos"/>
+          <w:b/>
+          <w:bCs/>
+          <w:color w:val="1F2937"/>
+          <w:sz w:val="23"/>
+          <w:szCs w:val="23"/>
+          <w:u w:val="single"/>
+        </w:rPr>
+        <w:t xml:space="preserve"> Y</w:t>
+      </w:r>
+      <w:r>
+        <w:rPr>
+          <w:rFonts w:eastAsia="Aptos" w:cs="Aptos" w:hint="eastAsia"/>
+          <w:color w:val="1F2937"/>
+          <w:sz w:val="23"/>
+          <w:szCs w:val="23"/>
+        </w:rPr>
+        <w:t>, Natsume</w:t>
+      </w:r>
+      <w:r>
+        <w:rPr>
+          <w:rFonts w:eastAsia="Aptos" w:cs="Aptos"/>
+          <w:color w:val="1F2937"/>
+          <w:sz w:val="23"/>
+          <w:szCs w:val="23"/>
+        </w:rPr>
+        <w:t xml:space="preserve"> S</w:t>
+      </w:r>
+      <w:r>
+        <w:rPr>
+          <w:rFonts w:eastAsia="Aptos" w:cs="Aptos" w:hint="eastAsia"/>
+          <w:color w:val="1F2937"/>
+          <w:sz w:val="23"/>
+          <w:szCs w:val="23"/>
+        </w:rPr>
+        <w:t>, Abe</w:t>
+      </w:r>
+      <w:r>
+        <w:rPr>
+          <w:rFonts w:eastAsia="Aptos" w:cs="Aptos"/>
+          <w:color w:val="1F2937"/>
+          <w:sz w:val="23"/>
+          <w:szCs w:val="23"/>
+        </w:rPr>
+        <w:t xml:space="preserve"> A</w:t>
+      </w:r>
+      <w:r>
+        <w:rPr>
+          <w:rFonts w:eastAsia="Aptos" w:cs="Aptos" w:hint="eastAsia"/>
+          <w:color w:val="1F2937"/>
+          <w:sz w:val="23"/>
+          <w:szCs w:val="23"/>
+        </w:rPr>
+        <w:t>, Shimizu</w:t>
+      </w:r>
+      <w:r>
+        <w:rPr>
+          <w:rFonts w:eastAsia="Aptos" w:cs="Aptos"/>
+          <w:color w:val="1F2937"/>
+          <w:sz w:val="23"/>
+          <w:szCs w:val="23"/>
+        </w:rPr>
+        <w:t xml:space="preserve"> M</w:t>
+      </w:r>
+      <w:r>
+        <w:rPr>
+          <w:rFonts w:eastAsia="Aptos" w:cs="Aptos" w:hint="eastAsia"/>
+          <w:color w:val="1F2937"/>
+          <w:sz w:val="23"/>
+          <w:szCs w:val="23"/>
+        </w:rPr>
+        <w:t>, Obidiegwu</w:t>
+      </w:r>
+      <w:r>
+        <w:rPr>
+          <w:rFonts w:eastAsia="Aptos" w:cs="Aptos"/>
+          <w:color w:val="1F2937"/>
+          <w:sz w:val="23"/>
+          <w:szCs w:val="23"/>
+        </w:rPr>
+        <w:t xml:space="preserve"> J</w:t>
+      </w:r>
+      <w:r>
+        <w:rPr>
+          <w:rFonts w:eastAsia="Aptos" w:cs="Aptos" w:hint="eastAsia"/>
+          <w:color w:val="1F2937"/>
+          <w:sz w:val="23"/>
+          <w:szCs w:val="23"/>
+        </w:rPr>
+        <w:t>, Terauchi</w:t>
+      </w:r>
+      <w:r>
+        <w:rPr>
+          <w:rFonts w:eastAsia="Aptos" w:cs="Aptos"/>
+          <w:color w:val="1F2937"/>
+          <w:sz w:val="23"/>
+          <w:szCs w:val="23"/>
+        </w:rPr>
+        <w:t xml:space="preserve"> R</w:t>
+      </w:r>
+      <w:r>
+        <w:rPr>
+          <w:rFonts w:eastAsia="Aptos" w:cs="Aptos" w:hint="eastAsia"/>
+          <w:color w:val="1F2937"/>
+          <w:sz w:val="23"/>
+          <w:szCs w:val="23"/>
+        </w:rPr>
+        <w:t xml:space="preserve">. Population genomics of </w:t>
+      </w:r>
+      <w:r>
+        <w:rPr>
+          <w:rFonts w:eastAsia="Aptos" w:cs="Aptos" w:hint="eastAsia"/>
+          <w:i/>
+          <w:iCs/>
+          <w:color w:val="1F2937"/>
+          <w:sz w:val="23"/>
+          <w:szCs w:val="23"/>
+        </w:rPr>
+        <w:t>Dioscorea tokoro</w:t>
+      </w:r>
+      <w:r>
+        <w:rPr>
+          <w:rFonts w:eastAsia="Aptos" w:cs="Aptos" w:hint="eastAsia"/>
+          <w:color w:val="1F2937"/>
+          <w:sz w:val="23"/>
+          <w:szCs w:val="23"/>
+        </w:rPr>
+        <w:t xml:space="preserve">, a wild yam species. </w:t>
+      </w:r>
+      <w:r>
+        <w:rPr>
+          <w:rFonts w:eastAsia="Aptos" w:cs="Aptos" w:hint="eastAsia"/>
+          <w:i/>
+          <w:iCs/>
+          <w:color w:val="1F2937"/>
+          <w:sz w:val="23"/>
+          <w:szCs w:val="23"/>
+        </w:rPr>
+        <w:t>Plant and Animal Genome (PAG) XXVII Conference</w:t>
+      </w:r>
+      <w:r>
+        <w:rPr>
+          <w:rFonts w:eastAsia="Aptos" w:cs="Aptos" w:hint="eastAsia"/>
+          <w:color w:val="1F2937"/>
+          <w:sz w:val="23"/>
+          <w:szCs w:val="23"/>
+        </w:rPr>
+        <w:t>. San Diego, CA. January 2019</w:t>
+      </w:r>
+      <w:r>
+        <w:rPr>
+          <w:rFonts w:eastAsia="Aptos" w:cs="Aptos"/>
+          <w:color w:val="1F2937"/>
+          <w:sz w:val="23"/>
+          <w:szCs w:val="23"/>
+        </w:rPr>
+        <w:t>.</w:t>
+      </w:r>
+    </w:p>
+    <w:p>
+      <w:pPr>
+        <w:pStyle w:val="ListParagraph"/>
+        <w:numPr>
+          <w:ilvl w:val="0"/>
+          <w:numId w:val="18"/>
+        </w:numPr>
+        <w:spacing w:after="140" w:line="247" w:lineRule="auto"/>
+        <w:ind w:leftChars="0"/>
+        <w:jc w:val="left"/>
+        <w:rPr>
+          <w:rFonts w:eastAsia="Aptos" w:cs="Aptos"/>
+        </w:rPr>
+      </w:pPr>
+      <w:r>
+        <w:rPr>
+          <w:rFonts w:eastAsia="Aptos" w:cs="Aptos" w:hint="eastAsia"/>
+          <w:b/>
+          <w:bCs/>
+          <w:color w:val="1F2937"/>
+          <w:sz w:val="23"/>
+          <w:szCs w:val="23"/>
+          <w:u w:val="single"/>
+        </w:rPr>
+        <w:t>Sugihara</w:t>
+      </w:r>
+      <w:r>
+        <w:rPr>
+          <w:rFonts w:eastAsia="Aptos" w:cs="Aptos"/>
+          <w:b/>
+          <w:bCs/>
+          <w:color w:val="1F2937"/>
+          <w:sz w:val="23"/>
+          <w:szCs w:val="23"/>
+          <w:u w:val="single"/>
+        </w:rPr>
+        <w:t xml:space="preserve"> Y</w:t>
+      </w:r>
+      <w:r>
+        <w:rPr>
+          <w:rFonts w:eastAsia="Aptos" w:cs="Aptos" w:hint="eastAsia"/>
+          <w:b/>
+          <w:bCs/>
+          <w:color w:val="1F2937"/>
+          <w:sz w:val="23"/>
+          <w:szCs w:val="23"/>
         </w:rPr>
         <w:t>,</w:t>
       </w:r>
@@ -5139,7 +5481,17 @@
           <w:sz w:val="23"/>
           <w:szCs w:val="23"/>
         </w:rPr>
-        <w:t xml:space="preserve">. Application of population genomics and GWAS to </w:t>
+        <w:t xml:space="preserve">. Application of </w:t>
+      </w:r>
+      <w:r>
+        <w:rPr>
+          <w:rFonts w:eastAsia="Aptos" w:cs="Aptos" w:hint="eastAsia"/>
+          <w:color w:val="1F2937"/>
+          <w:sz w:val="23"/>
+          <w:szCs w:val="23"/>
+        </w:rPr>
+        <w:lastRenderedPageBreak/>
+        <w:t xml:space="preserve">population genomics and GWAS to </w:t>
       </w:r>
       <w:r>
         <w:rPr>
@@ -5388,14 +5740,7 @@
         <w:rPr>
           <w:color w:val="1F2937"/>
         </w:rPr>
-        <w:t xml:space="preserve">JSPS KAKENHI Grant-in-Aid for Research Activity Start-up (24K23134), Principal Investigator. Elucidating host-adaptive evolution and diversity of foxtail millet blast fungus. Iwate </w:t>
-      </w:r>
-      <w:r>
-        <w:rPr>
-          <w:color w:val="1F2937"/>
-        </w:rPr>
-        <w:lastRenderedPageBreak/>
-        <w:t>Biotechnology Research Center, 31 Jul 2024-31 Mar 2025. Total: ¥2,730,000 (direct: ¥2,100,000; indirect: ¥630,000).</w:t>
+        <w:t>JSPS KAKENHI Grant-in-Aid for Research Activity Start-up (24K23134), Principal Investigator. Elucidating host-adaptive evolution and diversity of foxtail millet blast fungus. Iwate Biotechnology Research Center, 31 Jul 2024-31 Mar 2025. Total: ¥2,730,000 (direct: ¥2,100,000; indirect: ¥630,000).</w:t>
       </w:r>
     </w:p>
     <w:p>
@@ -5812,7 +6157,57 @@
           <w:sz w:val="23"/>
           <w:szCs w:val="23"/>
         </w:rPr>
-        <w:t>Annals of Botany (1)</w:t>
+        <w:t>Molecular Plant-Microbe Interaction</w:t>
+      </w:r>
+      <w:r>
+        <w:rPr>
+          <w:rFonts w:eastAsia="Aptos" w:cs="Aptos"/>
+          <w:color w:val="1F2937"/>
+          <w:sz w:val="23"/>
+          <w:szCs w:val="23"/>
+        </w:rPr>
+        <w:t xml:space="preserve"> (1)</w:t>
+      </w:r>
+    </w:p>
+    <w:p>
+      <w:pPr>
+        <w:pStyle w:val="ListParagraph"/>
+        <w:numPr>
+          <w:ilvl w:val="0"/>
+          <w:numId w:val="15"/>
+        </w:numPr>
+        <w:spacing w:after="140" w:line="247" w:lineRule="auto"/>
+        <w:ind w:leftChars="0"/>
+        <w:rPr>
+          <w:rFonts w:eastAsia="Aptos" w:cs="Aptos"/>
+        </w:rPr>
+      </w:pPr>
+      <w:r>
+        <w:rPr>
+          <w:rFonts w:eastAsia="Aptos" w:cs="Aptos"/>
+          <w:color w:val="1F2937"/>
+          <w:sz w:val="23"/>
+          <w:szCs w:val="23"/>
+        </w:rPr>
+        <w:t>Annals of Botany (</w:t>
+      </w:r>
+      <w:r>
+        <w:rPr>
+          <w:rFonts w:eastAsia="Aptos" w:cs="Aptos"/>
+          <w:color w:val="1F2937"/>
+          <w:sz w:val="23"/>
+          <w:szCs w:val="23"/>
+        </w:rPr>
+        <w:t>2</w:t>
+      </w:r>
+      <w:r>
+        <w:rPr>
+          <w:rFonts w:eastAsia="Aptos" w:cs="Aptos"/>
+          <w:color w:val="1F2937"/>
+          <w:sz w:val="23"/>
+          <w:szCs w:val="23"/>
+        </w:rPr>
+        <w:t>)</w:t>
       </w:r>
     </w:p>
     <w:p>

--- a/CV/Yu_Sugihara_CV.docx
+++ b/CV/Yu_Sugihara_CV.docx
@@ -3457,6 +3457,80 @@
           <w:sz w:val="21"/>
         </w:rPr>
         <w:t>+ Authors contributed equally</w:t>
+      </w:r>
+    </w:p>
+    <w:p>
+      <w:pPr>
+        <w:numPr>
+          <w:ilvl w:val="0"/>
+          <w:numId w:val="29"/>
+        </w:numPr>
+        <w:tabs>
+          <w:tab w:val="num" w:pos="720"/>
+        </w:tabs>
+        <w:spacing w:after="140" w:line="247" w:lineRule="auto"/>
+        <w:jc w:val="left"/>
+        <w:rPr>
+          <w:rFonts w:eastAsia="Aptos" w:cs="Aptos"/>
+        </w:rPr>
+      </w:pPr>
+      <w:r>
+        <w:rPr>
+          <w:rFonts w:ascii="Aptos" w:hAnsi="Aptos" w:eastAsia="Aptos" w:cs="Aptos"/>
+          <w:b/>
+          <w:i w:val="0"/>
+          <w:color w:val="1F2937"/>
+          <w:sz w:val="23"/>
+          <w:u w:val="single"/>
+        </w:rPr>
+        <w:t>Sugihara Y</w:t>
+      </w:r>
+      <w:r>
+        <w:rPr>
+          <w:rFonts w:ascii="Aptos" w:hAnsi="Aptos" w:eastAsia="Aptos" w:cs="Aptos"/>
+          <w:i w:val="0"/>
+          <w:color w:val="1F2937"/>
+          <w:sz w:val="23"/>
+        </w:rPr>
+        <w:t xml:space="preserve">, Hak H, Laksanavilat N, Azcue JM, Spiegelman Z, Madhuprakash J* (2026) </w:t>
+      </w:r>
+      <w:hyperlink r:id="rId32" w:history="1">
+        <w:r>
+          <w:rPr>
+            <w:rStyle w:val="Hyperlink"/>
+            <w:rFonts w:eastAsia="Aptos" w:cs="Aptos"/>
+            <w:sz w:val="23"/>
+            <w:szCs w:val="23"/>
+          </w:rPr>
+          <w:t>Convergent recognition of tobamovirus movement proteins by phylogenetically distinct NLR immune receptors</w:t>
+        </w:r>
+      </w:hyperlink>
+      <w:r>
+        <w:rPr>
+          <w:rFonts w:ascii="Aptos" w:hAnsi="Aptos" w:eastAsia="Aptos" w:cs="Aptos"/>
+          <w:i w:val="0"/>
+          <w:color w:val="1F2937"/>
+          <w:sz w:val="23"/>
+        </w:rPr>
+        <w:t xml:space="preserve">. </w:t>
+      </w:r>
+      <w:r>
+        <w:rPr>
+          <w:rFonts w:ascii="Aptos" w:hAnsi="Aptos" w:eastAsia="Aptos" w:cs="Aptos"/>
+          <w:i/>
+          <w:color w:val="1F2937"/>
+          <w:sz w:val="23"/>
+        </w:rPr>
+        <w:t>bioRxiv</w:t>
+      </w:r>
+      <w:r>
+        <w:rPr>
+          <w:rFonts w:ascii="Aptos" w:hAnsi="Aptos" w:eastAsia="Aptos" w:cs="Aptos"/>
+          <w:i w:val="0"/>
+          <w:color w:val="1F2937"/>
+          <w:sz w:val="23"/>
+        </w:rPr>
+        <w:t>. DOI:10.64898/2026.10.05.756766</w:t>
       </w:r>
     </w:p>
     <w:p>

--- a/CV/Yu_Sugihara_CV.docx
+++ b/CV/Yu_Sugihara_CV.docx
@@ -6613,12 +6613,12 @@
       <w:start w:val="1"/>
       <w:numFmt w:val="decimal"/>
       <w:lvlText w:val="%1."/>
-      <w:lvlJc w:val="left"/>
+      <w:lvlJc w:val="right"/>
       <w:pPr>
         <w:tabs>
           <w:tab w:val="num" w:pos="360"/>
         </w:tabs>
-        <w:ind w:left="360" w:hanging="360"/>
+        <w:ind w:left="360" w:hanging="120"/>
       </w:pPr>
     </w:lvl>
     <w:lvl w:ilvl="1" w:tentative="1">
@@ -7329,9 +7329,9 @@
       <w:start w:val="1"/>
       <w:numFmt w:val="decimal"/>
       <w:lvlText w:val="%1."/>
-      <w:lvlJc w:val="left"/>
-      <w:pPr>
-        <w:ind w:left="360" w:hanging="360"/>
+      <w:lvlJc w:val="right"/>
+      <w:pPr>
+        <w:ind w:left="360" w:hanging="120"/>
       </w:pPr>
       <w:rPr>
         <w:i w:val="0"/>
@@ -7532,12 +7532,12 @@
       <w:start w:val="1"/>
       <w:numFmt w:val="decimal"/>
       <w:lvlText w:val="%1."/>
-      <w:lvlJc w:val="left"/>
+      <w:lvlJc w:val="right"/>
       <w:pPr>
         <w:tabs>
           <w:tab w:val="num" w:pos="360"/>
         </w:tabs>
-        <w:ind w:left="360" w:hanging="360"/>
+        <w:ind w:left="360" w:hanging="120"/>
       </w:pPr>
     </w:lvl>
     <w:lvl w:ilvl="1" w:tentative="1">
@@ -9217,9 +9217,9 @@
       <w:start w:val="1"/>
       <w:numFmt w:val="decimal"/>
       <w:lvlText w:val="%1."/>
-      <w:lvlJc w:val="left"/>
-      <w:pPr>
-        <w:ind w:left="360" w:hanging="360"/>
+      <w:lvlJc w:val="right"/>
+      <w:pPr>
+        <w:ind w:left="360" w:hanging="120"/>
       </w:pPr>
       <w:rPr>
         <w:i w:val="0"/>
@@ -9420,9 +9420,9 @@
       <w:start w:val="1"/>
       <w:numFmt w:val="decimal"/>
       <w:lvlText w:val="%1."/>
-      <w:lvlJc w:val="left"/>
-      <w:pPr>
-        <w:ind w:left="360" w:hanging="360"/>
+      <w:lvlJc w:val="right"/>
+      <w:pPr>
+        <w:ind w:left="360" w:hanging="120"/>
       </w:pPr>
     </w:lvl>
     <w:lvl w:ilvl="1" w:tplc="04090019" w:tentative="1">
